--- a/pesaje/analytica/Report/PrintTicket.docx
+++ b/pesaje/analytica/Report/PrintTicket.docx
@@ -3939,7 +3939,7 @@
                 <w:sz w:val="16"/>
                 <w:szCs w:val="16"/>
               </w:rPr>
-              <w:instrText xml:space="preserve"> MERGEFIELD  nom_usuario  \* MERGEFORMAT </w:instrText>
+              <w:instrText xml:space="preserve"> MERGEFIELD  usu_create  \* MERGEFORMAT </w:instrText>
             </w:r>
             <w:r>
               <w:rPr>
@@ -3960,7 +3960,7 @@
                 <w:sz w:val="16"/>
                 <w:szCs w:val="16"/>
               </w:rPr>
-              <w:t>«nom_usuario»</w:t>
+              <w:t>«usu_create»</w:t>
             </w:r>
             <w:r>
               <w:rPr>

--- a/pesaje/analytica/Report/PrintTicket.docx
+++ b/pesaje/analytica/Report/PrintTicket.docx
@@ -782,7 +782,6 @@
                 <w:szCs w:val="16"/>
               </w:rPr>
             </w:pPr>
-            <w:proofErr w:type="gramStart"/>
             <w:r>
               <w:rPr>
                 <w:rFonts w:ascii="Arial" w:hAnsi="Arial"/>
@@ -792,33 +791,8 @@
                 <w:szCs w:val="16"/>
                 <w:lang w:val="es-PE"/>
               </w:rPr>
-              <w:t>Ticket</w:t>
-            </w:r>
-            <w:proofErr w:type="gramEnd"/>
-            <w:r>
-              <w:rPr>
-                <w:rFonts w:ascii="Arial" w:hAnsi="Arial"/>
-                <w:b/>
-                <w:color w:val="000000" w:themeColor="text1"/>
-                <w:sz w:val="16"/>
-                <w:szCs w:val="16"/>
-                <w:lang w:val="es-PE"/>
-              </w:rPr>
-              <w:t xml:space="preserve"> de Pesaje </w:t>
-            </w:r>
-            <w:proofErr w:type="spellStart"/>
-            <w:r>
-              <w:rPr>
-                <w:rFonts w:ascii="Arial" w:hAnsi="Arial"/>
-                <w:b/>
-                <w:color w:val="000000" w:themeColor="text1"/>
-                <w:sz w:val="16"/>
-                <w:szCs w:val="16"/>
-                <w:lang w:val="es-PE"/>
-              </w:rPr>
-              <w:t>N°</w:t>
-            </w:r>
-            <w:proofErr w:type="spellEnd"/>
+              <w:t>Ticket de Pesaje N°</w:t>
+            </w:r>
           </w:p>
         </w:tc>
         <w:tc>
@@ -2047,7 +2021,6 @@
                 <w:szCs w:val="16"/>
               </w:rPr>
             </w:pPr>
-            <w:proofErr w:type="spellStart"/>
             <w:r>
               <w:rPr>
                 <w:rFonts w:ascii="Arial" w:hAnsi="Arial"/>
@@ -2057,19 +2030,7 @@
                 <w:szCs w:val="16"/>
                 <w:lang w:val="es-PE"/>
               </w:rPr>
-              <w:t>N°</w:t>
-            </w:r>
-            <w:proofErr w:type="spellEnd"/>
-            <w:r>
-              <w:rPr>
-                <w:rFonts w:ascii="Arial" w:hAnsi="Arial"/>
-                <w:b/>
-                <w:color w:val="000000" w:themeColor="text1"/>
-                <w:sz w:val="16"/>
-                <w:szCs w:val="16"/>
-                <w:lang w:val="es-PE"/>
-              </w:rPr>
-              <w:t xml:space="preserve"> Doc / Guia R.</w:t>
+              <w:t>N° Doc / Guia R.</w:t>
             </w:r>
           </w:p>
         </w:tc>
@@ -2441,7 +2402,6 @@
                 <w:szCs w:val="16"/>
               </w:rPr>
             </w:pPr>
-            <w:proofErr w:type="spellStart"/>
             <w:r>
               <w:rPr>
                 <w:rFonts w:ascii="Arial" w:hAnsi="Arial"/>
@@ -2453,7 +2413,6 @@
               </w:rPr>
               <w:t>Producto</w:t>
             </w:r>
-            <w:proofErr w:type="spellEnd"/>
           </w:p>
         </w:tc>
         <w:tc>
@@ -2479,7 +2438,6 @@
                 <w:szCs w:val="16"/>
               </w:rPr>
             </w:pPr>
-            <w:proofErr w:type="spellStart"/>
             <w:r>
               <w:rPr>
                 <w:rFonts w:ascii="Arial" w:hAnsi="Arial"/>
@@ -2491,7 +2449,6 @@
               </w:rPr>
               <w:t>Procedencia</w:t>
             </w:r>
-            <w:proofErr w:type="spellEnd"/>
           </w:p>
         </w:tc>
         <w:tc>
@@ -2517,7 +2474,6 @@
                 <w:szCs w:val="16"/>
               </w:rPr>
             </w:pPr>
-            <w:proofErr w:type="spellStart"/>
             <w:r>
               <w:rPr>
                 <w:rFonts w:ascii="Arial" w:hAnsi="Arial"/>
@@ -2529,7 +2485,6 @@
               </w:rPr>
               <w:t>Envase</w:t>
             </w:r>
-            <w:proofErr w:type="spellEnd"/>
           </w:p>
         </w:tc>
         <w:tc>
@@ -2555,7 +2510,6 @@
                 <w:szCs w:val="16"/>
               </w:rPr>
             </w:pPr>
-            <w:proofErr w:type="spellStart"/>
             <w:r>
               <w:rPr>
                 <w:rFonts w:ascii="Arial" w:hAnsi="Arial"/>
@@ -2567,7 +2521,6 @@
               </w:rPr>
               <w:t>Cantidad</w:t>
             </w:r>
-            <w:proofErr w:type="spellEnd"/>
           </w:p>
         </w:tc>
         <w:tc>
@@ -3402,6 +3355,16 @@
               </w:rPr>
               <w:fldChar w:fldCharType="end"/>
             </w:r>
+            <w:r>
+              <w:rPr>
+                <w:rFonts w:ascii="Arial" w:hAnsi="Arial"/>
+                <w:bCs/>
+                <w:color w:val="000000" w:themeColor="text1"/>
+                <w:sz w:val="16"/>
+                <w:szCs w:val="16"/>
+              </w:rPr>
+              <w:t xml:space="preserve"> KG  </w:t>
+            </w:r>
           </w:p>
         </w:tc>
         <w:tc>
@@ -3419,6 +3382,16 @@
                 <w:lang w:val="es-PE"/>
               </w:rPr>
             </w:pPr>
+            <w:r>
+              <w:rPr>
+                <w:rFonts w:ascii="Arial" w:hAnsi="Arial"/>
+                <w:bCs/>
+                <w:color w:val="000000" w:themeColor="text1"/>
+                <w:sz w:val="16"/>
+                <w:szCs w:val="16"/>
+              </w:rPr>
+              <w:t xml:space="preserve">  </w:t>
+            </w:r>
             <w:r>
               <w:rPr>
                 <w:rFonts w:ascii="Arial" w:hAnsi="Arial"/>
@@ -3663,6 +3636,16 @@
               </w:rPr>
               <w:fldChar w:fldCharType="end"/>
             </w:r>
+            <w:r>
+              <w:rPr>
+                <w:rFonts w:ascii="Arial" w:hAnsi="Arial"/>
+                <w:bCs/>
+                <w:color w:val="000000" w:themeColor="text1"/>
+                <w:sz w:val="16"/>
+                <w:szCs w:val="16"/>
+              </w:rPr>
+              <w:t xml:space="preserve"> KG</w:t>
+            </w:r>
           </w:p>
         </w:tc>
         <w:tc>
@@ -3679,6 +3662,16 @@
                 <w:szCs w:val="16"/>
               </w:rPr>
             </w:pPr>
+            <w:r>
+              <w:rPr>
+                <w:rFonts w:ascii="Arial" w:hAnsi="Arial"/>
+                <w:bCs/>
+                <w:color w:val="000000" w:themeColor="text1"/>
+                <w:sz w:val="16"/>
+                <w:szCs w:val="16"/>
+              </w:rPr>
+              <w:t xml:space="preserve">  </w:t>
+            </w:r>
             <w:r>
               <w:rPr>
                 <w:rFonts w:ascii="Arial" w:hAnsi="Arial"/>
@@ -3860,6 +3853,16 @@
                 <w:szCs w:val="16"/>
               </w:rPr>
               <w:fldChar w:fldCharType="end"/>
+            </w:r>
+            <w:r>
+              <w:rPr>
+                <w:rFonts w:ascii="Arial" w:hAnsi="Arial"/>
+                <w:bCs/>
+                <w:color w:val="000000" w:themeColor="text1"/>
+                <w:sz w:val="16"/>
+                <w:szCs w:val="16"/>
+              </w:rPr>
+              <w:t xml:space="preserve"> KG</w:t>
             </w:r>
           </w:p>
         </w:tc>

--- a/pesaje/analytica/Report/PrintTicket.docx
+++ b/pesaje/analytica/Report/PrintTicket.docx
@@ -244,17 +244,87 @@
           <w:p>
             <w:pPr>
               <w:pStyle w:val="Encabezado"/>
-              <w:ind w:left="142"/>
+              <w:rPr>
+                <w:rFonts w:ascii="Arial" w:hAnsi="Arial"/>
+                <w:b/>
+                <w:bCs/>
+                <w:lang w:val="it-IT"/>
+              </w:rPr>
+            </w:pPr>
+          </w:p>
+        </w:tc>
+        <w:tc>
+          <w:tcPr>
+            <w:tcW w:w="5386" w:type="dxa"/>
+          </w:tcPr>
+          <w:p>
+            <w:pPr>
               <w:jc w:val="center"/>
               <w:rPr>
                 <w:rFonts w:ascii="Arial" w:hAnsi="Arial"/>
                 <w:b/>
                 <w:bCs/>
-                <w:sz w:val="14"/>
-                <w:szCs w:val="14"/>
+                <w:sz w:val="28"/>
+                <w:szCs w:val="28"/>
                 <w:lang w:val="it-IT"/>
               </w:rPr>
             </w:pPr>
+            <w:r>
+              <w:rPr>
+                <w:rFonts w:ascii="Arial" w:hAnsi="Arial"/>
+                <w:b/>
+                <w:bCs/>
+                <w:sz w:val="28"/>
+                <w:szCs w:val="28"/>
+                <w:lang w:val="it-IT"/>
+              </w:rPr>
+              <w:fldChar w:fldCharType="begin"/>
+            </w:r>
+            <w:r>
+              <w:rPr>
+                <w:rFonts w:ascii="Arial" w:hAnsi="Arial"/>
+                <w:b/>
+                <w:bCs/>
+                <w:sz w:val="28"/>
+                <w:szCs w:val="28"/>
+                <w:lang w:val="it-IT"/>
+              </w:rPr>
+              <w:instrText xml:space="preserve"> MERGEFIELD  razon_social_empresa  \* MERGEFORMAT </w:instrText>
+            </w:r>
+            <w:r>
+              <w:rPr>
+                <w:rFonts w:ascii="Arial" w:hAnsi="Arial"/>
+                <w:b/>
+                <w:bCs/>
+                <w:sz w:val="28"/>
+                <w:szCs w:val="28"/>
+                <w:lang w:val="it-IT"/>
+              </w:rPr>
+              <w:fldChar w:fldCharType="separate"/>
+            </w:r>
+            <w:r>
+              <w:rPr>
+                <w:rFonts w:ascii="Arial" w:hAnsi="Arial"/>
+                <w:b/>
+                <w:bCs/>
+                <w:noProof/>
+                <w:sz w:val="28"/>
+                <w:szCs w:val="28"/>
+                <w:lang w:val="it-IT"/>
+              </w:rPr>
+              <w:t>«razon_social_empresa»</w:t>
+            </w:r>
+            <w:r>
+              <w:rPr>
+                <w:rFonts w:ascii="Arial" w:hAnsi="Arial"/>
+                <w:b/>
+                <w:bCs/>
+                <w:sz w:val="28"/>
+                <w:szCs w:val="28"/>
+                <w:lang w:val="it-IT"/>
+              </w:rPr>
+              <w:fldChar w:fldCharType="end"/>
+            </w:r>
           </w:p>
           <w:p>
             <w:pPr>
@@ -265,6 +335,8 @@
                 <w:rFonts w:ascii="Arial" w:hAnsi="Arial"/>
                 <w:b/>
                 <w:bCs/>
+                <w:sz w:val="24"/>
+                <w:szCs w:val="24"/>
                 <w:lang w:val="it-IT"/>
               </w:rPr>
             </w:pPr>
@@ -273,8 +345,6 @@
                 <w:rFonts w:ascii="Arial" w:hAnsi="Arial"/>
                 <w:b/>
                 <w:bCs/>
-                <w:sz w:val="14"/>
-                <w:szCs w:val="14"/>
                 <w:lang w:val="it-IT"/>
               </w:rPr>
               <w:fldChar w:fldCharType="begin"/>
@@ -284,21 +354,36 @@
                 <w:rFonts w:ascii="Arial" w:hAnsi="Arial"/>
                 <w:b/>
                 <w:bCs/>
-                <w:sz w:val="14"/>
-                <w:szCs w:val="14"/>
                 <w:lang w:val="it-IT"/>
               </w:rPr>
-              <w:instrText xml:space="preserve"> MERGEFIELD  razon_social_empresa  \* MERGEFORMAT </w:instrText>
-            </w:r>
-            <w:r>
-              <w:rPr>
-                <w:rFonts w:ascii="Arial" w:hAnsi="Arial"/>
-                <w:b/>
-                <w:bCs/>
-                <w:sz w:val="14"/>
-                <w:szCs w:val="14"/>
+              <w:instrText xml:space="preserve"> MERGEFIELD  </w:instrText>
+            </w:r>
+            <w:r>
+              <w:rPr>
+                <w:rFonts w:ascii="Arial" w:hAnsi="Arial"/>
+                <w:b/>
+                <w:bCs/>
+                <w:noProof/>
                 <w:lang w:val="it-IT"/>
               </w:rPr>
+              <w:instrText>direc_empresa</w:instrText>
+            </w:r>
+            <w:r>
+              <w:rPr>
+                <w:rFonts w:ascii="Arial" w:hAnsi="Arial"/>
+                <w:b/>
+                <w:bCs/>
+                <w:lang w:val="it-IT"/>
+              </w:rPr>
+              <w:instrText xml:space="preserve">  \* MERGEFORMAT </w:instrText>
+            </w:r>
+            <w:r>
+              <w:rPr>
+                <w:rFonts w:ascii="Arial" w:hAnsi="Arial"/>
+                <w:b/>
+                <w:bCs/>
+                <w:lang w:val="it-IT"/>
+              </w:rPr>
               <w:fldChar w:fldCharType="separate"/>
             </w:r>
             <w:r>
@@ -307,35 +392,20 @@
                 <w:b/>
                 <w:bCs/>
                 <w:noProof/>
-                <w:sz w:val="14"/>
-                <w:szCs w:val="14"/>
                 <w:lang w:val="it-IT"/>
               </w:rPr>
-              <w:t>«razon_social_empresa»</w:t>
-            </w:r>
-            <w:r>
-              <w:rPr>
-                <w:rFonts w:ascii="Arial" w:hAnsi="Arial"/>
-                <w:b/>
-                <w:bCs/>
-                <w:sz w:val="14"/>
-                <w:szCs w:val="14"/>
+              <w:t>«direc_empresa»</w:t>
+            </w:r>
+            <w:r>
+              <w:rPr>
+                <w:rFonts w:ascii="Arial" w:hAnsi="Arial"/>
+                <w:b/>
+                <w:bCs/>
                 <w:lang w:val="it-IT"/>
               </w:rPr>
               <w:fldChar w:fldCharType="end"/>
             </w:r>
-            <w:r>
-              <w:rPr>
-                <w:rFonts w:ascii="Arial" w:hAnsi="Arial"/>
-              </w:rPr>
-              <w:t xml:space="preserve">        </w:t>
-            </w:r>
-          </w:p>
-        </w:tc>
-        <w:tc>
-          <w:tcPr>
-            <w:tcW w:w="5386" w:type="dxa"/>
-          </w:tcPr>
+          </w:p>
           <w:p>
             <w:pPr>
               <w:jc w:val="center"/>
@@ -343,67 +413,28 @@
                 <w:rFonts w:ascii="Arial" w:hAnsi="Arial"/>
                 <w:b/>
                 <w:bCs/>
-                <w:sz w:val="28"/>
-                <w:szCs w:val="28"/>
+                <w:sz w:val="32"/>
+                <w:szCs w:val="32"/>
                 <w:lang w:val="it-IT"/>
               </w:rPr>
             </w:pPr>
-            <w:r>
-              <w:rPr>
-                <w:rFonts w:ascii="Arial" w:hAnsi="Arial"/>
-                <w:b/>
-                <w:bCs/>
-                <w:sz w:val="28"/>
-                <w:szCs w:val="28"/>
-                <w:lang w:val="it-IT"/>
-              </w:rPr>
-              <w:fldChar w:fldCharType="begin"/>
-            </w:r>
-            <w:r>
-              <w:rPr>
-                <w:rFonts w:ascii="Arial" w:hAnsi="Arial"/>
-                <w:b/>
-                <w:bCs/>
-                <w:sz w:val="28"/>
-                <w:szCs w:val="28"/>
-                <w:lang w:val="it-IT"/>
-              </w:rPr>
-              <w:instrText xml:space="preserve"> MERGEFIELD  razon_social_empresa  \* MERGEFORMAT </w:instrText>
-            </w:r>
-            <w:r>
-              <w:rPr>
-                <w:rFonts w:ascii="Arial" w:hAnsi="Arial"/>
-                <w:b/>
-                <w:bCs/>
-                <w:sz w:val="28"/>
-                <w:szCs w:val="28"/>
-                <w:lang w:val="it-IT"/>
-              </w:rPr>
-              <w:fldChar w:fldCharType="separate"/>
-            </w:r>
-            <w:r>
-              <w:rPr>
-                <w:rFonts w:ascii="Arial" w:hAnsi="Arial"/>
-                <w:b/>
-                <w:bCs/>
-                <w:noProof/>
-                <w:sz w:val="28"/>
-                <w:szCs w:val="28"/>
-                <w:lang w:val="it-IT"/>
-              </w:rPr>
-              <w:t>«razon_social_empresa»</w:t>
-            </w:r>
-            <w:r>
-              <w:rPr>
-                <w:rFonts w:ascii="Arial" w:hAnsi="Arial"/>
-                <w:b/>
-                <w:bCs/>
-                <w:sz w:val="28"/>
-                <w:szCs w:val="28"/>
-                <w:lang w:val="it-IT"/>
-              </w:rPr>
-              <w:fldChar w:fldCharType="end"/>
-            </w:r>
+          </w:p>
+        </w:tc>
+        <w:tc>
+          <w:tcPr>
+            <w:tcW w:w="2410" w:type="dxa"/>
+          </w:tcPr>
+          <w:p>
+            <w:pPr>
+              <w:pStyle w:val="Encabezado"/>
+              <w:rPr>
+                <w:rFonts w:ascii="Arial" w:hAnsi="Arial"/>
+                <w:b/>
+                <w:bCs/>
+                <w:noProof/>
+                <w:lang w:val="es-PE" w:eastAsia="es-PE"/>
+              </w:rPr>
+            </w:pPr>
           </w:p>
           <w:p>
             <w:pPr>
@@ -411,116 +442,6 @@
               <w:ind w:left="142"/>
               <w:jc w:val="center"/>
               <w:rPr>
-                <w:rFonts w:ascii="Arial" w:hAnsi="Arial"/>
-                <w:b/>
-                <w:bCs/>
-                <w:sz w:val="24"/>
-                <w:szCs w:val="24"/>
-                <w:lang w:val="it-IT"/>
-              </w:rPr>
-            </w:pPr>
-            <w:r>
-              <w:rPr>
-                <w:rFonts w:ascii="Arial" w:hAnsi="Arial"/>
-                <w:b/>
-                <w:bCs/>
-                <w:lang w:val="it-IT"/>
-              </w:rPr>
-              <w:fldChar w:fldCharType="begin"/>
-            </w:r>
-            <w:r>
-              <w:rPr>
-                <w:rFonts w:ascii="Arial" w:hAnsi="Arial"/>
-                <w:b/>
-                <w:bCs/>
-                <w:lang w:val="it-IT"/>
-              </w:rPr>
-              <w:instrText xml:space="preserve"> MERGEFIELD  </w:instrText>
-            </w:r>
-            <w:r>
-              <w:rPr>
-                <w:rFonts w:ascii="Arial" w:hAnsi="Arial"/>
-                <w:b/>
-                <w:bCs/>
-                <w:noProof/>
-                <w:lang w:val="it-IT"/>
-              </w:rPr>
-              <w:instrText>direc_empresa</w:instrText>
-            </w:r>
-            <w:r>
-              <w:rPr>
-                <w:rFonts w:ascii="Arial" w:hAnsi="Arial"/>
-                <w:b/>
-                <w:bCs/>
-                <w:lang w:val="it-IT"/>
-              </w:rPr>
-              <w:instrText xml:space="preserve">  \* MERGEFORMAT </w:instrText>
-            </w:r>
-            <w:r>
-              <w:rPr>
-                <w:rFonts w:ascii="Arial" w:hAnsi="Arial"/>
-                <w:b/>
-                <w:bCs/>
-                <w:lang w:val="it-IT"/>
-              </w:rPr>
-              <w:fldChar w:fldCharType="separate"/>
-            </w:r>
-            <w:r>
-              <w:rPr>
-                <w:rFonts w:ascii="Arial" w:hAnsi="Arial"/>
-                <w:b/>
-                <w:bCs/>
-                <w:noProof/>
-                <w:lang w:val="it-IT"/>
-              </w:rPr>
-              <w:t>«direc_empresa»</w:t>
-            </w:r>
-            <w:r>
-              <w:rPr>
-                <w:rFonts w:ascii="Arial" w:hAnsi="Arial"/>
-                <w:b/>
-                <w:bCs/>
-                <w:lang w:val="it-IT"/>
-              </w:rPr>
-              <w:fldChar w:fldCharType="end"/>
-            </w:r>
-          </w:p>
-          <w:p>
-            <w:pPr>
-              <w:jc w:val="center"/>
-              <w:rPr>
-                <w:rFonts w:ascii="Arial" w:hAnsi="Arial"/>
-                <w:b/>
-                <w:bCs/>
-                <w:sz w:val="32"/>
-                <w:szCs w:val="32"/>
-                <w:lang w:val="it-IT"/>
-              </w:rPr>
-            </w:pPr>
-          </w:p>
-        </w:tc>
-        <w:tc>
-          <w:tcPr>
-            <w:tcW w:w="2410" w:type="dxa"/>
-          </w:tcPr>
-          <w:p>
-            <w:pPr>
-              <w:pStyle w:val="Encabezado"/>
-              <w:rPr>
-                <w:rFonts w:ascii="Arial" w:hAnsi="Arial"/>
-                <w:b/>
-                <w:bCs/>
-                <w:noProof/>
-                <w:lang w:val="es-PE" w:eastAsia="es-PE"/>
-              </w:rPr>
-            </w:pPr>
-          </w:p>
-          <w:p>
-            <w:pPr>
-              <w:pStyle w:val="Encabezado"/>
-              <w:ind w:left="142"/>
-              <w:jc w:val="center"/>
-              <w:rPr>
                 <w:b/>
                 <w:noProof/>
                 <w:sz w:val="36"/>
@@ -582,11 +503,9 @@
         </w:tc>
       </w:tr>
     </w:tbl>
-    <w:p/>
     <w:p>
       <w:pPr>
         <w:spacing w:line="200" w:lineRule="exact"/>
-        <w:ind w:left="142"/>
         <w:rPr>
           <w:rFonts w:ascii="Times New Roman" w:eastAsia="Times New Roman" w:hAnsi="Times New Roman"/>
           <w:sz w:val="16"/>
@@ -594,15 +513,6 @@
           <w:lang w:val="es-PE"/>
         </w:rPr>
       </w:pPr>
-      <w:r>
-        <w:rPr>
-          <w:rFonts w:ascii="Times New Roman" w:eastAsia="Times New Roman" w:hAnsi="Times New Roman"/>
-          <w:sz w:val="16"/>
-          <w:szCs w:val="16"/>
-          <w:lang w:val="es-PE"/>
-        </w:rPr>
-        <w:tab/>
-      </w:r>
     </w:p>
     <w:p>
       <w:pPr>
@@ -782,6 +692,7 @@
                 <w:szCs w:val="16"/>
               </w:rPr>
             </w:pPr>
+            <w:proofErr w:type="gramStart"/>
             <w:r>
               <w:rPr>
                 <w:rFonts w:ascii="Arial" w:hAnsi="Arial"/>
@@ -791,8 +702,33 @@
                 <w:szCs w:val="16"/>
                 <w:lang w:val="es-PE"/>
               </w:rPr>
-              <w:t>Ticket de Pesaje N°</w:t>
-            </w:r>
+              <w:t>Ticket</w:t>
+            </w:r>
+            <w:proofErr w:type="gramEnd"/>
+            <w:r>
+              <w:rPr>
+                <w:rFonts w:ascii="Arial" w:hAnsi="Arial"/>
+                <w:b/>
+                <w:color w:val="000000" w:themeColor="text1"/>
+                <w:sz w:val="16"/>
+                <w:szCs w:val="16"/>
+                <w:lang w:val="es-PE"/>
+              </w:rPr>
+              <w:t xml:space="preserve"> de Pesaje </w:t>
+            </w:r>
+            <w:proofErr w:type="spellStart"/>
+            <w:r>
+              <w:rPr>
+                <w:rFonts w:ascii="Arial" w:hAnsi="Arial"/>
+                <w:b/>
+                <w:color w:val="000000" w:themeColor="text1"/>
+                <w:sz w:val="16"/>
+                <w:szCs w:val="16"/>
+                <w:lang w:val="es-PE"/>
+              </w:rPr>
+              <w:t>N°</w:t>
+            </w:r>
+            <w:proofErr w:type="spellEnd"/>
           </w:p>
         </w:tc>
         <w:tc>
@@ -2021,6 +1957,7 @@
                 <w:szCs w:val="16"/>
               </w:rPr>
             </w:pPr>
+            <w:proofErr w:type="spellStart"/>
             <w:r>
               <w:rPr>
                 <w:rFonts w:ascii="Arial" w:hAnsi="Arial"/>
@@ -2030,7 +1967,19 @@
                 <w:szCs w:val="16"/>
                 <w:lang w:val="es-PE"/>
               </w:rPr>
-              <w:t>N° Doc / Guia R.</w:t>
+              <w:t>N°</w:t>
+            </w:r>
+            <w:proofErr w:type="spellEnd"/>
+            <w:r>
+              <w:rPr>
+                <w:rFonts w:ascii="Arial" w:hAnsi="Arial"/>
+                <w:b/>
+                <w:color w:val="000000" w:themeColor="text1"/>
+                <w:sz w:val="16"/>
+                <w:szCs w:val="16"/>
+                <w:lang w:val="es-PE"/>
+              </w:rPr>
+              <w:t xml:space="preserve"> Doc / Guia R.</w:t>
             </w:r>
           </w:p>
         </w:tc>
@@ -2402,6 +2351,7 @@
                 <w:szCs w:val="16"/>
               </w:rPr>
             </w:pPr>
+            <w:proofErr w:type="spellStart"/>
             <w:r>
               <w:rPr>
                 <w:rFonts w:ascii="Arial" w:hAnsi="Arial"/>
@@ -2413,6 +2363,7 @@
               </w:rPr>
               <w:t>Producto</w:t>
             </w:r>
+            <w:proofErr w:type="spellEnd"/>
           </w:p>
         </w:tc>
         <w:tc>
@@ -2438,6 +2389,7 @@
                 <w:szCs w:val="16"/>
               </w:rPr>
             </w:pPr>
+            <w:proofErr w:type="spellStart"/>
             <w:r>
               <w:rPr>
                 <w:rFonts w:ascii="Arial" w:hAnsi="Arial"/>
@@ -2449,6 +2401,7 @@
               </w:rPr>
               <w:t>Procedencia</w:t>
             </w:r>
+            <w:proofErr w:type="spellEnd"/>
           </w:p>
         </w:tc>
         <w:tc>
@@ -2474,6 +2427,7 @@
                 <w:szCs w:val="16"/>
               </w:rPr>
             </w:pPr>
+            <w:proofErr w:type="spellStart"/>
             <w:r>
               <w:rPr>
                 <w:rFonts w:ascii="Arial" w:hAnsi="Arial"/>
@@ -2485,6 +2439,7 @@
               </w:rPr>
               <w:t>Envase</w:t>
             </w:r>
+            <w:proofErr w:type="spellEnd"/>
           </w:p>
         </w:tc>
         <w:tc>
@@ -2510,6 +2465,7 @@
                 <w:szCs w:val="16"/>
               </w:rPr>
             </w:pPr>
+            <w:proofErr w:type="spellStart"/>
             <w:r>
               <w:rPr>
                 <w:rFonts w:ascii="Arial" w:hAnsi="Arial"/>
@@ -2521,6 +2477,7 @@
               </w:rPr>
               <w:t>Cantidad</w:t>
             </w:r>
+            <w:proofErr w:type="spellEnd"/>
           </w:p>
         </w:tc>
         <w:tc>

--- a/pesaje/analytica/Report/PrintTicket.docx
+++ b/pesaje/analytica/Report/PrintTicket.docx
@@ -40,15 +40,15 @@
               <mc:AlternateContent>
                 <mc:Choice Requires="wps">
                   <w:drawing>
-                    <wp:anchor distT="0" distB="0" distL="114300" distR="114300" simplePos="0" relativeHeight="251661312" behindDoc="0" locked="0" layoutInCell="1" allowOverlap="1" wp14:anchorId="557EE397" wp14:editId="4538228F">
+                    <wp:anchor distT="0" distB="0" distL="114300" distR="114300" simplePos="0" relativeHeight="251661312" behindDoc="0" locked="0" layoutInCell="1" allowOverlap="1" wp14:anchorId="557EE397" wp14:editId="4D90B49A">
                       <wp:simplePos x="0" y="0"/>
                       <wp:positionH relativeFrom="margin">
-                        <wp:posOffset>-52601</wp:posOffset>
+                        <wp:posOffset>-50800</wp:posOffset>
                       </wp:positionH>
                       <wp:positionV relativeFrom="paragraph">
-                        <wp:posOffset>22943</wp:posOffset>
+                        <wp:posOffset>26670</wp:posOffset>
                       </wp:positionV>
-                      <wp:extent cx="2016177" cy="749508"/>
+                      <wp:extent cx="2016177" cy="1127760"/>
                       <wp:effectExtent l="0" t="0" r="0" b="0"/>
                       <wp:wrapNone/>
                       <wp:docPr id="1154350600" name="Rectángulo: esquinas redondeadas 1154350600"/>
@@ -64,7 +64,7 @@
                             <wps:spPr bwMode="auto">
                               <a:xfrm>
                                 <a:off x="0" y="0"/>
-                                <a:ext cx="2016177" cy="749508"/>
+                                <a:ext cx="2016177" cy="1127760"/>
                               </a:xfrm>
                               <a:prstGeom prst="roundRect">
                                 <a:avLst>
@@ -146,7 +146,7 @@
                 </mc:Choice>
                 <mc:Fallback>
                   <w:pict>
-                    <v:roundrect w14:anchorId="557EE397" id="Rectángulo: esquinas redondeadas 1154350600" o:spid="_x0000_s1026" style="position:absolute;left:0;text-align:left;margin-left:-4.15pt;margin-top:1.8pt;width:158.75pt;height:59pt;z-index:251661312;visibility:visible;mso-wrap-style:square;mso-width-percent:0;mso-height-percent:0;mso-wrap-distance-left:9pt;mso-wrap-distance-top:0;mso-wrap-distance-right:9pt;mso-wrap-distance-bottom:0;mso-position-horizontal:absolute;mso-position-horizontal-relative:margin;mso-position-vertical:absolute;mso-position-vertical-relative:text;mso-width-percent:0;mso-height-percent:0;mso-width-relative:margin;mso-height-relative:margin;v-text-anchor:top" arcsize="10923f" o:gfxdata="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" filled="f" stroked="f">
+                    <v:roundrect w14:anchorId="557EE397" id="Rectángulo: esquinas redondeadas 1154350600" o:spid="_x0000_s1026" style="position:absolute;left:0;text-align:left;margin-left:-4pt;margin-top:2.1pt;width:158.75pt;height:88.8pt;z-index:251661312;visibility:visible;mso-wrap-style:square;mso-width-percent:0;mso-height-percent:0;mso-wrap-distance-left:9pt;mso-wrap-distance-top:0;mso-wrap-distance-right:9pt;mso-wrap-distance-bottom:0;mso-position-horizontal:absolute;mso-position-horizontal-relative:margin;mso-position-vertical:absolute;mso-position-vertical-relative:text;mso-width-percent:0;mso-height-percent:0;mso-width-relative:margin;mso-height-relative:margin;v-text-anchor:top" arcsize="10923f" o:gfxdata="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" filled="f" stroked="f">
                       <v:stroke joinstyle="miter"/>
                       <v:textbox>
                         <w:txbxContent>

--- a/pesaje/analytica/Report/PrintTicket.docx
+++ b/pesaje/analytica/Report/PrintTicket.docx
@@ -40,15 +40,15 @@
               <mc:AlternateContent>
                 <mc:Choice Requires="wps">
                   <w:drawing>
-                    <wp:anchor distT="0" distB="0" distL="114300" distR="114300" simplePos="0" relativeHeight="251661312" behindDoc="0" locked="0" layoutInCell="1" allowOverlap="1" wp14:anchorId="557EE397" wp14:editId="4D90B49A">
+                    <wp:anchor distT="0" distB="0" distL="114300" distR="114300" simplePos="0" relativeHeight="251661312" behindDoc="0" locked="0" layoutInCell="1" allowOverlap="1" wp14:anchorId="557EE397" wp14:editId="439FFB2A">
                       <wp:simplePos x="0" y="0"/>
                       <wp:positionH relativeFrom="margin">
-                        <wp:posOffset>-50800</wp:posOffset>
+                        <wp:posOffset>-51647</wp:posOffset>
                       </wp:positionH>
-                      <wp:positionV relativeFrom="paragraph">
-                        <wp:posOffset>26670</wp:posOffset>
+                      <wp:positionV relativeFrom="page">
+                        <wp:posOffset>25823</wp:posOffset>
                       </wp:positionV>
-                      <wp:extent cx="2016177" cy="1127760"/>
+                      <wp:extent cx="2218267" cy="1127760"/>
                       <wp:effectExtent l="0" t="0" r="0" b="0"/>
                       <wp:wrapNone/>
                       <wp:docPr id="1154350600" name="Rectángulo: esquinas redondeadas 1154350600"/>
@@ -64,7 +64,7 @@
                             <wps:spPr bwMode="auto">
                               <a:xfrm>
                                 <a:off x="0" y="0"/>
-                                <a:ext cx="2016177" cy="1127760"/>
+                                <a:ext cx="2218267" cy="1127760"/>
                               </a:xfrm>
                               <a:prstGeom prst="roundRect">
                                 <a:avLst>
@@ -146,7 +146,7 @@
                 </mc:Choice>
                 <mc:Fallback>
                   <w:pict>
-                    <v:roundrect w14:anchorId="557EE397" id="Rectángulo: esquinas redondeadas 1154350600" o:spid="_x0000_s1026" style="position:absolute;left:0;text-align:left;margin-left:-4pt;margin-top:2.1pt;width:158.75pt;height:88.8pt;z-index:251661312;visibility:visible;mso-wrap-style:square;mso-width-percent:0;mso-height-percent:0;mso-wrap-distance-left:9pt;mso-wrap-distance-top:0;mso-wrap-distance-right:9pt;mso-wrap-distance-bottom:0;mso-position-horizontal:absolute;mso-position-horizontal-relative:margin;mso-position-vertical:absolute;mso-position-vertical-relative:text;mso-width-percent:0;mso-height-percent:0;mso-width-relative:margin;mso-height-relative:margin;v-text-anchor:top" arcsize="10923f" o:gfxdata="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" filled="f" stroked="f">
+                    <v:roundrect w14:anchorId="557EE397" id="Rectángulo: esquinas redondeadas 1154350600" o:spid="_x0000_s1026" style="position:absolute;left:0;text-align:left;margin-left:-4.05pt;margin-top:2.05pt;width:174.65pt;height:88.8pt;z-index:251661312;visibility:visible;mso-wrap-style:square;mso-width-percent:0;mso-height-percent:0;mso-wrap-distance-left:9pt;mso-wrap-distance-top:0;mso-wrap-distance-right:9pt;mso-wrap-distance-bottom:0;mso-position-horizontal:absolute;mso-position-horizontal-relative:margin;mso-position-vertical:absolute;mso-position-vertical-relative:page;mso-width-percent:0;mso-height-percent:0;mso-width-relative:margin;mso-height-relative:margin;v-text-anchor:top" arcsize="10923f" o:gfxdata="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" filled="f" stroked="f">
                       <v:stroke joinstyle="miter"/>
                       <v:textbox>
                         <w:txbxContent>
@@ -198,7 +198,7 @@
                           </w:p>
                         </w:txbxContent>
                       </v:textbox>
-                      <w10:wrap anchorx="margin"/>
+                      <w10:wrap anchorx="margin" anchory="page"/>
                     </v:roundrect>
                   </w:pict>
                 </mc:Fallback>

--- a/pesaje/analytica/Report/PrintTicket.docx
+++ b/pesaje/analytica/Report/PrintTicket.docx
@@ -5,29 +5,45 @@
     <w:tbl>
       <w:tblPr>
         <w:tblpPr w:leftFromText="141" w:rightFromText="141" w:vertAnchor="page" w:horzAnchor="margin" w:tblpY="427"/>
-        <w:tblW w:w="11057" w:type="dxa"/>
-        <w:tblBorders>
-          <w:insideH w:val="single" w:sz="4" w:space="0" w:color="auto"/>
-        </w:tblBorders>
+        <w:tblW w:w="11548" w:type="dxa"/>
         <w:tblLook w:val="04A0" w:firstRow="1" w:lastRow="0" w:firstColumn="1" w:lastColumn="0" w:noHBand="0" w:noVBand="1"/>
       </w:tblPr>
       <w:tblGrid>
-        <w:gridCol w:w="3261"/>
-        <w:gridCol w:w="5386"/>
-        <w:gridCol w:w="2410"/>
+        <w:gridCol w:w="3406"/>
+        <w:gridCol w:w="5627"/>
+        <w:gridCol w:w="2515"/>
       </w:tblGrid>
       <w:tr>
         <w:trPr>
-          <w:trHeight w:val="1692"/>
+          <w:trHeight w:val="1261"/>
         </w:trPr>
         <w:tc>
           <w:tcPr>
-            <w:tcW w:w="3261" w:type="dxa"/>
+            <w:tcW w:w="3406" w:type="dxa"/>
           </w:tcPr>
           <w:p>
             <w:pPr>
               <w:pStyle w:val="Encabezado"/>
               <w:ind w:left="142"/>
+              <w:jc w:val="center"/>
+            </w:pPr>
+          </w:p>
+        </w:tc>
+        <w:tc>
+          <w:tcPr>
+            <w:tcW w:w="5627" w:type="dxa"/>
+          </w:tcPr>
+          <w:p>
+            <w:pPr>
+              <w:jc w:val="center"/>
+              <w:rPr>
+                <w:rFonts w:ascii="Arial" w:hAnsi="Arial"/>
+                <w:b/>
+                <w:bCs/>
+                <w:sz w:val="28"/>
+                <w:szCs w:val="28"/>
+                <w:lang w:val="it-IT"/>
+              </w:rPr>
             </w:pPr>
             <w:r>
               <w:rPr>
@@ -40,15 +56,15 @@
               <mc:AlternateContent>
                 <mc:Choice Requires="wps">
                   <w:drawing>
-                    <wp:anchor distT="0" distB="0" distL="114300" distR="114300" simplePos="0" relativeHeight="251661312" behindDoc="0" locked="0" layoutInCell="1" allowOverlap="1" wp14:anchorId="557EE397" wp14:editId="439FFB2A">
+                    <wp:anchor distT="0" distB="0" distL="114300" distR="114300" simplePos="0" relativeHeight="251661312" behindDoc="0" locked="0" layoutInCell="1" allowOverlap="1" wp14:anchorId="557EE397" wp14:editId="20E4906A">
                       <wp:simplePos x="0" y="0"/>
                       <wp:positionH relativeFrom="margin">
-                        <wp:posOffset>-51647</wp:posOffset>
+                        <wp:posOffset>-2245245</wp:posOffset>
                       </wp:positionH>
                       <wp:positionV relativeFrom="page">
-                        <wp:posOffset>25823</wp:posOffset>
+                        <wp:posOffset>-190442</wp:posOffset>
                       </wp:positionV>
-                      <wp:extent cx="2218267" cy="1127760"/>
+                      <wp:extent cx="2258060" cy="934720"/>
                       <wp:effectExtent l="0" t="0" r="0" b="0"/>
                       <wp:wrapNone/>
                       <wp:docPr id="1154350600" name="Rectángulo: esquinas redondeadas 1154350600"/>
@@ -64,7 +80,7 @@
                             <wps:spPr bwMode="auto">
                               <a:xfrm>
                                 <a:off x="0" y="0"/>
-                                <a:ext cx="2218267" cy="1127760"/>
+                                <a:ext cx="2258060" cy="934720"/>
                               </a:xfrm>
                               <a:prstGeom prst="roundRect">
                                 <a:avLst>
@@ -146,7 +162,7 @@
                 </mc:Choice>
                 <mc:Fallback>
                   <w:pict>
-                    <v:roundrect w14:anchorId="557EE397" id="Rectángulo: esquinas redondeadas 1154350600" o:spid="_x0000_s1026" style="position:absolute;left:0;text-align:left;margin-left:-4.05pt;margin-top:2.05pt;width:174.65pt;height:88.8pt;z-index:251661312;visibility:visible;mso-wrap-style:square;mso-width-percent:0;mso-height-percent:0;mso-wrap-distance-left:9pt;mso-wrap-distance-top:0;mso-wrap-distance-right:9pt;mso-wrap-distance-bottom:0;mso-position-horizontal:absolute;mso-position-horizontal-relative:margin;mso-position-vertical:absolute;mso-position-vertical-relative:page;mso-width-percent:0;mso-height-percent:0;mso-width-relative:margin;mso-height-relative:margin;v-text-anchor:top" arcsize="10923f" o:gfxdata="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" filled="f" stroked="f">
+                    <v:roundrect w14:anchorId="557EE397" id="Rectángulo: esquinas redondeadas 1154350600" o:spid="_x0000_s1026" style="position:absolute;left:0;text-align:left;margin-left:-176.8pt;margin-top:-15pt;width:177.8pt;height:73.6pt;z-index:251661312;visibility:visible;mso-wrap-style:square;mso-width-percent:0;mso-height-percent:0;mso-wrap-distance-left:9pt;mso-wrap-distance-top:0;mso-wrap-distance-right:9pt;mso-wrap-distance-bottom:0;mso-position-horizontal:absolute;mso-position-horizontal-relative:margin;mso-position-vertical:absolute;mso-position-vertical-relative:page;mso-width-percent:0;mso-height-percent:0;mso-width-relative:margin;mso-height-relative:margin;v-text-anchor:top" arcsize="10923f" o:gfxdata="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" filled="f" stroked="f">
                       <v:stroke joinstyle="miter"/>
                       <v:textbox>
                         <w:txbxContent>
@@ -205,26 +221,61 @@
               </mc:AlternateContent>
             </w:r>
             <w:r>
-              <w:t xml:space="preserve">                       </w:t>
-            </w:r>
-          </w:p>
-          <w:p>
-            <w:pPr>
-              <w:pStyle w:val="Encabezado"/>
-              <w:ind w:left="142"/>
-            </w:pPr>
-          </w:p>
-          <w:p>
-            <w:pPr>
-              <w:pStyle w:val="Encabezado"/>
-              <w:ind w:left="142"/>
-            </w:pPr>
-          </w:p>
-          <w:p>
-            <w:pPr>
-              <w:pStyle w:val="Encabezado"/>
-              <w:ind w:left="142"/>
-            </w:pPr>
+              <w:rPr>
+                <w:rFonts w:ascii="Arial" w:hAnsi="Arial"/>
+                <w:b/>
+                <w:bCs/>
+                <w:sz w:val="28"/>
+                <w:szCs w:val="28"/>
+                <w:lang w:val="it-IT"/>
+              </w:rPr>
+              <w:fldChar w:fldCharType="begin"/>
+            </w:r>
+            <w:r>
+              <w:rPr>
+                <w:rFonts w:ascii="Arial" w:hAnsi="Arial"/>
+                <w:b/>
+                <w:bCs/>
+                <w:sz w:val="28"/>
+                <w:szCs w:val="28"/>
+                <w:lang w:val="it-IT"/>
+              </w:rPr>
+              <w:instrText xml:space="preserve"> MERGEFIELD  razon_social_empresa  \* MERGEFORMAT </w:instrText>
+            </w:r>
+            <w:r>
+              <w:rPr>
+                <w:rFonts w:ascii="Arial" w:hAnsi="Arial"/>
+                <w:b/>
+                <w:bCs/>
+                <w:sz w:val="28"/>
+                <w:szCs w:val="28"/>
+                <w:lang w:val="it-IT"/>
+              </w:rPr>
+              <w:fldChar w:fldCharType="separate"/>
+            </w:r>
+            <w:r>
+              <w:rPr>
+                <w:rFonts w:ascii="Arial" w:hAnsi="Arial"/>
+                <w:b/>
+                <w:bCs/>
+                <w:noProof/>
+                <w:sz w:val="28"/>
+                <w:szCs w:val="28"/>
+                <w:lang w:val="it-IT"/>
+              </w:rPr>
+              <w:t>«razon_social_empresa»</w:t>
+            </w:r>
+            <w:r>
+              <w:rPr>
+                <w:rFonts w:ascii="Arial" w:hAnsi="Arial"/>
+                <w:b/>
+                <w:bCs/>
+                <w:sz w:val="28"/>
+                <w:szCs w:val="28"/>
+                <w:lang w:val="it-IT"/>
+              </w:rPr>
+              <w:fldChar w:fldCharType="end"/>
+            </w:r>
           </w:p>
           <w:p>
             <w:pPr>
@@ -235,28 +286,77 @@
                 <w:rFonts w:ascii="Arial" w:hAnsi="Arial"/>
                 <w:b/>
                 <w:bCs/>
-                <w:sz w:val="14"/>
-                <w:szCs w:val="14"/>
+                <w:sz w:val="24"/>
+                <w:szCs w:val="24"/>
                 <w:lang w:val="it-IT"/>
               </w:rPr>
             </w:pPr>
-          </w:p>
-          <w:p>
-            <w:pPr>
-              <w:pStyle w:val="Encabezado"/>
+            <w:r>
               <w:rPr>
                 <w:rFonts w:ascii="Arial" w:hAnsi="Arial"/>
                 <w:b/>
                 <w:bCs/>
                 <w:lang w:val="it-IT"/>
               </w:rPr>
-            </w:pPr>
-          </w:p>
-        </w:tc>
-        <w:tc>
-          <w:tcPr>
-            <w:tcW w:w="5386" w:type="dxa"/>
-          </w:tcPr>
+              <w:fldChar w:fldCharType="begin"/>
+            </w:r>
+            <w:r>
+              <w:rPr>
+                <w:rFonts w:ascii="Arial" w:hAnsi="Arial"/>
+                <w:b/>
+                <w:bCs/>
+                <w:lang w:val="it-IT"/>
+              </w:rPr>
+              <w:instrText xml:space="preserve"> MERGEFIELD  </w:instrText>
+            </w:r>
+            <w:r>
+              <w:rPr>
+                <w:rFonts w:ascii="Arial" w:hAnsi="Arial"/>
+                <w:b/>
+                <w:bCs/>
+                <w:noProof/>
+                <w:lang w:val="it-IT"/>
+              </w:rPr>
+              <w:instrText>direc_empresa</w:instrText>
+            </w:r>
+            <w:r>
+              <w:rPr>
+                <w:rFonts w:ascii="Arial" w:hAnsi="Arial"/>
+                <w:b/>
+                <w:bCs/>
+                <w:lang w:val="it-IT"/>
+              </w:rPr>
+              <w:instrText xml:space="preserve">  \* MERGEFORMAT </w:instrText>
+            </w:r>
+            <w:r>
+              <w:rPr>
+                <w:rFonts w:ascii="Arial" w:hAnsi="Arial"/>
+                <w:b/>
+                <w:bCs/>
+                <w:lang w:val="it-IT"/>
+              </w:rPr>
+              <w:fldChar w:fldCharType="separate"/>
+            </w:r>
+            <w:r>
+              <w:rPr>
+                <w:rFonts w:ascii="Arial" w:hAnsi="Arial"/>
+                <w:b/>
+                <w:bCs/>
+                <w:noProof/>
+                <w:lang w:val="it-IT"/>
+              </w:rPr>
+              <w:t>«direc_empresa»</w:t>
+            </w:r>
+            <w:r>
+              <w:rPr>
+                <w:rFonts w:ascii="Arial" w:hAnsi="Arial"/>
+                <w:b/>
+                <w:bCs/>
+                <w:lang w:val="it-IT"/>
+              </w:rPr>
+              <w:fldChar w:fldCharType="end"/>
+            </w:r>
+          </w:p>
           <w:p>
             <w:pPr>
               <w:jc w:val="center"/>
@@ -269,183 +369,21 @@
                 <w:lang w:val="it-IT"/>
               </w:rPr>
             </w:pPr>
-            <w:r>
-              <w:rPr>
-                <w:rFonts w:ascii="Arial" w:hAnsi="Arial"/>
-                <w:b/>
-                <w:bCs/>
-                <w:sz w:val="28"/>
-                <w:szCs w:val="28"/>
-                <w:lang w:val="it-IT"/>
-              </w:rPr>
-              <w:fldChar w:fldCharType="begin"/>
-            </w:r>
-            <w:r>
-              <w:rPr>
-                <w:rFonts w:ascii="Arial" w:hAnsi="Arial"/>
-                <w:b/>
-                <w:bCs/>
-                <w:sz w:val="28"/>
-                <w:szCs w:val="28"/>
-                <w:lang w:val="it-IT"/>
-              </w:rPr>
-              <w:instrText xml:space="preserve"> MERGEFIELD  razon_social_empresa  \* MERGEFORMAT </w:instrText>
-            </w:r>
-            <w:r>
-              <w:rPr>
-                <w:rFonts w:ascii="Arial" w:hAnsi="Arial"/>
-                <w:b/>
-                <w:bCs/>
-                <w:sz w:val="28"/>
-                <w:szCs w:val="28"/>
-                <w:lang w:val="it-IT"/>
-              </w:rPr>
-              <w:fldChar w:fldCharType="separate"/>
-            </w:r>
-            <w:r>
-              <w:rPr>
-                <w:rFonts w:ascii="Arial" w:hAnsi="Arial"/>
-                <w:b/>
-                <w:bCs/>
-                <w:noProof/>
-                <w:sz w:val="28"/>
-                <w:szCs w:val="28"/>
-                <w:lang w:val="it-IT"/>
-              </w:rPr>
-              <w:t>«razon_social_empresa»</w:t>
-            </w:r>
-            <w:r>
-              <w:rPr>
-                <w:rFonts w:ascii="Arial" w:hAnsi="Arial"/>
-                <w:b/>
-                <w:bCs/>
-                <w:sz w:val="28"/>
-                <w:szCs w:val="28"/>
-                <w:lang w:val="it-IT"/>
-              </w:rPr>
-              <w:fldChar w:fldCharType="end"/>
-            </w:r>
-          </w:p>
+          </w:p>
+        </w:tc>
+        <w:tc>
+          <w:tcPr>
+            <w:tcW w:w="2515" w:type="dxa"/>
+          </w:tcPr>
           <w:p>
             <w:pPr>
               <w:pStyle w:val="Encabezado"/>
-              <w:ind w:left="142"/>
               <w:jc w:val="center"/>
               <w:rPr>
                 <w:rFonts w:ascii="Arial" w:hAnsi="Arial"/>
                 <w:b/>
                 <w:bCs/>
-                <w:sz w:val="24"/>
-                <w:szCs w:val="24"/>
-                <w:lang w:val="it-IT"/>
-              </w:rPr>
-            </w:pPr>
-            <w:r>
-              <w:rPr>
-                <w:rFonts w:ascii="Arial" w:hAnsi="Arial"/>
-                <w:b/>
-                <w:bCs/>
-                <w:lang w:val="it-IT"/>
-              </w:rPr>
-              <w:fldChar w:fldCharType="begin"/>
-            </w:r>
-            <w:r>
-              <w:rPr>
-                <w:rFonts w:ascii="Arial" w:hAnsi="Arial"/>
-                <w:b/>
-                <w:bCs/>
-                <w:lang w:val="it-IT"/>
-              </w:rPr>
-              <w:instrText xml:space="preserve"> MERGEFIELD  </w:instrText>
-            </w:r>
-            <w:r>
-              <w:rPr>
-                <w:rFonts w:ascii="Arial" w:hAnsi="Arial"/>
-                <w:b/>
-                <w:bCs/>
-                <w:noProof/>
-                <w:lang w:val="it-IT"/>
-              </w:rPr>
-              <w:instrText>direc_empresa</w:instrText>
-            </w:r>
-            <w:r>
-              <w:rPr>
-                <w:rFonts w:ascii="Arial" w:hAnsi="Arial"/>
-                <w:b/>
-                <w:bCs/>
-                <w:lang w:val="it-IT"/>
-              </w:rPr>
-              <w:instrText xml:space="preserve">  \* MERGEFORMAT </w:instrText>
-            </w:r>
-            <w:r>
-              <w:rPr>
-                <w:rFonts w:ascii="Arial" w:hAnsi="Arial"/>
-                <w:b/>
-                <w:bCs/>
-                <w:lang w:val="it-IT"/>
-              </w:rPr>
-              <w:fldChar w:fldCharType="separate"/>
-            </w:r>
-            <w:r>
-              <w:rPr>
-                <w:rFonts w:ascii="Arial" w:hAnsi="Arial"/>
-                <w:b/>
-                <w:bCs/>
-                <w:noProof/>
-                <w:lang w:val="it-IT"/>
-              </w:rPr>
-              <w:t>«direc_empresa»</w:t>
-            </w:r>
-            <w:r>
-              <w:rPr>
-                <w:rFonts w:ascii="Arial" w:hAnsi="Arial"/>
-                <w:b/>
-                <w:bCs/>
-                <w:lang w:val="it-IT"/>
-              </w:rPr>
-              <w:fldChar w:fldCharType="end"/>
-            </w:r>
-          </w:p>
-          <w:p>
-            <w:pPr>
-              <w:jc w:val="center"/>
-              <w:rPr>
-                <w:rFonts w:ascii="Arial" w:hAnsi="Arial"/>
-                <w:b/>
-                <w:bCs/>
-                <w:sz w:val="32"/>
-                <w:szCs w:val="32"/>
-                <w:lang w:val="it-IT"/>
-              </w:rPr>
-            </w:pPr>
-          </w:p>
-        </w:tc>
-        <w:tc>
-          <w:tcPr>
-            <w:tcW w:w="2410" w:type="dxa"/>
-          </w:tcPr>
-          <w:p>
-            <w:pPr>
-              <w:pStyle w:val="Encabezado"/>
-              <w:rPr>
-                <w:rFonts w:ascii="Arial" w:hAnsi="Arial"/>
-                <w:b/>
-                <w:bCs/>
-                <w:noProof/>
-                <w:lang w:val="es-PE" w:eastAsia="es-PE"/>
-              </w:rPr>
-            </w:pPr>
-          </w:p>
-          <w:p>
-            <w:pPr>
-              <w:pStyle w:val="Encabezado"/>
-              <w:ind w:left="142"/>
-              <w:jc w:val="center"/>
-              <w:rPr>
-                <w:b/>
-                <w:noProof/>
-                <w:sz w:val="36"/>
-                <w:szCs w:val="36"/>
+                <w:noProof/>
                 <w:lang w:val="es-PE" w:eastAsia="es-PE"/>
               </w:rPr>
             </w:pPr>
@@ -505,12 +443,89 @@
     </w:tbl>
     <w:p>
       <w:pPr>
-        <w:spacing w:line="200" w:lineRule="exact"/>
         <w:rPr>
-          <w:rFonts w:ascii="Times New Roman" w:eastAsia="Times New Roman" w:hAnsi="Times New Roman"/>
-          <w:sz w:val="16"/>
-          <w:szCs w:val="16"/>
-          <w:lang w:val="es-PE"/>
+          <w:rFonts w:ascii="Arial" w:eastAsia="Times New Roman" w:hAnsi="Arial"/>
+          <w:vanish/>
+          <w:sz w:val="10"/>
+          <w:szCs w:val="10"/>
+          <w:lang w:eastAsia="es-PE"/>
+        </w:rPr>
+      </w:pPr>
+    </w:p>
+    <w:p>
+      <w:pPr>
+        <w:rPr>
+          <w:rFonts w:ascii="Arial" w:eastAsia="Times New Roman" w:hAnsi="Arial"/>
+          <w:vanish/>
+          <w:sz w:val="10"/>
+          <w:szCs w:val="10"/>
+          <w:lang w:eastAsia="es-PE"/>
+        </w:rPr>
+      </w:pPr>
+    </w:p>
+    <w:p>
+      <w:pPr>
+        <w:rPr>
+          <w:rFonts w:ascii="Arial" w:eastAsia="Times New Roman" w:hAnsi="Arial"/>
+          <w:vanish/>
+          <w:sz w:val="10"/>
+          <w:szCs w:val="10"/>
+          <w:lang w:eastAsia="es-PE"/>
+        </w:rPr>
+      </w:pPr>
+    </w:p>
+    <w:p>
+      <w:pPr>
+        <w:rPr>
+          <w:rFonts w:ascii="Arial" w:eastAsia="Times New Roman" w:hAnsi="Arial"/>
+          <w:vanish/>
+          <w:sz w:val="10"/>
+          <w:szCs w:val="10"/>
+          <w:lang w:eastAsia="es-PE"/>
+        </w:rPr>
+      </w:pPr>
+    </w:p>
+    <w:p>
+      <w:pPr>
+        <w:rPr>
+          <w:rFonts w:ascii="Arial" w:eastAsia="Times New Roman" w:hAnsi="Arial"/>
+          <w:vanish/>
+          <w:sz w:val="10"/>
+          <w:szCs w:val="10"/>
+          <w:lang w:eastAsia="es-PE"/>
+        </w:rPr>
+      </w:pPr>
+    </w:p>
+    <w:p>
+      <w:pPr>
+        <w:rPr>
+          <w:rFonts w:ascii="Arial" w:eastAsia="Times New Roman" w:hAnsi="Arial"/>
+          <w:vanish/>
+          <w:sz w:val="10"/>
+          <w:szCs w:val="10"/>
+          <w:lang w:eastAsia="es-PE"/>
+        </w:rPr>
+      </w:pPr>
+    </w:p>
+    <w:p>
+      <w:pPr>
+        <w:rPr>
+          <w:rFonts w:ascii="Arial" w:eastAsia="Times New Roman" w:hAnsi="Arial"/>
+          <w:vanish/>
+          <w:sz w:val="10"/>
+          <w:szCs w:val="10"/>
+          <w:lang w:eastAsia="es-PE"/>
+        </w:rPr>
+      </w:pPr>
+    </w:p>
+    <w:p>
+      <w:pPr>
+        <w:rPr>
+          <w:rFonts w:ascii="Arial" w:eastAsia="Times New Roman" w:hAnsi="Arial"/>
+          <w:vanish/>
+          <w:sz w:val="10"/>
+          <w:szCs w:val="10"/>
+          <w:lang w:eastAsia="es-PE"/>
         </w:rPr>
       </w:pPr>
     </w:p>
@@ -521,901 +536,11 @@
           <w:szCs w:val="10"/>
         </w:rPr>
       </w:pPr>
-      <w:r>
-        <w:rPr>
-          <w:rFonts w:ascii="Arial" w:eastAsia="Times New Roman" w:hAnsi="Arial"/>
-          <w:vanish/>
-          <w:sz w:val="10"/>
-          <w:szCs w:val="10"/>
-          <w:lang w:eastAsia="es-PE"/>
-        </w:rPr>
-        <w:t>Final del formulario</w:t>
-      </w:r>
     </w:p>
     <w:tbl>
       <w:tblPr>
         <w:tblStyle w:val="Tablaconcuadrculaclara"/>
-        <w:tblW w:w="5000" w:type="pct"/>
-        <w:tblInd w:w="-5" w:type="dxa"/>
-        <w:tblBorders>
-          <w:top w:val="none" w:sz="0" w:space="0" w:color="auto"/>
-          <w:left w:val="none" w:sz="0" w:space="0" w:color="auto"/>
-          <w:bottom w:val="single" w:sz="4" w:space="0" w:color="D9D9D9" w:themeColor="background1" w:themeShade="D9"/>
-          <w:right w:val="none" w:sz="0" w:space="0" w:color="auto"/>
-          <w:insideH w:val="none" w:sz="0" w:space="0" w:color="auto"/>
-          <w:insideV w:val="none" w:sz="0" w:space="0" w:color="auto"/>
-        </w:tblBorders>
-        <w:tblLayout w:type="fixed"/>
-        <w:tblCellMar>
-          <w:left w:w="0" w:type="dxa"/>
-          <w:right w:w="0" w:type="dxa"/>
-        </w:tblCellMar>
-        <w:tblLook w:val="04A0" w:firstRow="1" w:lastRow="0" w:firstColumn="1" w:lastColumn="0" w:noHBand="0" w:noVBand="1"/>
-        <w:tblDescription w:val="Tabla de diseño de encabezado"/>
-      </w:tblPr>
-      <w:tblGrid>
-        <w:gridCol w:w="1706"/>
-        <w:gridCol w:w="3642"/>
-        <w:gridCol w:w="2674"/>
-        <w:gridCol w:w="2674"/>
-      </w:tblGrid>
-      <w:tr>
-        <w:trPr>
-          <w:trHeight w:val="378"/>
-        </w:trPr>
-        <w:tc>
-          <w:tcPr>
-            <w:tcW w:w="1706" w:type="dxa"/>
-          </w:tcPr>
-          <w:p>
-            <w:pPr>
-              <w:rPr>
-                <w:rFonts w:ascii="Arial" w:hAnsi="Arial"/>
-                <w:bCs/>
-                <w:color w:val="000000" w:themeColor="text1"/>
-                <w:sz w:val="16"/>
-                <w:szCs w:val="16"/>
-              </w:rPr>
-            </w:pPr>
-            <w:r>
-              <w:rPr>
-                <w:rFonts w:ascii="Arial" w:hAnsi="Arial"/>
-                <w:b/>
-                <w:color w:val="000000" w:themeColor="text1"/>
-                <w:sz w:val="16"/>
-                <w:szCs w:val="16"/>
-                <w:lang w:val="es-PE"/>
-              </w:rPr>
-              <w:t>Sede Productiva</w:t>
-            </w:r>
-          </w:p>
-        </w:tc>
-        <w:tc>
-          <w:tcPr>
-            <w:tcW w:w="3642" w:type="dxa"/>
-          </w:tcPr>
-          <w:p>
-            <w:pPr>
-              <w:rPr>
-                <w:rFonts w:ascii="Arial" w:hAnsi="Arial"/>
-                <w:bCs/>
-                <w:color w:val="000000" w:themeColor="text1"/>
-                <w:sz w:val="16"/>
-                <w:szCs w:val="16"/>
-              </w:rPr>
-            </w:pPr>
-            <w:r>
-              <w:rPr>
-                <w:rFonts w:ascii="Arial" w:hAnsi="Arial"/>
-                <w:bCs/>
-                <w:color w:val="000000" w:themeColor="text1"/>
-                <w:sz w:val="16"/>
-                <w:szCs w:val="16"/>
-              </w:rPr>
-              <w:fldChar w:fldCharType="begin"/>
-            </w:r>
-            <w:r>
-              <w:rPr>
-                <w:rFonts w:ascii="Arial" w:hAnsi="Arial"/>
-                <w:bCs/>
-                <w:color w:val="000000" w:themeColor="text1"/>
-                <w:sz w:val="16"/>
-                <w:szCs w:val="16"/>
-              </w:rPr>
-              <w:instrText xml:space="preserve"> MERGEFIELD  </w:instrText>
-            </w:r>
-            <w:r>
-              <w:rPr>
-                <w:rFonts w:ascii="Arial" w:hAnsi="Arial"/>
-                <w:bCs/>
-                <w:noProof/>
-                <w:color w:val="000000" w:themeColor="text1"/>
-                <w:sz w:val="16"/>
-                <w:szCs w:val="16"/>
-              </w:rPr>
-              <w:instrText>sucursal_empresa</w:instrText>
-            </w:r>
-            <w:r>
-              <w:rPr>
-                <w:rFonts w:ascii="Arial" w:hAnsi="Arial"/>
-                <w:bCs/>
-                <w:color w:val="000000" w:themeColor="text1"/>
-                <w:sz w:val="16"/>
-                <w:szCs w:val="16"/>
-              </w:rPr>
-              <w:instrText xml:space="preserve">  \* MERGEFORMAT </w:instrText>
-            </w:r>
-            <w:r>
-              <w:rPr>
-                <w:rFonts w:ascii="Arial" w:hAnsi="Arial"/>
-                <w:bCs/>
-                <w:color w:val="000000" w:themeColor="text1"/>
-                <w:sz w:val="16"/>
-                <w:szCs w:val="16"/>
-              </w:rPr>
-              <w:fldChar w:fldCharType="separate"/>
-            </w:r>
-            <w:r>
-              <w:rPr>
-                <w:rFonts w:ascii="Arial" w:hAnsi="Arial"/>
-                <w:bCs/>
-                <w:noProof/>
-                <w:color w:val="000000" w:themeColor="text1"/>
-                <w:sz w:val="16"/>
-                <w:szCs w:val="16"/>
-              </w:rPr>
-              <w:t>«sucursal_empresa»</w:t>
-            </w:r>
-            <w:r>
-              <w:rPr>
-                <w:rFonts w:ascii="Arial" w:hAnsi="Arial"/>
-                <w:bCs/>
-                <w:color w:val="000000" w:themeColor="text1"/>
-                <w:sz w:val="16"/>
-                <w:szCs w:val="16"/>
-              </w:rPr>
-              <w:fldChar w:fldCharType="end"/>
-            </w:r>
-          </w:p>
-        </w:tc>
-        <w:tc>
-          <w:tcPr>
-            <w:tcW w:w="2674" w:type="dxa"/>
-          </w:tcPr>
-          <w:p>
-            <w:pPr>
-              <w:rPr>
-                <w:rFonts w:ascii="Arial" w:hAnsi="Arial"/>
-                <w:bCs/>
-                <w:color w:val="000000" w:themeColor="text1"/>
-                <w:sz w:val="16"/>
-                <w:szCs w:val="16"/>
-              </w:rPr>
-            </w:pPr>
-            <w:proofErr w:type="gramStart"/>
-            <w:r>
-              <w:rPr>
-                <w:rFonts w:ascii="Arial" w:hAnsi="Arial"/>
-                <w:b/>
-                <w:color w:val="000000" w:themeColor="text1"/>
-                <w:sz w:val="16"/>
-                <w:szCs w:val="16"/>
-                <w:lang w:val="es-PE"/>
-              </w:rPr>
-              <w:t>Ticket</w:t>
-            </w:r>
-            <w:proofErr w:type="gramEnd"/>
-            <w:r>
-              <w:rPr>
-                <w:rFonts w:ascii="Arial" w:hAnsi="Arial"/>
-                <w:b/>
-                <w:color w:val="000000" w:themeColor="text1"/>
-                <w:sz w:val="16"/>
-                <w:szCs w:val="16"/>
-                <w:lang w:val="es-PE"/>
-              </w:rPr>
-              <w:t xml:space="preserve"> de Pesaje </w:t>
-            </w:r>
-            <w:proofErr w:type="spellStart"/>
-            <w:r>
-              <w:rPr>
-                <w:rFonts w:ascii="Arial" w:hAnsi="Arial"/>
-                <w:b/>
-                <w:color w:val="000000" w:themeColor="text1"/>
-                <w:sz w:val="16"/>
-                <w:szCs w:val="16"/>
-                <w:lang w:val="es-PE"/>
-              </w:rPr>
-              <w:t>N°</w:t>
-            </w:r>
-            <w:proofErr w:type="spellEnd"/>
-          </w:p>
-        </w:tc>
-        <w:tc>
-          <w:tcPr>
-            <w:tcW w:w="2674" w:type="dxa"/>
-          </w:tcPr>
-          <w:p>
-            <w:pPr>
-              <w:rPr>
-                <w:rFonts w:ascii="Arial" w:hAnsi="Arial"/>
-                <w:bCs/>
-                <w:color w:val="000000" w:themeColor="text1"/>
-                <w:sz w:val="16"/>
-                <w:szCs w:val="16"/>
-              </w:rPr>
-            </w:pPr>
-            <w:r>
-              <w:rPr>
-                <w:rFonts w:ascii="Arial" w:hAnsi="Arial"/>
-                <w:bCs/>
-                <w:noProof/>
-                <w:color w:val="000000" w:themeColor="text1"/>
-                <w:sz w:val="16"/>
-                <w:szCs w:val="16"/>
-              </w:rPr>
-              <w:fldChar w:fldCharType="begin"/>
-            </w:r>
-            <w:r>
-              <w:rPr>
-                <w:rFonts w:ascii="Arial" w:hAnsi="Arial"/>
-                <w:bCs/>
-                <w:noProof/>
-                <w:color w:val="000000" w:themeColor="text1"/>
-                <w:sz w:val="16"/>
-                <w:szCs w:val="16"/>
-              </w:rPr>
-              <w:instrText xml:space="preserve"> MERGEFIELD  nro_ticket  \* MERGEFORMAT </w:instrText>
-            </w:r>
-            <w:r>
-              <w:rPr>
-                <w:rFonts w:ascii="Arial" w:hAnsi="Arial"/>
-                <w:bCs/>
-                <w:noProof/>
-                <w:color w:val="000000" w:themeColor="text1"/>
-                <w:sz w:val="16"/>
-                <w:szCs w:val="16"/>
-              </w:rPr>
-              <w:fldChar w:fldCharType="separate"/>
-            </w:r>
-            <w:r>
-              <w:rPr>
-                <w:rFonts w:ascii="Arial" w:hAnsi="Arial"/>
-                <w:bCs/>
-                <w:noProof/>
-                <w:color w:val="000000" w:themeColor="text1"/>
-                <w:sz w:val="16"/>
-                <w:szCs w:val="16"/>
-              </w:rPr>
-              <w:t>«nro_ticket»</w:t>
-            </w:r>
-            <w:r>
-              <w:rPr>
-                <w:rFonts w:ascii="Arial" w:hAnsi="Arial"/>
-                <w:bCs/>
-                <w:noProof/>
-                <w:color w:val="000000" w:themeColor="text1"/>
-                <w:sz w:val="16"/>
-                <w:szCs w:val="16"/>
-              </w:rPr>
-              <w:fldChar w:fldCharType="end"/>
-            </w:r>
-          </w:p>
-        </w:tc>
-      </w:tr>
-      <w:tr>
-        <w:trPr>
-          <w:trHeight w:val="378"/>
-        </w:trPr>
-        <w:tc>
-          <w:tcPr>
-            <w:tcW w:w="1706" w:type="dxa"/>
-          </w:tcPr>
-          <w:p>
-            <w:pPr>
-              <w:rPr>
-                <w:rFonts w:ascii="Arial" w:hAnsi="Arial"/>
-                <w:bCs/>
-                <w:color w:val="000000" w:themeColor="text1"/>
-                <w:sz w:val="16"/>
-                <w:szCs w:val="16"/>
-              </w:rPr>
-            </w:pPr>
-            <w:r>
-              <w:rPr>
-                <w:rFonts w:ascii="Arial" w:hAnsi="Arial"/>
-                <w:b/>
-                <w:color w:val="000000" w:themeColor="text1"/>
-                <w:sz w:val="16"/>
-                <w:szCs w:val="16"/>
-                <w:lang w:val="es-PE"/>
-              </w:rPr>
-              <w:t xml:space="preserve">Dirección </w:t>
-            </w:r>
-          </w:p>
-        </w:tc>
-        <w:tc>
-          <w:tcPr>
-            <w:tcW w:w="3642" w:type="dxa"/>
-          </w:tcPr>
-          <w:p>
-            <w:pPr>
-              <w:rPr>
-                <w:rFonts w:ascii="Arial" w:hAnsi="Arial"/>
-                <w:bCs/>
-                <w:color w:val="000000" w:themeColor="text1"/>
-                <w:sz w:val="16"/>
-                <w:szCs w:val="16"/>
-              </w:rPr>
-            </w:pPr>
-            <w:r>
-              <w:rPr>
-                <w:rFonts w:ascii="Arial" w:hAnsi="Arial"/>
-                <w:bCs/>
-                <w:noProof/>
-                <w:color w:val="000000" w:themeColor="text1"/>
-                <w:sz w:val="16"/>
-                <w:szCs w:val="16"/>
-              </w:rPr>
-              <w:fldChar w:fldCharType="begin"/>
-            </w:r>
-            <w:r>
-              <w:rPr>
-                <w:rFonts w:ascii="Arial" w:hAnsi="Arial"/>
-                <w:bCs/>
-                <w:noProof/>
-                <w:color w:val="000000" w:themeColor="text1"/>
-                <w:sz w:val="16"/>
-                <w:szCs w:val="16"/>
-              </w:rPr>
-              <w:instrText xml:space="preserve"> MERGEFIELD  direc_empresa  \* MERGEFORMAT </w:instrText>
-            </w:r>
-            <w:r>
-              <w:rPr>
-                <w:rFonts w:ascii="Arial" w:hAnsi="Arial"/>
-                <w:bCs/>
-                <w:noProof/>
-                <w:color w:val="000000" w:themeColor="text1"/>
-                <w:sz w:val="16"/>
-                <w:szCs w:val="16"/>
-              </w:rPr>
-              <w:fldChar w:fldCharType="separate"/>
-            </w:r>
-            <w:r>
-              <w:rPr>
-                <w:rFonts w:ascii="Arial" w:hAnsi="Arial"/>
-                <w:bCs/>
-                <w:noProof/>
-                <w:color w:val="000000" w:themeColor="text1"/>
-                <w:sz w:val="16"/>
-                <w:szCs w:val="16"/>
-              </w:rPr>
-              <w:t>«direc_empresa»</w:t>
-            </w:r>
-            <w:r>
-              <w:rPr>
-                <w:rFonts w:ascii="Arial" w:hAnsi="Arial"/>
-                <w:bCs/>
-                <w:noProof/>
-                <w:color w:val="000000" w:themeColor="text1"/>
-                <w:sz w:val="16"/>
-                <w:szCs w:val="16"/>
-              </w:rPr>
-              <w:fldChar w:fldCharType="end"/>
-            </w:r>
-          </w:p>
-        </w:tc>
-        <w:tc>
-          <w:tcPr>
-            <w:tcW w:w="2674" w:type="dxa"/>
-          </w:tcPr>
-          <w:p>
-            <w:pPr>
-              <w:rPr>
-                <w:rFonts w:ascii="Arial" w:hAnsi="Arial"/>
-                <w:bCs/>
-                <w:color w:val="000000" w:themeColor="text1"/>
-                <w:sz w:val="16"/>
-                <w:szCs w:val="16"/>
-              </w:rPr>
-            </w:pPr>
-            <w:r>
-              <w:rPr>
-                <w:rFonts w:ascii="Arial" w:hAnsi="Arial"/>
-                <w:b/>
-                <w:color w:val="000000" w:themeColor="text1"/>
-                <w:sz w:val="16"/>
-                <w:szCs w:val="16"/>
-                <w:lang w:val="es-PE"/>
-              </w:rPr>
-              <w:t>Fecha de impresión</w:t>
-            </w:r>
-          </w:p>
-        </w:tc>
-        <w:tc>
-          <w:tcPr>
-            <w:tcW w:w="2674" w:type="dxa"/>
-          </w:tcPr>
-          <w:p>
-            <w:pPr>
-              <w:rPr>
-                <w:rFonts w:ascii="Arial" w:hAnsi="Arial"/>
-                <w:bCs/>
-                <w:color w:val="000000" w:themeColor="text1"/>
-                <w:sz w:val="16"/>
-                <w:szCs w:val="16"/>
-              </w:rPr>
-            </w:pPr>
-            <w:r>
-              <w:rPr>
-                <w:rFonts w:ascii="Arial" w:hAnsi="Arial"/>
-                <w:bCs/>
-                <w:color w:val="000000" w:themeColor="text1"/>
-                <w:sz w:val="16"/>
-                <w:szCs w:val="16"/>
-              </w:rPr>
-              <w:fldChar w:fldCharType="begin"/>
-            </w:r>
-            <w:r>
-              <w:rPr>
-                <w:rFonts w:ascii="Arial" w:hAnsi="Arial"/>
-                <w:bCs/>
-                <w:color w:val="000000" w:themeColor="text1"/>
-                <w:sz w:val="16"/>
-                <w:szCs w:val="16"/>
-              </w:rPr>
-              <w:instrText xml:space="preserve"> MERGEFIELD  </w:instrText>
-            </w:r>
-            <w:r>
-              <w:rPr>
-                <w:rFonts w:ascii="Arial" w:hAnsi="Arial"/>
-                <w:bCs/>
-                <w:color w:val="000000" w:themeColor="text1"/>
-                <w:sz w:val="16"/>
-                <w:szCs w:val="16"/>
-              </w:rPr>
-              <w:instrText>fecha_impr</w:instrText>
-            </w:r>
-            <w:r>
-              <w:rPr>
-                <w:rFonts w:ascii="Arial" w:hAnsi="Arial"/>
-                <w:bCs/>
-                <w:color w:val="000000" w:themeColor="text1"/>
-                <w:sz w:val="16"/>
-                <w:szCs w:val="16"/>
-              </w:rPr>
-              <w:instrText xml:space="preserve">  \* MERGEFORMAT </w:instrText>
-            </w:r>
-            <w:r>
-              <w:rPr>
-                <w:rFonts w:ascii="Arial" w:hAnsi="Arial"/>
-                <w:bCs/>
-                <w:color w:val="000000" w:themeColor="text1"/>
-                <w:sz w:val="16"/>
-                <w:szCs w:val="16"/>
-              </w:rPr>
-              <w:fldChar w:fldCharType="separate"/>
-            </w:r>
-            <w:r>
-              <w:rPr>
-                <w:rFonts w:ascii="Arial" w:hAnsi="Arial"/>
-                <w:bCs/>
-                <w:noProof/>
-                <w:color w:val="000000" w:themeColor="text1"/>
-                <w:sz w:val="16"/>
-                <w:szCs w:val="16"/>
-              </w:rPr>
-              <w:t>«fecha_impr»</w:t>
-            </w:r>
-            <w:r>
-              <w:rPr>
-                <w:rFonts w:ascii="Arial" w:hAnsi="Arial"/>
-                <w:bCs/>
-                <w:color w:val="000000" w:themeColor="text1"/>
-                <w:sz w:val="16"/>
-                <w:szCs w:val="16"/>
-              </w:rPr>
-              <w:fldChar w:fldCharType="end"/>
-            </w:r>
-          </w:p>
-        </w:tc>
-      </w:tr>
-      <w:tr>
-        <w:trPr>
-          <w:trHeight w:val="378"/>
-        </w:trPr>
-        <w:tc>
-          <w:tcPr>
-            <w:tcW w:w="1706" w:type="dxa"/>
-          </w:tcPr>
-          <w:p>
-            <w:pPr>
-              <w:rPr>
-                <w:rFonts w:ascii="Arial" w:hAnsi="Arial"/>
-                <w:b/>
-                <w:color w:val="000000" w:themeColor="text1"/>
-                <w:sz w:val="16"/>
-                <w:szCs w:val="16"/>
-                <w:lang w:val="es-PE"/>
-              </w:rPr>
-            </w:pPr>
-            <w:r>
-              <w:rPr>
-                <w:rFonts w:ascii="Arial" w:hAnsi="Arial"/>
-                <w:b/>
-                <w:color w:val="000000" w:themeColor="text1"/>
-                <w:sz w:val="16"/>
-                <w:szCs w:val="16"/>
-                <w:lang w:val="es-PE"/>
-              </w:rPr>
-              <w:t>RUC</w:t>
-            </w:r>
-          </w:p>
-        </w:tc>
-        <w:tc>
-          <w:tcPr>
-            <w:tcW w:w="3642" w:type="dxa"/>
-          </w:tcPr>
-          <w:p>
-            <w:pPr>
-              <w:rPr>
-                <w:rFonts w:ascii="Arial" w:hAnsi="Arial"/>
-                <w:bCs/>
-                <w:color w:val="000000" w:themeColor="text1"/>
-                <w:sz w:val="16"/>
-                <w:szCs w:val="16"/>
-              </w:rPr>
-            </w:pPr>
-            <w:r>
-              <w:rPr>
-                <w:rFonts w:ascii="Arial" w:hAnsi="Arial"/>
-                <w:bCs/>
-                <w:color w:val="000000" w:themeColor="text1"/>
-                <w:sz w:val="16"/>
-                <w:szCs w:val="16"/>
-              </w:rPr>
-              <w:fldChar w:fldCharType="begin"/>
-            </w:r>
-            <w:r>
-              <w:rPr>
-                <w:rFonts w:ascii="Arial" w:hAnsi="Arial"/>
-                <w:bCs/>
-                <w:color w:val="000000" w:themeColor="text1"/>
-                <w:sz w:val="16"/>
-                <w:szCs w:val="16"/>
-              </w:rPr>
-              <w:instrText xml:space="preserve"> MERGEFIELD  ruc_empresa  \* MERGEFORMAT </w:instrText>
-            </w:r>
-            <w:r>
-              <w:rPr>
-                <w:rFonts w:ascii="Arial" w:hAnsi="Arial"/>
-                <w:bCs/>
-                <w:color w:val="000000" w:themeColor="text1"/>
-                <w:sz w:val="16"/>
-                <w:szCs w:val="16"/>
-              </w:rPr>
-              <w:fldChar w:fldCharType="separate"/>
-            </w:r>
-            <w:r>
-              <w:rPr>
-                <w:rFonts w:ascii="Arial" w:hAnsi="Arial"/>
-                <w:bCs/>
-                <w:noProof/>
-                <w:color w:val="000000" w:themeColor="text1"/>
-                <w:sz w:val="16"/>
-                <w:szCs w:val="16"/>
-              </w:rPr>
-              <w:t>«ruc_empresa»</w:t>
-            </w:r>
-            <w:r>
-              <w:rPr>
-                <w:rFonts w:ascii="Arial" w:hAnsi="Arial"/>
-                <w:bCs/>
-                <w:color w:val="000000" w:themeColor="text1"/>
-                <w:sz w:val="16"/>
-                <w:szCs w:val="16"/>
-              </w:rPr>
-              <w:fldChar w:fldCharType="end"/>
-            </w:r>
-          </w:p>
-        </w:tc>
-        <w:tc>
-          <w:tcPr>
-            <w:tcW w:w="2674" w:type="dxa"/>
-          </w:tcPr>
-          <w:p>
-            <w:pPr>
-              <w:rPr>
-                <w:rFonts w:ascii="Arial" w:hAnsi="Arial"/>
-                <w:b/>
-                <w:color w:val="000000" w:themeColor="text1"/>
-                <w:sz w:val="16"/>
-                <w:szCs w:val="16"/>
-                <w:lang w:val="es-PE"/>
-              </w:rPr>
-            </w:pPr>
-            <w:r>
-              <w:rPr>
-                <w:rFonts w:ascii="Arial" w:hAnsi="Arial"/>
-                <w:b/>
-                <w:color w:val="000000" w:themeColor="text1"/>
-                <w:sz w:val="16"/>
-                <w:szCs w:val="16"/>
-                <w:lang w:val="es-PE"/>
-              </w:rPr>
-              <w:t>Hora de impresión</w:t>
-            </w:r>
-          </w:p>
-        </w:tc>
-        <w:tc>
-          <w:tcPr>
-            <w:tcW w:w="2674" w:type="dxa"/>
-          </w:tcPr>
-          <w:p>
-            <w:pPr>
-              <w:rPr>
-                <w:rFonts w:ascii="Arial" w:hAnsi="Arial"/>
-                <w:bCs/>
-                <w:color w:val="000000" w:themeColor="text1"/>
-                <w:sz w:val="16"/>
-                <w:szCs w:val="16"/>
-              </w:rPr>
-            </w:pPr>
-            <w:r>
-              <w:rPr>
-                <w:rFonts w:ascii="Arial" w:hAnsi="Arial"/>
-                <w:bCs/>
-                <w:color w:val="000000" w:themeColor="text1"/>
-                <w:sz w:val="16"/>
-                <w:szCs w:val="16"/>
-              </w:rPr>
-              <w:fldChar w:fldCharType="begin"/>
-            </w:r>
-            <w:r>
-              <w:rPr>
-                <w:rFonts w:ascii="Arial" w:hAnsi="Arial"/>
-                <w:bCs/>
-                <w:color w:val="000000" w:themeColor="text1"/>
-                <w:sz w:val="16"/>
-                <w:szCs w:val="16"/>
-              </w:rPr>
-              <w:instrText xml:space="preserve"> MERGEFIELD  </w:instrText>
-            </w:r>
-            <w:r>
-              <w:rPr>
-                <w:rFonts w:ascii="Arial" w:hAnsi="Arial"/>
-                <w:bCs/>
-                <w:color w:val="000000" w:themeColor="text1"/>
-                <w:sz w:val="16"/>
-                <w:szCs w:val="16"/>
-              </w:rPr>
-              <w:instrText>hora_impr</w:instrText>
-            </w:r>
-            <w:r>
-              <w:rPr>
-                <w:rFonts w:ascii="Arial" w:hAnsi="Arial"/>
-                <w:bCs/>
-                <w:color w:val="000000" w:themeColor="text1"/>
-                <w:sz w:val="16"/>
-                <w:szCs w:val="16"/>
-              </w:rPr>
-              <w:instrText xml:space="preserve">  \* MERGEFORMAT </w:instrText>
-            </w:r>
-            <w:r>
-              <w:rPr>
-                <w:rFonts w:ascii="Arial" w:hAnsi="Arial"/>
-                <w:bCs/>
-                <w:color w:val="000000" w:themeColor="text1"/>
-                <w:sz w:val="16"/>
-                <w:szCs w:val="16"/>
-              </w:rPr>
-              <w:fldChar w:fldCharType="separate"/>
-            </w:r>
-            <w:r>
-              <w:rPr>
-                <w:rFonts w:ascii="Arial" w:hAnsi="Arial"/>
-                <w:bCs/>
-                <w:noProof/>
-                <w:color w:val="000000" w:themeColor="text1"/>
-                <w:sz w:val="16"/>
-                <w:szCs w:val="16"/>
-              </w:rPr>
-              <w:t>«hora_impr»</w:t>
-            </w:r>
-            <w:r>
-              <w:rPr>
-                <w:rFonts w:ascii="Arial" w:hAnsi="Arial"/>
-                <w:bCs/>
-                <w:color w:val="000000" w:themeColor="text1"/>
-                <w:sz w:val="16"/>
-                <w:szCs w:val="16"/>
-              </w:rPr>
-              <w:fldChar w:fldCharType="end"/>
-            </w:r>
-            <w:r>
-              <w:rPr>
-                <w:rFonts w:ascii="Arial" w:hAnsi="Arial"/>
-                <w:bCs/>
-                <w:color w:val="000000" w:themeColor="text1"/>
-                <w:sz w:val="16"/>
-                <w:szCs w:val="16"/>
-              </w:rPr>
-              <w:t xml:space="preserve"> </w:t>
-            </w:r>
-          </w:p>
-        </w:tc>
-      </w:tr>
-      <w:tr>
-        <w:trPr>
-          <w:trHeight w:val="378"/>
-        </w:trPr>
-        <w:tc>
-          <w:tcPr>
-            <w:tcW w:w="1706" w:type="dxa"/>
-          </w:tcPr>
-          <w:p>
-            <w:pPr>
-              <w:rPr>
-                <w:rFonts w:ascii="Arial" w:hAnsi="Arial"/>
-                <w:b/>
-                <w:color w:val="000000" w:themeColor="text1"/>
-                <w:sz w:val="16"/>
-                <w:szCs w:val="16"/>
-                <w:lang w:val="es-PE"/>
-              </w:rPr>
-            </w:pPr>
-            <w:r>
-              <w:rPr>
-                <w:rFonts w:ascii="Arial" w:hAnsi="Arial"/>
-                <w:b/>
-                <w:color w:val="000000" w:themeColor="text1"/>
-                <w:sz w:val="16"/>
-                <w:szCs w:val="16"/>
-                <w:lang w:val="es-PE"/>
-              </w:rPr>
-              <w:t>Teléfono</w:t>
-            </w:r>
-          </w:p>
-        </w:tc>
-        <w:tc>
-          <w:tcPr>
-            <w:tcW w:w="3642" w:type="dxa"/>
-          </w:tcPr>
-          <w:p>
-            <w:pPr>
-              <w:rPr>
-                <w:rFonts w:ascii="Arial" w:hAnsi="Arial"/>
-                <w:bCs/>
-                <w:color w:val="000000" w:themeColor="text1"/>
-                <w:sz w:val="16"/>
-                <w:szCs w:val="16"/>
-              </w:rPr>
-            </w:pPr>
-            <w:r>
-              <w:rPr>
-                <w:rFonts w:ascii="Arial" w:hAnsi="Arial"/>
-                <w:bCs/>
-                <w:color w:val="000000" w:themeColor="text1"/>
-                <w:sz w:val="16"/>
-                <w:szCs w:val="16"/>
-              </w:rPr>
-              <w:fldChar w:fldCharType="begin"/>
-            </w:r>
-            <w:r>
-              <w:rPr>
-                <w:rFonts w:ascii="Arial" w:hAnsi="Arial"/>
-                <w:bCs/>
-                <w:color w:val="000000" w:themeColor="text1"/>
-                <w:sz w:val="16"/>
-                <w:szCs w:val="16"/>
-              </w:rPr>
-              <w:instrText xml:space="preserve"> MERGEFIELD  </w:instrText>
-            </w:r>
-            <w:r>
-              <w:rPr>
-                <w:rFonts w:ascii="Arial" w:hAnsi="Arial"/>
-                <w:bCs/>
-                <w:noProof/>
-                <w:color w:val="000000" w:themeColor="text1"/>
-                <w:sz w:val="16"/>
-                <w:szCs w:val="16"/>
-              </w:rPr>
-              <w:instrText>telefono_empresa</w:instrText>
-            </w:r>
-            <w:r>
-              <w:rPr>
-                <w:rFonts w:ascii="Arial" w:hAnsi="Arial"/>
-                <w:bCs/>
-                <w:color w:val="000000" w:themeColor="text1"/>
-                <w:sz w:val="16"/>
-                <w:szCs w:val="16"/>
-              </w:rPr>
-              <w:instrText xml:space="preserve">  \* MERGEFORMAT </w:instrText>
-            </w:r>
-            <w:r>
-              <w:rPr>
-                <w:rFonts w:ascii="Arial" w:hAnsi="Arial"/>
-                <w:bCs/>
-                <w:color w:val="000000" w:themeColor="text1"/>
-                <w:sz w:val="16"/>
-                <w:szCs w:val="16"/>
-              </w:rPr>
-              <w:fldChar w:fldCharType="separate"/>
-            </w:r>
-            <w:r>
-              <w:rPr>
-                <w:rFonts w:ascii="Arial" w:hAnsi="Arial"/>
-                <w:bCs/>
-                <w:noProof/>
-                <w:color w:val="000000" w:themeColor="text1"/>
-                <w:sz w:val="16"/>
-                <w:szCs w:val="16"/>
-              </w:rPr>
-              <w:t>«telefono_empresa»</w:t>
-            </w:r>
-            <w:r>
-              <w:rPr>
-                <w:rFonts w:ascii="Arial" w:hAnsi="Arial"/>
-                <w:bCs/>
-                <w:color w:val="000000" w:themeColor="text1"/>
-                <w:sz w:val="16"/>
-                <w:szCs w:val="16"/>
-              </w:rPr>
-              <w:fldChar w:fldCharType="end"/>
-            </w:r>
-          </w:p>
-        </w:tc>
-        <w:tc>
-          <w:tcPr>
-            <w:tcW w:w="2674" w:type="dxa"/>
-          </w:tcPr>
-          <w:p>
-            <w:pPr>
-              <w:rPr>
-                <w:rFonts w:ascii="Arial" w:hAnsi="Arial"/>
-                <w:b/>
-                <w:color w:val="000000" w:themeColor="text1"/>
-                <w:sz w:val="16"/>
-                <w:szCs w:val="16"/>
-                <w:lang w:val="es-PE"/>
-              </w:rPr>
-            </w:pPr>
-          </w:p>
-        </w:tc>
-        <w:tc>
-          <w:tcPr>
-            <w:tcW w:w="2674" w:type="dxa"/>
-          </w:tcPr>
-          <w:p>
-            <w:pPr>
-              <w:rPr>
-                <w:rFonts w:ascii="Arial" w:hAnsi="Arial"/>
-                <w:bCs/>
-                <w:color w:val="000000" w:themeColor="text1"/>
-                <w:sz w:val="16"/>
-                <w:szCs w:val="16"/>
-              </w:rPr>
-            </w:pPr>
-          </w:p>
-        </w:tc>
-      </w:tr>
-    </w:tbl>
-    <w:p>
-      <w:pPr>
-        <w:spacing w:line="0" w:lineRule="atLeast"/>
-        <w:rPr>
-          <w:rFonts w:ascii="Arial" w:hAnsi="Arial"/>
-          <w:b/>
-          <w:bCs/>
-          <w:u w:val="single"/>
-          <w:lang w:val="es-PE"/>
-        </w:rPr>
-      </w:pPr>
-    </w:p>
-    <w:tbl>
-      <w:tblPr>
-        <w:tblStyle w:val="Tablaconcuadrculaclara"/>
-        <w:tblW w:w="5000" w:type="pct"/>
+        <w:tblW w:w="5429" w:type="pct"/>
         <w:tblInd w:w="-5" w:type="dxa"/>
         <w:tblBorders>
           <w:top w:val="none" w:sz="0" w:space="0" w:color="auto"/>
@@ -1434,106 +559,262 @@
         <w:tblDescription w:val="Tabla de diseño de encabezado"/>
       </w:tblPr>
       <w:tblGrid>
-        <w:gridCol w:w="1708"/>
-        <w:gridCol w:w="3642"/>
-        <w:gridCol w:w="2673"/>
-        <w:gridCol w:w="2673"/>
+        <w:gridCol w:w="1849"/>
+        <w:gridCol w:w="3945"/>
+        <w:gridCol w:w="2896"/>
+        <w:gridCol w:w="2898"/>
       </w:tblGrid>
       <w:tr>
         <w:trPr>
-          <w:trHeight w:val="378"/>
+          <w:trHeight w:val="375"/>
         </w:trPr>
         <w:tc>
           <w:tcPr>
-            <w:tcW w:w="5344" w:type="dxa"/>
-            <w:gridSpan w:val="2"/>
-          </w:tcPr>
-          <w:p>
-            <w:pPr>
-              <w:rPr>
-                <w:rFonts w:ascii="Arial" w:hAnsi="Arial"/>
-                <w:bCs/>
-                <w:color w:val="000000" w:themeColor="text1"/>
-                <w:sz w:val="16"/>
-                <w:szCs w:val="16"/>
-              </w:rPr>
-            </w:pPr>
-            <w:r>
-              <w:rPr>
-                <w:rFonts w:ascii="Arial" w:hAnsi="Arial"/>
-                <w:b/>
-                <w:bCs/>
-                <w:color w:val="000000" w:themeColor="text1"/>
-                <w:sz w:val="16"/>
-                <w:szCs w:val="16"/>
-                <w:u w:val="single"/>
+            <w:tcW w:w="1854" w:type="dxa"/>
+          </w:tcPr>
+          <w:p>
+            <w:pPr>
+              <w:rPr>
+                <w:rFonts w:ascii="Arial" w:hAnsi="Arial"/>
+                <w:bCs/>
+                <w:color w:val="000000" w:themeColor="text1"/>
+                <w:sz w:val="16"/>
+                <w:szCs w:val="16"/>
+              </w:rPr>
+            </w:pPr>
+            <w:r>
+              <w:rPr>
+                <w:rFonts w:ascii="Arial" w:hAnsi="Arial"/>
+                <w:b/>
+                <w:color w:val="000000" w:themeColor="text1"/>
+                <w:sz w:val="16"/>
+                <w:szCs w:val="16"/>
                 <w:lang w:val="es-PE"/>
               </w:rPr>
-              <w:t>Información</w:t>
-            </w:r>
-            <w:r>
-              <w:rPr>
-                <w:rFonts w:ascii="Arial" w:hAnsi="Arial"/>
-                <w:b/>
-                <w:bCs/>
-                <w:color w:val="000000" w:themeColor="text1"/>
-                <w:sz w:val="16"/>
-                <w:szCs w:val="16"/>
-                <w:u w:val="single"/>
+              <w:t>Sede Productiva</w:t>
+            </w:r>
+          </w:p>
+        </w:tc>
+        <w:tc>
+          <w:tcPr>
+            <w:tcW w:w="3955" w:type="dxa"/>
+          </w:tcPr>
+          <w:p>
+            <w:pPr>
+              <w:rPr>
+                <w:rFonts w:ascii="Arial" w:hAnsi="Arial"/>
+                <w:bCs/>
+                <w:color w:val="000000" w:themeColor="text1"/>
+                <w:sz w:val="16"/>
+                <w:szCs w:val="16"/>
+              </w:rPr>
+            </w:pPr>
+            <w:r>
+              <w:rPr>
+                <w:rFonts w:ascii="Arial" w:hAnsi="Arial"/>
+                <w:bCs/>
+                <w:color w:val="000000" w:themeColor="text1"/>
+                <w:sz w:val="16"/>
+                <w:szCs w:val="16"/>
+              </w:rPr>
+              <w:fldChar w:fldCharType="begin"/>
+            </w:r>
+            <w:r>
+              <w:rPr>
+                <w:rFonts w:ascii="Arial" w:hAnsi="Arial"/>
+                <w:bCs/>
+                <w:color w:val="000000" w:themeColor="text1"/>
+                <w:sz w:val="16"/>
+                <w:szCs w:val="16"/>
+              </w:rPr>
+              <w:instrText xml:space="preserve"> MERGEFIELD  </w:instrText>
+            </w:r>
+            <w:r>
+              <w:rPr>
+                <w:rFonts w:ascii="Arial" w:hAnsi="Arial"/>
+                <w:bCs/>
+                <w:noProof/>
+                <w:color w:val="000000" w:themeColor="text1"/>
+                <w:sz w:val="16"/>
+                <w:szCs w:val="16"/>
+              </w:rPr>
+              <w:instrText>sucursal_empresa</w:instrText>
+            </w:r>
+            <w:r>
+              <w:rPr>
+                <w:rFonts w:ascii="Arial" w:hAnsi="Arial"/>
+                <w:bCs/>
+                <w:color w:val="000000" w:themeColor="text1"/>
+                <w:sz w:val="16"/>
+                <w:szCs w:val="16"/>
+              </w:rPr>
+              <w:instrText xml:space="preserve">  \* MERGEFORMAT </w:instrText>
+            </w:r>
+            <w:r>
+              <w:rPr>
+                <w:rFonts w:ascii="Arial" w:hAnsi="Arial"/>
+                <w:bCs/>
+                <w:color w:val="000000" w:themeColor="text1"/>
+                <w:sz w:val="16"/>
+                <w:szCs w:val="16"/>
+              </w:rPr>
+              <w:fldChar w:fldCharType="separate"/>
+            </w:r>
+            <w:r>
+              <w:rPr>
+                <w:rFonts w:ascii="Arial" w:hAnsi="Arial"/>
+                <w:bCs/>
+                <w:noProof/>
+                <w:color w:val="000000" w:themeColor="text1"/>
+                <w:sz w:val="16"/>
+                <w:szCs w:val="16"/>
+              </w:rPr>
+              <w:t>«sucursal_empresa»</w:t>
+            </w:r>
+            <w:r>
+              <w:rPr>
+                <w:rFonts w:ascii="Arial" w:hAnsi="Arial"/>
+                <w:bCs/>
+                <w:color w:val="000000" w:themeColor="text1"/>
+                <w:sz w:val="16"/>
+                <w:szCs w:val="16"/>
+              </w:rPr>
+              <w:fldChar w:fldCharType="end"/>
+            </w:r>
+          </w:p>
+        </w:tc>
+        <w:tc>
+          <w:tcPr>
+            <w:tcW w:w="2903" w:type="dxa"/>
+          </w:tcPr>
+          <w:p>
+            <w:pPr>
+              <w:rPr>
+                <w:rFonts w:ascii="Arial" w:hAnsi="Arial"/>
+                <w:bCs/>
+                <w:color w:val="000000" w:themeColor="text1"/>
+                <w:sz w:val="16"/>
+                <w:szCs w:val="16"/>
+              </w:rPr>
+            </w:pPr>
+            <w:proofErr w:type="gramStart"/>
+            <w:r>
+              <w:rPr>
+                <w:rFonts w:ascii="Arial" w:hAnsi="Arial"/>
+                <w:b/>
+                <w:color w:val="000000" w:themeColor="text1"/>
+                <w:sz w:val="16"/>
+                <w:szCs w:val="16"/>
                 <w:lang w:val="es-PE"/>
               </w:rPr>
-              <w:t xml:space="preserve"> Comercial</w:t>
-            </w:r>
-          </w:p>
-        </w:tc>
-        <w:tc>
-          <w:tcPr>
-            <w:tcW w:w="5342" w:type="dxa"/>
-            <w:gridSpan w:val="2"/>
-          </w:tcPr>
-          <w:p>
-            <w:pPr>
-              <w:rPr>
-                <w:rFonts w:ascii="Arial" w:hAnsi="Arial"/>
-                <w:b/>
-                <w:color w:val="000000" w:themeColor="text1"/>
-                <w:sz w:val="16"/>
-                <w:szCs w:val="16"/>
-                <w:u w:val="single"/>
-              </w:rPr>
-            </w:pPr>
-            <w:r>
-              <w:rPr>
-                <w:rFonts w:ascii="Arial" w:hAnsi="Arial"/>
-                <w:b/>
-                <w:color w:val="000000" w:themeColor="text1"/>
-                <w:sz w:val="16"/>
-                <w:szCs w:val="16"/>
-                <w:u w:val="single"/>
-              </w:rPr>
-              <w:t>Información</w:t>
-            </w:r>
-            <w:r>
-              <w:rPr>
-                <w:rFonts w:ascii="Arial" w:hAnsi="Arial"/>
-                <w:b/>
-                <w:color w:val="000000" w:themeColor="text1"/>
-                <w:sz w:val="16"/>
-                <w:szCs w:val="16"/>
-                <w:u w:val="single"/>
-              </w:rPr>
-              <w:t xml:space="preserve"> Transportista</w:t>
+              <w:t>Ticket</w:t>
+            </w:r>
+            <w:proofErr w:type="gramEnd"/>
+            <w:r>
+              <w:rPr>
+                <w:rFonts w:ascii="Arial" w:hAnsi="Arial"/>
+                <w:b/>
+                <w:color w:val="000000" w:themeColor="text1"/>
+                <w:sz w:val="16"/>
+                <w:szCs w:val="16"/>
+                <w:lang w:val="es-PE"/>
+              </w:rPr>
+              <w:t xml:space="preserve"> de Pesaje </w:t>
+            </w:r>
+            <w:proofErr w:type="spellStart"/>
+            <w:r>
+              <w:rPr>
+                <w:rFonts w:ascii="Arial" w:hAnsi="Arial"/>
+                <w:b/>
+                <w:color w:val="000000" w:themeColor="text1"/>
+                <w:sz w:val="16"/>
+                <w:szCs w:val="16"/>
+                <w:lang w:val="es-PE"/>
+              </w:rPr>
+              <w:t>N°</w:t>
+            </w:r>
+            <w:proofErr w:type="spellEnd"/>
+          </w:p>
+        </w:tc>
+        <w:tc>
+          <w:tcPr>
+            <w:tcW w:w="2904" w:type="dxa"/>
+          </w:tcPr>
+          <w:p>
+            <w:pPr>
+              <w:rPr>
+                <w:rFonts w:ascii="Arial" w:hAnsi="Arial"/>
+                <w:bCs/>
+                <w:color w:val="000000" w:themeColor="text1"/>
+                <w:sz w:val="16"/>
+                <w:szCs w:val="16"/>
+              </w:rPr>
+            </w:pPr>
+            <w:r>
+              <w:rPr>
+                <w:rFonts w:ascii="Arial" w:hAnsi="Arial"/>
+                <w:bCs/>
+                <w:noProof/>
+                <w:color w:val="000000" w:themeColor="text1"/>
+                <w:sz w:val="16"/>
+                <w:szCs w:val="16"/>
+              </w:rPr>
+              <w:fldChar w:fldCharType="begin"/>
+            </w:r>
+            <w:r>
+              <w:rPr>
+                <w:rFonts w:ascii="Arial" w:hAnsi="Arial"/>
+                <w:bCs/>
+                <w:noProof/>
+                <w:color w:val="000000" w:themeColor="text1"/>
+                <w:sz w:val="16"/>
+                <w:szCs w:val="16"/>
+              </w:rPr>
+              <w:instrText xml:space="preserve"> MERGEFIELD  nro_ticket  \* MERGEFORMAT </w:instrText>
+            </w:r>
+            <w:r>
+              <w:rPr>
+                <w:rFonts w:ascii="Arial" w:hAnsi="Arial"/>
+                <w:bCs/>
+                <w:noProof/>
+                <w:color w:val="000000" w:themeColor="text1"/>
+                <w:sz w:val="16"/>
+                <w:szCs w:val="16"/>
+              </w:rPr>
+              <w:fldChar w:fldCharType="separate"/>
+            </w:r>
+            <w:r>
+              <w:rPr>
+                <w:rFonts w:ascii="Arial" w:hAnsi="Arial"/>
+                <w:bCs/>
+                <w:noProof/>
+                <w:color w:val="000000" w:themeColor="text1"/>
+                <w:sz w:val="16"/>
+                <w:szCs w:val="16"/>
+              </w:rPr>
+              <w:t>«nro_ticket»</w:t>
+            </w:r>
+            <w:r>
+              <w:rPr>
+                <w:rFonts w:ascii="Arial" w:hAnsi="Arial"/>
+                <w:bCs/>
+                <w:noProof/>
+                <w:color w:val="000000" w:themeColor="text1"/>
+                <w:sz w:val="16"/>
+                <w:szCs w:val="16"/>
+              </w:rPr>
+              <w:fldChar w:fldCharType="end"/>
             </w:r>
           </w:p>
         </w:tc>
       </w:tr>
       <w:tr>
         <w:trPr>
-          <w:trHeight w:val="529"/>
+          <w:trHeight w:val="375"/>
         </w:trPr>
         <w:tc>
           <w:tcPr>
-            <w:tcW w:w="1705" w:type="dxa"/>
+            <w:tcW w:w="1854" w:type="dxa"/>
           </w:tcPr>
           <w:p>
             <w:pPr>
@@ -1554,8 +835,95 @@
                 <w:szCs w:val="16"/>
                 <w:lang w:val="es-PE"/>
               </w:rPr>
-              <w:t>P</w:t>
-            </w:r>
+              <w:t xml:space="preserve">Dirección </w:t>
+            </w:r>
+          </w:p>
+        </w:tc>
+        <w:tc>
+          <w:tcPr>
+            <w:tcW w:w="3955" w:type="dxa"/>
+          </w:tcPr>
+          <w:p>
+            <w:pPr>
+              <w:rPr>
+                <w:rFonts w:ascii="Arial" w:hAnsi="Arial"/>
+                <w:bCs/>
+                <w:color w:val="000000" w:themeColor="text1"/>
+                <w:sz w:val="16"/>
+                <w:szCs w:val="16"/>
+              </w:rPr>
+            </w:pPr>
+            <w:r>
+              <w:rPr>
+                <w:rFonts w:ascii="Arial" w:hAnsi="Arial"/>
+                <w:bCs/>
+                <w:noProof/>
+                <w:color w:val="000000" w:themeColor="text1"/>
+                <w:sz w:val="16"/>
+                <w:szCs w:val="16"/>
+              </w:rPr>
+              <w:fldChar w:fldCharType="begin"/>
+            </w:r>
+            <w:r>
+              <w:rPr>
+                <w:rFonts w:ascii="Arial" w:hAnsi="Arial"/>
+                <w:bCs/>
+                <w:noProof/>
+                <w:color w:val="000000" w:themeColor="text1"/>
+                <w:sz w:val="16"/>
+                <w:szCs w:val="16"/>
+              </w:rPr>
+              <w:instrText xml:space="preserve"> MERGEFIELD  direc_empresa  \* MERGEFORMAT </w:instrText>
+            </w:r>
+            <w:r>
+              <w:rPr>
+                <w:rFonts w:ascii="Arial" w:hAnsi="Arial"/>
+                <w:bCs/>
+                <w:noProof/>
+                <w:color w:val="000000" w:themeColor="text1"/>
+                <w:sz w:val="16"/>
+                <w:szCs w:val="16"/>
+              </w:rPr>
+              <w:fldChar w:fldCharType="separate"/>
+            </w:r>
+            <w:r>
+              <w:rPr>
+                <w:rFonts w:ascii="Arial" w:hAnsi="Arial"/>
+                <w:bCs/>
+                <w:noProof/>
+                <w:color w:val="000000" w:themeColor="text1"/>
+                <w:sz w:val="16"/>
+                <w:szCs w:val="16"/>
+              </w:rPr>
+              <w:t>«direc_empresa»</w:t>
+            </w:r>
+            <w:r>
+              <w:rPr>
+                <w:rFonts w:ascii="Arial" w:hAnsi="Arial"/>
+                <w:bCs/>
+                <w:noProof/>
+                <w:color w:val="000000" w:themeColor="text1"/>
+                <w:sz w:val="16"/>
+                <w:szCs w:val="16"/>
+              </w:rPr>
+              <w:fldChar w:fldCharType="end"/>
+            </w:r>
+          </w:p>
+        </w:tc>
+        <w:tc>
+          <w:tcPr>
+            <w:tcW w:w="2903" w:type="dxa"/>
+          </w:tcPr>
+          <w:p>
+            <w:pPr>
+              <w:rPr>
+                <w:rFonts w:ascii="Arial" w:hAnsi="Arial"/>
+                <w:bCs/>
+                <w:color w:val="000000" w:themeColor="text1"/>
+                <w:sz w:val="16"/>
+                <w:szCs w:val="16"/>
+              </w:rPr>
+            </w:pPr>
             <w:r>
               <w:rPr>
                 <w:rFonts w:ascii="Arial" w:hAnsi="Arial"/>
@@ -1565,29 +933,28 @@
                 <w:szCs w:val="16"/>
                 <w:lang w:val="es-PE"/>
               </w:rPr>
-              <w:t>roveedor</w:t>
-            </w:r>
-          </w:p>
-        </w:tc>
-        <w:tc>
-          <w:tcPr>
-            <w:tcW w:w="3639" w:type="dxa"/>
-          </w:tcPr>
-          <w:p>
-            <w:pPr>
-              <w:rPr>
-                <w:rFonts w:ascii="Arial" w:hAnsi="Arial"/>
-                <w:bCs/>
-                <w:color w:val="000000" w:themeColor="text1"/>
-                <w:sz w:val="16"/>
-                <w:szCs w:val="16"/>
-              </w:rPr>
-            </w:pPr>
-            <w:r>
-              <w:rPr>
-                <w:rFonts w:ascii="Arial" w:hAnsi="Arial"/>
-                <w:bCs/>
-                <w:noProof/>
+              <w:t>Fecha de impresión</w:t>
+            </w:r>
+          </w:p>
+        </w:tc>
+        <w:tc>
+          <w:tcPr>
+            <w:tcW w:w="2904" w:type="dxa"/>
+          </w:tcPr>
+          <w:p>
+            <w:pPr>
+              <w:rPr>
+                <w:rFonts w:ascii="Arial" w:hAnsi="Arial"/>
+                <w:bCs/>
+                <w:color w:val="000000" w:themeColor="text1"/>
+                <w:sz w:val="16"/>
+                <w:szCs w:val="16"/>
+              </w:rPr>
+            </w:pPr>
+            <w:r>
+              <w:rPr>
+                <w:rFonts w:ascii="Arial" w:hAnsi="Arial"/>
+                <w:bCs/>
                 <w:color w:val="000000" w:themeColor="text1"/>
                 <w:sz w:val="16"/>
                 <w:szCs w:val="16"/>
@@ -1598,18 +965,36 @@
               <w:rPr>
                 <w:rFonts w:ascii="Arial" w:hAnsi="Arial"/>
                 <w:bCs/>
-                <w:noProof/>
-                <w:color w:val="000000" w:themeColor="text1"/>
-                <w:sz w:val="16"/>
-                <w:szCs w:val="16"/>
-              </w:rPr>
-              <w:instrText xml:space="preserve"> MERGEFIELD  razon_social  \* MERGEFORMAT </w:instrText>
-            </w:r>
-            <w:r>
-              <w:rPr>
-                <w:rFonts w:ascii="Arial" w:hAnsi="Arial"/>
-                <w:bCs/>
-                <w:noProof/>
+                <w:color w:val="000000" w:themeColor="text1"/>
+                <w:sz w:val="16"/>
+                <w:szCs w:val="16"/>
+              </w:rPr>
+              <w:instrText xml:space="preserve"> MERGEFIELD  </w:instrText>
+            </w:r>
+            <w:r>
+              <w:rPr>
+                <w:rFonts w:ascii="Arial" w:hAnsi="Arial"/>
+                <w:bCs/>
+                <w:color w:val="000000" w:themeColor="text1"/>
+                <w:sz w:val="16"/>
+                <w:szCs w:val="16"/>
+              </w:rPr>
+              <w:instrText>fecha_impr</w:instrText>
+            </w:r>
+            <w:r>
+              <w:rPr>
+                <w:rFonts w:ascii="Arial" w:hAnsi="Arial"/>
+                <w:bCs/>
+                <w:color w:val="000000" w:themeColor="text1"/>
+                <w:sz w:val="16"/>
+                <w:szCs w:val="16"/>
+              </w:rPr>
+              <w:instrText xml:space="preserve">  \* MERGEFORMAT </w:instrText>
+            </w:r>
+            <w:r>
+              <w:rPr>
+                <w:rFonts w:ascii="Arial" w:hAnsi="Arial"/>
+                <w:bCs/>
                 <w:color w:val="000000" w:themeColor="text1"/>
                 <w:sz w:val="16"/>
                 <w:szCs w:val="16"/>
@@ -1625,102 +1010,7 @@
                 <w:sz w:val="16"/>
                 <w:szCs w:val="16"/>
               </w:rPr>
-              <w:t>«razon_social»</w:t>
-            </w:r>
-            <w:r>
-              <w:rPr>
-                <w:rFonts w:ascii="Arial" w:hAnsi="Arial"/>
-                <w:bCs/>
-                <w:noProof/>
-                <w:color w:val="000000" w:themeColor="text1"/>
-                <w:sz w:val="16"/>
-                <w:szCs w:val="16"/>
-              </w:rPr>
-              <w:fldChar w:fldCharType="end"/>
-            </w:r>
-          </w:p>
-        </w:tc>
-        <w:tc>
-          <w:tcPr>
-            <w:tcW w:w="2671" w:type="dxa"/>
-          </w:tcPr>
-          <w:p>
-            <w:pPr>
-              <w:rPr>
-                <w:rFonts w:ascii="Arial" w:hAnsi="Arial"/>
-                <w:bCs/>
-                <w:color w:val="000000" w:themeColor="text1"/>
-                <w:sz w:val="16"/>
-                <w:szCs w:val="16"/>
-              </w:rPr>
-            </w:pPr>
-            <w:r>
-              <w:rPr>
-                <w:rFonts w:ascii="Arial" w:hAnsi="Arial"/>
-                <w:b/>
-                <w:color w:val="000000" w:themeColor="text1"/>
-                <w:sz w:val="16"/>
-                <w:szCs w:val="16"/>
-                <w:lang w:val="es-PE"/>
-              </w:rPr>
-              <w:t>Nombre(s)</w:t>
-            </w:r>
-          </w:p>
-        </w:tc>
-        <w:tc>
-          <w:tcPr>
-            <w:tcW w:w="2671" w:type="dxa"/>
-          </w:tcPr>
-          <w:p>
-            <w:pPr>
-              <w:rPr>
-                <w:rFonts w:ascii="Arial" w:hAnsi="Arial"/>
-                <w:bCs/>
-                <w:color w:val="000000" w:themeColor="text1"/>
-                <w:sz w:val="16"/>
-                <w:szCs w:val="16"/>
-              </w:rPr>
-            </w:pPr>
-            <w:r>
-              <w:rPr>
-                <w:rFonts w:ascii="Arial" w:hAnsi="Arial"/>
-                <w:bCs/>
-                <w:color w:val="000000" w:themeColor="text1"/>
-                <w:sz w:val="16"/>
-                <w:szCs w:val="16"/>
-              </w:rPr>
-              <w:fldChar w:fldCharType="begin"/>
-            </w:r>
-            <w:r>
-              <w:rPr>
-                <w:rFonts w:ascii="Arial" w:hAnsi="Arial"/>
-                <w:bCs/>
-                <w:color w:val="000000" w:themeColor="text1"/>
-                <w:sz w:val="16"/>
-                <w:szCs w:val="16"/>
-              </w:rPr>
-              <w:instrText xml:space="preserve"> MERGEFIELD  nom_conductor  \* MERGEFORMAT </w:instrText>
-            </w:r>
-            <w:r>
-              <w:rPr>
-                <w:rFonts w:ascii="Arial" w:hAnsi="Arial"/>
-                <w:bCs/>
-                <w:color w:val="000000" w:themeColor="text1"/>
-                <w:sz w:val="16"/>
-                <w:szCs w:val="16"/>
-              </w:rPr>
-              <w:fldChar w:fldCharType="separate"/>
-            </w:r>
-            <w:r>
-              <w:rPr>
-                <w:rFonts w:ascii="Arial" w:hAnsi="Arial"/>
-                <w:bCs/>
-                <w:noProof/>
-                <w:color w:val="000000" w:themeColor="text1"/>
-                <w:sz w:val="16"/>
-                <w:szCs w:val="16"/>
-              </w:rPr>
-              <w:t>«nom_conductor»</w:t>
+              <w:t>«fecha_impr»</w:t>
             </w:r>
             <w:r>
               <w:rPr>
@@ -1737,23 +1027,14 @@
       </w:tr>
       <w:tr>
         <w:trPr>
-          <w:trHeight w:val="437"/>
+          <w:trHeight w:val="375"/>
         </w:trPr>
         <w:tc>
           <w:tcPr>
-            <w:tcW w:w="1705" w:type="dxa"/>
-          </w:tcPr>
-          <w:p>
-            <w:pPr>
-              <w:rPr>
-                <w:rFonts w:ascii="Arial" w:hAnsi="Arial"/>
-                <w:bCs/>
-                <w:color w:val="000000" w:themeColor="text1"/>
-                <w:sz w:val="16"/>
-                <w:szCs w:val="16"/>
-              </w:rPr>
-            </w:pPr>
-            <w:r>
+            <w:tcW w:w="1854" w:type="dxa"/>
+          </w:tcPr>
+          <w:p>
+            <w:pPr>
               <w:rPr>
                 <w:rFonts w:ascii="Arial" w:hAnsi="Arial"/>
                 <w:b/>
@@ -1762,9 +1043,93 @@
                 <w:szCs w:val="16"/>
                 <w:lang w:val="es-PE"/>
               </w:rPr>
+            </w:pPr>
+            <w:r>
+              <w:rPr>
+                <w:rFonts w:ascii="Arial" w:hAnsi="Arial"/>
+                <w:b/>
+                <w:color w:val="000000" w:themeColor="text1"/>
+                <w:sz w:val="16"/>
+                <w:szCs w:val="16"/>
+                <w:lang w:val="es-PE"/>
+              </w:rPr>
               <w:t>RUC</w:t>
             </w:r>
-            <w:r>
+          </w:p>
+        </w:tc>
+        <w:tc>
+          <w:tcPr>
+            <w:tcW w:w="3955" w:type="dxa"/>
+          </w:tcPr>
+          <w:p>
+            <w:pPr>
+              <w:rPr>
+                <w:rFonts w:ascii="Arial" w:hAnsi="Arial"/>
+                <w:bCs/>
+                <w:color w:val="000000" w:themeColor="text1"/>
+                <w:sz w:val="16"/>
+                <w:szCs w:val="16"/>
+              </w:rPr>
+            </w:pPr>
+            <w:r>
+              <w:rPr>
+                <w:rFonts w:ascii="Arial" w:hAnsi="Arial"/>
+                <w:bCs/>
+                <w:color w:val="000000" w:themeColor="text1"/>
+                <w:sz w:val="16"/>
+                <w:szCs w:val="16"/>
+              </w:rPr>
+              <w:fldChar w:fldCharType="begin"/>
+            </w:r>
+            <w:r>
+              <w:rPr>
+                <w:rFonts w:ascii="Arial" w:hAnsi="Arial"/>
+                <w:bCs/>
+                <w:color w:val="000000" w:themeColor="text1"/>
+                <w:sz w:val="16"/>
+                <w:szCs w:val="16"/>
+              </w:rPr>
+              <w:instrText xml:space="preserve"> MERGEFIELD  ruc_empresa  \* MERGEFORMAT </w:instrText>
+            </w:r>
+            <w:r>
+              <w:rPr>
+                <w:rFonts w:ascii="Arial" w:hAnsi="Arial"/>
+                <w:bCs/>
+                <w:color w:val="000000" w:themeColor="text1"/>
+                <w:sz w:val="16"/>
+                <w:szCs w:val="16"/>
+              </w:rPr>
+              <w:fldChar w:fldCharType="separate"/>
+            </w:r>
+            <w:r>
+              <w:rPr>
+                <w:rFonts w:ascii="Arial" w:hAnsi="Arial"/>
+                <w:bCs/>
+                <w:noProof/>
+                <w:color w:val="000000" w:themeColor="text1"/>
+                <w:sz w:val="16"/>
+                <w:szCs w:val="16"/>
+              </w:rPr>
+              <w:t>«ruc_empresa»</w:t>
+            </w:r>
+            <w:r>
+              <w:rPr>
+                <w:rFonts w:ascii="Arial" w:hAnsi="Arial"/>
+                <w:bCs/>
+                <w:color w:val="000000" w:themeColor="text1"/>
+                <w:sz w:val="16"/>
+                <w:szCs w:val="16"/>
+              </w:rPr>
+              <w:fldChar w:fldCharType="end"/>
+            </w:r>
+          </w:p>
+        </w:tc>
+        <w:tc>
+          <w:tcPr>
+            <w:tcW w:w="2903" w:type="dxa"/>
+          </w:tcPr>
+          <w:p>
+            <w:pPr>
               <w:rPr>
                 <w:rFonts w:ascii="Arial" w:hAnsi="Arial"/>
                 <w:b/>
@@ -1773,192 +1138,128 @@
                 <w:szCs w:val="16"/>
                 <w:lang w:val="es-PE"/>
               </w:rPr>
+            </w:pPr>
+            <w:r>
+              <w:rPr>
+                <w:rFonts w:ascii="Arial" w:hAnsi="Arial"/>
+                <w:b/>
+                <w:color w:val="000000" w:themeColor="text1"/>
+                <w:sz w:val="16"/>
+                <w:szCs w:val="16"/>
+                <w:lang w:val="es-PE"/>
+              </w:rPr>
+              <w:t>Hora de impresión</w:t>
+            </w:r>
+          </w:p>
+        </w:tc>
+        <w:tc>
+          <w:tcPr>
+            <w:tcW w:w="2904" w:type="dxa"/>
+          </w:tcPr>
+          <w:p>
+            <w:pPr>
+              <w:rPr>
+                <w:rFonts w:ascii="Arial" w:hAnsi="Arial"/>
+                <w:bCs/>
+                <w:color w:val="000000" w:themeColor="text1"/>
+                <w:sz w:val="16"/>
+                <w:szCs w:val="16"/>
+              </w:rPr>
+            </w:pPr>
+            <w:r>
+              <w:rPr>
+                <w:rFonts w:ascii="Arial" w:hAnsi="Arial"/>
+                <w:bCs/>
+                <w:color w:val="000000" w:themeColor="text1"/>
+                <w:sz w:val="16"/>
+                <w:szCs w:val="16"/>
+              </w:rPr>
+              <w:fldChar w:fldCharType="begin"/>
+            </w:r>
+            <w:r>
+              <w:rPr>
+                <w:rFonts w:ascii="Arial" w:hAnsi="Arial"/>
+                <w:bCs/>
+                <w:color w:val="000000" w:themeColor="text1"/>
+                <w:sz w:val="16"/>
+                <w:szCs w:val="16"/>
+              </w:rPr>
+              <w:instrText xml:space="preserve"> MERGEFIELD  </w:instrText>
+            </w:r>
+            <w:r>
+              <w:rPr>
+                <w:rFonts w:ascii="Arial" w:hAnsi="Arial"/>
+                <w:bCs/>
+                <w:color w:val="000000" w:themeColor="text1"/>
+                <w:sz w:val="16"/>
+                <w:szCs w:val="16"/>
+              </w:rPr>
+              <w:instrText>hora_impr</w:instrText>
+            </w:r>
+            <w:r>
+              <w:rPr>
+                <w:rFonts w:ascii="Arial" w:hAnsi="Arial"/>
+                <w:bCs/>
+                <w:color w:val="000000" w:themeColor="text1"/>
+                <w:sz w:val="16"/>
+                <w:szCs w:val="16"/>
+              </w:rPr>
+              <w:instrText xml:space="preserve">  \* MERGEFORMAT </w:instrText>
+            </w:r>
+            <w:r>
+              <w:rPr>
+                <w:rFonts w:ascii="Arial" w:hAnsi="Arial"/>
+                <w:bCs/>
+                <w:color w:val="000000" w:themeColor="text1"/>
+                <w:sz w:val="16"/>
+                <w:szCs w:val="16"/>
+              </w:rPr>
+              <w:fldChar w:fldCharType="separate"/>
+            </w:r>
+            <w:r>
+              <w:rPr>
+                <w:rFonts w:ascii="Arial" w:hAnsi="Arial"/>
+                <w:bCs/>
+                <w:noProof/>
+                <w:color w:val="000000" w:themeColor="text1"/>
+                <w:sz w:val="16"/>
+                <w:szCs w:val="16"/>
+              </w:rPr>
+              <w:t>«hora_impr»</w:t>
+            </w:r>
+            <w:r>
+              <w:rPr>
+                <w:rFonts w:ascii="Arial" w:hAnsi="Arial"/>
+                <w:bCs/>
+                <w:color w:val="000000" w:themeColor="text1"/>
+                <w:sz w:val="16"/>
+                <w:szCs w:val="16"/>
+              </w:rPr>
+              <w:fldChar w:fldCharType="end"/>
+            </w:r>
+            <w:r>
+              <w:rPr>
+                <w:rFonts w:ascii="Arial" w:hAnsi="Arial"/>
+                <w:bCs/>
+                <w:color w:val="000000" w:themeColor="text1"/>
+                <w:sz w:val="16"/>
+                <w:szCs w:val="16"/>
+              </w:rPr>
               <w:t xml:space="preserve"> </w:t>
-            </w:r>
-          </w:p>
-        </w:tc>
-        <w:tc>
-          <w:tcPr>
-            <w:tcW w:w="3639" w:type="dxa"/>
-          </w:tcPr>
-          <w:p>
-            <w:pPr>
-              <w:rPr>
-                <w:rFonts w:ascii="Arial" w:hAnsi="Arial"/>
-                <w:bCs/>
-                <w:color w:val="000000" w:themeColor="text1"/>
-                <w:sz w:val="16"/>
-                <w:szCs w:val="16"/>
-              </w:rPr>
-            </w:pPr>
-            <w:r>
-              <w:rPr>
-                <w:rFonts w:ascii="Arial" w:hAnsi="Arial"/>
-                <w:bCs/>
-                <w:color w:val="000000" w:themeColor="text1"/>
-                <w:sz w:val="16"/>
-                <w:szCs w:val="16"/>
-              </w:rPr>
-              <w:fldChar w:fldCharType="begin"/>
-            </w:r>
-            <w:r>
-              <w:rPr>
-                <w:rFonts w:ascii="Arial" w:hAnsi="Arial"/>
-                <w:bCs/>
-                <w:color w:val="000000" w:themeColor="text1"/>
-                <w:sz w:val="16"/>
-                <w:szCs w:val="16"/>
-              </w:rPr>
-              <w:instrText xml:space="preserve"> MERGEFIELD  nro_documento  \* MERGEFORMAT </w:instrText>
-            </w:r>
-            <w:r>
-              <w:rPr>
-                <w:rFonts w:ascii="Arial" w:hAnsi="Arial"/>
-                <w:bCs/>
-                <w:color w:val="000000" w:themeColor="text1"/>
-                <w:sz w:val="16"/>
-                <w:szCs w:val="16"/>
-              </w:rPr>
-              <w:fldChar w:fldCharType="separate"/>
-            </w:r>
-            <w:r>
-              <w:rPr>
-                <w:rFonts w:ascii="Arial" w:hAnsi="Arial"/>
-                <w:bCs/>
-                <w:noProof/>
-                <w:color w:val="000000" w:themeColor="text1"/>
-                <w:sz w:val="16"/>
-                <w:szCs w:val="16"/>
-              </w:rPr>
-              <w:t>«nro_documento»</w:t>
-            </w:r>
-            <w:r>
-              <w:rPr>
-                <w:rFonts w:ascii="Arial" w:hAnsi="Arial"/>
-                <w:bCs/>
-                <w:color w:val="000000" w:themeColor="text1"/>
-                <w:sz w:val="16"/>
-                <w:szCs w:val="16"/>
-              </w:rPr>
-              <w:fldChar w:fldCharType="end"/>
-            </w:r>
-          </w:p>
-        </w:tc>
-        <w:tc>
-          <w:tcPr>
-            <w:tcW w:w="2671" w:type="dxa"/>
-          </w:tcPr>
-          <w:p>
-            <w:pPr>
-              <w:rPr>
-                <w:rFonts w:ascii="Arial" w:hAnsi="Arial"/>
-                <w:bCs/>
-                <w:color w:val="000000" w:themeColor="text1"/>
-                <w:sz w:val="16"/>
-                <w:szCs w:val="16"/>
-              </w:rPr>
-            </w:pPr>
-            <w:r>
-              <w:rPr>
-                <w:rFonts w:ascii="Arial" w:hAnsi="Arial"/>
-                <w:b/>
-                <w:color w:val="000000" w:themeColor="text1"/>
-                <w:sz w:val="16"/>
-                <w:szCs w:val="16"/>
-                <w:lang w:val="es-PE"/>
-              </w:rPr>
-              <w:t>Empresa</w:t>
-            </w:r>
-          </w:p>
-        </w:tc>
-        <w:tc>
-          <w:tcPr>
-            <w:tcW w:w="2671" w:type="dxa"/>
-          </w:tcPr>
-          <w:p>
-            <w:pPr>
-              <w:rPr>
-                <w:rFonts w:ascii="Arial" w:hAnsi="Arial"/>
-                <w:bCs/>
-                <w:color w:val="000000" w:themeColor="text1"/>
-                <w:sz w:val="16"/>
-                <w:szCs w:val="16"/>
-              </w:rPr>
-            </w:pPr>
-            <w:r>
-              <w:rPr>
-                <w:rFonts w:ascii="Arial" w:hAnsi="Arial"/>
-                <w:bCs/>
-                <w:color w:val="000000" w:themeColor="text1"/>
-                <w:sz w:val="16"/>
-                <w:szCs w:val="16"/>
-              </w:rPr>
-              <w:fldChar w:fldCharType="begin"/>
-            </w:r>
-            <w:r>
-              <w:rPr>
-                <w:rFonts w:ascii="Arial" w:hAnsi="Arial"/>
-                <w:bCs/>
-                <w:color w:val="000000" w:themeColor="text1"/>
-                <w:sz w:val="16"/>
-                <w:szCs w:val="16"/>
-              </w:rPr>
-              <w:instrText xml:space="preserve"> MERGEFIELD  nom_transportista  \* MERGEFORMAT </w:instrText>
-            </w:r>
-            <w:r>
-              <w:rPr>
-                <w:rFonts w:ascii="Arial" w:hAnsi="Arial"/>
-                <w:bCs/>
-                <w:color w:val="000000" w:themeColor="text1"/>
-                <w:sz w:val="16"/>
-                <w:szCs w:val="16"/>
-              </w:rPr>
-              <w:fldChar w:fldCharType="separate"/>
-            </w:r>
-            <w:r>
-              <w:rPr>
-                <w:rFonts w:ascii="Arial" w:hAnsi="Arial"/>
-                <w:bCs/>
-                <w:noProof/>
-                <w:color w:val="000000" w:themeColor="text1"/>
-                <w:sz w:val="16"/>
-                <w:szCs w:val="16"/>
-              </w:rPr>
-              <w:t>«nom_transportista»</w:t>
-            </w:r>
-            <w:r>
-              <w:rPr>
-                <w:rFonts w:ascii="Arial" w:hAnsi="Arial"/>
-                <w:bCs/>
-                <w:color w:val="000000" w:themeColor="text1"/>
-                <w:sz w:val="16"/>
-                <w:szCs w:val="16"/>
-              </w:rPr>
-              <w:fldChar w:fldCharType="end"/>
             </w:r>
           </w:p>
         </w:tc>
       </w:tr>
       <w:tr>
         <w:trPr>
-          <w:trHeight w:val="557"/>
+          <w:trHeight w:val="375"/>
         </w:trPr>
         <w:tc>
           <w:tcPr>
-            <w:tcW w:w="1705" w:type="dxa"/>
-          </w:tcPr>
-          <w:p>
-            <w:pPr>
-              <w:rPr>
-                <w:rFonts w:ascii="Arial" w:hAnsi="Arial"/>
-                <w:bCs/>
-                <w:color w:val="000000" w:themeColor="text1"/>
-                <w:sz w:val="16"/>
-                <w:szCs w:val="16"/>
-              </w:rPr>
-            </w:pPr>
-            <w:proofErr w:type="spellStart"/>
-            <w:r>
+            <w:tcW w:w="1854" w:type="dxa"/>
+          </w:tcPr>
+          <w:p>
+            <w:pPr>
               <w:rPr>
                 <w:rFonts w:ascii="Arial" w:hAnsi="Arial"/>
                 <w:b/>
@@ -1967,9 +1268,7 @@
                 <w:szCs w:val="16"/>
                 <w:lang w:val="es-PE"/>
               </w:rPr>
-              <w:t>N°</w:t>
-            </w:r>
-            <w:proofErr w:type="spellEnd"/>
+            </w:pPr>
             <w:r>
               <w:rPr>
                 <w:rFonts w:ascii="Arial" w:hAnsi="Arial"/>
@@ -1979,13 +1278,13 @@
                 <w:szCs w:val="16"/>
                 <w:lang w:val="es-PE"/>
               </w:rPr>
-              <w:t xml:space="preserve"> Doc / Guia R.</w:t>
-            </w:r>
-          </w:p>
-        </w:tc>
-        <w:tc>
-          <w:tcPr>
-            <w:tcW w:w="3639" w:type="dxa"/>
+              <w:t>Teléfono</w:t>
+            </w:r>
+          </w:p>
+        </w:tc>
+        <w:tc>
+          <w:tcPr>
+            <w:tcW w:w="3955" w:type="dxa"/>
           </w:tcPr>
           <w:p>
             <w:pPr>
@@ -2015,7 +1314,28 @@
                 <w:sz w:val="16"/>
                 <w:szCs w:val="16"/>
               </w:rPr>
-              <w:instrText xml:space="preserve"> MERGEFIELD  guia_re  \* MERGEFORMAT </w:instrText>
+              <w:instrText xml:space="preserve"> MERGEFIELD  </w:instrText>
+            </w:r>
+            <w:r>
+              <w:rPr>
+                <w:rFonts w:ascii="Arial" w:hAnsi="Arial"/>
+                <w:bCs/>
+                <w:noProof/>
+                <w:color w:val="000000" w:themeColor="text1"/>
+                <w:sz w:val="16"/>
+                <w:szCs w:val="16"/>
+              </w:rPr>
+              <w:instrText>telefono_empresa</w:instrText>
+            </w:r>
+            <w:r>
+              <w:rPr>
+                <w:rFonts w:ascii="Arial" w:hAnsi="Arial"/>
+                <w:bCs/>
+                <w:color w:val="000000" w:themeColor="text1"/>
+                <w:sz w:val="16"/>
+                <w:szCs w:val="16"/>
+              </w:rPr>
+              <w:instrText xml:space="preserve">  \* MERGEFORMAT </w:instrText>
             </w:r>
             <w:r>
               <w:rPr>
@@ -2036,7 +1356,7 @@
                 <w:sz w:val="16"/>
                 <w:szCs w:val="16"/>
               </w:rPr>
-              <w:t>«guia_re»</w:t>
+              <w:t>«telefono_empresa»</w:t>
             </w:r>
             <w:r>
               <w:rPr>
@@ -2052,19 +1372,10 @@
         </w:tc>
         <w:tc>
           <w:tcPr>
-            <w:tcW w:w="2671" w:type="dxa"/>
-          </w:tcPr>
-          <w:p>
-            <w:pPr>
-              <w:rPr>
-                <w:rFonts w:ascii="Arial" w:hAnsi="Arial"/>
-                <w:bCs/>
-                <w:color w:val="000000" w:themeColor="text1"/>
-                <w:sz w:val="16"/>
-                <w:szCs w:val="16"/>
-              </w:rPr>
-            </w:pPr>
-            <w:r>
+            <w:tcW w:w="2903" w:type="dxa"/>
+          </w:tcPr>
+          <w:p>
+            <w:pPr>
               <w:rPr>
                 <w:rFonts w:ascii="Arial" w:hAnsi="Arial"/>
                 <w:b/>
@@ -2073,129 +1384,131 @@
                 <w:szCs w:val="16"/>
                 <w:lang w:val="es-PE"/>
               </w:rPr>
-              <w:t>Ruc</w:t>
-            </w:r>
-          </w:p>
-        </w:tc>
-        <w:tc>
-          <w:tcPr>
-            <w:tcW w:w="2671" w:type="dxa"/>
-          </w:tcPr>
-          <w:p>
-            <w:pPr>
-              <w:rPr>
-                <w:rFonts w:ascii="Arial" w:hAnsi="Arial"/>
-                <w:bCs/>
-                <w:color w:val="000000" w:themeColor="text1"/>
-                <w:sz w:val="16"/>
-                <w:szCs w:val="16"/>
-              </w:rPr>
-            </w:pPr>
-            <w:r>
-              <w:rPr>
-                <w:rFonts w:ascii="Arial" w:hAnsi="Arial"/>
-                <w:bCs/>
-                <w:color w:val="000000" w:themeColor="text1"/>
-                <w:sz w:val="16"/>
-                <w:szCs w:val="16"/>
-              </w:rPr>
-              <w:fldChar w:fldCharType="begin"/>
-            </w:r>
-            <w:r>
-              <w:rPr>
-                <w:rFonts w:ascii="Arial" w:hAnsi="Arial"/>
-                <w:bCs/>
-                <w:color w:val="000000" w:themeColor="text1"/>
-                <w:sz w:val="16"/>
-                <w:szCs w:val="16"/>
-              </w:rPr>
-              <w:instrText xml:space="preserve"> MERGEFIELD  ruc_trans  \* MERGEFORMAT </w:instrText>
-            </w:r>
-            <w:r>
-              <w:rPr>
-                <w:rFonts w:ascii="Arial" w:hAnsi="Arial"/>
-                <w:bCs/>
-                <w:color w:val="000000" w:themeColor="text1"/>
-                <w:sz w:val="16"/>
-                <w:szCs w:val="16"/>
-              </w:rPr>
-              <w:fldChar w:fldCharType="separate"/>
-            </w:r>
-            <w:r>
-              <w:rPr>
-                <w:rFonts w:ascii="Arial" w:hAnsi="Arial"/>
-                <w:bCs/>
-                <w:noProof/>
-                <w:color w:val="000000" w:themeColor="text1"/>
-                <w:sz w:val="16"/>
-                <w:szCs w:val="16"/>
-              </w:rPr>
-              <w:t>«ruc_trans»</w:t>
-            </w:r>
-            <w:r>
-              <w:rPr>
-                <w:rFonts w:ascii="Arial" w:hAnsi="Arial"/>
-                <w:bCs/>
-                <w:color w:val="000000" w:themeColor="text1"/>
-                <w:sz w:val="16"/>
-                <w:szCs w:val="16"/>
-              </w:rPr>
-              <w:fldChar w:fldCharType="end"/>
-            </w:r>
+            </w:pPr>
+          </w:p>
+        </w:tc>
+        <w:tc>
+          <w:tcPr>
+            <w:tcW w:w="2904" w:type="dxa"/>
+          </w:tcPr>
+          <w:p>
+            <w:pPr>
+              <w:rPr>
+                <w:rFonts w:ascii="Arial" w:hAnsi="Arial"/>
+                <w:bCs/>
+                <w:color w:val="000000" w:themeColor="text1"/>
+                <w:sz w:val="16"/>
+                <w:szCs w:val="16"/>
+              </w:rPr>
+            </w:pPr>
           </w:p>
         </w:tc>
       </w:tr>
       <w:tr>
         <w:trPr>
-          <w:trHeight w:val="378"/>
+          <w:trHeight w:val="201"/>
         </w:trPr>
         <w:tc>
           <w:tcPr>
-            <w:tcW w:w="1705" w:type="dxa"/>
-          </w:tcPr>
-          <w:p>
-            <w:pPr>
-              <w:rPr>
-                <w:rFonts w:ascii="Arial" w:hAnsi="Arial"/>
-                <w:b/>
-                <w:color w:val="000000" w:themeColor="text1"/>
-                <w:sz w:val="16"/>
-                <w:szCs w:val="16"/>
+            <w:tcW w:w="5809" w:type="dxa"/>
+            <w:gridSpan w:val="2"/>
+          </w:tcPr>
+          <w:p>
+            <w:pPr>
+              <w:rPr>
+                <w:rFonts w:ascii="Arial" w:hAnsi="Arial"/>
+                <w:bCs/>
+                <w:color w:val="000000" w:themeColor="text1"/>
+                <w:sz w:val="16"/>
+                <w:szCs w:val="16"/>
+              </w:rPr>
+            </w:pPr>
+            <w:r>
+              <w:rPr>
+                <w:rFonts w:ascii="Arial" w:hAnsi="Arial"/>
+                <w:b/>
+                <w:bCs/>
+                <w:color w:val="000000" w:themeColor="text1"/>
+                <w:sz w:val="16"/>
+                <w:szCs w:val="16"/>
+                <w:u w:val="single"/>
                 <w:lang w:val="es-PE"/>
               </w:rPr>
-            </w:pPr>
-          </w:p>
-        </w:tc>
-        <w:tc>
-          <w:tcPr>
-            <w:tcW w:w="3639" w:type="dxa"/>
-          </w:tcPr>
-          <w:p>
-            <w:pPr>
-              <w:rPr>
-                <w:rFonts w:ascii="Arial" w:hAnsi="Arial"/>
-                <w:bCs/>
-                <w:color w:val="000000" w:themeColor="text1"/>
-                <w:sz w:val="16"/>
-                <w:szCs w:val="16"/>
-              </w:rPr>
-            </w:pPr>
-          </w:p>
-        </w:tc>
-        <w:tc>
-          <w:tcPr>
-            <w:tcW w:w="2671" w:type="dxa"/>
-          </w:tcPr>
-          <w:p>
-            <w:pPr>
-              <w:rPr>
-                <w:rFonts w:ascii="Arial" w:hAnsi="Arial"/>
-                <w:b/>
-                <w:color w:val="000000" w:themeColor="text1"/>
-                <w:sz w:val="16"/>
-                <w:szCs w:val="16"/>
+              <w:t>Información</w:t>
+            </w:r>
+            <w:r>
+              <w:rPr>
+                <w:rFonts w:ascii="Arial" w:hAnsi="Arial"/>
+                <w:b/>
+                <w:bCs/>
+                <w:color w:val="000000" w:themeColor="text1"/>
+                <w:sz w:val="16"/>
+                <w:szCs w:val="16"/>
+                <w:u w:val="single"/>
                 <w:lang w:val="es-PE"/>
               </w:rPr>
+              <w:t xml:space="preserve"> Comercial</w:t>
+            </w:r>
+          </w:p>
+        </w:tc>
+        <w:tc>
+          <w:tcPr>
+            <w:tcW w:w="5808" w:type="dxa"/>
+            <w:gridSpan w:val="2"/>
+          </w:tcPr>
+          <w:p>
+            <w:pPr>
+              <w:rPr>
+                <w:rFonts w:ascii="Arial" w:hAnsi="Arial"/>
+                <w:b/>
+                <w:color w:val="000000" w:themeColor="text1"/>
+                <w:sz w:val="16"/>
+                <w:szCs w:val="16"/>
+                <w:u w:val="single"/>
+              </w:rPr>
+            </w:pPr>
+            <w:r>
+              <w:rPr>
+                <w:rFonts w:ascii="Arial" w:hAnsi="Arial"/>
+                <w:b/>
+                <w:color w:val="000000" w:themeColor="text1"/>
+                <w:sz w:val="16"/>
+                <w:szCs w:val="16"/>
+                <w:u w:val="single"/>
+              </w:rPr>
+              <w:t>Información</w:t>
+            </w:r>
+            <w:r>
+              <w:rPr>
+                <w:rFonts w:ascii="Arial" w:hAnsi="Arial"/>
+                <w:b/>
+                <w:color w:val="000000" w:themeColor="text1"/>
+                <w:sz w:val="16"/>
+                <w:szCs w:val="16"/>
+                <w:u w:val="single"/>
+              </w:rPr>
+              <w:t xml:space="preserve"> Transportista</w:t>
+            </w:r>
+          </w:p>
+        </w:tc>
+      </w:tr>
+      <w:tr>
+        <w:trPr>
+          <w:trHeight w:val="454"/>
+        </w:trPr>
+        <w:tc>
+          <w:tcPr>
+            <w:tcW w:w="1854" w:type="dxa"/>
+          </w:tcPr>
+          <w:p>
+            <w:pPr>
+              <w:rPr>
+                <w:rFonts w:ascii="Arial" w:hAnsi="Arial"/>
+                <w:bCs/>
+                <w:color w:val="000000" w:themeColor="text1"/>
+                <w:sz w:val="16"/>
+                <w:szCs w:val="16"/>
+              </w:rPr>
             </w:pPr>
             <w:r>
               <w:rPr>
@@ -2206,13 +1519,665 @@
                 <w:szCs w:val="16"/>
                 <w:lang w:val="es-PE"/>
               </w:rPr>
+              <w:t>P</w:t>
+            </w:r>
+            <w:r>
+              <w:rPr>
+                <w:rFonts w:ascii="Arial" w:hAnsi="Arial"/>
+                <w:b/>
+                <w:color w:val="000000" w:themeColor="text1"/>
+                <w:sz w:val="16"/>
+                <w:szCs w:val="16"/>
+                <w:lang w:val="es-PE"/>
+              </w:rPr>
+              <w:t>roveedor</w:t>
+            </w:r>
+          </w:p>
+        </w:tc>
+        <w:tc>
+          <w:tcPr>
+            <w:tcW w:w="3955" w:type="dxa"/>
+          </w:tcPr>
+          <w:p>
+            <w:pPr>
+              <w:rPr>
+                <w:rFonts w:ascii="Arial" w:hAnsi="Arial"/>
+                <w:bCs/>
+                <w:color w:val="000000" w:themeColor="text1"/>
+                <w:sz w:val="16"/>
+                <w:szCs w:val="16"/>
+              </w:rPr>
+            </w:pPr>
+            <w:r>
+              <w:rPr>
+                <w:rFonts w:ascii="Arial" w:hAnsi="Arial"/>
+                <w:bCs/>
+                <w:noProof/>
+                <w:color w:val="000000" w:themeColor="text1"/>
+                <w:sz w:val="16"/>
+                <w:szCs w:val="16"/>
+              </w:rPr>
+              <w:fldChar w:fldCharType="begin"/>
+            </w:r>
+            <w:r>
+              <w:rPr>
+                <w:rFonts w:ascii="Arial" w:hAnsi="Arial"/>
+                <w:bCs/>
+                <w:noProof/>
+                <w:color w:val="000000" w:themeColor="text1"/>
+                <w:sz w:val="16"/>
+                <w:szCs w:val="16"/>
+              </w:rPr>
+              <w:instrText xml:space="preserve"> MERGEFIELD  razon_social  \* MERGEFORMAT </w:instrText>
+            </w:r>
+            <w:r>
+              <w:rPr>
+                <w:rFonts w:ascii="Arial" w:hAnsi="Arial"/>
+                <w:bCs/>
+                <w:noProof/>
+                <w:color w:val="000000" w:themeColor="text1"/>
+                <w:sz w:val="16"/>
+                <w:szCs w:val="16"/>
+              </w:rPr>
+              <w:fldChar w:fldCharType="separate"/>
+            </w:r>
+            <w:r>
+              <w:rPr>
+                <w:rFonts w:ascii="Arial" w:hAnsi="Arial"/>
+                <w:bCs/>
+                <w:noProof/>
+                <w:color w:val="000000" w:themeColor="text1"/>
+                <w:sz w:val="16"/>
+                <w:szCs w:val="16"/>
+              </w:rPr>
+              <w:t>«razon_social»</w:t>
+            </w:r>
+            <w:r>
+              <w:rPr>
+                <w:rFonts w:ascii="Arial" w:hAnsi="Arial"/>
+                <w:bCs/>
+                <w:noProof/>
+                <w:color w:val="000000" w:themeColor="text1"/>
+                <w:sz w:val="16"/>
+                <w:szCs w:val="16"/>
+              </w:rPr>
+              <w:fldChar w:fldCharType="end"/>
+            </w:r>
+          </w:p>
+        </w:tc>
+        <w:tc>
+          <w:tcPr>
+            <w:tcW w:w="2903" w:type="dxa"/>
+          </w:tcPr>
+          <w:p>
+            <w:pPr>
+              <w:rPr>
+                <w:rFonts w:ascii="Arial" w:hAnsi="Arial"/>
+                <w:bCs/>
+                <w:color w:val="000000" w:themeColor="text1"/>
+                <w:sz w:val="16"/>
+                <w:szCs w:val="16"/>
+              </w:rPr>
+            </w:pPr>
+            <w:r>
+              <w:rPr>
+                <w:rFonts w:ascii="Arial" w:hAnsi="Arial"/>
+                <w:b/>
+                <w:color w:val="000000" w:themeColor="text1"/>
+                <w:sz w:val="16"/>
+                <w:szCs w:val="16"/>
+                <w:lang w:val="es-PE"/>
+              </w:rPr>
+              <w:t>Nombre(s)</w:t>
+            </w:r>
+          </w:p>
+        </w:tc>
+        <w:tc>
+          <w:tcPr>
+            <w:tcW w:w="2904" w:type="dxa"/>
+          </w:tcPr>
+          <w:p>
+            <w:pPr>
+              <w:rPr>
+                <w:rFonts w:ascii="Arial" w:hAnsi="Arial"/>
+                <w:bCs/>
+                <w:color w:val="000000" w:themeColor="text1"/>
+                <w:sz w:val="16"/>
+                <w:szCs w:val="16"/>
+              </w:rPr>
+            </w:pPr>
+            <w:r>
+              <w:rPr>
+                <w:rFonts w:ascii="Arial" w:hAnsi="Arial"/>
+                <w:bCs/>
+                <w:color w:val="000000" w:themeColor="text1"/>
+                <w:sz w:val="16"/>
+                <w:szCs w:val="16"/>
+              </w:rPr>
+              <w:fldChar w:fldCharType="begin"/>
+            </w:r>
+            <w:r>
+              <w:rPr>
+                <w:rFonts w:ascii="Arial" w:hAnsi="Arial"/>
+                <w:bCs/>
+                <w:color w:val="000000" w:themeColor="text1"/>
+                <w:sz w:val="16"/>
+                <w:szCs w:val="16"/>
+              </w:rPr>
+              <w:instrText xml:space="preserve"> MERGEFIELD  nom_conductor  \* MERGEFORMAT </w:instrText>
+            </w:r>
+            <w:r>
+              <w:rPr>
+                <w:rFonts w:ascii="Arial" w:hAnsi="Arial"/>
+                <w:bCs/>
+                <w:color w:val="000000" w:themeColor="text1"/>
+                <w:sz w:val="16"/>
+                <w:szCs w:val="16"/>
+              </w:rPr>
+              <w:fldChar w:fldCharType="separate"/>
+            </w:r>
+            <w:r>
+              <w:rPr>
+                <w:rFonts w:ascii="Arial" w:hAnsi="Arial"/>
+                <w:bCs/>
+                <w:noProof/>
+                <w:color w:val="000000" w:themeColor="text1"/>
+                <w:sz w:val="16"/>
+                <w:szCs w:val="16"/>
+              </w:rPr>
+              <w:t>«nom_conductor»</w:t>
+            </w:r>
+            <w:r>
+              <w:rPr>
+                <w:rFonts w:ascii="Arial" w:hAnsi="Arial"/>
+                <w:bCs/>
+                <w:color w:val="000000" w:themeColor="text1"/>
+                <w:sz w:val="16"/>
+                <w:szCs w:val="16"/>
+              </w:rPr>
+              <w:fldChar w:fldCharType="end"/>
+            </w:r>
+          </w:p>
+        </w:tc>
+      </w:tr>
+      <w:tr>
+        <w:trPr>
+          <w:trHeight w:val="434"/>
+        </w:trPr>
+        <w:tc>
+          <w:tcPr>
+            <w:tcW w:w="1854" w:type="dxa"/>
+          </w:tcPr>
+          <w:p>
+            <w:pPr>
+              <w:rPr>
+                <w:rFonts w:ascii="Arial" w:hAnsi="Arial"/>
+                <w:bCs/>
+                <w:color w:val="000000" w:themeColor="text1"/>
+                <w:sz w:val="16"/>
+                <w:szCs w:val="16"/>
+              </w:rPr>
+            </w:pPr>
+            <w:r>
+              <w:rPr>
+                <w:rFonts w:ascii="Arial" w:hAnsi="Arial"/>
+                <w:b/>
+                <w:color w:val="000000" w:themeColor="text1"/>
+                <w:sz w:val="16"/>
+                <w:szCs w:val="16"/>
+                <w:lang w:val="es-PE"/>
+              </w:rPr>
+              <w:t>RUC</w:t>
+            </w:r>
+            <w:r>
+              <w:rPr>
+                <w:rFonts w:ascii="Arial" w:hAnsi="Arial"/>
+                <w:b/>
+                <w:color w:val="000000" w:themeColor="text1"/>
+                <w:sz w:val="16"/>
+                <w:szCs w:val="16"/>
+                <w:lang w:val="es-PE"/>
+              </w:rPr>
+              <w:t xml:space="preserve"> </w:t>
+            </w:r>
+          </w:p>
+        </w:tc>
+        <w:tc>
+          <w:tcPr>
+            <w:tcW w:w="3955" w:type="dxa"/>
+          </w:tcPr>
+          <w:p>
+            <w:pPr>
+              <w:rPr>
+                <w:rFonts w:ascii="Arial" w:hAnsi="Arial"/>
+                <w:bCs/>
+                <w:color w:val="000000" w:themeColor="text1"/>
+                <w:sz w:val="16"/>
+                <w:szCs w:val="16"/>
+              </w:rPr>
+            </w:pPr>
+            <w:r>
+              <w:rPr>
+                <w:rFonts w:ascii="Arial" w:hAnsi="Arial"/>
+                <w:bCs/>
+                <w:color w:val="000000" w:themeColor="text1"/>
+                <w:sz w:val="16"/>
+                <w:szCs w:val="16"/>
+              </w:rPr>
+              <w:fldChar w:fldCharType="begin"/>
+            </w:r>
+            <w:r>
+              <w:rPr>
+                <w:rFonts w:ascii="Arial" w:hAnsi="Arial"/>
+                <w:bCs/>
+                <w:color w:val="000000" w:themeColor="text1"/>
+                <w:sz w:val="16"/>
+                <w:szCs w:val="16"/>
+              </w:rPr>
+              <w:instrText xml:space="preserve"> MERGEFIELD  nro_documento  \* MERGEFORMAT </w:instrText>
+            </w:r>
+            <w:r>
+              <w:rPr>
+                <w:rFonts w:ascii="Arial" w:hAnsi="Arial"/>
+                <w:bCs/>
+                <w:color w:val="000000" w:themeColor="text1"/>
+                <w:sz w:val="16"/>
+                <w:szCs w:val="16"/>
+              </w:rPr>
+              <w:fldChar w:fldCharType="separate"/>
+            </w:r>
+            <w:r>
+              <w:rPr>
+                <w:rFonts w:ascii="Arial" w:hAnsi="Arial"/>
+                <w:bCs/>
+                <w:noProof/>
+                <w:color w:val="000000" w:themeColor="text1"/>
+                <w:sz w:val="16"/>
+                <w:szCs w:val="16"/>
+              </w:rPr>
+              <w:t>«nro_documento»</w:t>
+            </w:r>
+            <w:r>
+              <w:rPr>
+                <w:rFonts w:ascii="Arial" w:hAnsi="Arial"/>
+                <w:bCs/>
+                <w:color w:val="000000" w:themeColor="text1"/>
+                <w:sz w:val="16"/>
+                <w:szCs w:val="16"/>
+              </w:rPr>
+              <w:fldChar w:fldCharType="end"/>
+            </w:r>
+          </w:p>
+        </w:tc>
+        <w:tc>
+          <w:tcPr>
+            <w:tcW w:w="2903" w:type="dxa"/>
+          </w:tcPr>
+          <w:p>
+            <w:pPr>
+              <w:rPr>
+                <w:rFonts w:ascii="Arial" w:hAnsi="Arial"/>
+                <w:bCs/>
+                <w:color w:val="000000" w:themeColor="text1"/>
+                <w:sz w:val="16"/>
+                <w:szCs w:val="16"/>
+              </w:rPr>
+            </w:pPr>
+            <w:r>
+              <w:rPr>
+                <w:rFonts w:ascii="Arial" w:hAnsi="Arial"/>
+                <w:b/>
+                <w:color w:val="000000" w:themeColor="text1"/>
+                <w:sz w:val="16"/>
+                <w:szCs w:val="16"/>
+                <w:lang w:val="es-PE"/>
+              </w:rPr>
+              <w:t>Empresa</w:t>
+            </w:r>
+          </w:p>
+        </w:tc>
+        <w:tc>
+          <w:tcPr>
+            <w:tcW w:w="2904" w:type="dxa"/>
+          </w:tcPr>
+          <w:p>
+            <w:pPr>
+              <w:rPr>
+                <w:rFonts w:ascii="Arial" w:hAnsi="Arial"/>
+                <w:bCs/>
+                <w:color w:val="000000" w:themeColor="text1"/>
+                <w:sz w:val="16"/>
+                <w:szCs w:val="16"/>
+              </w:rPr>
+            </w:pPr>
+            <w:r>
+              <w:rPr>
+                <w:rFonts w:ascii="Arial" w:hAnsi="Arial"/>
+                <w:bCs/>
+                <w:color w:val="000000" w:themeColor="text1"/>
+                <w:sz w:val="16"/>
+                <w:szCs w:val="16"/>
+              </w:rPr>
+              <w:fldChar w:fldCharType="begin"/>
+            </w:r>
+            <w:r>
+              <w:rPr>
+                <w:rFonts w:ascii="Arial" w:hAnsi="Arial"/>
+                <w:bCs/>
+                <w:color w:val="000000" w:themeColor="text1"/>
+                <w:sz w:val="16"/>
+                <w:szCs w:val="16"/>
+              </w:rPr>
+              <w:instrText xml:space="preserve"> MERGEFIELD  nom_transportista  \* MERGEFORMAT </w:instrText>
+            </w:r>
+            <w:r>
+              <w:rPr>
+                <w:rFonts w:ascii="Arial" w:hAnsi="Arial"/>
+                <w:bCs/>
+                <w:color w:val="000000" w:themeColor="text1"/>
+                <w:sz w:val="16"/>
+                <w:szCs w:val="16"/>
+              </w:rPr>
+              <w:fldChar w:fldCharType="separate"/>
+            </w:r>
+            <w:r>
+              <w:rPr>
+                <w:rFonts w:ascii="Arial" w:hAnsi="Arial"/>
+                <w:bCs/>
+                <w:noProof/>
+                <w:color w:val="000000" w:themeColor="text1"/>
+                <w:sz w:val="16"/>
+                <w:szCs w:val="16"/>
+              </w:rPr>
+              <w:t>«nom_transportista»</w:t>
+            </w:r>
+            <w:r>
+              <w:rPr>
+                <w:rFonts w:ascii="Arial" w:hAnsi="Arial"/>
+                <w:bCs/>
+                <w:color w:val="000000" w:themeColor="text1"/>
+                <w:sz w:val="16"/>
+                <w:szCs w:val="16"/>
+              </w:rPr>
+              <w:fldChar w:fldCharType="end"/>
+            </w:r>
+          </w:p>
+        </w:tc>
+      </w:tr>
+      <w:tr>
+        <w:trPr>
+          <w:trHeight w:val="390"/>
+        </w:trPr>
+        <w:tc>
+          <w:tcPr>
+            <w:tcW w:w="1854" w:type="dxa"/>
+          </w:tcPr>
+          <w:p>
+            <w:pPr>
+              <w:rPr>
+                <w:rFonts w:ascii="Arial" w:hAnsi="Arial"/>
+                <w:bCs/>
+                <w:color w:val="000000" w:themeColor="text1"/>
+                <w:sz w:val="16"/>
+                <w:szCs w:val="16"/>
+              </w:rPr>
+            </w:pPr>
+            <w:proofErr w:type="spellStart"/>
+            <w:r>
+              <w:rPr>
+                <w:rFonts w:ascii="Arial" w:hAnsi="Arial"/>
+                <w:b/>
+                <w:color w:val="000000" w:themeColor="text1"/>
+                <w:sz w:val="16"/>
+                <w:szCs w:val="16"/>
+                <w:lang w:val="es-PE"/>
+              </w:rPr>
+              <w:t>N°</w:t>
+            </w:r>
+            <w:proofErr w:type="spellEnd"/>
+            <w:r>
+              <w:rPr>
+                <w:rFonts w:ascii="Arial" w:hAnsi="Arial"/>
+                <w:b/>
+                <w:color w:val="000000" w:themeColor="text1"/>
+                <w:sz w:val="16"/>
+                <w:szCs w:val="16"/>
+                <w:lang w:val="es-PE"/>
+              </w:rPr>
+              <w:t xml:space="preserve"> Doc / Guia R.</w:t>
+            </w:r>
+          </w:p>
+        </w:tc>
+        <w:tc>
+          <w:tcPr>
+            <w:tcW w:w="3955" w:type="dxa"/>
+          </w:tcPr>
+          <w:p>
+            <w:pPr>
+              <w:rPr>
+                <w:rFonts w:ascii="Arial" w:hAnsi="Arial"/>
+                <w:bCs/>
+                <w:color w:val="000000" w:themeColor="text1"/>
+                <w:sz w:val="16"/>
+                <w:szCs w:val="16"/>
+              </w:rPr>
+            </w:pPr>
+            <w:r>
+              <w:rPr>
+                <w:rFonts w:ascii="Arial" w:hAnsi="Arial"/>
+                <w:bCs/>
+                <w:color w:val="000000" w:themeColor="text1"/>
+                <w:sz w:val="16"/>
+                <w:szCs w:val="16"/>
+              </w:rPr>
+              <w:fldChar w:fldCharType="begin"/>
+            </w:r>
+            <w:r>
+              <w:rPr>
+                <w:rFonts w:ascii="Arial" w:hAnsi="Arial"/>
+                <w:bCs/>
+                <w:color w:val="000000" w:themeColor="text1"/>
+                <w:sz w:val="16"/>
+                <w:szCs w:val="16"/>
+              </w:rPr>
+              <w:instrText xml:space="preserve"> MERGEFIELD  guia_re  \* MERGEFORMAT </w:instrText>
+            </w:r>
+            <w:r>
+              <w:rPr>
+                <w:rFonts w:ascii="Arial" w:hAnsi="Arial"/>
+                <w:bCs/>
+                <w:color w:val="000000" w:themeColor="text1"/>
+                <w:sz w:val="16"/>
+                <w:szCs w:val="16"/>
+              </w:rPr>
+              <w:fldChar w:fldCharType="separate"/>
+            </w:r>
+            <w:r>
+              <w:rPr>
+                <w:rFonts w:ascii="Arial" w:hAnsi="Arial"/>
+                <w:bCs/>
+                <w:noProof/>
+                <w:color w:val="000000" w:themeColor="text1"/>
+                <w:sz w:val="16"/>
+                <w:szCs w:val="16"/>
+              </w:rPr>
+              <w:t>«guia_re»</w:t>
+            </w:r>
+            <w:r>
+              <w:rPr>
+                <w:rFonts w:ascii="Arial" w:hAnsi="Arial"/>
+                <w:bCs/>
+                <w:color w:val="000000" w:themeColor="text1"/>
+                <w:sz w:val="16"/>
+                <w:szCs w:val="16"/>
+              </w:rPr>
+              <w:fldChar w:fldCharType="end"/>
+            </w:r>
+          </w:p>
+        </w:tc>
+        <w:tc>
+          <w:tcPr>
+            <w:tcW w:w="2903" w:type="dxa"/>
+          </w:tcPr>
+          <w:p>
+            <w:pPr>
+              <w:rPr>
+                <w:rFonts w:ascii="Arial" w:hAnsi="Arial"/>
+                <w:bCs/>
+                <w:color w:val="000000" w:themeColor="text1"/>
+                <w:sz w:val="16"/>
+                <w:szCs w:val="16"/>
+              </w:rPr>
+            </w:pPr>
+            <w:r>
+              <w:rPr>
+                <w:rFonts w:ascii="Arial" w:hAnsi="Arial"/>
+                <w:b/>
+                <w:color w:val="000000" w:themeColor="text1"/>
+                <w:sz w:val="16"/>
+                <w:szCs w:val="16"/>
+                <w:lang w:val="es-PE"/>
+              </w:rPr>
+              <w:t>Ruc</w:t>
+            </w:r>
+          </w:p>
+        </w:tc>
+        <w:tc>
+          <w:tcPr>
+            <w:tcW w:w="2904" w:type="dxa"/>
+          </w:tcPr>
+          <w:p>
+            <w:pPr>
+              <w:rPr>
+                <w:rFonts w:ascii="Arial" w:hAnsi="Arial"/>
+                <w:bCs/>
+                <w:color w:val="000000" w:themeColor="text1"/>
+                <w:sz w:val="16"/>
+                <w:szCs w:val="16"/>
+              </w:rPr>
+            </w:pPr>
+            <w:r>
+              <w:rPr>
+                <w:rFonts w:ascii="Arial" w:hAnsi="Arial"/>
+                <w:bCs/>
+                <w:color w:val="000000" w:themeColor="text1"/>
+                <w:sz w:val="16"/>
+                <w:szCs w:val="16"/>
+              </w:rPr>
+              <w:fldChar w:fldCharType="begin"/>
+            </w:r>
+            <w:r>
+              <w:rPr>
+                <w:rFonts w:ascii="Arial" w:hAnsi="Arial"/>
+                <w:bCs/>
+                <w:color w:val="000000" w:themeColor="text1"/>
+                <w:sz w:val="16"/>
+                <w:szCs w:val="16"/>
+              </w:rPr>
+              <w:instrText xml:space="preserve"> MERGEFIELD  ruc_trans  \* MERGEFORMAT </w:instrText>
+            </w:r>
+            <w:r>
+              <w:rPr>
+                <w:rFonts w:ascii="Arial" w:hAnsi="Arial"/>
+                <w:bCs/>
+                <w:color w:val="000000" w:themeColor="text1"/>
+                <w:sz w:val="16"/>
+                <w:szCs w:val="16"/>
+              </w:rPr>
+              <w:fldChar w:fldCharType="separate"/>
+            </w:r>
+            <w:r>
+              <w:rPr>
+                <w:rFonts w:ascii="Arial" w:hAnsi="Arial"/>
+                <w:bCs/>
+                <w:noProof/>
+                <w:color w:val="000000" w:themeColor="text1"/>
+                <w:sz w:val="16"/>
+                <w:szCs w:val="16"/>
+              </w:rPr>
+              <w:t>«ruc_trans»</w:t>
+            </w:r>
+            <w:r>
+              <w:rPr>
+                <w:rFonts w:ascii="Arial" w:hAnsi="Arial"/>
+                <w:bCs/>
+                <w:color w:val="000000" w:themeColor="text1"/>
+                <w:sz w:val="16"/>
+                <w:szCs w:val="16"/>
+              </w:rPr>
+              <w:fldChar w:fldCharType="end"/>
+            </w:r>
+          </w:p>
+        </w:tc>
+      </w:tr>
+      <w:tr>
+        <w:trPr>
+          <w:trHeight w:val="280"/>
+        </w:trPr>
+        <w:tc>
+          <w:tcPr>
+            <w:tcW w:w="1854" w:type="dxa"/>
+          </w:tcPr>
+          <w:p>
+            <w:pPr>
+              <w:rPr>
+                <w:rFonts w:ascii="Arial" w:hAnsi="Arial"/>
+                <w:b/>
+                <w:color w:val="000000" w:themeColor="text1"/>
+                <w:sz w:val="16"/>
+                <w:szCs w:val="16"/>
+                <w:lang w:val="es-PE"/>
+              </w:rPr>
+            </w:pPr>
+          </w:p>
+        </w:tc>
+        <w:tc>
+          <w:tcPr>
+            <w:tcW w:w="3955" w:type="dxa"/>
+          </w:tcPr>
+          <w:p>
+            <w:pPr>
+              <w:rPr>
+                <w:rFonts w:ascii="Arial" w:hAnsi="Arial"/>
+                <w:bCs/>
+                <w:color w:val="000000" w:themeColor="text1"/>
+                <w:sz w:val="16"/>
+                <w:szCs w:val="16"/>
+              </w:rPr>
+            </w:pPr>
+          </w:p>
+        </w:tc>
+        <w:tc>
+          <w:tcPr>
+            <w:tcW w:w="2903" w:type="dxa"/>
+          </w:tcPr>
+          <w:p>
+            <w:pPr>
+              <w:rPr>
+                <w:rFonts w:ascii="Arial" w:hAnsi="Arial"/>
+                <w:b/>
+                <w:color w:val="000000" w:themeColor="text1"/>
+                <w:sz w:val="16"/>
+                <w:szCs w:val="16"/>
+                <w:lang w:val="es-PE"/>
+              </w:rPr>
+            </w:pPr>
+            <w:r>
+              <w:rPr>
+                <w:rFonts w:ascii="Arial" w:hAnsi="Arial"/>
+                <w:b/>
+                <w:color w:val="000000" w:themeColor="text1"/>
+                <w:sz w:val="16"/>
+                <w:szCs w:val="16"/>
+                <w:lang w:val="es-PE"/>
+              </w:rPr>
               <w:t>Placa</w:t>
             </w:r>
           </w:p>
         </w:tc>
         <w:tc>
           <w:tcPr>
-            <w:tcW w:w="2671" w:type="dxa"/>
+            <w:tcW w:w="2904" w:type="dxa"/>
           </w:tcPr>
           <w:p>
             <w:pPr>
@@ -2289,26 +2254,10 @@
         </w:tc>
       </w:tr>
     </w:tbl>
-    <w:p>
-      <w:pPr>
-        <w:rPr>
-          <w:rFonts w:ascii="Arial" w:hAnsi="Arial"/>
-          <w:lang w:val="es-PE"/>
-        </w:rPr>
-      </w:pPr>
-    </w:p>
     <w:tbl>
       <w:tblPr>
-        <w:tblW w:w="10740" w:type="dxa"/>
+        <w:tblW w:w="11616" w:type="dxa"/>
         <w:tblInd w:w="-10" w:type="dxa"/>
-        <w:tblBorders>
-          <w:top w:val="single" w:sz="8" w:space="0" w:color="auto"/>
-          <w:left w:val="single" w:sz="8" w:space="0" w:color="auto"/>
-          <w:bottom w:val="single" w:sz="8" w:space="0" w:color="auto"/>
-          <w:right w:val="single" w:sz="8" w:space="0" w:color="auto"/>
-          <w:insideH w:val="single" w:sz="8" w:space="0" w:color="auto"/>
-          <w:insideV w:val="single" w:sz="8" w:space="0" w:color="auto"/>
-        </w:tblBorders>
         <w:shd w:val="clear" w:color="auto" w:fill="538135" w:themeFill="accent6" w:themeFillShade="BF"/>
         <w:tblLayout w:type="fixed"/>
         <w:tblCellMar>
@@ -2318,25 +2267,19 @@
         <w:tblLook w:val="0000" w:firstRow="0" w:lastRow="0" w:firstColumn="0" w:lastColumn="0" w:noHBand="0" w:noVBand="0"/>
       </w:tblPr>
       <w:tblGrid>
-        <w:gridCol w:w="3129"/>
-        <w:gridCol w:w="2551"/>
-        <w:gridCol w:w="993"/>
-        <w:gridCol w:w="1134"/>
-        <w:gridCol w:w="2933"/>
+        <w:gridCol w:w="3385"/>
+        <w:gridCol w:w="2432"/>
+        <w:gridCol w:w="1401"/>
+        <w:gridCol w:w="1434"/>
+        <w:gridCol w:w="2964"/>
       </w:tblGrid>
       <w:tr>
         <w:trPr>
-          <w:trHeight w:val="344"/>
+          <w:trHeight w:val="444"/>
         </w:trPr>
         <w:tc>
           <w:tcPr>
-            <w:tcW w:w="3129" w:type="dxa"/>
-            <w:tcBorders>
-              <w:top w:val="single" w:sz="4" w:space="0" w:color="auto"/>
-              <w:left w:val="nil"/>
-              <w:bottom w:val="single" w:sz="4" w:space="0" w:color="auto"/>
-              <w:right w:val="nil"/>
-            </w:tcBorders>
+            <w:tcW w:w="3385" w:type="dxa"/>
             <w:vAlign w:val="center"/>
           </w:tcPr>
           <w:p>
@@ -2368,13 +2311,7 @@
         </w:tc>
         <w:tc>
           <w:tcPr>
-            <w:tcW w:w="2551" w:type="dxa"/>
-            <w:tcBorders>
-              <w:top w:val="single" w:sz="4" w:space="0" w:color="auto"/>
-              <w:left w:val="nil"/>
-              <w:bottom w:val="single" w:sz="4" w:space="0" w:color="auto"/>
-              <w:right w:val="nil"/>
-            </w:tcBorders>
+            <w:tcW w:w="2432" w:type="dxa"/>
             <w:vAlign w:val="center"/>
           </w:tcPr>
           <w:p>
@@ -2406,13 +2343,7 @@
         </w:tc>
         <w:tc>
           <w:tcPr>
-            <w:tcW w:w="993" w:type="dxa"/>
-            <w:tcBorders>
-              <w:top w:val="single" w:sz="4" w:space="0" w:color="auto"/>
-              <w:left w:val="nil"/>
-              <w:bottom w:val="single" w:sz="4" w:space="0" w:color="auto"/>
-              <w:right w:val="nil"/>
-            </w:tcBorders>
+            <w:tcW w:w="1401" w:type="dxa"/>
             <w:vAlign w:val="center"/>
           </w:tcPr>
           <w:p>
@@ -2444,13 +2375,7 @@
         </w:tc>
         <w:tc>
           <w:tcPr>
-            <w:tcW w:w="1134" w:type="dxa"/>
-            <w:tcBorders>
-              <w:top w:val="single" w:sz="4" w:space="0" w:color="auto"/>
-              <w:left w:val="nil"/>
-              <w:bottom w:val="single" w:sz="4" w:space="0" w:color="auto"/>
-              <w:right w:val="nil"/>
-            </w:tcBorders>
+            <w:tcW w:w="1434" w:type="dxa"/>
             <w:vAlign w:val="center"/>
           </w:tcPr>
           <w:p>
@@ -2482,13 +2407,7 @@
         </w:tc>
         <w:tc>
           <w:tcPr>
-            <w:tcW w:w="2933" w:type="dxa"/>
-            <w:tcBorders>
-              <w:top w:val="single" w:sz="4" w:space="0" w:color="auto"/>
-              <w:left w:val="nil"/>
-              <w:bottom w:val="single" w:sz="4" w:space="0" w:color="auto"/>
-              <w:right w:val="nil"/>
-            </w:tcBorders>
+            <w:tcW w:w="2964" w:type="dxa"/>
             <w:vAlign w:val="center"/>
           </w:tcPr>
           <w:p>
@@ -2519,17 +2438,11 @@
       </w:tr>
       <w:tr>
         <w:trPr>
-          <w:trHeight w:val="344"/>
+          <w:trHeight w:val="444"/>
         </w:trPr>
         <w:tc>
           <w:tcPr>
-            <w:tcW w:w="3129" w:type="dxa"/>
-            <w:tcBorders>
-              <w:top w:val="single" w:sz="4" w:space="0" w:color="auto"/>
-              <w:left w:val="nil"/>
-              <w:bottom w:val="nil"/>
-              <w:right w:val="nil"/>
-            </w:tcBorders>
+            <w:tcW w:w="3385" w:type="dxa"/>
             <w:vAlign w:val="center"/>
           </w:tcPr>
           <w:p>
@@ -2619,13 +2532,7 @@
         </w:tc>
         <w:tc>
           <w:tcPr>
-            <w:tcW w:w="2551" w:type="dxa"/>
-            <w:tcBorders>
-              <w:top w:val="single" w:sz="4" w:space="0" w:color="auto"/>
-              <w:left w:val="nil"/>
-              <w:bottom w:val="nil"/>
-              <w:right w:val="nil"/>
-            </w:tcBorders>
+            <w:tcW w:w="2432" w:type="dxa"/>
             <w:vAlign w:val="center"/>
           </w:tcPr>
           <w:p>
@@ -2715,13 +2622,7 @@
         </w:tc>
         <w:tc>
           <w:tcPr>
-            <w:tcW w:w="993" w:type="dxa"/>
-            <w:tcBorders>
-              <w:top w:val="single" w:sz="4" w:space="0" w:color="auto"/>
-              <w:left w:val="nil"/>
-              <w:bottom w:val="nil"/>
-              <w:right w:val="nil"/>
-            </w:tcBorders>
+            <w:tcW w:w="1401" w:type="dxa"/>
             <w:vAlign w:val="center"/>
           </w:tcPr>
           <w:p>
@@ -2811,13 +2712,7 @@
         </w:tc>
         <w:tc>
           <w:tcPr>
-            <w:tcW w:w="1134" w:type="dxa"/>
-            <w:tcBorders>
-              <w:top w:val="single" w:sz="4" w:space="0" w:color="auto"/>
-              <w:left w:val="nil"/>
-              <w:bottom w:val="nil"/>
-              <w:right w:val="nil"/>
-            </w:tcBorders>
+            <w:tcW w:w="1434" w:type="dxa"/>
             <w:vAlign w:val="center"/>
           </w:tcPr>
           <w:p>
@@ -2907,13 +2802,7 @@
         </w:tc>
         <w:tc>
           <w:tcPr>
-            <w:tcW w:w="2933" w:type="dxa"/>
-            <w:tcBorders>
-              <w:top w:val="single" w:sz="4" w:space="0" w:color="auto"/>
-              <w:left w:val="nil"/>
-              <w:bottom w:val="nil"/>
-              <w:right w:val="nil"/>
-            </w:tcBorders>
+            <w:tcW w:w="2964" w:type="dxa"/>
             <w:vAlign w:val="center"/>
           </w:tcPr>
           <w:p>
@@ -3045,19 +2934,19 @@
         <w:tblDescription w:val="Tabla de diseño de encabezado"/>
       </w:tblPr>
       <w:tblGrid>
-        <w:gridCol w:w="1706"/>
-        <w:gridCol w:w="1276"/>
-        <w:gridCol w:w="2410"/>
-        <w:gridCol w:w="2168"/>
-        <w:gridCol w:w="3140"/>
+        <w:gridCol w:w="1702"/>
+        <w:gridCol w:w="1412"/>
+        <w:gridCol w:w="2266"/>
+        <w:gridCol w:w="2163"/>
+        <w:gridCol w:w="3133"/>
       </w:tblGrid>
       <w:tr>
         <w:trPr>
-          <w:trHeight w:val="397"/>
+          <w:trHeight w:val="188"/>
         </w:trPr>
         <w:tc>
           <w:tcPr>
-            <w:tcW w:w="1706" w:type="dxa"/>
+            <w:tcW w:w="1705" w:type="dxa"/>
           </w:tcPr>
           <w:p>
             <w:pPr>
@@ -3085,23 +2974,23 @@
         </w:tc>
         <w:tc>
           <w:tcPr>
-            <w:tcW w:w="1276" w:type="dxa"/>
-          </w:tcPr>
-          <w:p>
-            <w:pPr>
-              <w:rPr>
-                <w:rFonts w:ascii="Arial" w:hAnsi="Arial"/>
-                <w:bCs/>
-                <w:color w:val="000000" w:themeColor="text1"/>
-                <w:sz w:val="16"/>
-                <w:szCs w:val="16"/>
-              </w:rPr>
-            </w:pPr>
-          </w:p>
-        </w:tc>
-        <w:tc>
-          <w:tcPr>
-            <w:tcW w:w="2410" w:type="dxa"/>
+            <w:tcW w:w="1414" w:type="dxa"/>
+          </w:tcPr>
+          <w:p>
+            <w:pPr>
+              <w:rPr>
+                <w:rFonts w:ascii="Arial" w:hAnsi="Arial"/>
+                <w:bCs/>
+                <w:color w:val="000000" w:themeColor="text1"/>
+                <w:sz w:val="16"/>
+                <w:szCs w:val="16"/>
+              </w:rPr>
+            </w:pPr>
+          </w:p>
+        </w:tc>
+        <w:tc>
+          <w:tcPr>
+            <w:tcW w:w="2270" w:type="dxa"/>
           </w:tcPr>
           <w:p>
             <w:pPr>
@@ -3118,7 +3007,7 @@
         </w:tc>
         <w:tc>
           <w:tcPr>
-            <w:tcW w:w="2168" w:type="dxa"/>
+            <w:tcW w:w="2167" w:type="dxa"/>
           </w:tcPr>
           <w:p>
             <w:pPr>
@@ -3146,7 +3035,7 @@
         </w:tc>
         <w:tc>
           <w:tcPr>
-            <w:tcW w:w="3140" w:type="dxa"/>
+            <w:tcW w:w="3138" w:type="dxa"/>
           </w:tcPr>
           <w:p>
             <w:pPr>
@@ -3218,11 +3107,11 @@
       </w:tr>
       <w:tr>
         <w:trPr>
-          <w:trHeight w:val="397"/>
+          <w:trHeight w:val="438"/>
         </w:trPr>
         <w:tc>
           <w:tcPr>
-            <w:tcW w:w="1706" w:type="dxa"/>
+            <w:tcW w:w="1705" w:type="dxa"/>
           </w:tcPr>
           <w:p>
             <w:pPr>
@@ -3249,7 +3138,7 @@
         </w:tc>
         <w:tc>
           <w:tcPr>
-            <w:tcW w:w="1276" w:type="dxa"/>
+            <w:tcW w:w="1414" w:type="dxa"/>
           </w:tcPr>
           <w:p>
             <w:pPr>
@@ -3326,7 +3215,7 @@
         </w:tc>
         <w:tc>
           <w:tcPr>
-            <w:tcW w:w="2410" w:type="dxa"/>
+            <w:tcW w:w="2270" w:type="dxa"/>
           </w:tcPr>
           <w:p>
             <w:pPr>
@@ -3404,7 +3293,7 @@
         </w:tc>
         <w:tc>
           <w:tcPr>
-            <w:tcW w:w="2168" w:type="dxa"/>
+            <w:tcW w:w="2167" w:type="dxa"/>
           </w:tcPr>
           <w:p>
             <w:pPr>
@@ -3431,7 +3320,7 @@
         </w:tc>
         <w:tc>
           <w:tcPr>
-            <w:tcW w:w="3140" w:type="dxa"/>
+            <w:tcW w:w="3138" w:type="dxa"/>
           </w:tcPr>
           <w:p>
             <w:pPr>
@@ -3499,11 +3388,11 @@
       </w:tr>
       <w:tr>
         <w:trPr>
-          <w:trHeight w:val="397"/>
+          <w:trHeight w:val="274"/>
         </w:trPr>
         <w:tc>
           <w:tcPr>
-            <w:tcW w:w="1706" w:type="dxa"/>
+            <w:tcW w:w="1705" w:type="dxa"/>
           </w:tcPr>
           <w:p>
             <w:pPr>
@@ -3530,7 +3419,7 @@
         </w:tc>
         <w:tc>
           <w:tcPr>
-            <w:tcW w:w="1276" w:type="dxa"/>
+            <w:tcW w:w="1414" w:type="dxa"/>
           </w:tcPr>
           <w:p>
             <w:pPr>
@@ -3607,7 +3496,7 @@
         </w:tc>
         <w:tc>
           <w:tcPr>
-            <w:tcW w:w="2410" w:type="dxa"/>
+            <w:tcW w:w="2270" w:type="dxa"/>
           </w:tcPr>
           <w:p>
             <w:pPr>
@@ -3684,23 +3573,23 @@
         </w:tc>
         <w:tc>
           <w:tcPr>
-            <w:tcW w:w="2168" w:type="dxa"/>
-          </w:tcPr>
-          <w:p>
-            <w:pPr>
-              <w:rPr>
-                <w:rFonts w:ascii="Arial" w:hAnsi="Arial"/>
-                <w:bCs/>
-                <w:color w:val="000000" w:themeColor="text1"/>
-                <w:sz w:val="16"/>
-                <w:szCs w:val="16"/>
-              </w:rPr>
-            </w:pPr>
-          </w:p>
-        </w:tc>
-        <w:tc>
-          <w:tcPr>
-            <w:tcW w:w="3140" w:type="dxa"/>
+            <w:tcW w:w="2167" w:type="dxa"/>
+          </w:tcPr>
+          <w:p>
+            <w:pPr>
+              <w:rPr>
+                <w:rFonts w:ascii="Arial" w:hAnsi="Arial"/>
+                <w:bCs/>
+                <w:color w:val="000000" w:themeColor="text1"/>
+                <w:sz w:val="16"/>
+                <w:szCs w:val="16"/>
+              </w:rPr>
+            </w:pPr>
+          </w:p>
+        </w:tc>
+        <w:tc>
+          <w:tcPr>
+            <w:tcW w:w="3138" w:type="dxa"/>
           </w:tcPr>
           <w:p>
             <w:pPr>
@@ -3717,11 +3606,11 @@
       </w:tr>
       <w:tr>
         <w:trPr>
-          <w:trHeight w:val="397"/>
+          <w:trHeight w:val="294"/>
         </w:trPr>
         <w:tc>
           <w:tcPr>
-            <w:tcW w:w="1706" w:type="dxa"/>
+            <w:tcW w:w="1705" w:type="dxa"/>
           </w:tcPr>
           <w:p>
             <w:pPr>
@@ -3748,7 +3637,7 @@
         </w:tc>
         <w:tc>
           <w:tcPr>
-            <w:tcW w:w="1276" w:type="dxa"/>
+            <w:tcW w:w="1414" w:type="dxa"/>
           </w:tcPr>
           <w:p>
             <w:pPr>
@@ -3825,7 +3714,7 @@
         </w:tc>
         <w:tc>
           <w:tcPr>
-            <w:tcW w:w="2410" w:type="dxa"/>
+            <w:tcW w:w="2270" w:type="dxa"/>
           </w:tcPr>
           <w:p>
             <w:pPr>
@@ -3842,7 +3731,7 @@
         </w:tc>
         <w:tc>
           <w:tcPr>
-            <w:tcW w:w="2168" w:type="dxa"/>
+            <w:tcW w:w="2167" w:type="dxa"/>
           </w:tcPr>
           <w:p>
             <w:pPr>
@@ -3869,7 +3758,7 @@
         </w:tc>
         <w:tc>
           <w:tcPr>
-            <w:tcW w:w="3140" w:type="dxa"/>
+            <w:tcW w:w="3138" w:type="dxa"/>
           </w:tcPr>
           <w:p>
             <w:pPr>
@@ -3961,34 +3850,12 @@
         <w:t>Final del formulario</w:t>
       </w:r>
     </w:p>
-    <w:p>
-      <w:pPr>
-        <w:rPr>
-          <w:lang w:val="es-PE"/>
-        </w:rPr>
-      </w:pPr>
-    </w:p>
-    <w:p>
-      <w:pPr>
-        <w:tabs>
-          <w:tab w:val="left" w:pos="7325"/>
-        </w:tabs>
-        <w:rPr>
-          <w:lang w:val="es-PE"/>
-        </w:rPr>
-      </w:pPr>
-    </w:p>
     <w:sectPr>
-      <w:headerReference w:type="even" r:id="rId7"/>
-      <w:headerReference w:type="default" r:id="rId8"/>
-      <w:footerReference w:type="even" r:id="rId9"/>
-      <w:footerReference w:type="default" r:id="rId10"/>
-      <w:headerReference w:type="first" r:id="rId11"/>
-      <w:footerReference w:type="first" r:id="rId12"/>
-      <w:pgSz w:w="11900" w:h="16836"/>
-      <w:pgMar w:top="142" w:right="644" w:bottom="851" w:left="560" w:header="0" w:footer="0" w:gutter="0"/>
+      <w:footerReference w:type="default" r:id="rId7"/>
+      <w:pgSz w:w="11906" w:h="8391" w:orient="landscape" w:code="11"/>
+      <w:pgMar w:top="-185" w:right="851" w:bottom="284" w:left="170" w:header="0" w:footer="0" w:gutter="0"/>
       <w:cols w:space="0" w:equalWidth="0">
-        <w:col w:w="10700"/>
+        <w:col w:w="10672"/>
       </w:cols>
       <w:docGrid w:linePitch="360"/>
     </w:sectPr>
@@ -4016,16 +3883,6 @@
 </file>
 
 <file path=word/footer1.xml><?xml version="1.0" encoding="utf-8"?>
-<w:ftr xmlns:wpc="http://schemas.microsoft.com/office/word/2010/wordprocessingCanvas" xmlns:cx="http://schemas.microsoft.com/office/drawing/2014/chartex" xmlns:cx1="http://schemas.microsoft.com/office/drawing/2015/9/8/chartex" xmlns:cx2="http://schemas.microsoft.com/office/drawing/2015/10/21/chartex" xmlns:cx3="http://schemas.microsoft.com/office/drawing/2016/5/9/chartex" xmlns:cx4="http://schemas.microsoft.com/office/drawing/2016/5/10/chartex" xmlns:cx5="http://schemas.microsoft.com/office/drawing/2016/5/11/chartex" xmlns:cx6="http://schemas.microsoft.com/office/drawing/2016/5/12/chartex" xmlns:cx7="http://schemas.microsoft.com/office/drawing/2016/5/13/chartex" xmlns:cx8="http://schemas.microsoft.com/office/drawing/2016/5/14/chartex" xmlns:mc="http://schemas.openxmlformats.org/markup-compatibility/2006" xmlns:aink="http://schemas.microsoft.com/office/drawing/2016/ink" xmlns:am3d="http://schemas.microsoft.com/office/drawing/2017/model3d" xmlns:o="urn:schemas-microsoft-com:office:office" xmlns:oel="http://schemas.microsoft.com/office/2019/extlst" xmlns:r="http://schemas.openxmlformats.org/officeDocument/2006/relationships" xmlns:m="http://schemas.openxmlformats.org/officeDocument/2006/math" xmlns:v="urn:schemas-microsoft-com:vml" xmlns:wp14="http://schemas.microsoft.com/office/word/2010/wordprocessingDrawing" xmlns:wp="http://schemas.openxmlformats.org/drawingml/2006/wordprocessingDrawing" xmlns:w10="urn:schemas-microsoft-com:office:word" xmlns:w="http://schemas.openxmlformats.org/wordprocessingml/2006/main" xmlns:w14="http://schemas.microsoft.com/office/word/2010/wordml" xmlns:w15="http://schemas.microsoft.com/office/word/2012/wordml" xmlns:w16cex="http://schemas.microsoft.com/office/word/2018/wordml/cex" xmlns:w16cid="http://schemas.microsoft.com/office/word/2016/wordml/cid" xmlns:w16="http://schemas.microsoft.com/office/word/2018/wordml" xmlns:w16du="http://schemas.microsoft.com/office/word/2023/wordml/word16du" xmlns:w16sdtdh="http://schemas.microsoft.com/office/word/2020/wordml/sdtdatahash" xmlns:w16sdtfl="http://schemas.microsoft.com/office/word/2024/wordml/sdtformatlock" xmlns:w16se="http://schemas.microsoft.com/office/word/2015/wordml/symex" xmlns:wpg="http://schemas.microsoft.com/office/word/2010/wordprocessingGroup" xmlns:wpi="http://schemas.microsoft.com/office/word/2010/wordprocessingInk" xmlns:wne="http://schemas.microsoft.com/office/word/2006/wordml" xmlns:wps="http://schemas.microsoft.com/office/word/2010/wordprocessingShape" mc:Ignorable="w14 w15 w16se w16cid w16 w16cex w16sdtdh w16sdtfl w16du wp14">
-  <w:p>
-    <w:pPr>
-      <w:pStyle w:val="Piedepgina"/>
-    </w:pPr>
-  </w:p>
-</w:ftr>
-</file>
-
-<file path=word/footer2.xml><?xml version="1.0" encoding="utf-8"?>
 <w:ftr xmlns:wpc="http://schemas.microsoft.com/office/word/2010/wordprocessingCanvas" xmlns:cx="http://schemas.microsoft.com/office/drawing/2014/chartex" xmlns:cx1="http://schemas.microsoft.com/office/drawing/2015/9/8/chartex" xmlns:cx2="http://schemas.microsoft.com/office/drawing/2015/10/21/chartex" xmlns:cx3="http://schemas.microsoft.com/office/drawing/2016/5/9/chartex" xmlns:cx4="http://schemas.microsoft.com/office/drawing/2016/5/10/chartex" xmlns:cx5="http://schemas.microsoft.com/office/drawing/2016/5/11/chartex" xmlns:cx6="http://schemas.microsoft.com/office/drawing/2016/5/12/chartex" xmlns:cx7="http://schemas.microsoft.com/office/drawing/2016/5/13/chartex" xmlns:cx8="http://schemas.microsoft.com/office/drawing/2016/5/14/chartex" xmlns:mc="http://schemas.openxmlformats.org/markup-compatibility/2006" xmlns:aink="http://schemas.microsoft.com/office/drawing/2016/ink" xmlns:am3d="http://schemas.microsoft.com/office/drawing/2017/model3d" xmlns:o="urn:schemas-microsoft-com:office:office" xmlns:oel="http://schemas.microsoft.com/office/2019/extlst" xmlns:r="http://schemas.openxmlformats.org/officeDocument/2006/relationships" xmlns:m="http://schemas.openxmlformats.org/officeDocument/2006/math" xmlns:v="urn:schemas-microsoft-com:vml" xmlns:wp14="http://schemas.microsoft.com/office/word/2010/wordprocessingDrawing" xmlns:wp="http://schemas.openxmlformats.org/drawingml/2006/wordprocessingDrawing" xmlns:w10="urn:schemas-microsoft-com:office:word" xmlns:w="http://schemas.openxmlformats.org/wordprocessingml/2006/main" xmlns:w14="http://schemas.microsoft.com/office/word/2010/wordml" xmlns:w15="http://schemas.microsoft.com/office/word/2012/wordml" xmlns:w16cex="http://schemas.microsoft.com/office/word/2018/wordml/cex" xmlns:w16cid="http://schemas.microsoft.com/office/word/2016/wordml/cid" xmlns:w16="http://schemas.microsoft.com/office/word/2018/wordml" xmlns:w16du="http://schemas.microsoft.com/office/word/2023/wordml/word16du" xmlns:w16sdtdh="http://schemas.microsoft.com/office/word/2020/wordml/sdtdatahash" xmlns:w16sdtfl="http://schemas.microsoft.com/office/word/2024/wordml/sdtformatlock" xmlns:w16se="http://schemas.microsoft.com/office/word/2015/wordml/symex" xmlns:wpg="http://schemas.microsoft.com/office/word/2010/wordprocessingGroup" xmlns:wpi="http://schemas.microsoft.com/office/word/2010/wordprocessingInk" xmlns:wne="http://schemas.microsoft.com/office/word/2006/wordml" xmlns:wps="http://schemas.microsoft.com/office/word/2010/wordprocessingShape" mc:Ignorable="w14 w15 w16se w16cid w16 w16cex w16sdtdh w16sdtfl w16du wp14">
   <w:p>
     <w:pPr>
@@ -4323,16 +4180,6 @@
 </w:ftr>
 </file>
 
-<file path=word/footer3.xml><?xml version="1.0" encoding="utf-8"?>
-<w:ftr xmlns:wpc="http://schemas.microsoft.com/office/word/2010/wordprocessingCanvas" xmlns:cx="http://schemas.microsoft.com/office/drawing/2014/chartex" xmlns:cx1="http://schemas.microsoft.com/office/drawing/2015/9/8/chartex" xmlns:cx2="http://schemas.microsoft.com/office/drawing/2015/10/21/chartex" xmlns:cx3="http://schemas.microsoft.com/office/drawing/2016/5/9/chartex" xmlns:cx4="http://schemas.microsoft.com/office/drawing/2016/5/10/chartex" xmlns:cx5="http://schemas.microsoft.com/office/drawing/2016/5/11/chartex" xmlns:cx6="http://schemas.microsoft.com/office/drawing/2016/5/12/chartex" xmlns:cx7="http://schemas.microsoft.com/office/drawing/2016/5/13/chartex" xmlns:cx8="http://schemas.microsoft.com/office/drawing/2016/5/14/chartex" xmlns:mc="http://schemas.openxmlformats.org/markup-compatibility/2006" xmlns:aink="http://schemas.microsoft.com/office/drawing/2016/ink" xmlns:am3d="http://schemas.microsoft.com/office/drawing/2017/model3d" xmlns:o="urn:schemas-microsoft-com:office:office" xmlns:oel="http://schemas.microsoft.com/office/2019/extlst" xmlns:r="http://schemas.openxmlformats.org/officeDocument/2006/relationships" xmlns:m="http://schemas.openxmlformats.org/officeDocument/2006/math" xmlns:v="urn:schemas-microsoft-com:vml" xmlns:wp14="http://schemas.microsoft.com/office/word/2010/wordprocessingDrawing" xmlns:wp="http://schemas.openxmlformats.org/drawingml/2006/wordprocessingDrawing" xmlns:w10="urn:schemas-microsoft-com:office:word" xmlns:w="http://schemas.openxmlformats.org/wordprocessingml/2006/main" xmlns:w14="http://schemas.microsoft.com/office/word/2010/wordml" xmlns:w15="http://schemas.microsoft.com/office/word/2012/wordml" xmlns:w16cex="http://schemas.microsoft.com/office/word/2018/wordml/cex" xmlns:w16cid="http://schemas.microsoft.com/office/word/2016/wordml/cid" xmlns:w16="http://schemas.microsoft.com/office/word/2018/wordml" xmlns:w16du="http://schemas.microsoft.com/office/word/2023/wordml/word16du" xmlns:w16sdtdh="http://schemas.microsoft.com/office/word/2020/wordml/sdtdatahash" xmlns:w16sdtfl="http://schemas.microsoft.com/office/word/2024/wordml/sdtformatlock" xmlns:w16se="http://schemas.microsoft.com/office/word/2015/wordml/symex" xmlns:wpg="http://schemas.microsoft.com/office/word/2010/wordprocessingGroup" xmlns:wpi="http://schemas.microsoft.com/office/word/2010/wordprocessingInk" xmlns:wne="http://schemas.microsoft.com/office/word/2006/wordml" xmlns:wps="http://schemas.microsoft.com/office/word/2010/wordprocessingShape" mc:Ignorable="w14 w15 w16se w16cid w16 w16cex w16sdtdh w16sdtfl w16du wp14">
-  <w:p>
-    <w:pPr>
-      <w:pStyle w:val="Piedepgina"/>
-    </w:pPr>
-  </w:p>
-</w:ftr>
-</file>
-
 <file path=word/footnotes.xml><?xml version="1.0" encoding="utf-8"?>
 <w:footnotes xmlns:wpc="http://schemas.microsoft.com/office/word/2010/wordprocessingCanvas" xmlns:cx="http://schemas.microsoft.com/office/drawing/2014/chartex" xmlns:cx1="http://schemas.microsoft.com/office/drawing/2015/9/8/chartex" xmlns:cx2="http://schemas.microsoft.com/office/drawing/2015/10/21/chartex" xmlns:cx3="http://schemas.microsoft.com/office/drawing/2016/5/9/chartex" xmlns:cx4="http://schemas.microsoft.com/office/drawing/2016/5/10/chartex" xmlns:cx5="http://schemas.microsoft.com/office/drawing/2016/5/11/chartex" xmlns:cx6="http://schemas.microsoft.com/office/drawing/2016/5/12/chartex" xmlns:cx7="http://schemas.microsoft.com/office/drawing/2016/5/13/chartex" xmlns:cx8="http://schemas.microsoft.com/office/drawing/2016/5/14/chartex" xmlns:mc="http://schemas.openxmlformats.org/markup-compatibility/2006" xmlns:aink="http://schemas.microsoft.com/office/drawing/2016/ink" xmlns:am3d="http://schemas.microsoft.com/office/drawing/2017/model3d" xmlns:o="urn:schemas-microsoft-com:office:office" xmlns:oel="http://schemas.microsoft.com/office/2019/extlst" xmlns:r="http://schemas.openxmlformats.org/officeDocument/2006/relationships" xmlns:m="http://schemas.openxmlformats.org/officeDocument/2006/math" xmlns:v="urn:schemas-microsoft-com:vml" xmlns:wp14="http://schemas.microsoft.com/office/word/2010/wordprocessingDrawing" xmlns:wp="http://schemas.openxmlformats.org/drawingml/2006/wordprocessingDrawing" xmlns:w10="urn:schemas-microsoft-com:office:word" xmlns:w="http://schemas.openxmlformats.org/wordprocessingml/2006/main" xmlns:w14="http://schemas.microsoft.com/office/word/2010/wordml" xmlns:w15="http://schemas.microsoft.com/office/word/2012/wordml" xmlns:w16cex="http://schemas.microsoft.com/office/word/2018/wordml/cex" xmlns:w16cid="http://schemas.microsoft.com/office/word/2016/wordml/cid" xmlns:w16="http://schemas.microsoft.com/office/word/2018/wordml" xmlns:w16du="http://schemas.microsoft.com/office/word/2023/wordml/word16du" xmlns:w16sdtdh="http://schemas.microsoft.com/office/word/2020/wordml/sdtdatahash" xmlns:w16sdtfl="http://schemas.microsoft.com/office/word/2024/wordml/sdtformatlock" xmlns:w16se="http://schemas.microsoft.com/office/word/2015/wordml/symex" xmlns:wpg="http://schemas.microsoft.com/office/word/2010/wordprocessingGroup" xmlns:wpi="http://schemas.microsoft.com/office/word/2010/wordprocessingInk" xmlns:wne="http://schemas.microsoft.com/office/word/2006/wordml" xmlns:wps="http://schemas.microsoft.com/office/word/2010/wordprocessingShape" mc:Ignorable="w14 w15 w16se w16cid w16 w16cex w16sdtdh w16sdtfl w16du wp14">
   <w:footnote w:type="separator" w:id="-1">
@@ -4350,36 +4197,6 @@
     </w:p>
   </w:footnote>
 </w:footnotes>
-</file>
-
-<file path=word/header1.xml><?xml version="1.0" encoding="utf-8"?>
-<w:hdr xmlns:wpc="http://schemas.microsoft.com/office/word/2010/wordprocessingCanvas" xmlns:cx="http://schemas.microsoft.com/office/drawing/2014/chartex" xmlns:cx1="http://schemas.microsoft.com/office/drawing/2015/9/8/chartex" xmlns:cx2="http://schemas.microsoft.com/office/drawing/2015/10/21/chartex" xmlns:cx3="http://schemas.microsoft.com/office/drawing/2016/5/9/chartex" xmlns:cx4="http://schemas.microsoft.com/office/drawing/2016/5/10/chartex" xmlns:cx5="http://schemas.microsoft.com/office/drawing/2016/5/11/chartex" xmlns:cx6="http://schemas.microsoft.com/office/drawing/2016/5/12/chartex" xmlns:cx7="http://schemas.microsoft.com/office/drawing/2016/5/13/chartex" xmlns:cx8="http://schemas.microsoft.com/office/drawing/2016/5/14/chartex" xmlns:mc="http://schemas.openxmlformats.org/markup-compatibility/2006" xmlns:aink="http://schemas.microsoft.com/office/drawing/2016/ink" xmlns:am3d="http://schemas.microsoft.com/office/drawing/2017/model3d" xmlns:o="urn:schemas-microsoft-com:office:office" xmlns:oel="http://schemas.microsoft.com/office/2019/extlst" xmlns:r="http://schemas.openxmlformats.org/officeDocument/2006/relationships" xmlns:m="http://schemas.openxmlformats.org/officeDocument/2006/math" xmlns:v="urn:schemas-microsoft-com:vml" xmlns:wp14="http://schemas.microsoft.com/office/word/2010/wordprocessingDrawing" xmlns:wp="http://schemas.openxmlformats.org/drawingml/2006/wordprocessingDrawing" xmlns:w10="urn:schemas-microsoft-com:office:word" xmlns:w="http://schemas.openxmlformats.org/wordprocessingml/2006/main" xmlns:w14="http://schemas.microsoft.com/office/word/2010/wordml" xmlns:w15="http://schemas.microsoft.com/office/word/2012/wordml" xmlns:w16cex="http://schemas.microsoft.com/office/word/2018/wordml/cex" xmlns:w16cid="http://schemas.microsoft.com/office/word/2016/wordml/cid" xmlns:w16="http://schemas.microsoft.com/office/word/2018/wordml" xmlns:w16du="http://schemas.microsoft.com/office/word/2023/wordml/word16du" xmlns:w16sdtdh="http://schemas.microsoft.com/office/word/2020/wordml/sdtdatahash" xmlns:w16sdtfl="http://schemas.microsoft.com/office/word/2024/wordml/sdtformatlock" xmlns:w16se="http://schemas.microsoft.com/office/word/2015/wordml/symex" xmlns:wpg="http://schemas.microsoft.com/office/word/2010/wordprocessingGroup" xmlns:wpi="http://schemas.microsoft.com/office/word/2010/wordprocessingInk" xmlns:wne="http://schemas.microsoft.com/office/word/2006/wordml" xmlns:wps="http://schemas.microsoft.com/office/word/2010/wordprocessingShape" mc:Ignorable="w14 w15 w16se w16cid w16 w16cex w16sdtdh w16sdtfl w16du wp14">
-  <w:p>
-    <w:pPr>
-      <w:pStyle w:val="Encabezado"/>
-    </w:pPr>
-  </w:p>
-</w:hdr>
-</file>
-
-<file path=word/header2.xml><?xml version="1.0" encoding="utf-8"?>
-<w:hdr xmlns:wpc="http://schemas.microsoft.com/office/word/2010/wordprocessingCanvas" xmlns:cx="http://schemas.microsoft.com/office/drawing/2014/chartex" xmlns:cx1="http://schemas.microsoft.com/office/drawing/2015/9/8/chartex" xmlns:cx2="http://schemas.microsoft.com/office/drawing/2015/10/21/chartex" xmlns:cx3="http://schemas.microsoft.com/office/drawing/2016/5/9/chartex" xmlns:cx4="http://schemas.microsoft.com/office/drawing/2016/5/10/chartex" xmlns:cx5="http://schemas.microsoft.com/office/drawing/2016/5/11/chartex" xmlns:cx6="http://schemas.microsoft.com/office/drawing/2016/5/12/chartex" xmlns:cx7="http://schemas.microsoft.com/office/drawing/2016/5/13/chartex" xmlns:cx8="http://schemas.microsoft.com/office/drawing/2016/5/14/chartex" xmlns:mc="http://schemas.openxmlformats.org/markup-compatibility/2006" xmlns:aink="http://schemas.microsoft.com/office/drawing/2016/ink" xmlns:am3d="http://schemas.microsoft.com/office/drawing/2017/model3d" xmlns:o="urn:schemas-microsoft-com:office:office" xmlns:oel="http://schemas.microsoft.com/office/2019/extlst" xmlns:r="http://schemas.openxmlformats.org/officeDocument/2006/relationships" xmlns:m="http://schemas.openxmlformats.org/officeDocument/2006/math" xmlns:v="urn:schemas-microsoft-com:vml" xmlns:wp14="http://schemas.microsoft.com/office/word/2010/wordprocessingDrawing" xmlns:wp="http://schemas.openxmlformats.org/drawingml/2006/wordprocessingDrawing" xmlns:w10="urn:schemas-microsoft-com:office:word" xmlns:w="http://schemas.openxmlformats.org/wordprocessingml/2006/main" xmlns:w14="http://schemas.microsoft.com/office/word/2010/wordml" xmlns:w15="http://schemas.microsoft.com/office/word/2012/wordml" xmlns:w16cex="http://schemas.microsoft.com/office/word/2018/wordml/cex" xmlns:w16cid="http://schemas.microsoft.com/office/word/2016/wordml/cid" xmlns:w16="http://schemas.microsoft.com/office/word/2018/wordml" xmlns:w16du="http://schemas.microsoft.com/office/word/2023/wordml/word16du" xmlns:w16sdtdh="http://schemas.microsoft.com/office/word/2020/wordml/sdtdatahash" xmlns:w16sdtfl="http://schemas.microsoft.com/office/word/2024/wordml/sdtformatlock" xmlns:w16se="http://schemas.microsoft.com/office/word/2015/wordml/symex" xmlns:wpg="http://schemas.microsoft.com/office/word/2010/wordprocessingGroup" xmlns:wpi="http://schemas.microsoft.com/office/word/2010/wordprocessingInk" xmlns:wne="http://schemas.microsoft.com/office/word/2006/wordml" xmlns:wps="http://schemas.microsoft.com/office/word/2010/wordprocessingShape" mc:Ignorable="w14 w15 w16se w16cid w16 w16cex w16sdtdh w16sdtfl w16du wp14">
-  <w:p>
-    <w:pPr>
-      <w:pStyle w:val="Encabezado"/>
-    </w:pPr>
-  </w:p>
-</w:hdr>
-</file>
-
-<file path=word/header3.xml><?xml version="1.0" encoding="utf-8"?>
-<w:hdr xmlns:wpc="http://schemas.microsoft.com/office/word/2010/wordprocessingCanvas" xmlns:cx="http://schemas.microsoft.com/office/drawing/2014/chartex" xmlns:cx1="http://schemas.microsoft.com/office/drawing/2015/9/8/chartex" xmlns:cx2="http://schemas.microsoft.com/office/drawing/2015/10/21/chartex" xmlns:cx3="http://schemas.microsoft.com/office/drawing/2016/5/9/chartex" xmlns:cx4="http://schemas.microsoft.com/office/drawing/2016/5/10/chartex" xmlns:cx5="http://schemas.microsoft.com/office/drawing/2016/5/11/chartex" xmlns:cx6="http://schemas.microsoft.com/office/drawing/2016/5/12/chartex" xmlns:cx7="http://schemas.microsoft.com/office/drawing/2016/5/13/chartex" xmlns:cx8="http://schemas.microsoft.com/office/drawing/2016/5/14/chartex" xmlns:mc="http://schemas.openxmlformats.org/markup-compatibility/2006" xmlns:aink="http://schemas.microsoft.com/office/drawing/2016/ink" xmlns:am3d="http://schemas.microsoft.com/office/drawing/2017/model3d" xmlns:o="urn:schemas-microsoft-com:office:office" xmlns:oel="http://schemas.microsoft.com/office/2019/extlst" xmlns:r="http://schemas.openxmlformats.org/officeDocument/2006/relationships" xmlns:m="http://schemas.openxmlformats.org/officeDocument/2006/math" xmlns:v="urn:schemas-microsoft-com:vml" xmlns:wp14="http://schemas.microsoft.com/office/word/2010/wordprocessingDrawing" xmlns:wp="http://schemas.openxmlformats.org/drawingml/2006/wordprocessingDrawing" xmlns:w10="urn:schemas-microsoft-com:office:word" xmlns:w="http://schemas.openxmlformats.org/wordprocessingml/2006/main" xmlns:w14="http://schemas.microsoft.com/office/word/2010/wordml" xmlns:w15="http://schemas.microsoft.com/office/word/2012/wordml" xmlns:w16cex="http://schemas.microsoft.com/office/word/2018/wordml/cex" xmlns:w16cid="http://schemas.microsoft.com/office/word/2016/wordml/cid" xmlns:w16="http://schemas.microsoft.com/office/word/2018/wordml" xmlns:w16du="http://schemas.microsoft.com/office/word/2023/wordml/word16du" xmlns:w16sdtdh="http://schemas.microsoft.com/office/word/2020/wordml/sdtdatahash" xmlns:w16sdtfl="http://schemas.microsoft.com/office/word/2024/wordml/sdtformatlock" xmlns:w16se="http://schemas.microsoft.com/office/word/2015/wordml/symex" xmlns:wpg="http://schemas.microsoft.com/office/word/2010/wordprocessingGroup" xmlns:wpi="http://schemas.microsoft.com/office/word/2010/wordprocessingInk" xmlns:wne="http://schemas.microsoft.com/office/word/2006/wordml" xmlns:wps="http://schemas.microsoft.com/office/word/2010/wordprocessingShape" mc:Ignorable="w14 w15 w16se w16cid w16 w16cex w16sdtdh w16sdtfl w16du wp14">
-  <w:p>
-    <w:pPr>
-      <w:pStyle w:val="Encabezado"/>
-    </w:pPr>
-  </w:p>
-</w:hdr>
 </file>
 
 <file path=word/styles.xml><?xml version="1.0" encoding="utf-8"?>

--- a/pesaje/analytica/Report/PrintTicket.docx
+++ b/pesaje/analytica/Report/PrintTicket.docx
@@ -2946,7 +2946,7 @@
         </w:trPr>
         <w:tc>
           <w:tcPr>
-            <w:tcW w:w="1705" w:type="dxa"/>
+            <w:tcW w:w="1702" w:type="dxa"/>
           </w:tcPr>
           <w:p>
             <w:pPr>
@@ -2974,23 +2974,23 @@
         </w:tc>
         <w:tc>
           <w:tcPr>
-            <w:tcW w:w="1414" w:type="dxa"/>
-          </w:tcPr>
-          <w:p>
-            <w:pPr>
-              <w:rPr>
-                <w:rFonts w:ascii="Arial" w:hAnsi="Arial"/>
-                <w:bCs/>
-                <w:color w:val="000000" w:themeColor="text1"/>
-                <w:sz w:val="16"/>
-                <w:szCs w:val="16"/>
-              </w:rPr>
-            </w:pPr>
-          </w:p>
-        </w:tc>
-        <w:tc>
-          <w:tcPr>
-            <w:tcW w:w="2270" w:type="dxa"/>
+            <w:tcW w:w="1412" w:type="dxa"/>
+          </w:tcPr>
+          <w:p>
+            <w:pPr>
+              <w:rPr>
+                <w:rFonts w:ascii="Arial" w:hAnsi="Arial"/>
+                <w:bCs/>
+                <w:color w:val="000000" w:themeColor="text1"/>
+                <w:sz w:val="16"/>
+                <w:szCs w:val="16"/>
+              </w:rPr>
+            </w:pPr>
+          </w:p>
+        </w:tc>
+        <w:tc>
+          <w:tcPr>
+            <w:tcW w:w="2266" w:type="dxa"/>
           </w:tcPr>
           <w:p>
             <w:pPr>
@@ -3007,7 +3007,7 @@
         </w:tc>
         <w:tc>
           <w:tcPr>
-            <w:tcW w:w="2167" w:type="dxa"/>
+            <w:tcW w:w="2163" w:type="dxa"/>
           </w:tcPr>
           <w:p>
             <w:pPr>
@@ -3035,7 +3035,7 @@
         </w:tc>
         <w:tc>
           <w:tcPr>
-            <w:tcW w:w="3138" w:type="dxa"/>
+            <w:tcW w:w="3133" w:type="dxa"/>
           </w:tcPr>
           <w:p>
             <w:pPr>
@@ -3111,7 +3111,7 @@
         </w:trPr>
         <w:tc>
           <w:tcPr>
-            <w:tcW w:w="1705" w:type="dxa"/>
+            <w:tcW w:w="1702" w:type="dxa"/>
           </w:tcPr>
           <w:p>
             <w:pPr>
@@ -3138,7 +3138,7 @@
         </w:tc>
         <w:tc>
           <w:tcPr>
-            <w:tcW w:w="1414" w:type="dxa"/>
+            <w:tcW w:w="1412" w:type="dxa"/>
           </w:tcPr>
           <w:p>
             <w:pPr>
@@ -3215,7 +3215,7 @@
         </w:tc>
         <w:tc>
           <w:tcPr>
-            <w:tcW w:w="2270" w:type="dxa"/>
+            <w:tcW w:w="2266" w:type="dxa"/>
           </w:tcPr>
           <w:p>
             <w:pPr>
@@ -3293,7 +3293,7 @@
         </w:tc>
         <w:tc>
           <w:tcPr>
-            <w:tcW w:w="2167" w:type="dxa"/>
+            <w:tcW w:w="2163" w:type="dxa"/>
           </w:tcPr>
           <w:p>
             <w:pPr>
@@ -3320,7 +3320,7 @@
         </w:tc>
         <w:tc>
           <w:tcPr>
-            <w:tcW w:w="3138" w:type="dxa"/>
+            <w:tcW w:w="3133" w:type="dxa"/>
           </w:tcPr>
           <w:p>
             <w:pPr>
@@ -3392,7 +3392,7 @@
         </w:trPr>
         <w:tc>
           <w:tcPr>
-            <w:tcW w:w="1705" w:type="dxa"/>
+            <w:tcW w:w="1702" w:type="dxa"/>
           </w:tcPr>
           <w:p>
             <w:pPr>
@@ -3419,7 +3419,7 @@
         </w:tc>
         <w:tc>
           <w:tcPr>
-            <w:tcW w:w="1414" w:type="dxa"/>
+            <w:tcW w:w="1412" w:type="dxa"/>
           </w:tcPr>
           <w:p>
             <w:pPr>
@@ -3496,7 +3496,7 @@
         </w:tc>
         <w:tc>
           <w:tcPr>
-            <w:tcW w:w="2270" w:type="dxa"/>
+            <w:tcW w:w="2266" w:type="dxa"/>
           </w:tcPr>
           <w:p>
             <w:pPr>
@@ -3573,34 +3573,95 @@
         </w:tc>
         <w:tc>
           <w:tcPr>
-            <w:tcW w:w="2167" w:type="dxa"/>
-          </w:tcPr>
-          <w:p>
-            <w:pPr>
-              <w:rPr>
-                <w:rFonts w:ascii="Arial" w:hAnsi="Arial"/>
-                <w:bCs/>
-                <w:color w:val="000000" w:themeColor="text1"/>
-                <w:sz w:val="16"/>
-                <w:szCs w:val="16"/>
-              </w:rPr>
-            </w:pPr>
-          </w:p>
-        </w:tc>
-        <w:tc>
-          <w:tcPr>
-            <w:tcW w:w="3138" w:type="dxa"/>
-          </w:tcPr>
-          <w:p>
-            <w:pPr>
-              <w:rPr>
-                <w:rFonts w:ascii="Arial" w:hAnsi="Arial"/>
-                <w:bCs/>
-                <w:color w:val="000000" w:themeColor="text1"/>
-                <w:sz w:val="16"/>
-                <w:szCs w:val="16"/>
-              </w:rPr>
-            </w:pPr>
+            <w:tcW w:w="2163" w:type="dxa"/>
+          </w:tcPr>
+          <w:p>
+            <w:pPr>
+              <w:rPr>
+                <w:rFonts w:ascii="Arial" w:hAnsi="Arial"/>
+                <w:b/>
+                <w:color w:val="000000" w:themeColor="text1"/>
+                <w:sz w:val="16"/>
+                <w:szCs w:val="16"/>
+              </w:rPr>
+            </w:pPr>
+            <w:r>
+              <w:rPr>
+                <w:rFonts w:ascii="Arial" w:hAnsi="Arial"/>
+                <w:b/>
+                <w:color w:val="000000" w:themeColor="text1"/>
+                <w:sz w:val="16"/>
+                <w:szCs w:val="16"/>
+              </w:rPr>
+              <w:t>Tipo Mineral</w:t>
+            </w:r>
+          </w:p>
+        </w:tc>
+        <w:tc>
+          <w:tcPr>
+            <w:tcW w:w="3133" w:type="dxa"/>
+          </w:tcPr>
+          <w:p>
+            <w:pPr>
+              <w:rPr>
+                <w:rFonts w:ascii="Arial" w:hAnsi="Arial"/>
+                <w:bCs/>
+                <w:color w:val="000000" w:themeColor="text1"/>
+                <w:sz w:val="16"/>
+                <w:szCs w:val="16"/>
+              </w:rPr>
+            </w:pPr>
+            <w:r>
+              <w:rPr>
+                <w:rFonts w:ascii="Arial" w:hAnsi="Arial"/>
+                <w:bCs/>
+                <w:color w:val="000000" w:themeColor="text1"/>
+                <w:sz w:val="16"/>
+                <w:szCs w:val="16"/>
+              </w:rPr>
+              <w:fldChar w:fldCharType="begin"/>
+            </w:r>
+            <w:r>
+              <w:rPr>
+                <w:rFonts w:ascii="Arial" w:hAnsi="Arial"/>
+                <w:bCs/>
+                <w:color w:val="000000" w:themeColor="text1"/>
+                <w:sz w:val="16"/>
+                <w:szCs w:val="16"/>
+              </w:rPr>
+              <w:instrText xml:space="preserve"> MERGEFIELD  tipo_mineral_abr  \* MERGEFORMAT </w:instrText>
+            </w:r>
+            <w:r>
+              <w:rPr>
+                <w:rFonts w:ascii="Arial" w:hAnsi="Arial"/>
+                <w:bCs/>
+                <w:color w:val="000000" w:themeColor="text1"/>
+                <w:sz w:val="16"/>
+                <w:szCs w:val="16"/>
+              </w:rPr>
+              <w:fldChar w:fldCharType="separate"/>
+            </w:r>
+            <w:r>
+              <w:rPr>
+                <w:rFonts w:ascii="Arial" w:hAnsi="Arial"/>
+                <w:bCs/>
+                <w:noProof/>
+                <w:color w:val="000000" w:themeColor="text1"/>
+                <w:sz w:val="16"/>
+                <w:szCs w:val="16"/>
+              </w:rPr>
+              <w:t>«tipo_mineral_abr»</w:t>
+            </w:r>
+            <w:r>
+              <w:rPr>
+                <w:rFonts w:ascii="Arial" w:hAnsi="Arial"/>
+                <w:bCs/>
+                <w:color w:val="000000" w:themeColor="text1"/>
+                <w:sz w:val="16"/>
+                <w:szCs w:val="16"/>
+              </w:rPr>
+              <w:fldChar w:fldCharType="end"/>
+            </w:r>
           </w:p>
         </w:tc>
       </w:tr>
@@ -3610,7 +3671,7 @@
         </w:trPr>
         <w:tc>
           <w:tcPr>
-            <w:tcW w:w="1705" w:type="dxa"/>
+            <w:tcW w:w="1702" w:type="dxa"/>
           </w:tcPr>
           <w:p>
             <w:pPr>
@@ -3637,7 +3698,7 @@
         </w:tc>
         <w:tc>
           <w:tcPr>
-            <w:tcW w:w="1414" w:type="dxa"/>
+            <w:tcW w:w="1412" w:type="dxa"/>
           </w:tcPr>
           <w:p>
             <w:pPr>
@@ -3714,7 +3775,7 @@
         </w:tc>
         <w:tc>
           <w:tcPr>
-            <w:tcW w:w="2270" w:type="dxa"/>
+            <w:tcW w:w="2266" w:type="dxa"/>
           </w:tcPr>
           <w:p>
             <w:pPr>
@@ -3731,7 +3792,7 @@
         </w:tc>
         <w:tc>
           <w:tcPr>
-            <w:tcW w:w="2167" w:type="dxa"/>
+            <w:tcW w:w="2163" w:type="dxa"/>
           </w:tcPr>
           <w:p>
             <w:pPr>
@@ -3758,7 +3819,7 @@
         </w:tc>
         <w:tc>
           <w:tcPr>
-            <w:tcW w:w="3138" w:type="dxa"/>
+            <w:tcW w:w="3133" w:type="dxa"/>
           </w:tcPr>
           <w:p>
             <w:pPr>

--- a/pesaje/analytica/Report/PrintTicket.docx
+++ b/pesaje/analytica/Report/PrintTicket.docx
@@ -2565,7 +2565,7 @@
                 <w:sz w:val="14"/>
                 <w:szCs w:val="14"/>
               </w:rPr>
-              <w:instrText xml:space="preserve"> MERGEFIELD  </w:instrText>
+              <w:instrText xml:space="preserve"> MERGEFIELD  procedencia  \* MERGEFORMAT </w:instrText>
             </w:r>
             <w:r>
               <w:rPr>
@@ -2575,38 +2575,18 @@
                 <w:sz w:val="14"/>
                 <w:szCs w:val="14"/>
               </w:rPr>
-              <w:instrText>procedencia_nom</w:instrText>
-            </w:r>
-            <w:r>
-              <w:rPr>
-                <w:rFonts w:ascii="Arial" w:hAnsi="Arial"/>
-                <w:bCs/>
+              <w:fldChar w:fldCharType="separate"/>
+            </w:r>
+            <w:r>
+              <w:rPr>
+                <w:rFonts w:ascii="Arial" w:hAnsi="Arial"/>
+                <w:bCs/>
+                <w:noProof/>
                 <w:color w:val="000000" w:themeColor="text1"/>
                 <w:sz w:val="14"/>
                 <w:szCs w:val="14"/>
               </w:rPr>
-              <w:instrText xml:space="preserve">  \* MERGEFORMAT </w:instrText>
-            </w:r>
-            <w:r>
-              <w:rPr>
-                <w:rFonts w:ascii="Arial" w:hAnsi="Arial"/>
-                <w:bCs/>
-                <w:color w:val="000000" w:themeColor="text1"/>
-                <w:sz w:val="14"/>
-                <w:szCs w:val="14"/>
-              </w:rPr>
-              <w:fldChar w:fldCharType="separate"/>
-            </w:r>
-            <w:r>
-              <w:rPr>
-                <w:rFonts w:ascii="Arial" w:hAnsi="Arial"/>
-                <w:bCs/>
-                <w:noProof/>
-                <w:color w:val="000000" w:themeColor="text1"/>
-                <w:sz w:val="14"/>
-                <w:szCs w:val="14"/>
-              </w:rPr>
-              <w:t>«procedencia_nom»</w:t>
+              <w:t>«procedencia»</w:t>
             </w:r>
             <w:r>
               <w:rPr>
@@ -3629,7 +3609,7 @@
                 <w:sz w:val="16"/>
                 <w:szCs w:val="16"/>
               </w:rPr>
-              <w:instrText xml:space="preserve"> MERGEFIELD  tipo_mineral_abr  \* MERGEFORMAT </w:instrText>
+              <w:instrText xml:space="preserve"> MERGEFIELD  tipo_mineral_guardia  \* MERGEFORMAT </w:instrText>
             </w:r>
             <w:r>
               <w:rPr>
@@ -3650,7 +3630,7 @@
                 <w:sz w:val="16"/>
                 <w:szCs w:val="16"/>
               </w:rPr>
-              <w:t>«tipo_mineral_abr»</w:t>
+              <w:t>«tipo_mineral_guardia»</w:t>
             </w:r>
             <w:r>
               <w:rPr>

--- a/pesaje/analytica/Report/PrintTicket.docx
+++ b/pesaje/analytica/Report/PrintTicket.docx
@@ -2256,8 +2256,15 @@
     </w:tbl>
     <w:tbl>
       <w:tblPr>
-        <w:tblW w:w="11616" w:type="dxa"/>
-        <w:tblInd w:w="-10" w:type="dxa"/>
+        <w:tblW w:w="5394" w:type="pct"/>
+        <w:tblBorders>
+          <w:top w:val="single" w:sz="4" w:space="0" w:color="auto"/>
+          <w:left w:val="single" w:sz="4" w:space="0" w:color="auto"/>
+          <w:bottom w:val="single" w:sz="4" w:space="0" w:color="auto"/>
+          <w:right w:val="single" w:sz="4" w:space="0" w:color="auto"/>
+          <w:insideH w:val="single" w:sz="4" w:space="0" w:color="auto"/>
+          <w:insideV w:val="single" w:sz="4" w:space="0" w:color="auto"/>
+        </w:tblBorders>
         <w:shd w:val="clear" w:color="auto" w:fill="538135" w:themeFill="accent6" w:themeFillShade="BF"/>
         <w:tblLayout w:type="fixed"/>
         <w:tblCellMar>
@@ -2267,29 +2274,29 @@
         <w:tblLook w:val="0000" w:firstRow="0" w:lastRow="0" w:firstColumn="0" w:lastColumn="0" w:noHBand="0" w:noVBand="0"/>
       </w:tblPr>
       <w:tblGrid>
-        <w:gridCol w:w="3385"/>
-        <w:gridCol w:w="2432"/>
-        <w:gridCol w:w="1401"/>
-        <w:gridCol w:w="1434"/>
-        <w:gridCol w:w="2964"/>
+        <w:gridCol w:w="1475"/>
+        <w:gridCol w:w="1748"/>
+        <w:gridCol w:w="1479"/>
+        <w:gridCol w:w="1882"/>
+        <w:gridCol w:w="941"/>
+        <w:gridCol w:w="1884"/>
+        <w:gridCol w:w="2093"/>
       </w:tblGrid>
       <w:tr>
         <w:trPr>
-          <w:trHeight w:val="444"/>
+          <w:trHeight w:val="330"/>
         </w:trPr>
         <w:tc>
           <w:tcPr>
-            <w:tcW w:w="3385" w:type="dxa"/>
+            <w:tcW w:w="641" w:type="pct"/>
             <w:vAlign w:val="center"/>
           </w:tcPr>
           <w:p>
             <w:pPr>
-              <w:spacing w:line="0" w:lineRule="atLeast"/>
-              <w:rPr>
-                <w:rFonts w:ascii="Arial" w:hAnsi="Arial"/>
-                <w:b/>
-                <w:color w:val="000000" w:themeColor="text1"/>
-                <w:w w:val="96"/>
+              <w:rPr>
+                <w:rFonts w:ascii="Arial" w:hAnsi="Arial"/>
+                <w:b/>
+                <w:bCs/>
                 <w:sz w:val="16"/>
                 <w:szCs w:val="16"/>
               </w:rPr>
@@ -2299,8 +2306,7 @@
               <w:rPr>
                 <w:rFonts w:ascii="Arial" w:hAnsi="Arial"/>
                 <w:b/>
-                <w:color w:val="000000" w:themeColor="text1"/>
-                <w:w w:val="96"/>
+                <w:bCs/>
                 <w:sz w:val="16"/>
                 <w:szCs w:val="16"/>
               </w:rPr>
@@ -2311,17 +2317,94 @@
         </w:tc>
         <w:tc>
           <w:tcPr>
-            <w:tcW w:w="2432" w:type="dxa"/>
+            <w:tcW w:w="760" w:type="pct"/>
+          </w:tcPr>
+          <w:p>
+            <w:pPr>
+              <w:rPr>
+                <w:rFonts w:ascii="Arial" w:hAnsi="Arial"/>
+                <w:b/>
+                <w:bCs/>
+                <w:sz w:val="16"/>
+                <w:szCs w:val="16"/>
+              </w:rPr>
+            </w:pPr>
+            <w:r>
+              <w:rPr>
+                <w:rFonts w:ascii="Arial" w:hAnsi="Arial"/>
+                <w:b/>
+                <w:bCs/>
+                <w:sz w:val="16"/>
+                <w:szCs w:val="16"/>
+              </w:rPr>
+              <w:t>Código Unico</w:t>
+            </w:r>
+          </w:p>
+        </w:tc>
+        <w:tc>
+          <w:tcPr>
+            <w:tcW w:w="643" w:type="pct"/>
             <w:vAlign w:val="center"/>
           </w:tcPr>
           <w:p>
             <w:pPr>
-              <w:spacing w:line="0" w:lineRule="atLeast"/>
-              <w:rPr>
-                <w:rFonts w:ascii="Arial" w:hAnsi="Arial"/>
-                <w:b/>
-                <w:color w:val="000000" w:themeColor="text1"/>
-                <w:w w:val="96"/>
+              <w:rPr>
+                <w:rFonts w:ascii="Arial" w:hAnsi="Arial"/>
+                <w:b/>
+                <w:bCs/>
+                <w:sz w:val="16"/>
+                <w:szCs w:val="16"/>
+              </w:rPr>
+            </w:pPr>
+            <w:r>
+              <w:rPr>
+                <w:rFonts w:ascii="Arial" w:hAnsi="Arial"/>
+                <w:b/>
+                <w:bCs/>
+                <w:sz w:val="16"/>
+                <w:szCs w:val="16"/>
+              </w:rPr>
+              <w:t xml:space="preserve">Concesión </w:t>
+            </w:r>
+          </w:p>
+        </w:tc>
+        <w:tc>
+          <w:tcPr>
+            <w:tcW w:w="818" w:type="pct"/>
+          </w:tcPr>
+          <w:p>
+            <w:pPr>
+              <w:rPr>
+                <w:rFonts w:ascii="Arial" w:hAnsi="Arial"/>
+                <w:b/>
+                <w:bCs/>
+                <w:sz w:val="16"/>
+                <w:szCs w:val="16"/>
+              </w:rPr>
+            </w:pPr>
+            <w:r>
+              <w:rPr>
+                <w:rFonts w:ascii="Arial" w:hAnsi="Arial"/>
+                <w:b/>
+                <w:bCs/>
+                <w:sz w:val="16"/>
+                <w:szCs w:val="16"/>
+              </w:rPr>
+              <w:t>Ubicación Concesión</w:t>
+            </w:r>
+          </w:p>
+        </w:tc>
+        <w:tc>
+          <w:tcPr>
+            <w:tcW w:w="409" w:type="pct"/>
+            <w:vAlign w:val="center"/>
+          </w:tcPr>
+          <w:p>
+            <w:pPr>
+              <w:rPr>
+                <w:rFonts w:ascii="Arial" w:hAnsi="Arial"/>
+                <w:b/>
+                <w:bCs/>
                 <w:sz w:val="16"/>
                 <w:szCs w:val="16"/>
               </w:rPr>
@@ -2331,29 +2414,26 @@
               <w:rPr>
                 <w:rFonts w:ascii="Arial" w:hAnsi="Arial"/>
                 <w:b/>
-                <w:color w:val="000000" w:themeColor="text1"/>
-                <w:w w:val="96"/>
-                <w:sz w:val="16"/>
-                <w:szCs w:val="16"/>
-              </w:rPr>
-              <w:t>Procedencia</w:t>
+                <w:bCs/>
+                <w:sz w:val="16"/>
+                <w:szCs w:val="16"/>
+              </w:rPr>
+              <w:t>Envase</w:t>
             </w:r>
             <w:proofErr w:type="spellEnd"/>
           </w:p>
         </w:tc>
         <w:tc>
           <w:tcPr>
-            <w:tcW w:w="1401" w:type="dxa"/>
+            <w:tcW w:w="819" w:type="pct"/>
             <w:vAlign w:val="center"/>
           </w:tcPr>
           <w:p>
             <w:pPr>
-              <w:spacing w:line="0" w:lineRule="atLeast"/>
-              <w:rPr>
-                <w:rFonts w:ascii="Arial" w:hAnsi="Arial"/>
-                <w:b/>
-                <w:color w:val="000000" w:themeColor="text1"/>
-                <w:w w:val="96"/>
+              <w:rPr>
+                <w:rFonts w:ascii="Arial" w:hAnsi="Arial"/>
+                <w:b/>
+                <w:bCs/>
                 <w:sz w:val="16"/>
                 <w:szCs w:val="16"/>
               </w:rPr>
@@ -2363,71 +2443,35 @@
               <w:rPr>
                 <w:rFonts w:ascii="Arial" w:hAnsi="Arial"/>
                 <w:b/>
-                <w:color w:val="000000" w:themeColor="text1"/>
-                <w:w w:val="96"/>
-                <w:sz w:val="16"/>
-                <w:szCs w:val="16"/>
-              </w:rPr>
-              <w:t>Envase</w:t>
+                <w:bCs/>
+                <w:sz w:val="16"/>
+                <w:szCs w:val="16"/>
+              </w:rPr>
+              <w:t>Cantidad</w:t>
             </w:r>
             <w:proofErr w:type="spellEnd"/>
           </w:p>
         </w:tc>
         <w:tc>
           <w:tcPr>
-            <w:tcW w:w="1434" w:type="dxa"/>
+            <w:tcW w:w="910" w:type="pct"/>
             <w:vAlign w:val="center"/>
           </w:tcPr>
           <w:p>
             <w:pPr>
-              <w:spacing w:line="0" w:lineRule="atLeast"/>
-              <w:rPr>
-                <w:rFonts w:ascii="Arial" w:hAnsi="Arial"/>
-                <w:b/>
-                <w:color w:val="000000" w:themeColor="text1"/>
-                <w:w w:val="96"/>
-                <w:sz w:val="16"/>
-                <w:szCs w:val="16"/>
-              </w:rPr>
-            </w:pPr>
-            <w:proofErr w:type="spellStart"/>
-            <w:r>
-              <w:rPr>
-                <w:rFonts w:ascii="Arial" w:hAnsi="Arial"/>
-                <w:b/>
-                <w:color w:val="000000" w:themeColor="text1"/>
-                <w:w w:val="96"/>
-                <w:sz w:val="16"/>
-                <w:szCs w:val="16"/>
-              </w:rPr>
-              <w:t>Cantidad</w:t>
-            </w:r>
-            <w:proofErr w:type="spellEnd"/>
-          </w:p>
-        </w:tc>
-        <w:tc>
-          <w:tcPr>
-            <w:tcW w:w="2964" w:type="dxa"/>
-            <w:vAlign w:val="center"/>
-          </w:tcPr>
-          <w:p>
-            <w:pPr>
-              <w:spacing w:line="0" w:lineRule="atLeast"/>
-              <w:rPr>
-                <w:rFonts w:ascii="Arial" w:hAnsi="Arial"/>
-                <w:b/>
-                <w:color w:val="000000" w:themeColor="text1"/>
-                <w:w w:val="96"/>
-                <w:sz w:val="16"/>
-                <w:szCs w:val="16"/>
-              </w:rPr>
-            </w:pPr>
-            <w:r>
-              <w:rPr>
-                <w:rFonts w:ascii="Arial" w:hAnsi="Arial"/>
-                <w:b/>
-                <w:color w:val="000000" w:themeColor="text1"/>
-                <w:w w:val="96"/>
+              <w:rPr>
+                <w:rFonts w:ascii="Arial" w:hAnsi="Arial"/>
+                <w:b/>
+                <w:bCs/>
+                <w:sz w:val="16"/>
+                <w:szCs w:val="16"/>
+              </w:rPr>
+            </w:pPr>
+            <w:r>
+              <w:rPr>
+                <w:rFonts w:ascii="Arial" w:hAnsi="Arial"/>
+                <w:b/>
+                <w:bCs/>
                 <w:sz w:val="16"/>
                 <w:szCs w:val="16"/>
               </w:rPr>
@@ -2438,93 +2482,58 @@
       </w:tr>
       <w:tr>
         <w:trPr>
-          <w:trHeight w:val="444"/>
+          <w:trHeight w:val="473"/>
         </w:trPr>
         <w:tc>
           <w:tcPr>
-            <w:tcW w:w="3385" w:type="dxa"/>
+            <w:tcW w:w="641" w:type="pct"/>
             <w:vAlign w:val="center"/>
           </w:tcPr>
           <w:p>
             <w:pPr>
-              <w:spacing w:line="0" w:lineRule="atLeast"/>
-              <w:rPr>
-                <w:rFonts w:ascii="Arial" w:hAnsi="Arial"/>
-                <w:b/>
-                <w:color w:val="000000" w:themeColor="text1"/>
-                <w:w w:val="96"/>
-                <w:sz w:val="14"/>
-                <w:szCs w:val="14"/>
-              </w:rPr>
-            </w:pPr>
-            <w:r>
-              <w:rPr>
-                <w:rFonts w:ascii="Arial" w:hAnsi="Arial"/>
-                <w:bCs/>
-                <w:color w:val="000000" w:themeColor="text1"/>
-                <w:sz w:val="14"/>
-                <w:szCs w:val="14"/>
+              <w:rPr>
+                <w:rFonts w:ascii="Arial" w:hAnsi="Arial"/>
+                <w:sz w:val="16"/>
+                <w:szCs w:val="16"/>
+              </w:rPr>
+            </w:pPr>
+            <w:r>
+              <w:rPr>
+                <w:rFonts w:ascii="Arial" w:hAnsi="Arial"/>
+                <w:sz w:val="16"/>
+                <w:szCs w:val="16"/>
               </w:rPr>
               <w:fldChar w:fldCharType="begin"/>
             </w:r>
             <w:r>
               <w:rPr>
                 <w:rFonts w:ascii="Arial" w:hAnsi="Arial"/>
-                <w:bCs/>
-                <w:color w:val="000000" w:themeColor="text1"/>
-                <w:sz w:val="14"/>
-                <w:szCs w:val="14"/>
-              </w:rPr>
-              <w:instrText xml:space="preserve"> MERGEFIELD  nom_tipo_m</w:instrText>
-            </w:r>
-            <w:r>
-              <w:rPr>
-                <w:rFonts w:ascii="Arial" w:hAnsi="Arial"/>
-                <w:bCs/>
-                <w:color w:val="000000" w:themeColor="text1"/>
-                <w:sz w:val="14"/>
-                <w:szCs w:val="14"/>
-              </w:rPr>
-              <w:instrText>ineral</w:instrText>
-            </w:r>
-            <w:r>
-              <w:rPr>
-                <w:rFonts w:ascii="Arial" w:hAnsi="Arial"/>
-                <w:bCs/>
-                <w:color w:val="000000" w:themeColor="text1"/>
-                <w:sz w:val="14"/>
-                <w:szCs w:val="14"/>
-              </w:rPr>
-              <w:instrText xml:space="preserve">  \* MERGEFORMAT </w:instrText>
-            </w:r>
-            <w:r>
-              <w:rPr>
-                <w:rFonts w:ascii="Arial" w:hAnsi="Arial"/>
-                <w:bCs/>
-                <w:color w:val="000000" w:themeColor="text1"/>
-                <w:sz w:val="14"/>
-                <w:szCs w:val="14"/>
+                <w:sz w:val="16"/>
+                <w:szCs w:val="16"/>
+              </w:rPr>
+              <w:instrText xml:space="preserve"> MERGEFIELD  nom_tipo_mineral  \* MERGEFORMAT </w:instrText>
+            </w:r>
+            <w:r>
+              <w:rPr>
+                <w:rFonts w:ascii="Arial" w:hAnsi="Arial"/>
+                <w:sz w:val="16"/>
+                <w:szCs w:val="16"/>
               </w:rPr>
               <w:fldChar w:fldCharType="separate"/>
             </w:r>
             <w:r>
               <w:rPr>
                 <w:rFonts w:ascii="Arial" w:hAnsi="Arial"/>
-                <w:bCs/>
-                <w:noProof/>
-                <w:color w:val="000000" w:themeColor="text1"/>
-                <w:sz w:val="14"/>
-                <w:szCs w:val="14"/>
+                <w:sz w:val="16"/>
+                <w:szCs w:val="16"/>
               </w:rPr>
               <w:t>«nom_tipo_mineral»</w:t>
             </w:r>
             <w:r>
               <w:rPr>
                 <w:rFonts w:ascii="Arial" w:hAnsi="Arial"/>
-                <w:bCs/>
-                <w:color w:val="000000" w:themeColor="text1"/>
-                <w:sz w:val="14"/>
-                <w:szCs w:val="14"/>
+                <w:sz w:val="16"/>
+                <w:szCs w:val="16"/>
               </w:rPr>
               <w:fldChar w:fldCharType="end"/>
             </w:r>
@@ -2532,69 +2541,55 @@
         </w:tc>
         <w:tc>
           <w:tcPr>
-            <w:tcW w:w="2432" w:type="dxa"/>
+            <w:tcW w:w="760" w:type="pct"/>
             <w:vAlign w:val="center"/>
           </w:tcPr>
           <w:p>
             <w:pPr>
-              <w:spacing w:line="0" w:lineRule="atLeast"/>
-              <w:rPr>
-                <w:rFonts w:ascii="Arial" w:hAnsi="Arial"/>
-                <w:b/>
-                <w:color w:val="000000" w:themeColor="text1"/>
-                <w:w w:val="96"/>
-                <w:sz w:val="14"/>
-                <w:szCs w:val="14"/>
-              </w:rPr>
-            </w:pPr>
-            <w:r>
-              <w:rPr>
-                <w:rFonts w:ascii="Arial" w:hAnsi="Arial"/>
-                <w:bCs/>
-                <w:color w:val="000000" w:themeColor="text1"/>
-                <w:sz w:val="14"/>
-                <w:szCs w:val="14"/>
+              <w:rPr>
+                <w:rFonts w:ascii="Arial" w:hAnsi="Arial"/>
+                <w:sz w:val="16"/>
+                <w:szCs w:val="16"/>
+              </w:rPr>
+            </w:pPr>
+            <w:r>
+              <w:rPr>
+                <w:rFonts w:ascii="Arial" w:hAnsi="Arial"/>
+                <w:sz w:val="16"/>
+                <w:szCs w:val="16"/>
               </w:rPr>
               <w:fldChar w:fldCharType="begin"/>
             </w:r>
             <w:r>
               <w:rPr>
                 <w:rFonts w:ascii="Arial" w:hAnsi="Arial"/>
-                <w:bCs/>
-                <w:color w:val="000000" w:themeColor="text1"/>
-                <w:sz w:val="14"/>
-                <w:szCs w:val="14"/>
-              </w:rPr>
-              <w:instrText xml:space="preserve"> MERGEFIELD  procedencia  \* MERGEFORMAT </w:instrText>
-            </w:r>
-            <w:r>
-              <w:rPr>
-                <w:rFonts w:ascii="Arial" w:hAnsi="Arial"/>
-                <w:bCs/>
-                <w:color w:val="000000" w:themeColor="text1"/>
-                <w:sz w:val="14"/>
-                <w:szCs w:val="14"/>
+                <w:sz w:val="16"/>
+                <w:szCs w:val="16"/>
+              </w:rPr>
+              <w:instrText xml:space="preserve"> MERGEFIELD  procedencia_cod  \* MERGEFORMAT </w:instrText>
+            </w:r>
+            <w:r>
+              <w:rPr>
+                <w:rFonts w:ascii="Arial" w:hAnsi="Arial"/>
+                <w:sz w:val="16"/>
+                <w:szCs w:val="16"/>
               </w:rPr>
               <w:fldChar w:fldCharType="separate"/>
             </w:r>
             <w:r>
               <w:rPr>
                 <w:rFonts w:ascii="Arial" w:hAnsi="Arial"/>
-                <w:bCs/>
-                <w:noProof/>
-                <w:color w:val="000000" w:themeColor="text1"/>
-                <w:sz w:val="14"/>
-                <w:szCs w:val="14"/>
-              </w:rPr>
-              <w:t>«procedencia»</w:t>
-            </w:r>
-            <w:r>
-              <w:rPr>
-                <w:rFonts w:ascii="Arial" w:hAnsi="Arial"/>
-                <w:bCs/>
-                <w:color w:val="000000" w:themeColor="text1"/>
-                <w:sz w:val="14"/>
-                <w:szCs w:val="14"/>
+                <w:noProof/>
+                <w:sz w:val="16"/>
+                <w:szCs w:val="16"/>
+              </w:rPr>
+              <w:t>«procedencia_cod»</w:t>
+            </w:r>
+            <w:r>
+              <w:rPr>
+                <w:rFonts w:ascii="Arial" w:hAnsi="Arial"/>
+                <w:sz w:val="16"/>
+                <w:szCs w:val="16"/>
               </w:rPr>
               <w:fldChar w:fldCharType="end"/>
             </w:r>
@@ -2602,89 +2597,166 @@
         </w:tc>
         <w:tc>
           <w:tcPr>
-            <w:tcW w:w="1401" w:type="dxa"/>
+            <w:tcW w:w="643" w:type="pct"/>
             <w:vAlign w:val="center"/>
           </w:tcPr>
           <w:p>
             <w:pPr>
-              <w:spacing w:line="0" w:lineRule="atLeast"/>
-              <w:rPr>
-                <w:rFonts w:ascii="Arial" w:hAnsi="Arial"/>
-                <w:b/>
-                <w:color w:val="000000" w:themeColor="text1"/>
-                <w:w w:val="96"/>
-                <w:sz w:val="14"/>
-                <w:szCs w:val="14"/>
-              </w:rPr>
-            </w:pPr>
-            <w:r>
-              <w:rPr>
-                <w:rFonts w:ascii="Arial" w:hAnsi="Arial"/>
-                <w:bCs/>
-                <w:color w:val="000000" w:themeColor="text1"/>
-                <w:sz w:val="14"/>
-                <w:szCs w:val="14"/>
+              <w:rPr>
+                <w:rFonts w:ascii="Arial" w:hAnsi="Arial"/>
+                <w:sz w:val="16"/>
+                <w:szCs w:val="16"/>
+              </w:rPr>
+            </w:pPr>
+            <w:r>
+              <w:rPr>
+                <w:rFonts w:ascii="Arial" w:hAnsi="Arial"/>
+                <w:sz w:val="16"/>
+                <w:szCs w:val="16"/>
               </w:rPr>
               <w:fldChar w:fldCharType="begin"/>
             </w:r>
             <w:r>
               <w:rPr>
                 <w:rFonts w:ascii="Arial" w:hAnsi="Arial"/>
-                <w:bCs/>
-                <w:color w:val="000000" w:themeColor="text1"/>
-                <w:sz w:val="14"/>
-                <w:szCs w:val="14"/>
-              </w:rPr>
-              <w:instrText xml:space="preserve"> MERGEFIELD  </w:instrText>
-            </w:r>
-            <w:r>
-              <w:rPr>
-                <w:rFonts w:ascii="Arial" w:hAnsi="Arial"/>
-                <w:bCs/>
-                <w:color w:val="000000" w:themeColor="text1"/>
-                <w:sz w:val="14"/>
-                <w:szCs w:val="14"/>
-              </w:rPr>
-              <w:instrText>present</w:instrText>
-            </w:r>
-            <w:r>
-              <w:rPr>
-                <w:rFonts w:ascii="Arial" w:hAnsi="Arial"/>
-                <w:bCs/>
-                <w:color w:val="000000" w:themeColor="text1"/>
-                <w:sz w:val="14"/>
-                <w:szCs w:val="14"/>
-              </w:rPr>
-              <w:instrText xml:space="preserve">  \* MERGEFORMAT </w:instrText>
-            </w:r>
-            <w:r>
-              <w:rPr>
-                <w:rFonts w:ascii="Arial" w:hAnsi="Arial"/>
-                <w:bCs/>
-                <w:color w:val="000000" w:themeColor="text1"/>
-                <w:sz w:val="14"/>
-                <w:szCs w:val="14"/>
+                <w:sz w:val="16"/>
+                <w:szCs w:val="16"/>
+              </w:rPr>
+              <w:instrText xml:space="preserve"> MERGEFIELD  procedencia_nom  \* MERGEFORMAT </w:instrText>
+            </w:r>
+            <w:r>
+              <w:rPr>
+                <w:rFonts w:ascii="Arial" w:hAnsi="Arial"/>
+                <w:sz w:val="16"/>
+                <w:szCs w:val="16"/>
               </w:rPr>
               <w:fldChar w:fldCharType="separate"/>
             </w:r>
             <w:r>
               <w:rPr>
                 <w:rFonts w:ascii="Arial" w:hAnsi="Arial"/>
-                <w:bCs/>
-                <w:noProof/>
-                <w:color w:val="000000" w:themeColor="text1"/>
-                <w:sz w:val="14"/>
-                <w:szCs w:val="14"/>
+                <w:noProof/>
+                <w:sz w:val="16"/>
+                <w:szCs w:val="16"/>
+              </w:rPr>
+              <w:t>«procedencia_nom»</w:t>
+            </w:r>
+            <w:r>
+              <w:rPr>
+                <w:rFonts w:ascii="Arial" w:hAnsi="Arial"/>
+                <w:sz w:val="16"/>
+                <w:szCs w:val="16"/>
+              </w:rPr>
+              <w:fldChar w:fldCharType="end"/>
+            </w:r>
+          </w:p>
+        </w:tc>
+        <w:tc>
+          <w:tcPr>
+            <w:tcW w:w="818" w:type="pct"/>
+            <w:vAlign w:val="center"/>
+          </w:tcPr>
+          <w:p>
+            <w:pPr>
+              <w:rPr>
+                <w:rFonts w:ascii="Arial" w:hAnsi="Arial"/>
+                <w:sz w:val="16"/>
+                <w:szCs w:val="16"/>
+              </w:rPr>
+            </w:pPr>
+            <w:r>
+              <w:rPr>
+                <w:rFonts w:ascii="Arial" w:hAnsi="Arial"/>
+                <w:sz w:val="16"/>
+                <w:szCs w:val="16"/>
+              </w:rPr>
+              <w:fldChar w:fldCharType="begin"/>
+            </w:r>
+            <w:r>
+              <w:rPr>
+                <w:rFonts w:ascii="Arial" w:hAnsi="Arial"/>
+                <w:sz w:val="16"/>
+                <w:szCs w:val="16"/>
+              </w:rPr>
+              <w:instrText xml:space="preserve"> MERGEFIELD  procedencia_ubicacion  \* MERGEFORMAT </w:instrText>
+            </w:r>
+            <w:r>
+              <w:rPr>
+                <w:rFonts w:ascii="Arial" w:hAnsi="Arial"/>
+                <w:sz w:val="16"/>
+                <w:szCs w:val="16"/>
+              </w:rPr>
+              <w:fldChar w:fldCharType="separate"/>
+            </w:r>
+            <w:r>
+              <w:rPr>
+                <w:rFonts w:ascii="Arial" w:hAnsi="Arial"/>
+                <w:noProof/>
+                <w:sz w:val="16"/>
+                <w:szCs w:val="16"/>
+              </w:rPr>
+              <w:t>«procedencia_ubicacion»</w:t>
+            </w:r>
+            <w:r>
+              <w:rPr>
+                <w:rFonts w:ascii="Arial" w:hAnsi="Arial"/>
+                <w:sz w:val="16"/>
+                <w:szCs w:val="16"/>
+              </w:rPr>
+              <w:fldChar w:fldCharType="end"/>
+            </w:r>
+          </w:p>
+        </w:tc>
+        <w:tc>
+          <w:tcPr>
+            <w:tcW w:w="409" w:type="pct"/>
+            <w:vAlign w:val="center"/>
+          </w:tcPr>
+          <w:p>
+            <w:pPr>
+              <w:rPr>
+                <w:rFonts w:ascii="Arial" w:hAnsi="Arial"/>
+                <w:sz w:val="16"/>
+                <w:szCs w:val="16"/>
+              </w:rPr>
+            </w:pPr>
+            <w:r>
+              <w:rPr>
+                <w:rFonts w:ascii="Arial" w:hAnsi="Arial"/>
+                <w:sz w:val="16"/>
+                <w:szCs w:val="16"/>
+              </w:rPr>
+              <w:fldChar w:fldCharType="begin"/>
+            </w:r>
+            <w:r>
+              <w:rPr>
+                <w:rFonts w:ascii="Arial" w:hAnsi="Arial"/>
+                <w:sz w:val="16"/>
+                <w:szCs w:val="16"/>
+              </w:rPr>
+              <w:instrText xml:space="preserve"> MERGEFIELD  present  \* MERGEFORMAT </w:instrText>
+            </w:r>
+            <w:r>
+              <w:rPr>
+                <w:rFonts w:ascii="Arial" w:hAnsi="Arial"/>
+                <w:sz w:val="16"/>
+                <w:szCs w:val="16"/>
+              </w:rPr>
+              <w:fldChar w:fldCharType="separate"/>
+            </w:r>
+            <w:r>
+              <w:rPr>
+                <w:rFonts w:ascii="Arial" w:hAnsi="Arial"/>
+                <w:sz w:val="16"/>
+                <w:szCs w:val="16"/>
               </w:rPr>
               <w:t>«present»</w:t>
             </w:r>
             <w:r>
               <w:rPr>
                 <w:rFonts w:ascii="Arial" w:hAnsi="Arial"/>
-                <w:bCs/>
-                <w:color w:val="000000" w:themeColor="text1"/>
-                <w:sz w:val="14"/>
-                <w:szCs w:val="14"/>
+                <w:sz w:val="16"/>
+                <w:szCs w:val="16"/>
               </w:rPr>
               <w:fldChar w:fldCharType="end"/>
             </w:r>
@@ -2692,89 +2764,54 @@
         </w:tc>
         <w:tc>
           <w:tcPr>
-            <w:tcW w:w="1434" w:type="dxa"/>
+            <w:tcW w:w="819" w:type="pct"/>
             <w:vAlign w:val="center"/>
           </w:tcPr>
           <w:p>
             <w:pPr>
-              <w:spacing w:line="0" w:lineRule="atLeast"/>
-              <w:rPr>
-                <w:rFonts w:ascii="Arial" w:hAnsi="Arial"/>
-                <w:b/>
-                <w:color w:val="000000" w:themeColor="text1"/>
-                <w:w w:val="96"/>
-                <w:sz w:val="14"/>
-                <w:szCs w:val="14"/>
-              </w:rPr>
-            </w:pPr>
-            <w:r>
-              <w:rPr>
-                <w:rFonts w:ascii="Arial" w:hAnsi="Arial"/>
-                <w:bCs/>
-                <w:color w:val="000000" w:themeColor="text1"/>
-                <w:sz w:val="14"/>
-                <w:szCs w:val="14"/>
+              <w:rPr>
+                <w:rFonts w:ascii="Arial" w:hAnsi="Arial"/>
+                <w:sz w:val="16"/>
+                <w:szCs w:val="16"/>
+              </w:rPr>
+            </w:pPr>
+            <w:r>
+              <w:rPr>
+                <w:rFonts w:ascii="Arial" w:hAnsi="Arial"/>
+                <w:sz w:val="16"/>
+                <w:szCs w:val="16"/>
               </w:rPr>
               <w:fldChar w:fldCharType="begin"/>
             </w:r>
             <w:r>
               <w:rPr>
                 <w:rFonts w:ascii="Arial" w:hAnsi="Arial"/>
-                <w:bCs/>
-                <w:color w:val="000000" w:themeColor="text1"/>
-                <w:sz w:val="14"/>
-                <w:szCs w:val="14"/>
-              </w:rPr>
-              <w:instrText xml:space="preserve"> MERGEFIELD  </w:instrText>
-            </w:r>
-            <w:r>
-              <w:rPr>
-                <w:rFonts w:ascii="Arial" w:hAnsi="Arial"/>
-                <w:bCs/>
-                <w:color w:val="000000" w:themeColor="text1"/>
-                <w:sz w:val="14"/>
-                <w:szCs w:val="14"/>
-              </w:rPr>
-              <w:instrText>cant_Present</w:instrText>
-            </w:r>
-            <w:r>
-              <w:rPr>
-                <w:rFonts w:ascii="Arial" w:hAnsi="Arial"/>
-                <w:bCs/>
-                <w:color w:val="000000" w:themeColor="text1"/>
-                <w:sz w:val="14"/>
-                <w:szCs w:val="14"/>
-              </w:rPr>
-              <w:instrText xml:space="preserve">  \* MERGEFORMAT </w:instrText>
-            </w:r>
-            <w:r>
-              <w:rPr>
-                <w:rFonts w:ascii="Arial" w:hAnsi="Arial"/>
-                <w:bCs/>
-                <w:color w:val="000000" w:themeColor="text1"/>
-                <w:sz w:val="14"/>
-                <w:szCs w:val="14"/>
+                <w:sz w:val="16"/>
+                <w:szCs w:val="16"/>
+              </w:rPr>
+              <w:instrText xml:space="preserve"> MERGEFIELD  cant_Present  \* MERGEFORMAT </w:instrText>
+            </w:r>
+            <w:r>
+              <w:rPr>
+                <w:rFonts w:ascii="Arial" w:hAnsi="Arial"/>
+                <w:sz w:val="16"/>
+                <w:szCs w:val="16"/>
               </w:rPr>
               <w:fldChar w:fldCharType="separate"/>
             </w:r>
             <w:r>
               <w:rPr>
                 <w:rFonts w:ascii="Arial" w:hAnsi="Arial"/>
-                <w:bCs/>
-                <w:noProof/>
-                <w:color w:val="000000" w:themeColor="text1"/>
-                <w:sz w:val="14"/>
-                <w:szCs w:val="14"/>
+                <w:sz w:val="16"/>
+                <w:szCs w:val="16"/>
               </w:rPr>
               <w:t>«cant_Present»</w:t>
             </w:r>
             <w:r>
               <w:rPr>
                 <w:rFonts w:ascii="Arial" w:hAnsi="Arial"/>
-                <w:bCs/>
-                <w:color w:val="000000" w:themeColor="text1"/>
-                <w:sz w:val="14"/>
-                <w:szCs w:val="14"/>
+                <w:sz w:val="16"/>
+                <w:szCs w:val="16"/>
               </w:rPr>
               <w:fldChar w:fldCharType="end"/>
             </w:r>
@@ -2782,90 +2819,54 @@
         </w:tc>
         <w:tc>
           <w:tcPr>
-            <w:tcW w:w="2964" w:type="dxa"/>
+            <w:tcW w:w="910" w:type="pct"/>
             <w:vAlign w:val="center"/>
           </w:tcPr>
           <w:p>
             <w:pPr>
-              <w:spacing w:line="0" w:lineRule="atLeast"/>
-              <w:rPr>
-                <w:rFonts w:ascii="Arial" w:hAnsi="Arial"/>
-                <w:b/>
-                <w:color w:val="000000" w:themeColor="text1"/>
-                <w:w w:val="96"/>
-                <w:sz w:val="14"/>
-                <w:szCs w:val="14"/>
-              </w:rPr>
-            </w:pPr>
-            <w:r>
-              <w:rPr>
-                <w:rFonts w:ascii="Arial" w:hAnsi="Arial"/>
-                <w:bCs/>
-                <w:color w:val="000000" w:themeColor="text1"/>
-                <w:sz w:val="14"/>
-                <w:szCs w:val="14"/>
+              <w:rPr>
+                <w:rFonts w:ascii="Arial" w:hAnsi="Arial"/>
+                <w:sz w:val="16"/>
+                <w:szCs w:val="16"/>
+              </w:rPr>
+            </w:pPr>
+            <w:r>
+              <w:rPr>
+                <w:rFonts w:ascii="Arial" w:hAnsi="Arial"/>
+                <w:sz w:val="16"/>
+                <w:szCs w:val="16"/>
               </w:rPr>
               <w:fldChar w:fldCharType="begin"/>
             </w:r>
             <w:r>
               <w:rPr>
                 <w:rFonts w:ascii="Arial" w:hAnsi="Arial"/>
-                <w:bCs/>
-                <w:color w:val="000000" w:themeColor="text1"/>
-                <w:sz w:val="14"/>
-                <w:szCs w:val="14"/>
-              </w:rPr>
-              <w:instrText xml:space="preserve"> MERGEFIELD  </w:instrText>
-            </w:r>
-            <w:r>
-              <w:rPr>
-                <w:rFonts w:ascii="Arial" w:hAnsi="Arial"/>
-                <w:bCs/>
-                <w:noProof/>
-                <w:color w:val="000000" w:themeColor="text1"/>
-                <w:sz w:val="14"/>
-                <w:szCs w:val="14"/>
-              </w:rPr>
-              <w:instrText>sucursal_empresa</w:instrText>
-            </w:r>
-            <w:r>
-              <w:rPr>
-                <w:rFonts w:ascii="Arial" w:hAnsi="Arial"/>
-                <w:bCs/>
-                <w:color w:val="000000" w:themeColor="text1"/>
-                <w:sz w:val="14"/>
-                <w:szCs w:val="14"/>
-              </w:rPr>
-              <w:instrText xml:space="preserve">  \* MERGEFORMAT </w:instrText>
-            </w:r>
-            <w:r>
-              <w:rPr>
-                <w:rFonts w:ascii="Arial" w:hAnsi="Arial"/>
-                <w:bCs/>
-                <w:color w:val="000000" w:themeColor="text1"/>
-                <w:sz w:val="14"/>
-                <w:szCs w:val="14"/>
+                <w:sz w:val="16"/>
+                <w:szCs w:val="16"/>
+              </w:rPr>
+              <w:instrText xml:space="preserve"> MERGEFIELD  sucursal_empresa  \* MERGEFORMAT </w:instrText>
+            </w:r>
+            <w:r>
+              <w:rPr>
+                <w:rFonts w:ascii="Arial" w:hAnsi="Arial"/>
+                <w:sz w:val="16"/>
+                <w:szCs w:val="16"/>
               </w:rPr>
               <w:fldChar w:fldCharType="separate"/>
             </w:r>
             <w:r>
               <w:rPr>
                 <w:rFonts w:ascii="Arial" w:hAnsi="Arial"/>
-                <w:bCs/>
-                <w:noProof/>
-                <w:color w:val="000000" w:themeColor="text1"/>
-                <w:sz w:val="14"/>
-                <w:szCs w:val="14"/>
+                <w:sz w:val="16"/>
+                <w:szCs w:val="16"/>
               </w:rPr>
               <w:t>«sucursal_empresa»</w:t>
             </w:r>
             <w:r>
               <w:rPr>
                 <w:rFonts w:ascii="Arial" w:hAnsi="Arial"/>
-                <w:bCs/>
-                <w:color w:val="000000" w:themeColor="text1"/>
-                <w:sz w:val="14"/>
-                <w:szCs w:val="14"/>
+                <w:sz w:val="16"/>
+                <w:szCs w:val="16"/>
               </w:rPr>
               <w:fldChar w:fldCharType="end"/>
             </w:r>
@@ -3609,7 +3610,7 @@
                 <w:sz w:val="16"/>
                 <w:szCs w:val="16"/>
               </w:rPr>
-              <w:instrText xml:space="preserve"> MERGEFIELD  tipo_mineral_guardia  \* MERGEFORMAT </w:instrText>
+              <w:instrText xml:space="preserve"> MERGEFIELD  tipo_mineral_abr  \* MERGEFORMAT </w:instrText>
             </w:r>
             <w:r>
               <w:rPr>
@@ -3630,7 +3631,7 @@
                 <w:sz w:val="16"/>
                 <w:szCs w:val="16"/>
               </w:rPr>
-              <w:t>«tipo_mineral_guardia»</w:t>
+              <w:t>«tipo_mineral_abr»</w:t>
             </w:r>
             <w:r>
               <w:rPr>
@@ -3778,10 +3779,159 @@
             <w:pPr>
               <w:rPr>
                 <w:rFonts w:ascii="Arial" w:hAnsi="Arial"/>
-                <w:bCs/>
-                <w:color w:val="000000" w:themeColor="text1"/>
-                <w:sz w:val="16"/>
-                <w:szCs w:val="16"/>
+                <w:b/>
+                <w:color w:val="000000" w:themeColor="text1"/>
+                <w:sz w:val="16"/>
+                <w:szCs w:val="16"/>
+              </w:rPr>
+            </w:pPr>
+            <w:r>
+              <w:rPr>
+                <w:rFonts w:ascii="Arial" w:hAnsi="Arial"/>
+                <w:b/>
+                <w:color w:val="000000" w:themeColor="text1"/>
+                <w:sz w:val="16"/>
+                <w:szCs w:val="16"/>
+              </w:rPr>
+              <w:t>Guardia</w:t>
+            </w:r>
+          </w:p>
+        </w:tc>
+        <w:tc>
+          <w:tcPr>
+            <w:tcW w:w="3133" w:type="dxa"/>
+          </w:tcPr>
+          <w:p>
+            <w:pPr>
+              <w:rPr>
+                <w:rFonts w:ascii="Arial" w:hAnsi="Arial"/>
+                <w:bCs/>
+                <w:color w:val="000000" w:themeColor="text1"/>
+                <w:sz w:val="16"/>
+                <w:szCs w:val="16"/>
+              </w:rPr>
+            </w:pPr>
+            <w:r>
+              <w:rPr>
+                <w:rFonts w:ascii="Arial" w:hAnsi="Arial"/>
+                <w:bCs/>
+                <w:color w:val="000000" w:themeColor="text1"/>
+                <w:sz w:val="16"/>
+                <w:szCs w:val="16"/>
+              </w:rPr>
+              <w:fldChar w:fldCharType="begin"/>
+            </w:r>
+            <w:r>
+              <w:rPr>
+                <w:rFonts w:ascii="Arial" w:hAnsi="Arial"/>
+                <w:bCs/>
+                <w:color w:val="000000" w:themeColor="text1"/>
+                <w:sz w:val="16"/>
+                <w:szCs w:val="16"/>
+              </w:rPr>
+              <w:instrText xml:space="preserve"> MERGEFIELD  guardia  \* MERGEFORMAT </w:instrText>
+            </w:r>
+            <w:r>
+              <w:rPr>
+                <w:rFonts w:ascii="Arial" w:hAnsi="Arial"/>
+                <w:bCs/>
+                <w:color w:val="000000" w:themeColor="text1"/>
+                <w:sz w:val="16"/>
+                <w:szCs w:val="16"/>
+              </w:rPr>
+              <w:fldChar w:fldCharType="separate"/>
+            </w:r>
+            <w:r>
+              <w:rPr>
+                <w:rFonts w:ascii="Arial" w:hAnsi="Arial"/>
+                <w:bCs/>
+                <w:noProof/>
+                <w:color w:val="000000" w:themeColor="text1"/>
+                <w:sz w:val="16"/>
+                <w:szCs w:val="16"/>
+              </w:rPr>
+              <w:t>«guardia»</w:t>
+            </w:r>
+            <w:r>
+              <w:rPr>
+                <w:rFonts w:ascii="Arial" w:hAnsi="Arial"/>
+                <w:bCs/>
+                <w:color w:val="000000" w:themeColor="text1"/>
+                <w:sz w:val="16"/>
+                <w:szCs w:val="16"/>
+              </w:rPr>
+              <w:fldChar w:fldCharType="end"/>
+            </w:r>
+          </w:p>
+        </w:tc>
+      </w:tr>
+      <w:tr>
+        <w:trPr>
+          <w:trHeight w:val="294"/>
+        </w:trPr>
+        <w:tc>
+          <w:tcPr>
+            <w:tcW w:w="1702" w:type="dxa"/>
+          </w:tcPr>
+          <w:p>
+            <w:pPr>
+              <w:rPr>
+                <w:rFonts w:ascii="Arial" w:hAnsi="Arial"/>
+                <w:b/>
+                <w:color w:val="000000" w:themeColor="text1"/>
+                <w:sz w:val="16"/>
+                <w:szCs w:val="16"/>
+                <w:lang w:val="es-PE"/>
+              </w:rPr>
+            </w:pPr>
+          </w:p>
+        </w:tc>
+        <w:tc>
+          <w:tcPr>
+            <w:tcW w:w="1412" w:type="dxa"/>
+          </w:tcPr>
+          <w:p>
+            <w:pPr>
+              <w:rPr>
+                <w:rFonts w:ascii="Arial" w:hAnsi="Arial"/>
+                <w:bCs/>
+                <w:color w:val="000000" w:themeColor="text1"/>
+                <w:sz w:val="16"/>
+                <w:szCs w:val="16"/>
+              </w:rPr>
+            </w:pPr>
+          </w:p>
+        </w:tc>
+        <w:tc>
+          <w:tcPr>
+            <w:tcW w:w="2266" w:type="dxa"/>
+          </w:tcPr>
+          <w:p>
+            <w:pPr>
+              <w:rPr>
+                <w:rFonts w:ascii="Arial" w:hAnsi="Arial"/>
+                <w:b/>
+                <w:color w:val="000000" w:themeColor="text1"/>
+                <w:sz w:val="16"/>
+                <w:szCs w:val="16"/>
+                <w:lang w:val="es-PE"/>
+              </w:rPr>
+            </w:pPr>
+          </w:p>
+        </w:tc>
+        <w:tc>
+          <w:tcPr>
+            <w:tcW w:w="2163" w:type="dxa"/>
+          </w:tcPr>
+          <w:p>
+            <w:pPr>
+              <w:rPr>
+                <w:rFonts w:ascii="Arial" w:hAnsi="Arial"/>
+                <w:b/>
+                <w:color w:val="000000" w:themeColor="text1"/>
+                <w:sz w:val="16"/>
+                <w:szCs w:val="16"/>
+                <w:lang w:val="es-PE"/>
               </w:rPr>
             </w:pPr>
             <w:r>
@@ -3888,6 +4038,7 @@
           <w:szCs w:val="10"/>
           <w:lang w:eastAsia="es-PE"/>
         </w:rPr>
+        <w:lastRenderedPageBreak/>
         <w:t>Final del formulario</w:t>
       </w:r>
     </w:p>

--- a/pesaje/analytica/Report/PrintTicket.docx
+++ b/pesaje/analytica/Report/PrintTicket.docx
@@ -697,7 +697,6 @@
                 <w:szCs w:val="16"/>
               </w:rPr>
             </w:pPr>
-            <w:proofErr w:type="gramStart"/>
             <w:r>
               <w:rPr>
                 <w:rFonts w:ascii="Arial" w:hAnsi="Arial"/>
@@ -707,33 +706,8 @@
                 <w:szCs w:val="16"/>
                 <w:lang w:val="es-PE"/>
               </w:rPr>
-              <w:t>Ticket</w:t>
-            </w:r>
-            <w:proofErr w:type="gramEnd"/>
-            <w:r>
-              <w:rPr>
-                <w:rFonts w:ascii="Arial" w:hAnsi="Arial"/>
-                <w:b/>
-                <w:color w:val="000000" w:themeColor="text1"/>
-                <w:sz w:val="16"/>
-                <w:szCs w:val="16"/>
-                <w:lang w:val="es-PE"/>
-              </w:rPr>
-              <w:t xml:space="preserve"> de Pesaje </w:t>
-            </w:r>
-            <w:proofErr w:type="spellStart"/>
-            <w:r>
-              <w:rPr>
-                <w:rFonts w:ascii="Arial" w:hAnsi="Arial"/>
-                <w:b/>
-                <w:color w:val="000000" w:themeColor="text1"/>
-                <w:sz w:val="16"/>
-                <w:szCs w:val="16"/>
-                <w:lang w:val="es-PE"/>
-              </w:rPr>
-              <w:t>N°</w:t>
-            </w:r>
-            <w:proofErr w:type="spellEnd"/>
+              <w:t>Ticket de Pesaje N°</w:t>
+            </w:r>
           </w:p>
         </w:tc>
         <w:tc>
@@ -1922,7 +1896,6 @@
                 <w:szCs w:val="16"/>
               </w:rPr>
             </w:pPr>
-            <w:proofErr w:type="spellStart"/>
             <w:r>
               <w:rPr>
                 <w:rFonts w:ascii="Arial" w:hAnsi="Arial"/>
@@ -1932,19 +1905,7 @@
                 <w:szCs w:val="16"/>
                 <w:lang w:val="es-PE"/>
               </w:rPr>
-              <w:t>N°</w:t>
-            </w:r>
-            <w:proofErr w:type="spellEnd"/>
-            <w:r>
-              <w:rPr>
-                <w:rFonts w:ascii="Arial" w:hAnsi="Arial"/>
-                <w:b/>
-                <w:color w:val="000000" w:themeColor="text1"/>
-                <w:sz w:val="16"/>
-                <w:szCs w:val="16"/>
-                <w:lang w:val="es-PE"/>
-              </w:rPr>
-              <w:t xml:space="preserve"> Doc / Guia R.</w:t>
+              <w:t>N° Doc / Guia R.</w:t>
             </w:r>
           </w:p>
         </w:tc>
@@ -2301,7 +2262,6 @@
                 <w:szCs w:val="16"/>
               </w:rPr>
             </w:pPr>
-            <w:proofErr w:type="spellStart"/>
             <w:r>
               <w:rPr>
                 <w:rFonts w:ascii="Arial" w:hAnsi="Arial"/>
@@ -2312,7 +2272,6 @@
               </w:rPr>
               <w:t>Producto</w:t>
             </w:r>
-            <w:proofErr w:type="spellEnd"/>
           </w:p>
         </w:tc>
         <w:tc>
@@ -2409,7 +2368,6 @@
                 <w:szCs w:val="16"/>
               </w:rPr>
             </w:pPr>
-            <w:proofErr w:type="spellStart"/>
             <w:r>
               <w:rPr>
                 <w:rFonts w:ascii="Arial" w:hAnsi="Arial"/>
@@ -2420,7 +2378,6 @@
               </w:rPr>
               <w:t>Envase</w:t>
             </w:r>
-            <w:proofErr w:type="spellEnd"/>
           </w:p>
         </w:tc>
         <w:tc>
@@ -2438,7 +2395,6 @@
                 <w:szCs w:val="16"/>
               </w:rPr>
             </w:pPr>
-            <w:proofErr w:type="spellStart"/>
             <w:r>
               <w:rPr>
                 <w:rFonts w:ascii="Arial" w:hAnsi="Arial"/>
@@ -2449,7 +2405,6 @@
               </w:rPr>
               <w:t>Cantidad</w:t>
             </w:r>
-            <w:proofErr w:type="spellEnd"/>
           </w:p>
         </w:tc>
         <w:tc>
@@ -3829,7 +3784,7 @@
                 <w:sz w:val="16"/>
                 <w:szCs w:val="16"/>
               </w:rPr>
-              <w:instrText xml:space="preserve"> MERGEFIELD  guardia  \* MERGEFORMAT </w:instrText>
+              <w:instrText xml:space="preserve"> MERGEFIELD  nombre_guardia  \* MERGEFORMAT </w:instrText>
             </w:r>
             <w:r>
               <w:rPr>
@@ -3850,7 +3805,7 @@
                 <w:sz w:val="16"/>
                 <w:szCs w:val="16"/>
               </w:rPr>
-              <w:t>«guardia»</w:t>
+              <w:t>«nombre_guardia»</w:t>
             </w:r>
             <w:r>
               <w:rPr>
@@ -4016,13 +3971,6 @@
         </w:tc>
       </w:tr>
     </w:tbl>
-    <w:p>
-      <w:pPr>
-        <w:rPr>
-          <w:lang w:val="es-PE"/>
-        </w:rPr>
-      </w:pPr>
-    </w:p>
     <w:p>
       <w:pPr>
         <w:rPr>
@@ -4038,7 +3986,6 @@
           <w:szCs w:val="10"/>
           <w:lang w:eastAsia="es-PE"/>
         </w:rPr>
-        <w:lastRenderedPageBreak/>
         <w:t>Final del formulario</w:t>
       </w:r>
     </w:p>

--- a/pesaje/analytica/Report/PrintTicket.docx
+++ b/pesaje/analytica/Report/PrintTicket.docx
@@ -697,6 +697,7 @@
                 <w:szCs w:val="16"/>
               </w:rPr>
             </w:pPr>
+            <w:proofErr w:type="gramStart"/>
             <w:r>
               <w:rPr>
                 <w:rFonts w:ascii="Arial" w:hAnsi="Arial"/>
@@ -706,8 +707,33 @@
                 <w:szCs w:val="16"/>
                 <w:lang w:val="es-PE"/>
               </w:rPr>
-              <w:t>Ticket de Pesaje N°</w:t>
-            </w:r>
+              <w:t>Ticket</w:t>
+            </w:r>
+            <w:proofErr w:type="gramEnd"/>
+            <w:r>
+              <w:rPr>
+                <w:rFonts w:ascii="Arial" w:hAnsi="Arial"/>
+                <w:b/>
+                <w:color w:val="000000" w:themeColor="text1"/>
+                <w:sz w:val="16"/>
+                <w:szCs w:val="16"/>
+                <w:lang w:val="es-PE"/>
+              </w:rPr>
+              <w:t xml:space="preserve"> de Pesaje </w:t>
+            </w:r>
+            <w:proofErr w:type="spellStart"/>
+            <w:r>
+              <w:rPr>
+                <w:rFonts w:ascii="Arial" w:hAnsi="Arial"/>
+                <w:b/>
+                <w:color w:val="000000" w:themeColor="text1"/>
+                <w:sz w:val="16"/>
+                <w:szCs w:val="16"/>
+                <w:lang w:val="es-PE"/>
+              </w:rPr>
+              <w:t>N°</w:t>
+            </w:r>
+            <w:proofErr w:type="spellEnd"/>
           </w:p>
         </w:tc>
         <w:tc>
@@ -1896,6 +1922,7 @@
                 <w:szCs w:val="16"/>
               </w:rPr>
             </w:pPr>
+            <w:proofErr w:type="spellStart"/>
             <w:r>
               <w:rPr>
                 <w:rFonts w:ascii="Arial" w:hAnsi="Arial"/>
@@ -1905,7 +1932,19 @@
                 <w:szCs w:val="16"/>
                 <w:lang w:val="es-PE"/>
               </w:rPr>
-              <w:t>N° Doc / Guia R.</w:t>
+              <w:t>N°</w:t>
+            </w:r>
+            <w:proofErr w:type="spellEnd"/>
+            <w:r>
+              <w:rPr>
+                <w:rFonts w:ascii="Arial" w:hAnsi="Arial"/>
+                <w:b/>
+                <w:color w:val="000000" w:themeColor="text1"/>
+                <w:sz w:val="16"/>
+                <w:szCs w:val="16"/>
+                <w:lang w:val="es-PE"/>
+              </w:rPr>
+              <w:t xml:space="preserve"> Doc / Guia R.</w:t>
             </w:r>
           </w:p>
         </w:tc>
@@ -2218,14 +2257,6 @@
     <w:tbl>
       <w:tblPr>
         <w:tblW w:w="5394" w:type="pct"/>
-        <w:tblBorders>
-          <w:top w:val="single" w:sz="4" w:space="0" w:color="auto"/>
-          <w:left w:val="single" w:sz="4" w:space="0" w:color="auto"/>
-          <w:bottom w:val="single" w:sz="4" w:space="0" w:color="auto"/>
-          <w:right w:val="single" w:sz="4" w:space="0" w:color="auto"/>
-          <w:insideH w:val="single" w:sz="4" w:space="0" w:color="auto"/>
-          <w:insideV w:val="single" w:sz="4" w:space="0" w:color="auto"/>
-        </w:tblBorders>
         <w:shd w:val="clear" w:color="auto" w:fill="538135" w:themeFill="accent6" w:themeFillShade="BF"/>
         <w:tblLayout w:type="fixed"/>
         <w:tblCellMar>
@@ -2235,13 +2266,13 @@
         <w:tblLook w:val="0000" w:firstRow="0" w:lastRow="0" w:firstColumn="0" w:lastColumn="0" w:noHBand="0" w:noVBand="0"/>
       </w:tblPr>
       <w:tblGrid>
-        <w:gridCol w:w="1475"/>
-        <w:gridCol w:w="1748"/>
-        <w:gridCol w:w="1479"/>
-        <w:gridCol w:w="1882"/>
-        <w:gridCol w:w="941"/>
-        <w:gridCol w:w="1884"/>
-        <w:gridCol w:w="2093"/>
+        <w:gridCol w:w="1476"/>
+        <w:gridCol w:w="1644"/>
+        <w:gridCol w:w="1589"/>
+        <w:gridCol w:w="1957"/>
+        <w:gridCol w:w="1273"/>
+        <w:gridCol w:w="1278"/>
+        <w:gridCol w:w="2296"/>
       </w:tblGrid>
       <w:tr>
         <w:trPr>
@@ -2250,6 +2281,10 @@
         <w:tc>
           <w:tcPr>
             <w:tcW w:w="641" w:type="pct"/>
+            <w:tcBorders>
+              <w:top w:val="single" w:sz="4" w:space="0" w:color="auto"/>
+              <w:bottom w:val="single" w:sz="4" w:space="0" w:color="auto"/>
+            </w:tcBorders>
             <w:vAlign w:val="center"/>
           </w:tcPr>
           <w:p>
@@ -2262,6 +2297,7 @@
                 <w:szCs w:val="16"/>
               </w:rPr>
             </w:pPr>
+            <w:proofErr w:type="spellStart"/>
             <w:r>
               <w:rPr>
                 <w:rFonts w:ascii="Arial" w:hAnsi="Arial"/>
@@ -2272,37 +2308,16 @@
               </w:rPr>
               <w:t>Producto</w:t>
             </w:r>
-          </w:p>
-        </w:tc>
-        <w:tc>
-          <w:tcPr>
-            <w:tcW w:w="760" w:type="pct"/>
-          </w:tcPr>
-          <w:p>
-            <w:pPr>
-              <w:rPr>
-                <w:rFonts w:ascii="Arial" w:hAnsi="Arial"/>
-                <w:b/>
-                <w:bCs/>
-                <w:sz w:val="16"/>
-                <w:szCs w:val="16"/>
-              </w:rPr>
-            </w:pPr>
-            <w:r>
-              <w:rPr>
-                <w:rFonts w:ascii="Arial" w:hAnsi="Arial"/>
-                <w:b/>
-                <w:bCs/>
-                <w:sz w:val="16"/>
-                <w:szCs w:val="16"/>
-              </w:rPr>
-              <w:t>Código Unico</w:t>
-            </w:r>
-          </w:p>
-        </w:tc>
-        <w:tc>
-          <w:tcPr>
-            <w:tcW w:w="643" w:type="pct"/>
+            <w:proofErr w:type="spellEnd"/>
+          </w:p>
+        </w:tc>
+        <w:tc>
+          <w:tcPr>
+            <w:tcW w:w="714" w:type="pct"/>
+            <w:tcBorders>
+              <w:top w:val="single" w:sz="4" w:space="0" w:color="auto"/>
+              <w:bottom w:val="single" w:sz="4" w:space="0" w:color="auto"/>
+            </w:tcBorders>
             <w:vAlign w:val="center"/>
           </w:tcPr>
           <w:p>
@@ -2323,13 +2338,59 @@
                 <w:sz w:val="16"/>
                 <w:szCs w:val="16"/>
               </w:rPr>
+              <w:t>Có</w:t>
+            </w:r>
+            <w:r>
+              <w:rPr>
+                <w:rFonts w:ascii="Arial" w:hAnsi="Arial"/>
+                <w:b/>
+                <w:bCs/>
+                <w:sz w:val="16"/>
+                <w:szCs w:val="16"/>
+              </w:rPr>
+              <w:t>digo Único</w:t>
+            </w:r>
+          </w:p>
+        </w:tc>
+        <w:tc>
+          <w:tcPr>
+            <w:tcW w:w="690" w:type="pct"/>
+            <w:tcBorders>
+              <w:top w:val="single" w:sz="4" w:space="0" w:color="auto"/>
+              <w:bottom w:val="single" w:sz="4" w:space="0" w:color="auto"/>
+            </w:tcBorders>
+            <w:vAlign w:val="center"/>
+          </w:tcPr>
+          <w:p>
+            <w:pPr>
+              <w:rPr>
+                <w:rFonts w:ascii="Arial" w:hAnsi="Arial"/>
+                <w:b/>
+                <w:bCs/>
+                <w:sz w:val="16"/>
+                <w:szCs w:val="16"/>
+              </w:rPr>
+            </w:pPr>
+            <w:r>
+              <w:rPr>
+                <w:rFonts w:ascii="Arial" w:hAnsi="Arial"/>
+                <w:b/>
+                <w:bCs/>
+                <w:sz w:val="16"/>
+                <w:szCs w:val="16"/>
+              </w:rPr>
               <w:t xml:space="preserve">Concesión </w:t>
             </w:r>
           </w:p>
         </w:tc>
         <w:tc>
           <w:tcPr>
-            <w:tcW w:w="818" w:type="pct"/>
+            <w:tcW w:w="850" w:type="pct"/>
+            <w:tcBorders>
+              <w:top w:val="single" w:sz="4" w:space="0" w:color="auto"/>
+              <w:bottom w:val="single" w:sz="4" w:space="0" w:color="auto"/>
+            </w:tcBorders>
+            <w:vAlign w:val="center"/>
           </w:tcPr>
           <w:p>
             <w:pPr>
@@ -2355,19 +2416,25 @@
         </w:tc>
         <w:tc>
           <w:tcPr>
-            <w:tcW w:w="409" w:type="pct"/>
+            <w:tcW w:w="553" w:type="pct"/>
+            <w:tcBorders>
+              <w:top w:val="single" w:sz="4" w:space="0" w:color="auto"/>
+              <w:bottom w:val="single" w:sz="4" w:space="0" w:color="auto"/>
+            </w:tcBorders>
             <w:vAlign w:val="center"/>
           </w:tcPr>
           <w:p>
             <w:pPr>
-              <w:rPr>
-                <w:rFonts w:ascii="Arial" w:hAnsi="Arial"/>
-                <w:b/>
-                <w:bCs/>
-                <w:sz w:val="16"/>
-                <w:szCs w:val="16"/>
-              </w:rPr>
-            </w:pPr>
+              <w:ind w:left="140"/>
+              <w:rPr>
+                <w:rFonts w:ascii="Arial" w:hAnsi="Arial"/>
+                <w:b/>
+                <w:bCs/>
+                <w:sz w:val="16"/>
+                <w:szCs w:val="16"/>
+              </w:rPr>
+            </w:pPr>
+            <w:proofErr w:type="spellStart"/>
             <w:r>
               <w:rPr>
                 <w:rFonts w:ascii="Arial" w:hAnsi="Arial"/>
@@ -2378,11 +2445,16 @@
               </w:rPr>
               <w:t>Envase</w:t>
             </w:r>
-          </w:p>
-        </w:tc>
-        <w:tc>
-          <w:tcPr>
-            <w:tcW w:w="819" w:type="pct"/>
+            <w:proofErr w:type="spellEnd"/>
+          </w:p>
+        </w:tc>
+        <w:tc>
+          <w:tcPr>
+            <w:tcW w:w="555" w:type="pct"/>
+            <w:tcBorders>
+              <w:top w:val="single" w:sz="4" w:space="0" w:color="auto"/>
+              <w:bottom w:val="single" w:sz="4" w:space="0" w:color="auto"/>
+            </w:tcBorders>
             <w:vAlign w:val="center"/>
           </w:tcPr>
           <w:p>
@@ -2395,6 +2467,7 @@
                 <w:szCs w:val="16"/>
               </w:rPr>
             </w:pPr>
+            <w:proofErr w:type="spellStart"/>
             <w:r>
               <w:rPr>
                 <w:rFonts w:ascii="Arial" w:hAnsi="Arial"/>
@@ -2405,15 +2478,21 @@
               </w:rPr>
               <w:t>Cantidad</w:t>
             </w:r>
-          </w:p>
-        </w:tc>
-        <w:tc>
-          <w:tcPr>
-            <w:tcW w:w="910" w:type="pct"/>
+            <w:proofErr w:type="spellEnd"/>
+          </w:p>
+        </w:tc>
+        <w:tc>
+          <w:tcPr>
+            <w:tcW w:w="998" w:type="pct"/>
+            <w:tcBorders>
+              <w:top w:val="single" w:sz="4" w:space="0" w:color="auto"/>
+              <w:bottom w:val="single" w:sz="4" w:space="0" w:color="auto"/>
+            </w:tcBorders>
             <w:vAlign w:val="center"/>
           </w:tcPr>
           <w:p>
             <w:pPr>
+              <w:ind w:left="142"/>
               <w:rPr>
                 <w:rFonts w:ascii="Arial" w:hAnsi="Arial"/>
                 <w:b/>
@@ -2442,6 +2521,9 @@
         <w:tc>
           <w:tcPr>
             <w:tcW w:w="641" w:type="pct"/>
+            <w:tcBorders>
+              <w:top w:val="single" w:sz="4" w:space="0" w:color="auto"/>
+            </w:tcBorders>
             <w:vAlign w:val="center"/>
           </w:tcPr>
           <w:p>
@@ -2496,7 +2578,10 @@
         </w:tc>
         <w:tc>
           <w:tcPr>
-            <w:tcW w:w="760" w:type="pct"/>
+            <w:tcW w:w="714" w:type="pct"/>
+            <w:tcBorders>
+              <w:top w:val="single" w:sz="4" w:space="0" w:color="auto"/>
+            </w:tcBorders>
             <w:vAlign w:val="center"/>
           </w:tcPr>
           <w:p>
@@ -2552,7 +2637,10 @@
         </w:tc>
         <w:tc>
           <w:tcPr>
-            <w:tcW w:w="643" w:type="pct"/>
+            <w:tcW w:w="690" w:type="pct"/>
+            <w:tcBorders>
+              <w:top w:val="single" w:sz="4" w:space="0" w:color="auto"/>
+            </w:tcBorders>
             <w:vAlign w:val="center"/>
           </w:tcPr>
           <w:p>
@@ -2608,7 +2696,10 @@
         </w:tc>
         <w:tc>
           <w:tcPr>
-            <w:tcW w:w="818" w:type="pct"/>
+            <w:tcW w:w="850" w:type="pct"/>
+            <w:tcBorders>
+              <w:top w:val="single" w:sz="4" w:space="0" w:color="auto"/>
+            </w:tcBorders>
             <w:vAlign w:val="center"/>
           </w:tcPr>
           <w:p>
@@ -2664,11 +2755,15 @@
         </w:tc>
         <w:tc>
           <w:tcPr>
-            <w:tcW w:w="409" w:type="pct"/>
+            <w:tcW w:w="553" w:type="pct"/>
+            <w:tcBorders>
+              <w:top w:val="single" w:sz="4" w:space="0" w:color="auto"/>
+            </w:tcBorders>
             <w:vAlign w:val="center"/>
           </w:tcPr>
           <w:p>
             <w:pPr>
+              <w:ind w:left="140"/>
               <w:rPr>
                 <w:rFonts w:ascii="Arial" w:hAnsi="Arial"/>
                 <w:sz w:val="16"/>
@@ -2719,7 +2814,10 @@
         </w:tc>
         <w:tc>
           <w:tcPr>
-            <w:tcW w:w="819" w:type="pct"/>
+            <w:tcW w:w="555" w:type="pct"/>
+            <w:tcBorders>
+              <w:top w:val="single" w:sz="4" w:space="0" w:color="auto"/>
+            </w:tcBorders>
             <w:vAlign w:val="center"/>
           </w:tcPr>
           <w:p>
@@ -2774,11 +2872,15 @@
         </w:tc>
         <w:tc>
           <w:tcPr>
-            <w:tcW w:w="910" w:type="pct"/>
+            <w:tcW w:w="998" w:type="pct"/>
+            <w:tcBorders>
+              <w:top w:val="single" w:sz="4" w:space="0" w:color="auto"/>
+            </w:tcBorders>
             <w:vAlign w:val="center"/>
           </w:tcPr>
           <w:p>
             <w:pPr>
+              <w:ind w:left="142"/>
               <w:rPr>
                 <w:rFonts w:ascii="Arial" w:hAnsi="Arial"/>
                 <w:sz w:val="16"/>

--- a/pesaje/analytica/Report/PrintTicket.docx
+++ b/pesaje/analytica/Report/PrintTicket.docx
@@ -566,27 +566,29 @@
       </w:tblGrid>
       <w:tr>
         <w:trPr>
-          <w:trHeight w:val="375"/>
+          <w:trHeight w:val="188"/>
         </w:trPr>
         <w:tc>
           <w:tcPr>
-            <w:tcW w:w="1854" w:type="dxa"/>
-          </w:tcPr>
-          <w:p>
-            <w:pPr>
-              <w:rPr>
-                <w:rFonts w:ascii="Arial" w:hAnsi="Arial"/>
-                <w:bCs/>
-                <w:color w:val="000000" w:themeColor="text1"/>
-                <w:sz w:val="16"/>
-                <w:szCs w:val="16"/>
-              </w:rPr>
-            </w:pPr>
-            <w:r>
-              <w:rPr>
-                <w:rFonts w:ascii="Arial" w:hAnsi="Arial"/>
-                <w:b/>
-                <w:color w:val="000000" w:themeColor="text1"/>
+            <w:tcW w:w="1849" w:type="dxa"/>
+          </w:tcPr>
+          <w:p>
+            <w:pPr>
+              <w:rPr>
+                <w:rFonts w:ascii="Arial" w:hAnsi="Arial"/>
+                <w:b/>
+                <w:bCs/>
+                <w:color w:val="auto"/>
+                <w:sz w:val="16"/>
+                <w:szCs w:val="16"/>
+              </w:rPr>
+            </w:pPr>
+            <w:r>
+              <w:rPr>
+                <w:rFonts w:ascii="Arial" w:hAnsi="Arial"/>
+                <w:b/>
+                <w:bCs/>
+                <w:color w:val="auto"/>
                 <w:sz w:val="16"/>
                 <w:szCs w:val="16"/>
                 <w:lang w:val="es-PE"/>
@@ -597,23 +599,21 @@
         </w:tc>
         <w:tc>
           <w:tcPr>
-            <w:tcW w:w="3955" w:type="dxa"/>
-          </w:tcPr>
-          <w:p>
-            <w:pPr>
-              <w:rPr>
-                <w:rFonts w:ascii="Arial" w:hAnsi="Arial"/>
-                <w:bCs/>
-                <w:color w:val="000000" w:themeColor="text1"/>
-                <w:sz w:val="16"/>
-                <w:szCs w:val="16"/>
-              </w:rPr>
-            </w:pPr>
-            <w:r>
-              <w:rPr>
-                <w:rFonts w:ascii="Arial" w:hAnsi="Arial"/>
-                <w:bCs/>
-                <w:color w:val="000000" w:themeColor="text1"/>
+            <w:tcW w:w="3945" w:type="dxa"/>
+          </w:tcPr>
+          <w:p>
+            <w:pPr>
+              <w:rPr>
+                <w:rFonts w:ascii="Arial" w:hAnsi="Arial"/>
+                <w:color w:val="auto"/>
+                <w:sz w:val="16"/>
+                <w:szCs w:val="16"/>
+              </w:rPr>
+            </w:pPr>
+            <w:r>
+              <w:rPr>
+                <w:rFonts w:ascii="Arial" w:hAnsi="Arial"/>
+                <w:color w:val="auto"/>
                 <w:sz w:val="16"/>
                 <w:szCs w:val="16"/>
               </w:rPr>
@@ -622,8 +622,7 @@
             <w:r>
               <w:rPr>
                 <w:rFonts w:ascii="Arial" w:hAnsi="Arial"/>
-                <w:bCs/>
-                <w:color w:val="000000" w:themeColor="text1"/>
+                <w:color w:val="auto"/>
                 <w:sz w:val="16"/>
                 <w:szCs w:val="16"/>
               </w:rPr>
@@ -632,9 +631,7 @@
             <w:r>
               <w:rPr>
                 <w:rFonts w:ascii="Arial" w:hAnsi="Arial"/>
-                <w:bCs/>
-                <w:noProof/>
-                <w:color w:val="000000" w:themeColor="text1"/>
+                <w:color w:val="auto"/>
                 <w:sz w:val="16"/>
                 <w:szCs w:val="16"/>
               </w:rPr>
@@ -643,8 +640,7 @@
             <w:r>
               <w:rPr>
                 <w:rFonts w:ascii="Arial" w:hAnsi="Arial"/>
-                <w:bCs/>
-                <w:color w:val="000000" w:themeColor="text1"/>
+                <w:color w:val="auto"/>
                 <w:sz w:val="16"/>
                 <w:szCs w:val="16"/>
               </w:rPr>
@@ -653,8 +649,7 @@
             <w:r>
               <w:rPr>
                 <w:rFonts w:ascii="Arial" w:hAnsi="Arial"/>
-                <w:bCs/>
-                <w:color w:val="000000" w:themeColor="text1"/>
+                <w:color w:val="auto"/>
                 <w:sz w:val="16"/>
                 <w:szCs w:val="16"/>
               </w:rPr>
@@ -663,19 +658,36 @@
             <w:r>
               <w:rPr>
                 <w:rFonts w:ascii="Arial" w:hAnsi="Arial"/>
-                <w:bCs/>
-                <w:noProof/>
-                <w:color w:val="000000" w:themeColor="text1"/>
-                <w:sz w:val="16"/>
-                <w:szCs w:val="16"/>
-              </w:rPr>
-              <w:t>«sucursal_empresa»</w:t>
-            </w:r>
-            <w:r>
-              <w:rPr>
-                <w:rFonts w:ascii="Arial" w:hAnsi="Arial"/>
-                <w:bCs/>
-                <w:color w:val="000000" w:themeColor="text1"/>
+                <w:color w:val="auto"/>
+                <w:sz w:val="16"/>
+                <w:szCs w:val="16"/>
+              </w:rPr>
+              <w:t>«</w:t>
+            </w:r>
+            <w:proofErr w:type="spellStart"/>
+            <w:r>
+              <w:rPr>
+                <w:rFonts w:ascii="Arial" w:hAnsi="Arial"/>
+                <w:color w:val="auto"/>
+                <w:sz w:val="16"/>
+                <w:szCs w:val="16"/>
+              </w:rPr>
+              <w:t>sucursal_empresa</w:t>
+            </w:r>
+            <w:proofErr w:type="spellEnd"/>
+            <w:r>
+              <w:rPr>
+                <w:rFonts w:ascii="Arial" w:hAnsi="Arial"/>
+                <w:color w:val="auto"/>
+                <w:sz w:val="16"/>
+                <w:szCs w:val="16"/>
+              </w:rPr>
+              <w:t>»</w:t>
+            </w:r>
+            <w:r>
+              <w:rPr>
+                <w:rFonts w:ascii="Arial" w:hAnsi="Arial"/>
+                <w:color w:val="auto"/>
                 <w:sz w:val="16"/>
                 <w:szCs w:val="16"/>
               </w:rPr>
@@ -685,14 +697,15 @@
         </w:tc>
         <w:tc>
           <w:tcPr>
-            <w:tcW w:w="2903" w:type="dxa"/>
-          </w:tcPr>
-          <w:p>
-            <w:pPr>
-              <w:rPr>
-                <w:rFonts w:ascii="Arial" w:hAnsi="Arial"/>
-                <w:bCs/>
-                <w:color w:val="000000" w:themeColor="text1"/>
+            <w:tcW w:w="2896" w:type="dxa"/>
+          </w:tcPr>
+          <w:p>
+            <w:pPr>
+              <w:rPr>
+                <w:rFonts w:ascii="Arial" w:hAnsi="Arial"/>
+                <w:b/>
+                <w:bCs/>
+                <w:color w:val="auto"/>
                 <w:sz w:val="16"/>
                 <w:szCs w:val="16"/>
               </w:rPr>
@@ -702,7 +715,8 @@
               <w:rPr>
                 <w:rFonts w:ascii="Arial" w:hAnsi="Arial"/>
                 <w:b/>
-                <w:color w:val="000000" w:themeColor="text1"/>
+                <w:bCs/>
+                <w:color w:val="auto"/>
                 <w:sz w:val="16"/>
                 <w:szCs w:val="16"/>
                 <w:lang w:val="es-PE"/>
@@ -714,7 +728,8 @@
               <w:rPr>
                 <w:rFonts w:ascii="Arial" w:hAnsi="Arial"/>
                 <w:b/>
-                <w:color w:val="000000" w:themeColor="text1"/>
+                <w:bCs/>
+                <w:color w:val="auto"/>
                 <w:sz w:val="16"/>
                 <w:szCs w:val="16"/>
                 <w:lang w:val="es-PE"/>
@@ -726,7 +741,8 @@
               <w:rPr>
                 <w:rFonts w:ascii="Arial" w:hAnsi="Arial"/>
                 <w:b/>
-                <w:color w:val="000000" w:themeColor="text1"/>
+                <w:bCs/>
+                <w:color w:val="auto"/>
                 <w:sz w:val="16"/>
                 <w:szCs w:val="16"/>
                 <w:lang w:val="es-PE"/>
@@ -738,24 +754,21 @@
         </w:tc>
         <w:tc>
           <w:tcPr>
-            <w:tcW w:w="2904" w:type="dxa"/>
-          </w:tcPr>
-          <w:p>
-            <w:pPr>
-              <w:rPr>
-                <w:rFonts w:ascii="Arial" w:hAnsi="Arial"/>
-                <w:bCs/>
-                <w:color w:val="000000" w:themeColor="text1"/>
-                <w:sz w:val="16"/>
-                <w:szCs w:val="16"/>
-              </w:rPr>
-            </w:pPr>
-            <w:r>
-              <w:rPr>
-                <w:rFonts w:ascii="Arial" w:hAnsi="Arial"/>
-                <w:bCs/>
-                <w:noProof/>
-                <w:color w:val="000000" w:themeColor="text1"/>
+            <w:tcW w:w="2898" w:type="dxa"/>
+          </w:tcPr>
+          <w:p>
+            <w:pPr>
+              <w:rPr>
+                <w:rFonts w:ascii="Arial" w:hAnsi="Arial"/>
+                <w:color w:val="auto"/>
+                <w:sz w:val="16"/>
+                <w:szCs w:val="16"/>
+              </w:rPr>
+            </w:pPr>
+            <w:r>
+              <w:rPr>
+                <w:rFonts w:ascii="Arial" w:hAnsi="Arial"/>
+                <w:color w:val="auto"/>
                 <w:sz w:val="16"/>
                 <w:szCs w:val="16"/>
               </w:rPr>
@@ -764,9 +777,7 @@
             <w:r>
               <w:rPr>
                 <w:rFonts w:ascii="Arial" w:hAnsi="Arial"/>
-                <w:bCs/>
-                <w:noProof/>
-                <w:color w:val="000000" w:themeColor="text1"/>
+                <w:color w:val="auto"/>
                 <w:sz w:val="16"/>
                 <w:szCs w:val="16"/>
               </w:rPr>
@@ -775,9 +786,7 @@
             <w:r>
               <w:rPr>
                 <w:rFonts w:ascii="Arial" w:hAnsi="Arial"/>
-                <w:bCs/>
-                <w:noProof/>
-                <w:color w:val="000000" w:themeColor="text1"/>
+                <w:color w:val="auto"/>
                 <w:sz w:val="16"/>
                 <w:szCs w:val="16"/>
               </w:rPr>
@@ -786,20 +795,47 @@
             <w:r>
               <w:rPr>
                 <w:rFonts w:ascii="Arial" w:hAnsi="Arial"/>
-                <w:bCs/>
-                <w:noProof/>
-                <w:color w:val="000000" w:themeColor="text1"/>
-                <w:sz w:val="16"/>
-                <w:szCs w:val="16"/>
-              </w:rPr>
-              <w:t>«nro_ticket»</w:t>
-            </w:r>
-            <w:r>
-              <w:rPr>
-                <w:rFonts w:ascii="Arial" w:hAnsi="Arial"/>
-                <w:bCs/>
-                <w:noProof/>
-                <w:color w:val="000000" w:themeColor="text1"/>
+                <w:color w:val="auto"/>
+                <w:sz w:val="16"/>
+                <w:szCs w:val="16"/>
+              </w:rPr>
+              <w:t>«</w:t>
+            </w:r>
+            <w:proofErr w:type="spellStart"/>
+            <w:r>
+              <w:rPr>
+                <w:rFonts w:ascii="Arial" w:hAnsi="Arial"/>
+                <w:color w:val="auto"/>
+                <w:sz w:val="16"/>
+                <w:szCs w:val="16"/>
+              </w:rPr>
+              <w:t>nro_</w:t>
+            </w:r>
+            <w:proofErr w:type="gramStart"/>
+            <w:r>
+              <w:rPr>
+                <w:rFonts w:ascii="Arial" w:hAnsi="Arial"/>
+                <w:color w:val="auto"/>
+                <w:sz w:val="16"/>
+                <w:szCs w:val="16"/>
+              </w:rPr>
+              <w:t>ticket</w:t>
+            </w:r>
+            <w:proofErr w:type="spellEnd"/>
+            <w:proofErr w:type="gramEnd"/>
+            <w:r>
+              <w:rPr>
+                <w:rFonts w:ascii="Arial" w:hAnsi="Arial"/>
+                <w:color w:val="auto"/>
+                <w:sz w:val="16"/>
+                <w:szCs w:val="16"/>
+              </w:rPr>
+              <w:t>»</w:t>
+            </w:r>
+            <w:r>
+              <w:rPr>
+                <w:rFonts w:ascii="Arial" w:hAnsi="Arial"/>
+                <w:color w:val="auto"/>
                 <w:sz w:val="16"/>
                 <w:szCs w:val="16"/>
               </w:rPr>
@@ -810,27 +846,29 @@
       </w:tr>
       <w:tr>
         <w:trPr>
-          <w:trHeight w:val="375"/>
+          <w:trHeight w:val="233"/>
         </w:trPr>
         <w:tc>
           <w:tcPr>
-            <w:tcW w:w="1854" w:type="dxa"/>
-          </w:tcPr>
-          <w:p>
-            <w:pPr>
-              <w:rPr>
-                <w:rFonts w:ascii="Arial" w:hAnsi="Arial"/>
-                <w:bCs/>
-                <w:color w:val="000000" w:themeColor="text1"/>
-                <w:sz w:val="16"/>
-                <w:szCs w:val="16"/>
-              </w:rPr>
-            </w:pPr>
-            <w:r>
-              <w:rPr>
-                <w:rFonts w:ascii="Arial" w:hAnsi="Arial"/>
-                <w:b/>
-                <w:color w:val="000000" w:themeColor="text1"/>
+            <w:tcW w:w="1849" w:type="dxa"/>
+          </w:tcPr>
+          <w:p>
+            <w:pPr>
+              <w:rPr>
+                <w:rFonts w:ascii="Arial" w:hAnsi="Arial"/>
+                <w:b/>
+                <w:bCs/>
+                <w:color w:val="auto"/>
+                <w:sz w:val="16"/>
+                <w:szCs w:val="16"/>
+              </w:rPr>
+            </w:pPr>
+            <w:r>
+              <w:rPr>
+                <w:rFonts w:ascii="Arial" w:hAnsi="Arial"/>
+                <w:b/>
+                <w:bCs/>
+                <w:color w:val="auto"/>
                 <w:sz w:val="16"/>
                 <w:szCs w:val="16"/>
                 <w:lang w:val="es-PE"/>
@@ -841,24 +879,21 @@
         </w:tc>
         <w:tc>
           <w:tcPr>
-            <w:tcW w:w="3955" w:type="dxa"/>
-          </w:tcPr>
-          <w:p>
-            <w:pPr>
-              <w:rPr>
-                <w:rFonts w:ascii="Arial" w:hAnsi="Arial"/>
-                <w:bCs/>
-                <w:color w:val="000000" w:themeColor="text1"/>
-                <w:sz w:val="16"/>
-                <w:szCs w:val="16"/>
-              </w:rPr>
-            </w:pPr>
-            <w:r>
-              <w:rPr>
-                <w:rFonts w:ascii="Arial" w:hAnsi="Arial"/>
-                <w:bCs/>
-                <w:noProof/>
-                <w:color w:val="000000" w:themeColor="text1"/>
+            <w:tcW w:w="3945" w:type="dxa"/>
+          </w:tcPr>
+          <w:p>
+            <w:pPr>
+              <w:rPr>
+                <w:rFonts w:ascii="Arial" w:hAnsi="Arial"/>
+                <w:color w:val="auto"/>
+                <w:sz w:val="16"/>
+                <w:szCs w:val="16"/>
+              </w:rPr>
+            </w:pPr>
+            <w:r>
+              <w:rPr>
+                <w:rFonts w:ascii="Arial" w:hAnsi="Arial"/>
+                <w:color w:val="auto"/>
                 <w:sz w:val="16"/>
                 <w:szCs w:val="16"/>
               </w:rPr>
@@ -867,9 +902,7 @@
             <w:r>
               <w:rPr>
                 <w:rFonts w:ascii="Arial" w:hAnsi="Arial"/>
-                <w:bCs/>
-                <w:noProof/>
-                <w:color w:val="000000" w:themeColor="text1"/>
+                <w:color w:val="auto"/>
                 <w:sz w:val="16"/>
                 <w:szCs w:val="16"/>
               </w:rPr>
@@ -878,9 +911,7 @@
             <w:r>
               <w:rPr>
                 <w:rFonts w:ascii="Arial" w:hAnsi="Arial"/>
-                <w:bCs/>
-                <w:noProof/>
-                <w:color w:val="000000" w:themeColor="text1"/>
+                <w:color w:val="auto"/>
                 <w:sz w:val="16"/>
                 <w:szCs w:val="16"/>
               </w:rPr>
@@ -889,20 +920,36 @@
             <w:r>
               <w:rPr>
                 <w:rFonts w:ascii="Arial" w:hAnsi="Arial"/>
-                <w:bCs/>
-                <w:noProof/>
-                <w:color w:val="000000" w:themeColor="text1"/>
-                <w:sz w:val="16"/>
-                <w:szCs w:val="16"/>
-              </w:rPr>
-              <w:t>«direc_empresa»</w:t>
-            </w:r>
-            <w:r>
-              <w:rPr>
-                <w:rFonts w:ascii="Arial" w:hAnsi="Arial"/>
-                <w:bCs/>
-                <w:noProof/>
-                <w:color w:val="000000" w:themeColor="text1"/>
+                <w:color w:val="auto"/>
+                <w:sz w:val="16"/>
+                <w:szCs w:val="16"/>
+              </w:rPr>
+              <w:t>«</w:t>
+            </w:r>
+            <w:proofErr w:type="spellStart"/>
+            <w:r>
+              <w:rPr>
+                <w:rFonts w:ascii="Arial" w:hAnsi="Arial"/>
+                <w:color w:val="auto"/>
+                <w:sz w:val="16"/>
+                <w:szCs w:val="16"/>
+              </w:rPr>
+              <w:t>direc_empresa</w:t>
+            </w:r>
+            <w:proofErr w:type="spellEnd"/>
+            <w:r>
+              <w:rPr>
+                <w:rFonts w:ascii="Arial" w:hAnsi="Arial"/>
+                <w:color w:val="auto"/>
+                <w:sz w:val="16"/>
+                <w:szCs w:val="16"/>
+              </w:rPr>
+              <w:t>»</w:t>
+            </w:r>
+            <w:r>
+              <w:rPr>
+                <w:rFonts w:ascii="Arial" w:hAnsi="Arial"/>
+                <w:color w:val="auto"/>
                 <w:sz w:val="16"/>
                 <w:szCs w:val="16"/>
               </w:rPr>
@@ -912,23 +959,25 @@
         </w:tc>
         <w:tc>
           <w:tcPr>
-            <w:tcW w:w="2903" w:type="dxa"/>
-          </w:tcPr>
-          <w:p>
-            <w:pPr>
-              <w:rPr>
-                <w:rFonts w:ascii="Arial" w:hAnsi="Arial"/>
-                <w:bCs/>
-                <w:color w:val="000000" w:themeColor="text1"/>
-                <w:sz w:val="16"/>
-                <w:szCs w:val="16"/>
-              </w:rPr>
-            </w:pPr>
-            <w:r>
-              <w:rPr>
-                <w:rFonts w:ascii="Arial" w:hAnsi="Arial"/>
-                <w:b/>
-                <w:color w:val="000000" w:themeColor="text1"/>
+            <w:tcW w:w="2896" w:type="dxa"/>
+          </w:tcPr>
+          <w:p>
+            <w:pPr>
+              <w:rPr>
+                <w:rFonts w:ascii="Arial" w:hAnsi="Arial"/>
+                <w:b/>
+                <w:bCs/>
+                <w:color w:val="auto"/>
+                <w:sz w:val="16"/>
+                <w:szCs w:val="16"/>
+              </w:rPr>
+            </w:pPr>
+            <w:r>
+              <w:rPr>
+                <w:rFonts w:ascii="Arial" w:hAnsi="Arial"/>
+                <w:b/>
+                <w:bCs/>
+                <w:color w:val="auto"/>
                 <w:sz w:val="16"/>
                 <w:szCs w:val="16"/>
                 <w:lang w:val="es-PE"/>
@@ -939,23 +988,21 @@
         </w:tc>
         <w:tc>
           <w:tcPr>
-            <w:tcW w:w="2904" w:type="dxa"/>
-          </w:tcPr>
-          <w:p>
-            <w:pPr>
-              <w:rPr>
-                <w:rFonts w:ascii="Arial" w:hAnsi="Arial"/>
-                <w:bCs/>
-                <w:color w:val="000000" w:themeColor="text1"/>
-                <w:sz w:val="16"/>
-                <w:szCs w:val="16"/>
-              </w:rPr>
-            </w:pPr>
-            <w:r>
-              <w:rPr>
-                <w:rFonts w:ascii="Arial" w:hAnsi="Arial"/>
-                <w:bCs/>
-                <w:color w:val="000000" w:themeColor="text1"/>
+            <w:tcW w:w="2898" w:type="dxa"/>
+          </w:tcPr>
+          <w:p>
+            <w:pPr>
+              <w:rPr>
+                <w:rFonts w:ascii="Arial" w:hAnsi="Arial"/>
+                <w:color w:val="auto"/>
+                <w:sz w:val="16"/>
+                <w:szCs w:val="16"/>
+              </w:rPr>
+            </w:pPr>
+            <w:r>
+              <w:rPr>
+                <w:rFonts w:ascii="Arial" w:hAnsi="Arial"/>
+                <w:color w:val="auto"/>
                 <w:sz w:val="16"/>
                 <w:szCs w:val="16"/>
               </w:rPr>
@@ -964,8 +1011,7 @@
             <w:r>
               <w:rPr>
                 <w:rFonts w:ascii="Arial" w:hAnsi="Arial"/>
-                <w:bCs/>
-                <w:color w:val="000000" w:themeColor="text1"/>
+                <w:color w:val="auto"/>
                 <w:sz w:val="16"/>
                 <w:szCs w:val="16"/>
               </w:rPr>
@@ -974,8 +1020,7 @@
             <w:r>
               <w:rPr>
                 <w:rFonts w:ascii="Arial" w:hAnsi="Arial"/>
-                <w:bCs/>
-                <w:color w:val="000000" w:themeColor="text1"/>
+                <w:color w:val="auto"/>
                 <w:sz w:val="16"/>
                 <w:szCs w:val="16"/>
               </w:rPr>
@@ -984,8 +1029,7 @@
             <w:r>
               <w:rPr>
                 <w:rFonts w:ascii="Arial" w:hAnsi="Arial"/>
-                <w:bCs/>
-                <w:color w:val="000000" w:themeColor="text1"/>
+                <w:color w:val="auto"/>
                 <w:sz w:val="16"/>
                 <w:szCs w:val="16"/>
               </w:rPr>
@@ -994,8 +1038,7 @@
             <w:r>
               <w:rPr>
                 <w:rFonts w:ascii="Arial" w:hAnsi="Arial"/>
-                <w:bCs/>
-                <w:color w:val="000000" w:themeColor="text1"/>
+                <w:color w:val="auto"/>
                 <w:sz w:val="16"/>
                 <w:szCs w:val="16"/>
               </w:rPr>
@@ -1004,19 +1047,36 @@
             <w:r>
               <w:rPr>
                 <w:rFonts w:ascii="Arial" w:hAnsi="Arial"/>
-                <w:bCs/>
-                <w:noProof/>
-                <w:color w:val="000000" w:themeColor="text1"/>
-                <w:sz w:val="16"/>
-                <w:szCs w:val="16"/>
-              </w:rPr>
-              <w:t>«fecha_impr»</w:t>
-            </w:r>
-            <w:r>
-              <w:rPr>
-                <w:rFonts w:ascii="Arial" w:hAnsi="Arial"/>
-                <w:bCs/>
-                <w:color w:val="000000" w:themeColor="text1"/>
+                <w:color w:val="auto"/>
+                <w:sz w:val="16"/>
+                <w:szCs w:val="16"/>
+              </w:rPr>
+              <w:t>«</w:t>
+            </w:r>
+            <w:proofErr w:type="spellStart"/>
+            <w:r>
+              <w:rPr>
+                <w:rFonts w:ascii="Arial" w:hAnsi="Arial"/>
+                <w:color w:val="auto"/>
+                <w:sz w:val="16"/>
+                <w:szCs w:val="16"/>
+              </w:rPr>
+              <w:t>fecha_impr</w:t>
+            </w:r>
+            <w:proofErr w:type="spellEnd"/>
+            <w:r>
+              <w:rPr>
+                <w:rFonts w:ascii="Arial" w:hAnsi="Arial"/>
+                <w:color w:val="auto"/>
+                <w:sz w:val="16"/>
+                <w:szCs w:val="16"/>
+              </w:rPr>
+              <w:t>»</w:t>
+            </w:r>
+            <w:r>
+              <w:rPr>
+                <w:rFonts w:ascii="Arial" w:hAnsi="Arial"/>
+                <w:color w:val="auto"/>
                 <w:sz w:val="16"/>
                 <w:szCs w:val="16"/>
               </w:rPr>
@@ -1027,18 +1087,19 @@
       </w:tr>
       <w:tr>
         <w:trPr>
-          <w:trHeight w:val="375"/>
+          <w:trHeight w:val="266"/>
         </w:trPr>
         <w:tc>
           <w:tcPr>
-            <w:tcW w:w="1854" w:type="dxa"/>
-          </w:tcPr>
-          <w:p>
-            <w:pPr>
-              <w:rPr>
-                <w:rFonts w:ascii="Arial" w:hAnsi="Arial"/>
-                <w:b/>
-                <w:color w:val="000000" w:themeColor="text1"/>
+            <w:tcW w:w="1849" w:type="dxa"/>
+          </w:tcPr>
+          <w:p>
+            <w:pPr>
+              <w:rPr>
+                <w:rFonts w:ascii="Arial" w:hAnsi="Arial"/>
+                <w:b/>
+                <w:bCs/>
+                <w:color w:val="auto"/>
                 <w:sz w:val="16"/>
                 <w:szCs w:val="16"/>
                 <w:lang w:val="es-PE"/>
@@ -1048,7 +1109,8 @@
               <w:rPr>
                 <w:rFonts w:ascii="Arial" w:hAnsi="Arial"/>
                 <w:b/>
-                <w:color w:val="000000" w:themeColor="text1"/>
+                <w:bCs/>
+                <w:color w:val="auto"/>
                 <w:sz w:val="16"/>
                 <w:szCs w:val="16"/>
                 <w:lang w:val="es-PE"/>
@@ -1059,23 +1121,21 @@
         </w:tc>
         <w:tc>
           <w:tcPr>
-            <w:tcW w:w="3955" w:type="dxa"/>
-          </w:tcPr>
-          <w:p>
-            <w:pPr>
-              <w:rPr>
-                <w:rFonts w:ascii="Arial" w:hAnsi="Arial"/>
-                <w:bCs/>
-                <w:color w:val="000000" w:themeColor="text1"/>
-                <w:sz w:val="16"/>
-                <w:szCs w:val="16"/>
-              </w:rPr>
-            </w:pPr>
-            <w:r>
-              <w:rPr>
-                <w:rFonts w:ascii="Arial" w:hAnsi="Arial"/>
-                <w:bCs/>
-                <w:color w:val="000000" w:themeColor="text1"/>
+            <w:tcW w:w="3945" w:type="dxa"/>
+          </w:tcPr>
+          <w:p>
+            <w:pPr>
+              <w:rPr>
+                <w:rFonts w:ascii="Arial" w:hAnsi="Arial"/>
+                <w:color w:val="auto"/>
+                <w:sz w:val="16"/>
+                <w:szCs w:val="16"/>
+              </w:rPr>
+            </w:pPr>
+            <w:r>
+              <w:rPr>
+                <w:rFonts w:ascii="Arial" w:hAnsi="Arial"/>
+                <w:color w:val="auto"/>
                 <w:sz w:val="16"/>
                 <w:szCs w:val="16"/>
               </w:rPr>
@@ -1084,8 +1144,7 @@
             <w:r>
               <w:rPr>
                 <w:rFonts w:ascii="Arial" w:hAnsi="Arial"/>
-                <w:bCs/>
-                <w:color w:val="000000" w:themeColor="text1"/>
+                <w:color w:val="auto"/>
                 <w:sz w:val="16"/>
                 <w:szCs w:val="16"/>
               </w:rPr>
@@ -1094,8 +1153,7 @@
             <w:r>
               <w:rPr>
                 <w:rFonts w:ascii="Arial" w:hAnsi="Arial"/>
-                <w:bCs/>
-                <w:color w:val="000000" w:themeColor="text1"/>
+                <w:color w:val="auto"/>
                 <w:sz w:val="16"/>
                 <w:szCs w:val="16"/>
               </w:rPr>
@@ -1104,19 +1162,36 @@
             <w:r>
               <w:rPr>
                 <w:rFonts w:ascii="Arial" w:hAnsi="Arial"/>
-                <w:bCs/>
-                <w:noProof/>
-                <w:color w:val="000000" w:themeColor="text1"/>
-                <w:sz w:val="16"/>
-                <w:szCs w:val="16"/>
-              </w:rPr>
-              <w:t>«ruc_empresa»</w:t>
-            </w:r>
-            <w:r>
-              <w:rPr>
-                <w:rFonts w:ascii="Arial" w:hAnsi="Arial"/>
-                <w:bCs/>
-                <w:color w:val="000000" w:themeColor="text1"/>
+                <w:color w:val="auto"/>
+                <w:sz w:val="16"/>
+                <w:szCs w:val="16"/>
+              </w:rPr>
+              <w:t>«</w:t>
+            </w:r>
+            <w:proofErr w:type="spellStart"/>
+            <w:r>
+              <w:rPr>
+                <w:rFonts w:ascii="Arial" w:hAnsi="Arial"/>
+                <w:color w:val="auto"/>
+                <w:sz w:val="16"/>
+                <w:szCs w:val="16"/>
+              </w:rPr>
+              <w:t>ruc_empresa</w:t>
+            </w:r>
+            <w:proofErr w:type="spellEnd"/>
+            <w:r>
+              <w:rPr>
+                <w:rFonts w:ascii="Arial" w:hAnsi="Arial"/>
+                <w:color w:val="auto"/>
+                <w:sz w:val="16"/>
+                <w:szCs w:val="16"/>
+              </w:rPr>
+              <w:t>»</w:t>
+            </w:r>
+            <w:r>
+              <w:rPr>
+                <w:rFonts w:ascii="Arial" w:hAnsi="Arial"/>
+                <w:color w:val="auto"/>
                 <w:sz w:val="16"/>
                 <w:szCs w:val="16"/>
               </w:rPr>
@@ -1126,14 +1201,15 @@
         </w:tc>
         <w:tc>
           <w:tcPr>
-            <w:tcW w:w="2903" w:type="dxa"/>
-          </w:tcPr>
-          <w:p>
-            <w:pPr>
-              <w:rPr>
-                <w:rFonts w:ascii="Arial" w:hAnsi="Arial"/>
-                <w:b/>
-                <w:color w:val="000000" w:themeColor="text1"/>
+            <w:tcW w:w="2896" w:type="dxa"/>
+          </w:tcPr>
+          <w:p>
+            <w:pPr>
+              <w:rPr>
+                <w:rFonts w:ascii="Arial" w:hAnsi="Arial"/>
+                <w:b/>
+                <w:bCs/>
+                <w:color w:val="auto"/>
                 <w:sz w:val="16"/>
                 <w:szCs w:val="16"/>
                 <w:lang w:val="es-PE"/>
@@ -1143,7 +1219,8 @@
               <w:rPr>
                 <w:rFonts w:ascii="Arial" w:hAnsi="Arial"/>
                 <w:b/>
-                <w:color w:val="000000" w:themeColor="text1"/>
+                <w:bCs/>
+                <w:color w:val="auto"/>
                 <w:sz w:val="16"/>
                 <w:szCs w:val="16"/>
                 <w:lang w:val="es-PE"/>
@@ -1154,23 +1231,21 @@
         </w:tc>
         <w:tc>
           <w:tcPr>
-            <w:tcW w:w="2904" w:type="dxa"/>
-          </w:tcPr>
-          <w:p>
-            <w:pPr>
-              <w:rPr>
-                <w:rFonts w:ascii="Arial" w:hAnsi="Arial"/>
-                <w:bCs/>
-                <w:color w:val="000000" w:themeColor="text1"/>
-                <w:sz w:val="16"/>
-                <w:szCs w:val="16"/>
-              </w:rPr>
-            </w:pPr>
-            <w:r>
-              <w:rPr>
-                <w:rFonts w:ascii="Arial" w:hAnsi="Arial"/>
-                <w:bCs/>
-                <w:color w:val="000000" w:themeColor="text1"/>
+            <w:tcW w:w="2898" w:type="dxa"/>
+          </w:tcPr>
+          <w:p>
+            <w:pPr>
+              <w:rPr>
+                <w:rFonts w:ascii="Arial" w:hAnsi="Arial"/>
+                <w:color w:val="auto"/>
+                <w:sz w:val="16"/>
+                <w:szCs w:val="16"/>
+              </w:rPr>
+            </w:pPr>
+            <w:r>
+              <w:rPr>
+                <w:rFonts w:ascii="Arial" w:hAnsi="Arial"/>
+                <w:color w:val="auto"/>
                 <w:sz w:val="16"/>
                 <w:szCs w:val="16"/>
               </w:rPr>
@@ -1179,8 +1254,7 @@
             <w:r>
               <w:rPr>
                 <w:rFonts w:ascii="Arial" w:hAnsi="Arial"/>
-                <w:bCs/>
-                <w:color w:val="000000" w:themeColor="text1"/>
+                <w:color w:val="auto"/>
                 <w:sz w:val="16"/>
                 <w:szCs w:val="16"/>
               </w:rPr>
@@ -1189,8 +1263,7 @@
             <w:r>
               <w:rPr>
                 <w:rFonts w:ascii="Arial" w:hAnsi="Arial"/>
-                <w:bCs/>
-                <w:color w:val="000000" w:themeColor="text1"/>
+                <w:color w:val="auto"/>
                 <w:sz w:val="16"/>
                 <w:szCs w:val="16"/>
               </w:rPr>
@@ -1199,8 +1272,7 @@
             <w:r>
               <w:rPr>
                 <w:rFonts w:ascii="Arial" w:hAnsi="Arial"/>
-                <w:bCs/>
-                <w:color w:val="000000" w:themeColor="text1"/>
+                <w:color w:val="auto"/>
                 <w:sz w:val="16"/>
                 <w:szCs w:val="16"/>
               </w:rPr>
@@ -1209,8 +1281,7 @@
             <w:r>
               <w:rPr>
                 <w:rFonts w:ascii="Arial" w:hAnsi="Arial"/>
-                <w:bCs/>
-                <w:color w:val="000000" w:themeColor="text1"/>
+                <w:color w:val="auto"/>
                 <w:sz w:val="16"/>
                 <w:szCs w:val="16"/>
               </w:rPr>
@@ -1219,19 +1290,36 @@
             <w:r>
               <w:rPr>
                 <w:rFonts w:ascii="Arial" w:hAnsi="Arial"/>
-                <w:bCs/>
-                <w:noProof/>
-                <w:color w:val="000000" w:themeColor="text1"/>
-                <w:sz w:val="16"/>
-                <w:szCs w:val="16"/>
-              </w:rPr>
-              <w:t>«hora_impr»</w:t>
-            </w:r>
-            <w:r>
-              <w:rPr>
-                <w:rFonts w:ascii="Arial" w:hAnsi="Arial"/>
-                <w:bCs/>
-                <w:color w:val="000000" w:themeColor="text1"/>
+                <w:color w:val="auto"/>
+                <w:sz w:val="16"/>
+                <w:szCs w:val="16"/>
+              </w:rPr>
+              <w:t>«</w:t>
+            </w:r>
+            <w:proofErr w:type="spellStart"/>
+            <w:r>
+              <w:rPr>
+                <w:rFonts w:ascii="Arial" w:hAnsi="Arial"/>
+                <w:color w:val="auto"/>
+                <w:sz w:val="16"/>
+                <w:szCs w:val="16"/>
+              </w:rPr>
+              <w:t>hora_impr</w:t>
+            </w:r>
+            <w:proofErr w:type="spellEnd"/>
+            <w:r>
+              <w:rPr>
+                <w:rFonts w:ascii="Arial" w:hAnsi="Arial"/>
+                <w:color w:val="auto"/>
+                <w:sz w:val="16"/>
+                <w:szCs w:val="16"/>
+              </w:rPr>
+              <w:t>»</w:t>
+            </w:r>
+            <w:r>
+              <w:rPr>
+                <w:rFonts w:ascii="Arial" w:hAnsi="Arial"/>
+                <w:color w:val="auto"/>
                 <w:sz w:val="16"/>
                 <w:szCs w:val="16"/>
               </w:rPr>
@@ -1240,8 +1328,7 @@
             <w:r>
               <w:rPr>
                 <w:rFonts w:ascii="Arial" w:hAnsi="Arial"/>
-                <w:bCs/>
-                <w:color w:val="000000" w:themeColor="text1"/>
+                <w:color w:val="auto"/>
                 <w:sz w:val="16"/>
                 <w:szCs w:val="16"/>
               </w:rPr>
@@ -1252,18 +1339,19 @@
       </w:tr>
       <w:tr>
         <w:trPr>
-          <w:trHeight w:val="375"/>
+          <w:trHeight w:val="269"/>
         </w:trPr>
         <w:tc>
           <w:tcPr>
-            <w:tcW w:w="1854" w:type="dxa"/>
-          </w:tcPr>
-          <w:p>
-            <w:pPr>
-              <w:rPr>
-                <w:rFonts w:ascii="Arial" w:hAnsi="Arial"/>
-                <w:b/>
-                <w:color w:val="000000" w:themeColor="text1"/>
+            <w:tcW w:w="1849" w:type="dxa"/>
+          </w:tcPr>
+          <w:p>
+            <w:pPr>
+              <w:rPr>
+                <w:rFonts w:ascii="Arial" w:hAnsi="Arial"/>
+                <w:b/>
+                <w:bCs/>
+                <w:color w:val="auto"/>
                 <w:sz w:val="16"/>
                 <w:szCs w:val="16"/>
                 <w:lang w:val="es-PE"/>
@@ -1273,7 +1361,8 @@
               <w:rPr>
                 <w:rFonts w:ascii="Arial" w:hAnsi="Arial"/>
                 <w:b/>
-                <w:color w:val="000000" w:themeColor="text1"/>
+                <w:bCs/>
+                <w:color w:val="auto"/>
                 <w:sz w:val="16"/>
                 <w:szCs w:val="16"/>
                 <w:lang w:val="es-PE"/>
@@ -1284,23 +1373,21 @@
         </w:tc>
         <w:tc>
           <w:tcPr>
-            <w:tcW w:w="3955" w:type="dxa"/>
-          </w:tcPr>
-          <w:p>
-            <w:pPr>
-              <w:rPr>
-                <w:rFonts w:ascii="Arial" w:hAnsi="Arial"/>
-                <w:bCs/>
-                <w:color w:val="000000" w:themeColor="text1"/>
-                <w:sz w:val="16"/>
-                <w:szCs w:val="16"/>
-              </w:rPr>
-            </w:pPr>
-            <w:r>
-              <w:rPr>
-                <w:rFonts w:ascii="Arial" w:hAnsi="Arial"/>
-                <w:bCs/>
-                <w:color w:val="000000" w:themeColor="text1"/>
+            <w:tcW w:w="3945" w:type="dxa"/>
+          </w:tcPr>
+          <w:p>
+            <w:pPr>
+              <w:rPr>
+                <w:rFonts w:ascii="Arial" w:hAnsi="Arial"/>
+                <w:color w:val="auto"/>
+                <w:sz w:val="16"/>
+                <w:szCs w:val="16"/>
+              </w:rPr>
+            </w:pPr>
+            <w:r>
+              <w:rPr>
+                <w:rFonts w:ascii="Arial" w:hAnsi="Arial"/>
+                <w:color w:val="auto"/>
                 <w:sz w:val="16"/>
                 <w:szCs w:val="16"/>
               </w:rPr>
@@ -1309,39 +1396,16 @@
             <w:r>
               <w:rPr>
                 <w:rFonts w:ascii="Arial" w:hAnsi="Arial"/>
-                <w:bCs/>
-                <w:color w:val="000000" w:themeColor="text1"/>
-                <w:sz w:val="16"/>
-                <w:szCs w:val="16"/>
-              </w:rPr>
-              <w:instrText xml:space="preserve"> MERGEFIELD  </w:instrText>
-            </w:r>
-            <w:r>
-              <w:rPr>
-                <w:rFonts w:ascii="Arial" w:hAnsi="Arial"/>
-                <w:bCs/>
-                <w:noProof/>
-                <w:color w:val="000000" w:themeColor="text1"/>
-                <w:sz w:val="16"/>
-                <w:szCs w:val="16"/>
-              </w:rPr>
-              <w:instrText>telefono_empresa</w:instrText>
-            </w:r>
-            <w:r>
-              <w:rPr>
-                <w:rFonts w:ascii="Arial" w:hAnsi="Arial"/>
-                <w:bCs/>
-                <w:color w:val="000000" w:themeColor="text1"/>
-                <w:sz w:val="16"/>
-                <w:szCs w:val="16"/>
-              </w:rPr>
-              <w:instrText xml:space="preserve">  \* MERGEFORMAT </w:instrText>
-            </w:r>
-            <w:r>
-              <w:rPr>
-                <w:rFonts w:ascii="Arial" w:hAnsi="Arial"/>
-                <w:bCs/>
-                <w:color w:val="000000" w:themeColor="text1"/>
+                <w:color w:val="auto"/>
+                <w:sz w:val="16"/>
+                <w:szCs w:val="16"/>
+              </w:rPr>
+              <w:instrText xml:space="preserve"> MERGEFIELD  telefono_empresa  \* MERGEFORMAT </w:instrText>
+            </w:r>
+            <w:r>
+              <w:rPr>
+                <w:rFonts w:ascii="Arial" w:hAnsi="Arial"/>
+                <w:color w:val="auto"/>
                 <w:sz w:val="16"/>
                 <w:szCs w:val="16"/>
               </w:rPr>
@@ -1350,19 +1414,36 @@
             <w:r>
               <w:rPr>
                 <w:rFonts w:ascii="Arial" w:hAnsi="Arial"/>
-                <w:bCs/>
-                <w:noProof/>
-                <w:color w:val="000000" w:themeColor="text1"/>
-                <w:sz w:val="16"/>
-                <w:szCs w:val="16"/>
-              </w:rPr>
-              <w:t>«telefono_empresa»</w:t>
-            </w:r>
-            <w:r>
-              <w:rPr>
-                <w:rFonts w:ascii="Arial" w:hAnsi="Arial"/>
-                <w:bCs/>
-                <w:color w:val="000000" w:themeColor="text1"/>
+                <w:color w:val="auto"/>
+                <w:sz w:val="16"/>
+                <w:szCs w:val="16"/>
+              </w:rPr>
+              <w:t>«</w:t>
+            </w:r>
+            <w:proofErr w:type="spellStart"/>
+            <w:r>
+              <w:rPr>
+                <w:rFonts w:ascii="Arial" w:hAnsi="Arial"/>
+                <w:color w:val="auto"/>
+                <w:sz w:val="16"/>
+                <w:szCs w:val="16"/>
+              </w:rPr>
+              <w:t>telefono_empresa</w:t>
+            </w:r>
+            <w:proofErr w:type="spellEnd"/>
+            <w:r>
+              <w:rPr>
+                <w:rFonts w:ascii="Arial" w:hAnsi="Arial"/>
+                <w:color w:val="auto"/>
+                <w:sz w:val="16"/>
+                <w:szCs w:val="16"/>
+              </w:rPr>
+              <w:t>»</w:t>
+            </w:r>
+            <w:r>
+              <w:rPr>
+                <w:rFonts w:ascii="Arial" w:hAnsi="Arial"/>
+                <w:color w:val="auto"/>
                 <w:sz w:val="16"/>
                 <w:szCs w:val="16"/>
               </w:rPr>
@@ -1372,14 +1453,13 @@
         </w:tc>
         <w:tc>
           <w:tcPr>
-            <w:tcW w:w="2903" w:type="dxa"/>
-          </w:tcPr>
-          <w:p>
-            <w:pPr>
-              <w:rPr>
-                <w:rFonts w:ascii="Arial" w:hAnsi="Arial"/>
-                <w:b/>
-                <w:color w:val="000000" w:themeColor="text1"/>
+            <w:tcW w:w="2896" w:type="dxa"/>
+          </w:tcPr>
+          <w:p>
+            <w:pPr>
+              <w:rPr>
+                <w:rFonts w:ascii="Arial" w:hAnsi="Arial"/>
+                <w:color w:val="auto"/>
                 <w:sz w:val="16"/>
                 <w:szCs w:val="16"/>
                 <w:lang w:val="es-PE"/>
@@ -1389,14 +1469,13 @@
         </w:tc>
         <w:tc>
           <w:tcPr>
-            <w:tcW w:w="2904" w:type="dxa"/>
-          </w:tcPr>
-          <w:p>
-            <w:pPr>
-              <w:rPr>
-                <w:rFonts w:ascii="Arial" w:hAnsi="Arial"/>
-                <w:bCs/>
-                <w:color w:val="000000" w:themeColor="text1"/>
+            <w:tcW w:w="2898" w:type="dxa"/>
+          </w:tcPr>
+          <w:p>
+            <w:pPr>
+              <w:rPr>
+                <w:rFonts w:ascii="Arial" w:hAnsi="Arial"/>
+                <w:color w:val="auto"/>
                 <w:sz w:val="16"/>
                 <w:szCs w:val="16"/>
               </w:rPr>
@@ -1410,698 +1489,413 @@
         </w:trPr>
         <w:tc>
           <w:tcPr>
-            <w:tcW w:w="5809" w:type="dxa"/>
+            <w:tcW w:w="5794" w:type="dxa"/>
             <w:gridSpan w:val="2"/>
-          </w:tcPr>
-          <w:p>
-            <w:pPr>
-              <w:rPr>
-                <w:rFonts w:ascii="Arial" w:hAnsi="Arial"/>
-                <w:bCs/>
-                <w:color w:val="000000" w:themeColor="text1"/>
-                <w:sz w:val="16"/>
-                <w:szCs w:val="16"/>
-              </w:rPr>
-            </w:pPr>
-            <w:r>
-              <w:rPr>
-                <w:rFonts w:ascii="Arial" w:hAnsi="Arial"/>
-                <w:b/>
-                <w:bCs/>
-                <w:color w:val="000000" w:themeColor="text1"/>
+            <w:tcBorders>
+              <w:bottom w:val="single" w:sz="6" w:space="0" w:color="auto"/>
+            </w:tcBorders>
+          </w:tcPr>
+          <w:p>
+            <w:pPr>
+              <w:rPr>
+                <w:rFonts w:ascii="Arial" w:hAnsi="Arial"/>
+                <w:b/>
+                <w:bCs/>
+                <w:color w:val="auto"/>
                 <w:sz w:val="16"/>
                 <w:szCs w:val="16"/>
                 <w:u w:val="single"/>
                 <w:lang w:val="es-PE"/>
               </w:rPr>
-              <w:t>Información</w:t>
-            </w:r>
-            <w:r>
-              <w:rPr>
-                <w:rFonts w:ascii="Arial" w:hAnsi="Arial"/>
-                <w:b/>
-                <w:bCs/>
-                <w:color w:val="000000" w:themeColor="text1"/>
+            </w:pPr>
+          </w:p>
+        </w:tc>
+        <w:tc>
+          <w:tcPr>
+            <w:tcW w:w="5794" w:type="dxa"/>
+            <w:gridSpan w:val="2"/>
+            <w:tcBorders>
+              <w:bottom w:val="single" w:sz="6" w:space="0" w:color="auto"/>
+            </w:tcBorders>
+          </w:tcPr>
+          <w:p>
+            <w:pPr>
+              <w:rPr>
+                <w:rFonts w:ascii="Arial" w:hAnsi="Arial"/>
+                <w:b/>
+                <w:color w:val="auto"/>
                 <w:sz w:val="16"/>
                 <w:szCs w:val="16"/>
                 <w:u w:val="single"/>
-                <w:lang w:val="es-PE"/>
-              </w:rPr>
-              <w:t xml:space="preserve"> Comercial</w:t>
-            </w:r>
-          </w:p>
-        </w:tc>
-        <w:tc>
-          <w:tcPr>
-            <w:tcW w:w="5808" w:type="dxa"/>
-            <w:gridSpan w:val="2"/>
-          </w:tcPr>
-          <w:p>
-            <w:pPr>
-              <w:rPr>
-                <w:rFonts w:ascii="Arial" w:hAnsi="Arial"/>
-                <w:b/>
-                <w:color w:val="000000" w:themeColor="text1"/>
-                <w:sz w:val="16"/>
-                <w:szCs w:val="16"/>
-                <w:u w:val="single"/>
-              </w:rPr>
-            </w:pPr>
-            <w:r>
-              <w:rPr>
-                <w:rFonts w:ascii="Arial" w:hAnsi="Arial"/>
-                <w:b/>
-                <w:color w:val="000000" w:themeColor="text1"/>
-                <w:sz w:val="16"/>
-                <w:szCs w:val="16"/>
-                <w:u w:val="single"/>
-              </w:rPr>
-              <w:t>Información</w:t>
-            </w:r>
-            <w:r>
-              <w:rPr>
-                <w:rFonts w:ascii="Arial" w:hAnsi="Arial"/>
-                <w:b/>
-                <w:color w:val="000000" w:themeColor="text1"/>
-                <w:sz w:val="16"/>
-                <w:szCs w:val="16"/>
-                <w:u w:val="single"/>
-              </w:rPr>
-              <w:t xml:space="preserve"> Transportista</w:t>
-            </w:r>
+              </w:rPr>
+            </w:pPr>
           </w:p>
         </w:tc>
       </w:tr>
       <w:tr>
         <w:trPr>
-          <w:trHeight w:val="454"/>
+          <w:trHeight w:val="201"/>
         </w:trPr>
         <w:tc>
           <w:tcPr>
-            <w:tcW w:w="1854" w:type="dxa"/>
-          </w:tcPr>
-          <w:p>
-            <w:pPr>
-              <w:rPr>
-                <w:rFonts w:ascii="Arial" w:hAnsi="Arial"/>
-                <w:bCs/>
-                <w:color w:val="000000" w:themeColor="text1"/>
-                <w:sz w:val="16"/>
-                <w:szCs w:val="16"/>
-              </w:rPr>
-            </w:pPr>
-            <w:r>
-              <w:rPr>
-                <w:rFonts w:ascii="Arial" w:hAnsi="Arial"/>
-                <w:b/>
-                <w:color w:val="000000" w:themeColor="text1"/>
-                <w:sz w:val="16"/>
-                <w:szCs w:val="16"/>
+            <w:tcW w:w="5794" w:type="dxa"/>
+            <w:gridSpan w:val="2"/>
+            <w:tcBorders>
+              <w:top w:val="single" w:sz="6" w:space="0" w:color="auto"/>
+            </w:tcBorders>
+          </w:tcPr>
+          <w:p>
+            <w:pPr>
+              <w:rPr>
+                <w:rFonts w:ascii="Arial" w:hAnsi="Arial"/>
+                <w:b/>
+                <w:bCs/>
+                <w:color w:val="auto"/>
+                <w:sz w:val="16"/>
+                <w:szCs w:val="16"/>
+                <w:u w:val="single"/>
                 <w:lang w:val="es-PE"/>
               </w:rPr>
-              <w:t>P</w:t>
-            </w:r>
-            <w:r>
-              <w:rPr>
-                <w:rFonts w:ascii="Arial" w:hAnsi="Arial"/>
-                <w:b/>
-                <w:color w:val="000000" w:themeColor="text1"/>
-                <w:sz w:val="16"/>
-                <w:szCs w:val="16"/>
-                <w:lang w:val="es-PE"/>
-              </w:rPr>
-              <w:t>roveedor</w:t>
-            </w:r>
-          </w:p>
-        </w:tc>
-        <w:tc>
-          <w:tcPr>
-            <w:tcW w:w="3955" w:type="dxa"/>
-          </w:tcPr>
-          <w:p>
-            <w:pPr>
-              <w:rPr>
-                <w:rFonts w:ascii="Arial" w:hAnsi="Arial"/>
-                <w:bCs/>
-                <w:color w:val="000000" w:themeColor="text1"/>
-                <w:sz w:val="16"/>
-                <w:szCs w:val="16"/>
-              </w:rPr>
-            </w:pPr>
-            <w:r>
-              <w:rPr>
-                <w:rFonts w:ascii="Arial" w:hAnsi="Arial"/>
-                <w:bCs/>
-                <w:noProof/>
-                <w:color w:val="000000" w:themeColor="text1"/>
-                <w:sz w:val="16"/>
-                <w:szCs w:val="16"/>
-              </w:rPr>
-              <w:fldChar w:fldCharType="begin"/>
-            </w:r>
-            <w:r>
-              <w:rPr>
-                <w:rFonts w:ascii="Arial" w:hAnsi="Arial"/>
-                <w:bCs/>
-                <w:noProof/>
-                <w:color w:val="000000" w:themeColor="text1"/>
-                <w:sz w:val="16"/>
-                <w:szCs w:val="16"/>
-              </w:rPr>
-              <w:instrText xml:space="preserve"> MERGEFIELD  razon_social  \* MERGEFORMAT </w:instrText>
-            </w:r>
-            <w:r>
-              <w:rPr>
-                <w:rFonts w:ascii="Arial" w:hAnsi="Arial"/>
-                <w:bCs/>
-                <w:noProof/>
-                <w:color w:val="000000" w:themeColor="text1"/>
-                <w:sz w:val="16"/>
-                <w:szCs w:val="16"/>
-              </w:rPr>
-              <w:fldChar w:fldCharType="separate"/>
-            </w:r>
-            <w:r>
-              <w:rPr>
-                <w:rFonts w:ascii="Arial" w:hAnsi="Arial"/>
-                <w:bCs/>
-                <w:noProof/>
-                <w:color w:val="000000" w:themeColor="text1"/>
-                <w:sz w:val="16"/>
-                <w:szCs w:val="16"/>
-              </w:rPr>
-              <w:t>«razon_social»</w:t>
-            </w:r>
-            <w:r>
-              <w:rPr>
-                <w:rFonts w:ascii="Arial" w:hAnsi="Arial"/>
-                <w:bCs/>
-                <w:noProof/>
-                <w:color w:val="000000" w:themeColor="text1"/>
-                <w:sz w:val="16"/>
-                <w:szCs w:val="16"/>
-              </w:rPr>
-              <w:fldChar w:fldCharType="end"/>
-            </w:r>
-          </w:p>
-        </w:tc>
-        <w:tc>
-          <w:tcPr>
-            <w:tcW w:w="2903" w:type="dxa"/>
-          </w:tcPr>
-          <w:p>
-            <w:pPr>
-              <w:rPr>
-                <w:rFonts w:ascii="Arial" w:hAnsi="Arial"/>
-                <w:bCs/>
-                <w:color w:val="000000" w:themeColor="text1"/>
-                <w:sz w:val="16"/>
-                <w:szCs w:val="16"/>
-              </w:rPr>
-            </w:pPr>
-            <w:r>
-              <w:rPr>
-                <w:rFonts w:ascii="Arial" w:hAnsi="Arial"/>
-                <w:b/>
-                <w:color w:val="000000" w:themeColor="text1"/>
-                <w:sz w:val="16"/>
-                <w:szCs w:val="16"/>
-                <w:lang w:val="es-PE"/>
-              </w:rPr>
-              <w:t>Nombre(s)</w:t>
-            </w:r>
-          </w:p>
-        </w:tc>
-        <w:tc>
-          <w:tcPr>
-            <w:tcW w:w="2904" w:type="dxa"/>
-          </w:tcPr>
-          <w:p>
-            <w:pPr>
-              <w:rPr>
-                <w:rFonts w:ascii="Arial" w:hAnsi="Arial"/>
-                <w:bCs/>
-                <w:color w:val="000000" w:themeColor="text1"/>
-                <w:sz w:val="16"/>
-                <w:szCs w:val="16"/>
-              </w:rPr>
-            </w:pPr>
-            <w:r>
-              <w:rPr>
-                <w:rFonts w:ascii="Arial" w:hAnsi="Arial"/>
-                <w:bCs/>
-                <w:color w:val="000000" w:themeColor="text1"/>
-                <w:sz w:val="16"/>
-                <w:szCs w:val="16"/>
-              </w:rPr>
-              <w:fldChar w:fldCharType="begin"/>
-            </w:r>
-            <w:r>
-              <w:rPr>
-                <w:rFonts w:ascii="Arial" w:hAnsi="Arial"/>
-                <w:bCs/>
-                <w:color w:val="000000" w:themeColor="text1"/>
-                <w:sz w:val="16"/>
-                <w:szCs w:val="16"/>
-              </w:rPr>
-              <w:instrText xml:space="preserve"> MERGEFIELD  nom_conductor  \* MERGEFORMAT </w:instrText>
-            </w:r>
-            <w:r>
-              <w:rPr>
-                <w:rFonts w:ascii="Arial" w:hAnsi="Arial"/>
-                <w:bCs/>
-                <w:color w:val="000000" w:themeColor="text1"/>
-                <w:sz w:val="16"/>
-                <w:szCs w:val="16"/>
-              </w:rPr>
-              <w:fldChar w:fldCharType="separate"/>
-            </w:r>
-            <w:r>
-              <w:rPr>
-                <w:rFonts w:ascii="Arial" w:hAnsi="Arial"/>
-                <w:bCs/>
-                <w:noProof/>
-                <w:color w:val="000000" w:themeColor="text1"/>
-                <w:sz w:val="16"/>
-                <w:szCs w:val="16"/>
-              </w:rPr>
-              <w:t>«nom_conductor»</w:t>
-            </w:r>
-            <w:r>
-              <w:rPr>
-                <w:rFonts w:ascii="Arial" w:hAnsi="Arial"/>
-                <w:bCs/>
-                <w:color w:val="000000" w:themeColor="text1"/>
-                <w:sz w:val="16"/>
-                <w:szCs w:val="16"/>
-              </w:rPr>
-              <w:fldChar w:fldCharType="end"/>
-            </w:r>
+            </w:pPr>
+          </w:p>
+        </w:tc>
+        <w:tc>
+          <w:tcPr>
+            <w:tcW w:w="5794" w:type="dxa"/>
+            <w:gridSpan w:val="2"/>
+            <w:tcBorders>
+              <w:top w:val="single" w:sz="6" w:space="0" w:color="auto"/>
+            </w:tcBorders>
+          </w:tcPr>
+          <w:p>
+            <w:pPr>
+              <w:rPr>
+                <w:rFonts w:ascii="Arial" w:hAnsi="Arial"/>
+                <w:b/>
+                <w:color w:val="auto"/>
+                <w:sz w:val="16"/>
+                <w:szCs w:val="16"/>
+                <w:u w:val="single"/>
+              </w:rPr>
+            </w:pPr>
           </w:p>
         </w:tc>
       </w:tr>
       <w:tr>
         <w:trPr>
-          <w:trHeight w:val="434"/>
+          <w:trHeight w:val="201"/>
         </w:trPr>
         <w:tc>
           <w:tcPr>
-            <w:tcW w:w="1854" w:type="dxa"/>
-          </w:tcPr>
-          <w:p>
-            <w:pPr>
-              <w:rPr>
-                <w:rFonts w:ascii="Arial" w:hAnsi="Arial"/>
-                <w:bCs/>
-                <w:color w:val="000000" w:themeColor="text1"/>
-                <w:sz w:val="16"/>
-                <w:szCs w:val="16"/>
-              </w:rPr>
-            </w:pPr>
-            <w:r>
-              <w:rPr>
-                <w:rFonts w:ascii="Arial" w:hAnsi="Arial"/>
-                <w:b/>
-                <w:color w:val="000000" w:themeColor="text1"/>
-                <w:sz w:val="16"/>
-                <w:szCs w:val="16"/>
+            <w:tcW w:w="5794" w:type="dxa"/>
+            <w:gridSpan w:val="2"/>
+          </w:tcPr>
+          <w:p>
+            <w:pPr>
+              <w:rPr>
+                <w:rFonts w:ascii="Arial" w:hAnsi="Arial"/>
+                <w:bCs/>
+                <w:color w:val="auto"/>
+                <w:sz w:val="16"/>
+                <w:szCs w:val="16"/>
+              </w:rPr>
+            </w:pPr>
+            <w:r>
+              <w:rPr>
+                <w:rFonts w:ascii="Arial" w:hAnsi="Arial"/>
+                <w:b/>
+                <w:bCs/>
+                <w:color w:val="auto"/>
+                <w:sz w:val="16"/>
+                <w:szCs w:val="16"/>
+                <w:u w:val="single"/>
                 <w:lang w:val="es-PE"/>
               </w:rPr>
-              <w:t>RUC</w:t>
-            </w:r>
-            <w:r>
-              <w:rPr>
-                <w:rFonts w:ascii="Arial" w:hAnsi="Arial"/>
-                <w:b/>
-                <w:color w:val="000000" w:themeColor="text1"/>
-                <w:sz w:val="16"/>
-                <w:szCs w:val="16"/>
+              <w:t>Información</w:t>
+            </w:r>
+            <w:r>
+              <w:rPr>
+                <w:rFonts w:ascii="Arial" w:hAnsi="Arial"/>
+                <w:b/>
+                <w:bCs/>
+                <w:color w:val="auto"/>
+                <w:sz w:val="16"/>
+                <w:szCs w:val="16"/>
+                <w:u w:val="single"/>
                 <w:lang w:val="es-PE"/>
               </w:rPr>
-              <w:t xml:space="preserve"> </w:t>
-            </w:r>
-          </w:p>
-        </w:tc>
-        <w:tc>
-          <w:tcPr>
-            <w:tcW w:w="3955" w:type="dxa"/>
-          </w:tcPr>
-          <w:p>
-            <w:pPr>
-              <w:rPr>
-                <w:rFonts w:ascii="Arial" w:hAnsi="Arial"/>
-                <w:bCs/>
-                <w:color w:val="000000" w:themeColor="text1"/>
-                <w:sz w:val="16"/>
-                <w:szCs w:val="16"/>
-              </w:rPr>
-            </w:pPr>
-            <w:r>
-              <w:rPr>
-                <w:rFonts w:ascii="Arial" w:hAnsi="Arial"/>
-                <w:bCs/>
-                <w:color w:val="000000" w:themeColor="text1"/>
-                <w:sz w:val="16"/>
-                <w:szCs w:val="16"/>
-              </w:rPr>
-              <w:fldChar w:fldCharType="begin"/>
-            </w:r>
-            <w:r>
-              <w:rPr>
-                <w:rFonts w:ascii="Arial" w:hAnsi="Arial"/>
-                <w:bCs/>
-                <w:color w:val="000000" w:themeColor="text1"/>
-                <w:sz w:val="16"/>
-                <w:szCs w:val="16"/>
-              </w:rPr>
-              <w:instrText xml:space="preserve"> MERGEFIELD  nro_documento  \* MERGEFORMAT </w:instrText>
-            </w:r>
-            <w:r>
-              <w:rPr>
-                <w:rFonts w:ascii="Arial" w:hAnsi="Arial"/>
-                <w:bCs/>
-                <w:color w:val="000000" w:themeColor="text1"/>
-                <w:sz w:val="16"/>
-                <w:szCs w:val="16"/>
-              </w:rPr>
-              <w:fldChar w:fldCharType="separate"/>
-            </w:r>
-            <w:r>
-              <w:rPr>
-                <w:rFonts w:ascii="Arial" w:hAnsi="Arial"/>
-                <w:bCs/>
-                <w:noProof/>
-                <w:color w:val="000000" w:themeColor="text1"/>
-                <w:sz w:val="16"/>
-                <w:szCs w:val="16"/>
-              </w:rPr>
-              <w:t>«nro_documento»</w:t>
-            </w:r>
-            <w:r>
-              <w:rPr>
-                <w:rFonts w:ascii="Arial" w:hAnsi="Arial"/>
-                <w:bCs/>
-                <w:color w:val="000000" w:themeColor="text1"/>
-                <w:sz w:val="16"/>
-                <w:szCs w:val="16"/>
-              </w:rPr>
-              <w:fldChar w:fldCharType="end"/>
-            </w:r>
-          </w:p>
-        </w:tc>
-        <w:tc>
-          <w:tcPr>
-            <w:tcW w:w="2903" w:type="dxa"/>
-          </w:tcPr>
-          <w:p>
-            <w:pPr>
-              <w:rPr>
-                <w:rFonts w:ascii="Arial" w:hAnsi="Arial"/>
-                <w:bCs/>
-                <w:color w:val="000000" w:themeColor="text1"/>
-                <w:sz w:val="16"/>
-                <w:szCs w:val="16"/>
-              </w:rPr>
-            </w:pPr>
-            <w:r>
-              <w:rPr>
-                <w:rFonts w:ascii="Arial" w:hAnsi="Arial"/>
-                <w:b/>
-                <w:color w:val="000000" w:themeColor="text1"/>
-                <w:sz w:val="16"/>
-                <w:szCs w:val="16"/>
-                <w:lang w:val="es-PE"/>
-              </w:rPr>
-              <w:t>Empresa</w:t>
-            </w:r>
-          </w:p>
-        </w:tc>
-        <w:tc>
-          <w:tcPr>
-            <w:tcW w:w="2904" w:type="dxa"/>
-          </w:tcPr>
-          <w:p>
-            <w:pPr>
-              <w:rPr>
-                <w:rFonts w:ascii="Arial" w:hAnsi="Arial"/>
-                <w:bCs/>
-                <w:color w:val="000000" w:themeColor="text1"/>
-                <w:sz w:val="16"/>
-                <w:szCs w:val="16"/>
-              </w:rPr>
-            </w:pPr>
-            <w:r>
-              <w:rPr>
-                <w:rFonts w:ascii="Arial" w:hAnsi="Arial"/>
-                <w:bCs/>
-                <w:color w:val="000000" w:themeColor="text1"/>
-                <w:sz w:val="16"/>
-                <w:szCs w:val="16"/>
-              </w:rPr>
-              <w:fldChar w:fldCharType="begin"/>
-            </w:r>
-            <w:r>
-              <w:rPr>
-                <w:rFonts w:ascii="Arial" w:hAnsi="Arial"/>
-                <w:bCs/>
-                <w:color w:val="000000" w:themeColor="text1"/>
-                <w:sz w:val="16"/>
-                <w:szCs w:val="16"/>
-              </w:rPr>
-              <w:instrText xml:space="preserve"> MERGEFIELD  nom_transportista  \* MERGEFORMAT </w:instrText>
-            </w:r>
-            <w:r>
-              <w:rPr>
-                <w:rFonts w:ascii="Arial" w:hAnsi="Arial"/>
-                <w:bCs/>
-                <w:color w:val="000000" w:themeColor="text1"/>
-                <w:sz w:val="16"/>
-                <w:szCs w:val="16"/>
-              </w:rPr>
-              <w:fldChar w:fldCharType="separate"/>
-            </w:r>
-            <w:r>
-              <w:rPr>
-                <w:rFonts w:ascii="Arial" w:hAnsi="Arial"/>
-                <w:bCs/>
-                <w:noProof/>
-                <w:color w:val="000000" w:themeColor="text1"/>
-                <w:sz w:val="16"/>
-                <w:szCs w:val="16"/>
-              </w:rPr>
-              <w:t>«nom_transportista»</w:t>
-            </w:r>
-            <w:r>
-              <w:rPr>
-                <w:rFonts w:ascii="Arial" w:hAnsi="Arial"/>
-                <w:bCs/>
-                <w:color w:val="000000" w:themeColor="text1"/>
-                <w:sz w:val="16"/>
-                <w:szCs w:val="16"/>
-              </w:rPr>
-              <w:fldChar w:fldCharType="end"/>
+              <w:t xml:space="preserve"> Comercial</w:t>
+            </w:r>
+          </w:p>
+        </w:tc>
+        <w:tc>
+          <w:tcPr>
+            <w:tcW w:w="5794" w:type="dxa"/>
+            <w:gridSpan w:val="2"/>
+          </w:tcPr>
+          <w:p>
+            <w:pPr>
+              <w:rPr>
+                <w:rFonts w:ascii="Arial" w:hAnsi="Arial"/>
+                <w:b/>
+                <w:color w:val="auto"/>
+                <w:sz w:val="16"/>
+                <w:szCs w:val="16"/>
+                <w:u w:val="single"/>
+              </w:rPr>
+            </w:pPr>
+            <w:r>
+              <w:rPr>
+                <w:rFonts w:ascii="Arial" w:hAnsi="Arial"/>
+                <w:b/>
+                <w:color w:val="auto"/>
+                <w:sz w:val="16"/>
+                <w:szCs w:val="16"/>
+                <w:u w:val="single"/>
+              </w:rPr>
+              <w:t>Información</w:t>
+            </w:r>
+            <w:r>
+              <w:rPr>
+                <w:rFonts w:ascii="Arial" w:hAnsi="Arial"/>
+                <w:b/>
+                <w:color w:val="auto"/>
+                <w:sz w:val="16"/>
+                <w:szCs w:val="16"/>
+                <w:u w:val="single"/>
+              </w:rPr>
+              <w:t xml:space="preserve"> Transportista</w:t>
             </w:r>
           </w:p>
         </w:tc>
       </w:tr>
       <w:tr>
         <w:trPr>
-          <w:trHeight w:val="390"/>
+          <w:trHeight w:val="212"/>
         </w:trPr>
         <w:tc>
           <w:tcPr>
-            <w:tcW w:w="1854" w:type="dxa"/>
-          </w:tcPr>
-          <w:p>
-            <w:pPr>
-              <w:rPr>
-                <w:rFonts w:ascii="Arial" w:hAnsi="Arial"/>
-                <w:bCs/>
-                <w:color w:val="000000" w:themeColor="text1"/>
-                <w:sz w:val="16"/>
-                <w:szCs w:val="16"/>
-              </w:rPr>
-            </w:pPr>
+            <w:tcW w:w="1849" w:type="dxa"/>
+          </w:tcPr>
+          <w:p>
+            <w:pPr>
+              <w:rPr>
+                <w:rFonts w:ascii="Arial" w:hAnsi="Arial"/>
+                <w:b/>
+                <w:bCs/>
+                <w:color w:val="auto"/>
+                <w:sz w:val="16"/>
+                <w:szCs w:val="16"/>
+              </w:rPr>
+            </w:pPr>
+            <w:r>
+              <w:rPr>
+                <w:rFonts w:ascii="Arial" w:hAnsi="Arial"/>
+                <w:b/>
+                <w:bCs/>
+                <w:color w:val="auto"/>
+                <w:sz w:val="16"/>
+                <w:szCs w:val="16"/>
+                <w:lang w:val="es-PE"/>
+              </w:rPr>
+              <w:t>P</w:t>
+            </w:r>
+            <w:r>
+              <w:rPr>
+                <w:rFonts w:ascii="Arial" w:hAnsi="Arial"/>
+                <w:b/>
+                <w:bCs/>
+                <w:color w:val="auto"/>
+                <w:sz w:val="16"/>
+                <w:szCs w:val="16"/>
+                <w:lang w:val="es-PE"/>
+              </w:rPr>
+              <w:t>roveedor</w:t>
+            </w:r>
+          </w:p>
+        </w:tc>
+        <w:tc>
+          <w:tcPr>
+            <w:tcW w:w="3945" w:type="dxa"/>
+          </w:tcPr>
+          <w:p>
+            <w:pPr>
+              <w:rPr>
+                <w:rFonts w:ascii="Arial" w:hAnsi="Arial"/>
+                <w:color w:val="auto"/>
+                <w:sz w:val="16"/>
+                <w:szCs w:val="16"/>
+              </w:rPr>
+            </w:pPr>
+            <w:r>
+              <w:rPr>
+                <w:rFonts w:ascii="Arial" w:hAnsi="Arial"/>
+                <w:color w:val="auto"/>
+                <w:sz w:val="16"/>
+                <w:szCs w:val="16"/>
+              </w:rPr>
+              <w:fldChar w:fldCharType="begin"/>
+            </w:r>
+            <w:r>
+              <w:rPr>
+                <w:rFonts w:ascii="Arial" w:hAnsi="Arial"/>
+                <w:color w:val="auto"/>
+                <w:sz w:val="16"/>
+                <w:szCs w:val="16"/>
+              </w:rPr>
+              <w:instrText xml:space="preserve"> MERGEFIELD  razon_social  \* MERGEFORMAT </w:instrText>
+            </w:r>
+            <w:r>
+              <w:rPr>
+                <w:rFonts w:ascii="Arial" w:hAnsi="Arial"/>
+                <w:color w:val="auto"/>
+                <w:sz w:val="16"/>
+                <w:szCs w:val="16"/>
+              </w:rPr>
+              <w:fldChar w:fldCharType="separate"/>
+            </w:r>
+            <w:r>
+              <w:rPr>
+                <w:rFonts w:ascii="Arial" w:hAnsi="Arial"/>
+                <w:color w:val="auto"/>
+                <w:sz w:val="16"/>
+                <w:szCs w:val="16"/>
+              </w:rPr>
+              <w:t>«</w:t>
+            </w:r>
             <w:proofErr w:type="spellStart"/>
             <w:r>
               <w:rPr>
                 <w:rFonts w:ascii="Arial" w:hAnsi="Arial"/>
-                <w:b/>
-                <w:color w:val="000000" w:themeColor="text1"/>
+                <w:color w:val="auto"/>
+                <w:sz w:val="16"/>
+                <w:szCs w:val="16"/>
+              </w:rPr>
+              <w:t>razon_social</w:t>
+            </w:r>
+            <w:proofErr w:type="spellEnd"/>
+            <w:r>
+              <w:rPr>
+                <w:rFonts w:ascii="Arial" w:hAnsi="Arial"/>
+                <w:color w:val="auto"/>
+                <w:sz w:val="16"/>
+                <w:szCs w:val="16"/>
+              </w:rPr>
+              <w:t>»</w:t>
+            </w:r>
+            <w:r>
+              <w:rPr>
+                <w:rFonts w:ascii="Arial" w:hAnsi="Arial"/>
+                <w:color w:val="auto"/>
+                <w:sz w:val="16"/>
+                <w:szCs w:val="16"/>
+              </w:rPr>
+              <w:fldChar w:fldCharType="end"/>
+            </w:r>
+          </w:p>
+        </w:tc>
+        <w:tc>
+          <w:tcPr>
+            <w:tcW w:w="2896" w:type="dxa"/>
+          </w:tcPr>
+          <w:p>
+            <w:pPr>
+              <w:rPr>
+                <w:rFonts w:ascii="Arial" w:hAnsi="Arial"/>
+                <w:b/>
+                <w:bCs/>
+                <w:color w:val="auto"/>
+                <w:sz w:val="16"/>
+                <w:szCs w:val="16"/>
+              </w:rPr>
+            </w:pPr>
+            <w:r>
+              <w:rPr>
+                <w:rFonts w:ascii="Arial" w:hAnsi="Arial"/>
+                <w:b/>
+                <w:bCs/>
+                <w:color w:val="auto"/>
                 <w:sz w:val="16"/>
                 <w:szCs w:val="16"/>
                 <w:lang w:val="es-PE"/>
               </w:rPr>
-              <w:t>N°</w:t>
+              <w:t>Nombre(s)</w:t>
+            </w:r>
+          </w:p>
+        </w:tc>
+        <w:tc>
+          <w:tcPr>
+            <w:tcW w:w="2898" w:type="dxa"/>
+          </w:tcPr>
+          <w:p>
+            <w:pPr>
+              <w:rPr>
+                <w:rFonts w:ascii="Arial" w:hAnsi="Arial"/>
+                <w:color w:val="auto"/>
+                <w:sz w:val="16"/>
+                <w:szCs w:val="16"/>
+              </w:rPr>
+            </w:pPr>
+            <w:r>
+              <w:rPr>
+                <w:rFonts w:ascii="Arial" w:hAnsi="Arial"/>
+                <w:color w:val="auto"/>
+                <w:sz w:val="16"/>
+                <w:szCs w:val="16"/>
+              </w:rPr>
+              <w:fldChar w:fldCharType="begin"/>
+            </w:r>
+            <w:r>
+              <w:rPr>
+                <w:rFonts w:ascii="Arial" w:hAnsi="Arial"/>
+                <w:color w:val="auto"/>
+                <w:sz w:val="16"/>
+                <w:szCs w:val="16"/>
+              </w:rPr>
+              <w:instrText xml:space="preserve"> MERGEFIELD  nom_conductor  \* MERGEFORMAT </w:instrText>
+            </w:r>
+            <w:r>
+              <w:rPr>
+                <w:rFonts w:ascii="Arial" w:hAnsi="Arial"/>
+                <w:color w:val="auto"/>
+                <w:sz w:val="16"/>
+                <w:szCs w:val="16"/>
+              </w:rPr>
+              <w:fldChar w:fldCharType="separate"/>
+            </w:r>
+            <w:r>
+              <w:rPr>
+                <w:rFonts w:ascii="Arial" w:hAnsi="Arial"/>
+                <w:color w:val="auto"/>
+                <w:sz w:val="16"/>
+                <w:szCs w:val="16"/>
+              </w:rPr>
+              <w:t>«</w:t>
+            </w:r>
+            <w:proofErr w:type="spellStart"/>
+            <w:r>
+              <w:rPr>
+                <w:rFonts w:ascii="Arial" w:hAnsi="Arial"/>
+                <w:color w:val="auto"/>
+                <w:sz w:val="16"/>
+                <w:szCs w:val="16"/>
+              </w:rPr>
+              <w:t>nom_conductor</w:t>
             </w:r>
             <w:proofErr w:type="spellEnd"/>
             <w:r>
               <w:rPr>
                 <w:rFonts w:ascii="Arial" w:hAnsi="Arial"/>
-                <w:b/>
-                <w:color w:val="000000" w:themeColor="text1"/>
-                <w:sz w:val="16"/>
-                <w:szCs w:val="16"/>
-                <w:lang w:val="es-PE"/>
-              </w:rPr>
-              <w:t xml:space="preserve"> Doc / Guia R.</w:t>
-            </w:r>
-          </w:p>
-        </w:tc>
-        <w:tc>
-          <w:tcPr>
-            <w:tcW w:w="3955" w:type="dxa"/>
-          </w:tcPr>
-          <w:p>
-            <w:pPr>
-              <w:rPr>
-                <w:rFonts w:ascii="Arial" w:hAnsi="Arial"/>
-                <w:bCs/>
-                <w:color w:val="000000" w:themeColor="text1"/>
-                <w:sz w:val="16"/>
-                <w:szCs w:val="16"/>
-              </w:rPr>
-            </w:pPr>
-            <w:r>
-              <w:rPr>
-                <w:rFonts w:ascii="Arial" w:hAnsi="Arial"/>
-                <w:bCs/>
-                <w:color w:val="000000" w:themeColor="text1"/>
-                <w:sz w:val="16"/>
-                <w:szCs w:val="16"/>
-              </w:rPr>
-              <w:fldChar w:fldCharType="begin"/>
-            </w:r>
-            <w:r>
-              <w:rPr>
-                <w:rFonts w:ascii="Arial" w:hAnsi="Arial"/>
-                <w:bCs/>
-                <w:color w:val="000000" w:themeColor="text1"/>
-                <w:sz w:val="16"/>
-                <w:szCs w:val="16"/>
-              </w:rPr>
-              <w:instrText xml:space="preserve"> MERGEFIELD  guia_re  \* MERGEFORMAT </w:instrText>
-            </w:r>
-            <w:r>
-              <w:rPr>
-                <w:rFonts w:ascii="Arial" w:hAnsi="Arial"/>
-                <w:bCs/>
-                <w:color w:val="000000" w:themeColor="text1"/>
-                <w:sz w:val="16"/>
-                <w:szCs w:val="16"/>
-              </w:rPr>
-              <w:fldChar w:fldCharType="separate"/>
-            </w:r>
-            <w:r>
-              <w:rPr>
-                <w:rFonts w:ascii="Arial" w:hAnsi="Arial"/>
-                <w:bCs/>
-                <w:noProof/>
-                <w:color w:val="000000" w:themeColor="text1"/>
-                <w:sz w:val="16"/>
-                <w:szCs w:val="16"/>
-              </w:rPr>
-              <w:t>«guia_re»</w:t>
-            </w:r>
-            <w:r>
-              <w:rPr>
-                <w:rFonts w:ascii="Arial" w:hAnsi="Arial"/>
-                <w:bCs/>
-                <w:color w:val="000000" w:themeColor="text1"/>
-                <w:sz w:val="16"/>
-                <w:szCs w:val="16"/>
-              </w:rPr>
-              <w:fldChar w:fldCharType="end"/>
-            </w:r>
-          </w:p>
-        </w:tc>
-        <w:tc>
-          <w:tcPr>
-            <w:tcW w:w="2903" w:type="dxa"/>
-          </w:tcPr>
-          <w:p>
-            <w:pPr>
-              <w:rPr>
-                <w:rFonts w:ascii="Arial" w:hAnsi="Arial"/>
-                <w:bCs/>
-                <w:color w:val="000000" w:themeColor="text1"/>
-                <w:sz w:val="16"/>
-                <w:szCs w:val="16"/>
-              </w:rPr>
-            </w:pPr>
-            <w:r>
-              <w:rPr>
-                <w:rFonts w:ascii="Arial" w:hAnsi="Arial"/>
-                <w:b/>
-                <w:color w:val="000000" w:themeColor="text1"/>
-                <w:sz w:val="16"/>
-                <w:szCs w:val="16"/>
-                <w:lang w:val="es-PE"/>
-              </w:rPr>
-              <w:t>Ruc</w:t>
-            </w:r>
-          </w:p>
-        </w:tc>
-        <w:tc>
-          <w:tcPr>
-            <w:tcW w:w="2904" w:type="dxa"/>
-          </w:tcPr>
-          <w:p>
-            <w:pPr>
-              <w:rPr>
-                <w:rFonts w:ascii="Arial" w:hAnsi="Arial"/>
-                <w:bCs/>
-                <w:color w:val="000000" w:themeColor="text1"/>
-                <w:sz w:val="16"/>
-                <w:szCs w:val="16"/>
-              </w:rPr>
-            </w:pPr>
-            <w:r>
-              <w:rPr>
-                <w:rFonts w:ascii="Arial" w:hAnsi="Arial"/>
-                <w:bCs/>
-                <w:color w:val="000000" w:themeColor="text1"/>
-                <w:sz w:val="16"/>
-                <w:szCs w:val="16"/>
-              </w:rPr>
-              <w:fldChar w:fldCharType="begin"/>
-            </w:r>
-            <w:r>
-              <w:rPr>
-                <w:rFonts w:ascii="Arial" w:hAnsi="Arial"/>
-                <w:bCs/>
-                <w:color w:val="000000" w:themeColor="text1"/>
-                <w:sz w:val="16"/>
-                <w:szCs w:val="16"/>
-              </w:rPr>
-              <w:instrText xml:space="preserve"> MERGEFIELD  ruc_trans  \* MERGEFORMAT </w:instrText>
-            </w:r>
-            <w:r>
-              <w:rPr>
-                <w:rFonts w:ascii="Arial" w:hAnsi="Arial"/>
-                <w:bCs/>
-                <w:color w:val="000000" w:themeColor="text1"/>
-                <w:sz w:val="16"/>
-                <w:szCs w:val="16"/>
-              </w:rPr>
-              <w:fldChar w:fldCharType="separate"/>
-            </w:r>
-            <w:r>
-              <w:rPr>
-                <w:rFonts w:ascii="Arial" w:hAnsi="Arial"/>
-                <w:bCs/>
-                <w:noProof/>
-                <w:color w:val="000000" w:themeColor="text1"/>
-                <w:sz w:val="16"/>
-                <w:szCs w:val="16"/>
-              </w:rPr>
-              <w:t>«ruc_trans»</w:t>
-            </w:r>
-            <w:r>
-              <w:rPr>
-                <w:rFonts w:ascii="Arial" w:hAnsi="Arial"/>
-                <w:bCs/>
-                <w:color w:val="000000" w:themeColor="text1"/>
+                <w:color w:val="auto"/>
+                <w:sz w:val="16"/>
+                <w:szCs w:val="16"/>
+              </w:rPr>
+              <w:t>»</w:t>
+            </w:r>
+            <w:r>
+              <w:rPr>
+                <w:rFonts w:ascii="Arial" w:hAnsi="Arial"/>
+                <w:color w:val="auto"/>
                 <w:sz w:val="16"/>
                 <w:szCs w:val="16"/>
               </w:rPr>
@@ -2112,88 +1906,558 @@
       </w:tr>
       <w:tr>
         <w:trPr>
-          <w:trHeight w:val="280"/>
+          <w:trHeight w:val="243"/>
         </w:trPr>
         <w:tc>
           <w:tcPr>
-            <w:tcW w:w="1854" w:type="dxa"/>
-          </w:tcPr>
-          <w:p>
-            <w:pPr>
-              <w:rPr>
-                <w:rFonts w:ascii="Arial" w:hAnsi="Arial"/>
-                <w:b/>
-                <w:color w:val="000000" w:themeColor="text1"/>
+            <w:tcW w:w="1849" w:type="dxa"/>
+          </w:tcPr>
+          <w:p>
+            <w:pPr>
+              <w:rPr>
+                <w:rFonts w:ascii="Arial" w:hAnsi="Arial"/>
+                <w:b/>
+                <w:bCs/>
+                <w:color w:val="auto"/>
+                <w:sz w:val="16"/>
+                <w:szCs w:val="16"/>
+              </w:rPr>
+            </w:pPr>
+            <w:r>
+              <w:rPr>
+                <w:rFonts w:ascii="Arial" w:hAnsi="Arial"/>
+                <w:b/>
+                <w:bCs/>
+                <w:color w:val="auto"/>
                 <w:sz w:val="16"/>
                 <w:szCs w:val="16"/>
                 <w:lang w:val="es-PE"/>
               </w:rPr>
-            </w:pPr>
-          </w:p>
-        </w:tc>
-        <w:tc>
-          <w:tcPr>
-            <w:tcW w:w="3955" w:type="dxa"/>
-          </w:tcPr>
-          <w:p>
-            <w:pPr>
-              <w:rPr>
-                <w:rFonts w:ascii="Arial" w:hAnsi="Arial"/>
-                <w:bCs/>
-                <w:color w:val="000000" w:themeColor="text1"/>
-                <w:sz w:val="16"/>
-                <w:szCs w:val="16"/>
-              </w:rPr>
-            </w:pPr>
-          </w:p>
-        </w:tc>
-        <w:tc>
-          <w:tcPr>
-            <w:tcW w:w="2903" w:type="dxa"/>
-          </w:tcPr>
-          <w:p>
-            <w:pPr>
-              <w:rPr>
-                <w:rFonts w:ascii="Arial" w:hAnsi="Arial"/>
-                <w:b/>
-                <w:color w:val="000000" w:themeColor="text1"/>
+              <w:t>RUC</w:t>
+            </w:r>
+            <w:r>
+              <w:rPr>
+                <w:rFonts w:ascii="Arial" w:hAnsi="Arial"/>
+                <w:b/>
+                <w:bCs/>
+                <w:color w:val="auto"/>
                 <w:sz w:val="16"/>
                 <w:szCs w:val="16"/>
                 <w:lang w:val="es-PE"/>
               </w:rPr>
-            </w:pPr>
-            <w:r>
-              <w:rPr>
-                <w:rFonts w:ascii="Arial" w:hAnsi="Arial"/>
-                <w:b/>
-                <w:color w:val="000000" w:themeColor="text1"/>
+              <w:t xml:space="preserve"> </w:t>
+            </w:r>
+          </w:p>
+        </w:tc>
+        <w:tc>
+          <w:tcPr>
+            <w:tcW w:w="3945" w:type="dxa"/>
+          </w:tcPr>
+          <w:p>
+            <w:pPr>
+              <w:rPr>
+                <w:rFonts w:ascii="Arial" w:hAnsi="Arial"/>
+                <w:color w:val="auto"/>
+                <w:sz w:val="16"/>
+                <w:szCs w:val="16"/>
+              </w:rPr>
+            </w:pPr>
+            <w:r>
+              <w:rPr>
+                <w:rFonts w:ascii="Arial" w:hAnsi="Arial"/>
+                <w:color w:val="auto"/>
+                <w:sz w:val="16"/>
+                <w:szCs w:val="16"/>
+              </w:rPr>
+              <w:fldChar w:fldCharType="begin"/>
+            </w:r>
+            <w:r>
+              <w:rPr>
+                <w:rFonts w:ascii="Arial" w:hAnsi="Arial"/>
+                <w:color w:val="auto"/>
+                <w:sz w:val="16"/>
+                <w:szCs w:val="16"/>
+              </w:rPr>
+              <w:instrText xml:space="preserve"> MERGEFIELD  nro_documento  \* MERGEFORMAT </w:instrText>
+            </w:r>
+            <w:r>
+              <w:rPr>
+                <w:rFonts w:ascii="Arial" w:hAnsi="Arial"/>
+                <w:color w:val="auto"/>
+                <w:sz w:val="16"/>
+                <w:szCs w:val="16"/>
+              </w:rPr>
+              <w:fldChar w:fldCharType="separate"/>
+            </w:r>
+            <w:r>
+              <w:rPr>
+                <w:rFonts w:ascii="Arial" w:hAnsi="Arial"/>
+                <w:color w:val="auto"/>
+                <w:sz w:val="16"/>
+                <w:szCs w:val="16"/>
+              </w:rPr>
+              <w:t>«</w:t>
+            </w:r>
+            <w:proofErr w:type="spellStart"/>
+            <w:r>
+              <w:rPr>
+                <w:rFonts w:ascii="Arial" w:hAnsi="Arial"/>
+                <w:color w:val="auto"/>
+                <w:sz w:val="16"/>
+                <w:szCs w:val="16"/>
+              </w:rPr>
+              <w:t>nro_documento</w:t>
+            </w:r>
+            <w:proofErr w:type="spellEnd"/>
+            <w:r>
+              <w:rPr>
+                <w:rFonts w:ascii="Arial" w:hAnsi="Arial"/>
+                <w:color w:val="auto"/>
+                <w:sz w:val="16"/>
+                <w:szCs w:val="16"/>
+              </w:rPr>
+              <w:t>»</w:t>
+            </w:r>
+            <w:r>
+              <w:rPr>
+                <w:rFonts w:ascii="Arial" w:hAnsi="Arial"/>
+                <w:color w:val="auto"/>
+                <w:sz w:val="16"/>
+                <w:szCs w:val="16"/>
+              </w:rPr>
+              <w:fldChar w:fldCharType="end"/>
+            </w:r>
+          </w:p>
+        </w:tc>
+        <w:tc>
+          <w:tcPr>
+            <w:tcW w:w="2896" w:type="dxa"/>
+          </w:tcPr>
+          <w:p>
+            <w:pPr>
+              <w:rPr>
+                <w:rFonts w:ascii="Arial" w:hAnsi="Arial"/>
+                <w:b/>
+                <w:bCs/>
+                <w:color w:val="auto"/>
+                <w:sz w:val="16"/>
+                <w:szCs w:val="16"/>
+              </w:rPr>
+            </w:pPr>
+            <w:r>
+              <w:rPr>
+                <w:rFonts w:ascii="Arial" w:hAnsi="Arial"/>
+                <w:b/>
+                <w:bCs/>
+                <w:color w:val="auto"/>
                 <w:sz w:val="16"/>
                 <w:szCs w:val="16"/>
                 <w:lang w:val="es-PE"/>
               </w:rPr>
+              <w:t>Empresa</w:t>
+            </w:r>
+          </w:p>
+        </w:tc>
+        <w:tc>
+          <w:tcPr>
+            <w:tcW w:w="2898" w:type="dxa"/>
+          </w:tcPr>
+          <w:p>
+            <w:pPr>
+              <w:rPr>
+                <w:rFonts w:ascii="Arial" w:hAnsi="Arial"/>
+                <w:color w:val="auto"/>
+                <w:sz w:val="16"/>
+                <w:szCs w:val="16"/>
+              </w:rPr>
+            </w:pPr>
+            <w:r>
+              <w:rPr>
+                <w:rFonts w:ascii="Arial" w:hAnsi="Arial"/>
+                <w:color w:val="auto"/>
+                <w:sz w:val="16"/>
+                <w:szCs w:val="16"/>
+              </w:rPr>
+              <w:fldChar w:fldCharType="begin"/>
+            </w:r>
+            <w:r>
+              <w:rPr>
+                <w:rFonts w:ascii="Arial" w:hAnsi="Arial"/>
+                <w:color w:val="auto"/>
+                <w:sz w:val="16"/>
+                <w:szCs w:val="16"/>
+              </w:rPr>
+              <w:instrText xml:space="preserve"> MERGEFIELD  nom_transportista  \* MERGEFORMAT </w:instrText>
+            </w:r>
+            <w:r>
+              <w:rPr>
+                <w:rFonts w:ascii="Arial" w:hAnsi="Arial"/>
+                <w:color w:val="auto"/>
+                <w:sz w:val="16"/>
+                <w:szCs w:val="16"/>
+              </w:rPr>
+              <w:fldChar w:fldCharType="separate"/>
+            </w:r>
+            <w:r>
+              <w:rPr>
+                <w:rFonts w:ascii="Arial" w:hAnsi="Arial"/>
+                <w:color w:val="auto"/>
+                <w:sz w:val="16"/>
+                <w:szCs w:val="16"/>
+              </w:rPr>
+              <w:t>«</w:t>
+            </w:r>
+            <w:proofErr w:type="spellStart"/>
+            <w:r>
+              <w:rPr>
+                <w:rFonts w:ascii="Arial" w:hAnsi="Arial"/>
+                <w:color w:val="auto"/>
+                <w:sz w:val="16"/>
+                <w:szCs w:val="16"/>
+              </w:rPr>
+              <w:t>nom_transportista</w:t>
+            </w:r>
+            <w:proofErr w:type="spellEnd"/>
+            <w:r>
+              <w:rPr>
+                <w:rFonts w:ascii="Arial" w:hAnsi="Arial"/>
+                <w:color w:val="auto"/>
+                <w:sz w:val="16"/>
+                <w:szCs w:val="16"/>
+              </w:rPr>
+              <w:t>»</w:t>
+            </w:r>
+            <w:r>
+              <w:rPr>
+                <w:rFonts w:ascii="Arial" w:hAnsi="Arial"/>
+                <w:color w:val="auto"/>
+                <w:sz w:val="16"/>
+                <w:szCs w:val="16"/>
+              </w:rPr>
+              <w:fldChar w:fldCharType="end"/>
+            </w:r>
+          </w:p>
+        </w:tc>
+      </w:tr>
+      <w:tr>
+        <w:trPr>
+          <w:trHeight w:val="134"/>
+        </w:trPr>
+        <w:tc>
+          <w:tcPr>
+            <w:tcW w:w="1849" w:type="dxa"/>
+          </w:tcPr>
+          <w:p>
+            <w:pPr>
+              <w:rPr>
+                <w:rFonts w:ascii="Arial" w:hAnsi="Arial"/>
+                <w:b/>
+                <w:bCs/>
+                <w:color w:val="auto"/>
+                <w:sz w:val="16"/>
+                <w:szCs w:val="16"/>
+              </w:rPr>
+            </w:pPr>
+            <w:proofErr w:type="spellStart"/>
+            <w:r>
+              <w:rPr>
+                <w:rFonts w:ascii="Arial" w:hAnsi="Arial"/>
+                <w:b/>
+                <w:bCs/>
+                <w:color w:val="auto"/>
+                <w:sz w:val="16"/>
+                <w:szCs w:val="16"/>
+                <w:lang w:val="es-PE"/>
+              </w:rPr>
+              <w:t>N°</w:t>
+            </w:r>
+            <w:proofErr w:type="spellEnd"/>
+            <w:r>
+              <w:rPr>
+                <w:rFonts w:ascii="Arial" w:hAnsi="Arial"/>
+                <w:b/>
+                <w:bCs/>
+                <w:color w:val="auto"/>
+                <w:sz w:val="16"/>
+                <w:szCs w:val="16"/>
+                <w:lang w:val="es-PE"/>
+              </w:rPr>
+              <w:t xml:space="preserve"> Doc / Guia R.</w:t>
+            </w:r>
+          </w:p>
+        </w:tc>
+        <w:tc>
+          <w:tcPr>
+            <w:tcW w:w="3945" w:type="dxa"/>
+          </w:tcPr>
+          <w:p>
+            <w:pPr>
+              <w:rPr>
+                <w:rFonts w:ascii="Arial" w:hAnsi="Arial"/>
+                <w:color w:val="auto"/>
+                <w:sz w:val="16"/>
+                <w:szCs w:val="16"/>
+              </w:rPr>
+            </w:pPr>
+            <w:r>
+              <w:rPr>
+                <w:rFonts w:ascii="Arial" w:hAnsi="Arial"/>
+                <w:color w:val="auto"/>
+                <w:sz w:val="16"/>
+                <w:szCs w:val="16"/>
+              </w:rPr>
+              <w:fldChar w:fldCharType="begin"/>
+            </w:r>
+            <w:r>
+              <w:rPr>
+                <w:rFonts w:ascii="Arial" w:hAnsi="Arial"/>
+                <w:color w:val="auto"/>
+                <w:sz w:val="16"/>
+                <w:szCs w:val="16"/>
+              </w:rPr>
+              <w:instrText xml:space="preserve"> MERGEFIELD  guia_re  \* MERGEFORMAT </w:instrText>
+            </w:r>
+            <w:r>
+              <w:rPr>
+                <w:rFonts w:ascii="Arial" w:hAnsi="Arial"/>
+                <w:color w:val="auto"/>
+                <w:sz w:val="16"/>
+                <w:szCs w:val="16"/>
+              </w:rPr>
+              <w:fldChar w:fldCharType="separate"/>
+            </w:r>
+            <w:r>
+              <w:rPr>
+                <w:rFonts w:ascii="Arial" w:hAnsi="Arial"/>
+                <w:color w:val="auto"/>
+                <w:sz w:val="16"/>
+                <w:szCs w:val="16"/>
+              </w:rPr>
+              <w:t>«</w:t>
+            </w:r>
+            <w:proofErr w:type="spellStart"/>
+            <w:r>
+              <w:rPr>
+                <w:rFonts w:ascii="Arial" w:hAnsi="Arial"/>
+                <w:color w:val="auto"/>
+                <w:sz w:val="16"/>
+                <w:szCs w:val="16"/>
+              </w:rPr>
+              <w:t>guia_re</w:t>
+            </w:r>
+            <w:proofErr w:type="spellEnd"/>
+            <w:r>
+              <w:rPr>
+                <w:rFonts w:ascii="Arial" w:hAnsi="Arial"/>
+                <w:color w:val="auto"/>
+                <w:sz w:val="16"/>
+                <w:szCs w:val="16"/>
+              </w:rPr>
+              <w:t>»</w:t>
+            </w:r>
+            <w:r>
+              <w:rPr>
+                <w:rFonts w:ascii="Arial" w:hAnsi="Arial"/>
+                <w:color w:val="auto"/>
+                <w:sz w:val="16"/>
+                <w:szCs w:val="16"/>
+              </w:rPr>
+              <w:fldChar w:fldCharType="end"/>
+            </w:r>
+          </w:p>
+        </w:tc>
+        <w:tc>
+          <w:tcPr>
+            <w:tcW w:w="2896" w:type="dxa"/>
+          </w:tcPr>
+          <w:p>
+            <w:pPr>
+              <w:rPr>
+                <w:rFonts w:ascii="Arial" w:hAnsi="Arial"/>
+                <w:b/>
+                <w:bCs/>
+                <w:color w:val="auto"/>
+                <w:sz w:val="16"/>
+                <w:szCs w:val="16"/>
+              </w:rPr>
+            </w:pPr>
+            <w:r>
+              <w:rPr>
+                <w:rFonts w:ascii="Arial" w:hAnsi="Arial"/>
+                <w:b/>
+                <w:bCs/>
+                <w:color w:val="auto"/>
+                <w:sz w:val="16"/>
+                <w:szCs w:val="16"/>
+                <w:lang w:val="es-PE"/>
+              </w:rPr>
+              <w:t>Ruc</w:t>
+            </w:r>
+          </w:p>
+        </w:tc>
+        <w:tc>
+          <w:tcPr>
+            <w:tcW w:w="2898" w:type="dxa"/>
+          </w:tcPr>
+          <w:p>
+            <w:pPr>
+              <w:rPr>
+                <w:rFonts w:ascii="Arial" w:hAnsi="Arial"/>
+                <w:color w:val="auto"/>
+                <w:sz w:val="16"/>
+                <w:szCs w:val="16"/>
+              </w:rPr>
+            </w:pPr>
+            <w:r>
+              <w:rPr>
+                <w:rFonts w:ascii="Arial" w:hAnsi="Arial"/>
+                <w:color w:val="auto"/>
+                <w:sz w:val="16"/>
+                <w:szCs w:val="16"/>
+              </w:rPr>
+              <w:fldChar w:fldCharType="begin"/>
+            </w:r>
+            <w:r>
+              <w:rPr>
+                <w:rFonts w:ascii="Arial" w:hAnsi="Arial"/>
+                <w:color w:val="auto"/>
+                <w:sz w:val="16"/>
+                <w:szCs w:val="16"/>
+              </w:rPr>
+              <w:instrText xml:space="preserve"> MERGEFIELD  ruc_trans  \* MERGEFORMAT </w:instrText>
+            </w:r>
+            <w:r>
+              <w:rPr>
+                <w:rFonts w:ascii="Arial" w:hAnsi="Arial"/>
+                <w:color w:val="auto"/>
+                <w:sz w:val="16"/>
+                <w:szCs w:val="16"/>
+              </w:rPr>
+              <w:fldChar w:fldCharType="separate"/>
+            </w:r>
+            <w:r>
+              <w:rPr>
+                <w:rFonts w:ascii="Arial" w:hAnsi="Arial"/>
+                <w:color w:val="auto"/>
+                <w:sz w:val="16"/>
+                <w:szCs w:val="16"/>
+              </w:rPr>
+              <w:t>«</w:t>
+            </w:r>
+            <w:proofErr w:type="spellStart"/>
+            <w:r>
+              <w:rPr>
+                <w:rFonts w:ascii="Arial" w:hAnsi="Arial"/>
+                <w:color w:val="auto"/>
+                <w:sz w:val="16"/>
+                <w:szCs w:val="16"/>
+              </w:rPr>
+              <w:t>ruc_trans</w:t>
+            </w:r>
+            <w:proofErr w:type="spellEnd"/>
+            <w:r>
+              <w:rPr>
+                <w:rFonts w:ascii="Arial" w:hAnsi="Arial"/>
+                <w:color w:val="auto"/>
+                <w:sz w:val="16"/>
+                <w:szCs w:val="16"/>
+              </w:rPr>
+              <w:t>»</w:t>
+            </w:r>
+            <w:r>
+              <w:rPr>
+                <w:rFonts w:ascii="Arial" w:hAnsi="Arial"/>
+                <w:color w:val="auto"/>
+                <w:sz w:val="16"/>
+                <w:szCs w:val="16"/>
+              </w:rPr>
+              <w:fldChar w:fldCharType="end"/>
+            </w:r>
+          </w:p>
+        </w:tc>
+      </w:tr>
+      <w:tr>
+        <w:trPr>
+          <w:trHeight w:val="179"/>
+        </w:trPr>
+        <w:tc>
+          <w:tcPr>
+            <w:tcW w:w="1849" w:type="dxa"/>
+          </w:tcPr>
+          <w:p>
+            <w:pPr>
+              <w:rPr>
+                <w:rFonts w:ascii="Arial" w:hAnsi="Arial"/>
+                <w:color w:val="auto"/>
+                <w:sz w:val="16"/>
+                <w:szCs w:val="16"/>
+                <w:lang w:val="es-PE"/>
+              </w:rPr>
+            </w:pPr>
+          </w:p>
+        </w:tc>
+        <w:tc>
+          <w:tcPr>
+            <w:tcW w:w="3945" w:type="dxa"/>
+          </w:tcPr>
+          <w:p>
+            <w:pPr>
+              <w:rPr>
+                <w:rFonts w:ascii="Arial" w:hAnsi="Arial"/>
+                <w:color w:val="auto"/>
+                <w:sz w:val="16"/>
+                <w:szCs w:val="16"/>
+              </w:rPr>
+            </w:pPr>
+          </w:p>
+        </w:tc>
+        <w:tc>
+          <w:tcPr>
+            <w:tcW w:w="2896" w:type="dxa"/>
+          </w:tcPr>
+          <w:p>
+            <w:pPr>
+              <w:rPr>
+                <w:rFonts w:ascii="Arial" w:hAnsi="Arial"/>
+                <w:b/>
+                <w:bCs/>
+                <w:color w:val="auto"/>
+                <w:sz w:val="16"/>
+                <w:szCs w:val="16"/>
+                <w:lang w:val="es-PE"/>
+              </w:rPr>
+            </w:pPr>
+            <w:r>
+              <w:rPr>
+                <w:rFonts w:ascii="Arial" w:hAnsi="Arial"/>
+                <w:b/>
+                <w:bCs/>
+                <w:color w:val="auto"/>
+                <w:sz w:val="16"/>
+                <w:szCs w:val="16"/>
+                <w:lang w:val="es-PE"/>
+              </w:rPr>
               <w:t>Placa</w:t>
             </w:r>
           </w:p>
         </w:tc>
         <w:tc>
           <w:tcPr>
-            <w:tcW w:w="2904" w:type="dxa"/>
-          </w:tcPr>
-          <w:p>
-            <w:pPr>
-              <w:rPr>
-                <w:rFonts w:ascii="Arial" w:hAnsi="Arial"/>
-                <w:bCs/>
-                <w:color w:val="000000" w:themeColor="text1"/>
-                <w:sz w:val="16"/>
-                <w:szCs w:val="16"/>
-              </w:rPr>
-            </w:pPr>
-            <w:r>
-              <w:rPr>
-                <w:rFonts w:ascii="Arial" w:hAnsi="Arial"/>
-                <w:bCs/>
-                <w:color w:val="000000" w:themeColor="text1"/>
+            <w:tcW w:w="2898" w:type="dxa"/>
+          </w:tcPr>
+          <w:p>
+            <w:pPr>
+              <w:rPr>
+                <w:rFonts w:ascii="Arial" w:hAnsi="Arial"/>
+                <w:color w:val="auto"/>
+                <w:sz w:val="16"/>
+                <w:szCs w:val="16"/>
+              </w:rPr>
+            </w:pPr>
+            <w:r>
+              <w:rPr>
+                <w:rFonts w:ascii="Arial" w:hAnsi="Arial"/>
+                <w:color w:val="auto"/>
                 <w:sz w:val="16"/>
                 <w:szCs w:val="16"/>
               </w:rPr>
@@ -2202,8 +2466,7 @@
             <w:r>
               <w:rPr>
                 <w:rFonts w:ascii="Arial" w:hAnsi="Arial"/>
-                <w:bCs/>
-                <w:color w:val="000000" w:themeColor="text1"/>
+                <w:color w:val="auto"/>
                 <w:sz w:val="16"/>
                 <w:szCs w:val="16"/>
               </w:rPr>
@@ -2212,8 +2475,7 @@
             <w:r>
               <w:rPr>
                 <w:rFonts w:ascii="Arial" w:hAnsi="Arial"/>
-                <w:bCs/>
-                <w:color w:val="000000" w:themeColor="text1"/>
+                <w:color w:val="auto"/>
                 <w:sz w:val="16"/>
                 <w:szCs w:val="16"/>
               </w:rPr>
@@ -2222,19 +2484,36 @@
             <w:r>
               <w:rPr>
                 <w:rFonts w:ascii="Arial" w:hAnsi="Arial"/>
-                <w:bCs/>
-                <w:noProof/>
-                <w:color w:val="000000" w:themeColor="text1"/>
-                <w:sz w:val="16"/>
-                <w:szCs w:val="16"/>
-              </w:rPr>
-              <w:t>«nro_placa»</w:t>
-            </w:r>
-            <w:r>
-              <w:rPr>
-                <w:rFonts w:ascii="Arial" w:hAnsi="Arial"/>
-                <w:bCs/>
-                <w:color w:val="000000" w:themeColor="text1"/>
+                <w:color w:val="auto"/>
+                <w:sz w:val="16"/>
+                <w:szCs w:val="16"/>
+              </w:rPr>
+              <w:t>«</w:t>
+            </w:r>
+            <w:proofErr w:type="spellStart"/>
+            <w:r>
+              <w:rPr>
+                <w:rFonts w:ascii="Arial" w:hAnsi="Arial"/>
+                <w:color w:val="auto"/>
+                <w:sz w:val="16"/>
+                <w:szCs w:val="16"/>
+              </w:rPr>
+              <w:t>nro_placa</w:t>
+            </w:r>
+            <w:proofErr w:type="spellEnd"/>
+            <w:r>
+              <w:rPr>
+                <w:rFonts w:ascii="Arial" w:hAnsi="Arial"/>
+                <w:color w:val="auto"/>
+                <w:sz w:val="16"/>
+                <w:szCs w:val="16"/>
+              </w:rPr>
+              <w:t>»</w:t>
+            </w:r>
+            <w:r>
+              <w:rPr>
+                <w:rFonts w:ascii="Arial" w:hAnsi="Arial"/>
+                <w:color w:val="auto"/>
                 <w:sz w:val="16"/>
                 <w:szCs w:val="16"/>
               </w:rPr>
@@ -2243,8 +2522,7 @@
             <w:r>
               <w:rPr>
                 <w:rFonts w:ascii="Arial" w:hAnsi="Arial"/>
-                <w:bCs/>
-                <w:color w:val="000000" w:themeColor="text1"/>
+                <w:color w:val="auto"/>
                 <w:sz w:val="16"/>
                 <w:szCs w:val="16"/>
               </w:rPr>
@@ -2282,8 +2560,7 @@
           <w:tcPr>
             <w:tcW w:w="641" w:type="pct"/>
             <w:tcBorders>
-              <w:top w:val="single" w:sz="4" w:space="0" w:color="auto"/>
-              <w:bottom w:val="single" w:sz="4" w:space="0" w:color="auto"/>
+              <w:bottom w:val="single" w:sz="6" w:space="0" w:color="auto"/>
             </w:tcBorders>
             <w:vAlign w:val="center"/>
           </w:tcPr>
@@ -2306,7 +2583,7 @@
                 <w:sz w:val="16"/>
                 <w:szCs w:val="16"/>
               </w:rPr>
-              <w:t>Producto</w:t>
+              <w:t>Detalle</w:t>
             </w:r>
             <w:proofErr w:type="spellEnd"/>
           </w:p>
@@ -2315,8 +2592,7 @@
           <w:tcPr>
             <w:tcW w:w="714" w:type="pct"/>
             <w:tcBorders>
-              <w:top w:val="single" w:sz="4" w:space="0" w:color="auto"/>
-              <w:bottom w:val="single" w:sz="4" w:space="0" w:color="auto"/>
+              <w:bottom w:val="single" w:sz="6" w:space="0" w:color="auto"/>
             </w:tcBorders>
             <w:vAlign w:val="center"/>
           </w:tcPr>
@@ -2330,34 +2606,13 @@
                 <w:szCs w:val="16"/>
               </w:rPr>
             </w:pPr>
-            <w:r>
-              <w:rPr>
-                <w:rFonts w:ascii="Arial" w:hAnsi="Arial"/>
-                <w:b/>
-                <w:bCs/>
-                <w:sz w:val="16"/>
-                <w:szCs w:val="16"/>
-              </w:rPr>
-              <w:t>Có</w:t>
-            </w:r>
-            <w:r>
-              <w:rPr>
-                <w:rFonts w:ascii="Arial" w:hAnsi="Arial"/>
-                <w:b/>
-                <w:bCs/>
-                <w:sz w:val="16"/>
-                <w:szCs w:val="16"/>
-              </w:rPr>
-              <w:t>digo Único</w:t>
-            </w:r>
           </w:p>
         </w:tc>
         <w:tc>
           <w:tcPr>
             <w:tcW w:w="690" w:type="pct"/>
             <w:tcBorders>
-              <w:top w:val="single" w:sz="4" w:space="0" w:color="auto"/>
-              <w:bottom w:val="single" w:sz="4" w:space="0" w:color="auto"/>
+              <w:bottom w:val="single" w:sz="6" w:space="0" w:color="auto"/>
             </w:tcBorders>
             <w:vAlign w:val="center"/>
           </w:tcPr>
@@ -2371,24 +2626,13 @@
                 <w:szCs w:val="16"/>
               </w:rPr>
             </w:pPr>
-            <w:r>
-              <w:rPr>
-                <w:rFonts w:ascii="Arial" w:hAnsi="Arial"/>
-                <w:b/>
-                <w:bCs/>
-                <w:sz w:val="16"/>
-                <w:szCs w:val="16"/>
-              </w:rPr>
-              <w:t xml:space="preserve">Concesión </w:t>
-            </w:r>
           </w:p>
         </w:tc>
         <w:tc>
           <w:tcPr>
             <w:tcW w:w="850" w:type="pct"/>
             <w:tcBorders>
-              <w:top w:val="single" w:sz="4" w:space="0" w:color="auto"/>
-              <w:bottom w:val="single" w:sz="4" w:space="0" w:color="auto"/>
+              <w:bottom w:val="single" w:sz="6" w:space="0" w:color="auto"/>
             </w:tcBorders>
             <w:vAlign w:val="center"/>
           </w:tcPr>
@@ -2402,24 +2646,13 @@
                 <w:szCs w:val="16"/>
               </w:rPr>
             </w:pPr>
-            <w:r>
-              <w:rPr>
-                <w:rFonts w:ascii="Arial" w:hAnsi="Arial"/>
-                <w:b/>
-                <w:bCs/>
-                <w:sz w:val="16"/>
-                <w:szCs w:val="16"/>
-              </w:rPr>
-              <w:t>Ubicación Concesión</w:t>
-            </w:r>
           </w:p>
         </w:tc>
         <w:tc>
           <w:tcPr>
             <w:tcW w:w="553" w:type="pct"/>
             <w:tcBorders>
-              <w:top w:val="single" w:sz="4" w:space="0" w:color="auto"/>
-              <w:bottom w:val="single" w:sz="4" w:space="0" w:color="auto"/>
+              <w:bottom w:val="single" w:sz="6" w:space="0" w:color="auto"/>
             </w:tcBorders>
             <w:vAlign w:val="center"/>
           </w:tcPr>
@@ -2434,26 +2667,13 @@
                 <w:szCs w:val="16"/>
               </w:rPr>
             </w:pPr>
-            <w:proofErr w:type="spellStart"/>
-            <w:r>
-              <w:rPr>
-                <w:rFonts w:ascii="Arial" w:hAnsi="Arial"/>
-                <w:b/>
-                <w:bCs/>
-                <w:sz w:val="16"/>
-                <w:szCs w:val="16"/>
-              </w:rPr>
-              <w:t>Envase</w:t>
-            </w:r>
-            <w:proofErr w:type="spellEnd"/>
           </w:p>
         </w:tc>
         <w:tc>
           <w:tcPr>
             <w:tcW w:w="555" w:type="pct"/>
             <w:tcBorders>
-              <w:top w:val="single" w:sz="4" w:space="0" w:color="auto"/>
-              <w:bottom w:val="single" w:sz="4" w:space="0" w:color="auto"/>
+              <w:bottom w:val="single" w:sz="6" w:space="0" w:color="auto"/>
             </w:tcBorders>
             <w:vAlign w:val="center"/>
           </w:tcPr>
@@ -2467,6 +2687,53 @@
                 <w:szCs w:val="16"/>
               </w:rPr>
             </w:pPr>
+          </w:p>
+        </w:tc>
+        <w:tc>
+          <w:tcPr>
+            <w:tcW w:w="997" w:type="pct"/>
+            <w:tcBorders>
+              <w:bottom w:val="single" w:sz="6" w:space="0" w:color="auto"/>
+            </w:tcBorders>
+            <w:vAlign w:val="center"/>
+          </w:tcPr>
+          <w:p>
+            <w:pPr>
+              <w:ind w:left="142"/>
+              <w:rPr>
+                <w:rFonts w:ascii="Arial" w:hAnsi="Arial"/>
+                <w:b/>
+                <w:bCs/>
+                <w:sz w:val="16"/>
+                <w:szCs w:val="16"/>
+              </w:rPr>
+            </w:pPr>
+          </w:p>
+        </w:tc>
+      </w:tr>
+      <w:tr>
+        <w:trPr>
+          <w:trHeight w:val="330"/>
+        </w:trPr>
+        <w:tc>
+          <w:tcPr>
+            <w:tcW w:w="641" w:type="pct"/>
+            <w:tcBorders>
+              <w:top w:val="single" w:sz="6" w:space="0" w:color="auto"/>
+              <w:bottom w:val="single" w:sz="6" w:space="0" w:color="auto"/>
+            </w:tcBorders>
+            <w:vAlign w:val="center"/>
+          </w:tcPr>
+          <w:p>
+            <w:pPr>
+              <w:rPr>
+                <w:rFonts w:ascii="Arial" w:hAnsi="Arial"/>
+                <w:b/>
+                <w:bCs/>
+                <w:sz w:val="16"/>
+                <w:szCs w:val="16"/>
+              </w:rPr>
+            </w:pPr>
             <w:proofErr w:type="spellStart"/>
             <w:r>
               <w:rPr>
@@ -2476,6 +2743,166 @@
                 <w:sz w:val="16"/>
                 <w:szCs w:val="16"/>
               </w:rPr>
+              <w:t>Producto</w:t>
+            </w:r>
+            <w:proofErr w:type="spellEnd"/>
+          </w:p>
+        </w:tc>
+        <w:tc>
+          <w:tcPr>
+            <w:tcW w:w="714" w:type="pct"/>
+            <w:tcBorders>
+              <w:top w:val="single" w:sz="6" w:space="0" w:color="auto"/>
+              <w:bottom w:val="single" w:sz="6" w:space="0" w:color="auto"/>
+            </w:tcBorders>
+            <w:vAlign w:val="center"/>
+          </w:tcPr>
+          <w:p>
+            <w:pPr>
+              <w:rPr>
+                <w:rFonts w:ascii="Arial" w:hAnsi="Arial"/>
+                <w:b/>
+                <w:bCs/>
+                <w:sz w:val="16"/>
+                <w:szCs w:val="16"/>
+              </w:rPr>
+            </w:pPr>
+            <w:r>
+              <w:rPr>
+                <w:rFonts w:ascii="Arial" w:hAnsi="Arial"/>
+                <w:b/>
+                <w:bCs/>
+                <w:sz w:val="16"/>
+                <w:szCs w:val="16"/>
+              </w:rPr>
+              <w:t>Código Único</w:t>
+            </w:r>
+          </w:p>
+        </w:tc>
+        <w:tc>
+          <w:tcPr>
+            <w:tcW w:w="690" w:type="pct"/>
+            <w:tcBorders>
+              <w:top w:val="single" w:sz="6" w:space="0" w:color="auto"/>
+              <w:bottom w:val="single" w:sz="6" w:space="0" w:color="auto"/>
+            </w:tcBorders>
+            <w:vAlign w:val="center"/>
+          </w:tcPr>
+          <w:p>
+            <w:pPr>
+              <w:rPr>
+                <w:rFonts w:ascii="Arial" w:hAnsi="Arial"/>
+                <w:b/>
+                <w:bCs/>
+                <w:sz w:val="16"/>
+                <w:szCs w:val="16"/>
+              </w:rPr>
+            </w:pPr>
+            <w:r>
+              <w:rPr>
+                <w:rFonts w:ascii="Arial" w:hAnsi="Arial"/>
+                <w:b/>
+                <w:bCs/>
+                <w:sz w:val="16"/>
+                <w:szCs w:val="16"/>
+              </w:rPr>
+              <w:t xml:space="preserve">Concesión </w:t>
+            </w:r>
+          </w:p>
+        </w:tc>
+        <w:tc>
+          <w:tcPr>
+            <w:tcW w:w="850" w:type="pct"/>
+            <w:tcBorders>
+              <w:top w:val="single" w:sz="6" w:space="0" w:color="auto"/>
+              <w:bottom w:val="single" w:sz="6" w:space="0" w:color="auto"/>
+            </w:tcBorders>
+            <w:vAlign w:val="center"/>
+          </w:tcPr>
+          <w:p>
+            <w:pPr>
+              <w:rPr>
+                <w:rFonts w:ascii="Arial" w:hAnsi="Arial"/>
+                <w:b/>
+                <w:bCs/>
+                <w:sz w:val="16"/>
+                <w:szCs w:val="16"/>
+              </w:rPr>
+            </w:pPr>
+            <w:r>
+              <w:rPr>
+                <w:rFonts w:ascii="Arial" w:hAnsi="Arial"/>
+                <w:b/>
+                <w:bCs/>
+                <w:sz w:val="16"/>
+                <w:szCs w:val="16"/>
+              </w:rPr>
+              <w:t>Ubicación Concesión</w:t>
+            </w:r>
+          </w:p>
+        </w:tc>
+        <w:tc>
+          <w:tcPr>
+            <w:tcW w:w="553" w:type="pct"/>
+            <w:tcBorders>
+              <w:top w:val="single" w:sz="6" w:space="0" w:color="auto"/>
+              <w:bottom w:val="single" w:sz="6" w:space="0" w:color="auto"/>
+            </w:tcBorders>
+            <w:vAlign w:val="center"/>
+          </w:tcPr>
+          <w:p>
+            <w:pPr>
+              <w:ind w:left="140"/>
+              <w:rPr>
+                <w:rFonts w:ascii="Arial" w:hAnsi="Arial"/>
+                <w:b/>
+                <w:bCs/>
+                <w:sz w:val="16"/>
+                <w:szCs w:val="16"/>
+              </w:rPr>
+            </w:pPr>
+            <w:proofErr w:type="spellStart"/>
+            <w:r>
+              <w:rPr>
+                <w:rFonts w:ascii="Arial" w:hAnsi="Arial"/>
+                <w:b/>
+                <w:bCs/>
+                <w:sz w:val="16"/>
+                <w:szCs w:val="16"/>
+              </w:rPr>
+              <w:t>Envase</w:t>
+            </w:r>
+            <w:proofErr w:type="spellEnd"/>
+          </w:p>
+        </w:tc>
+        <w:tc>
+          <w:tcPr>
+            <w:tcW w:w="555" w:type="pct"/>
+            <w:tcBorders>
+              <w:top w:val="single" w:sz="6" w:space="0" w:color="auto"/>
+              <w:bottom w:val="single" w:sz="6" w:space="0" w:color="auto"/>
+            </w:tcBorders>
+            <w:vAlign w:val="center"/>
+          </w:tcPr>
+          <w:p>
+            <w:pPr>
+              <w:rPr>
+                <w:rFonts w:ascii="Arial" w:hAnsi="Arial"/>
+                <w:b/>
+                <w:bCs/>
+                <w:sz w:val="16"/>
+                <w:szCs w:val="16"/>
+              </w:rPr>
+            </w:pPr>
+            <w:proofErr w:type="spellStart"/>
+            <w:r>
+              <w:rPr>
+                <w:rFonts w:ascii="Arial" w:hAnsi="Arial"/>
+                <w:b/>
+                <w:bCs/>
+                <w:sz w:val="16"/>
+                <w:szCs w:val="16"/>
+              </w:rPr>
               <w:t>Cantidad</w:t>
             </w:r>
             <w:proofErr w:type="spellEnd"/>
@@ -2483,10 +2910,10 @@
         </w:tc>
         <w:tc>
           <w:tcPr>
-            <w:tcW w:w="998" w:type="pct"/>
+            <w:tcW w:w="997" w:type="pct"/>
             <w:tcBorders>
-              <w:top w:val="single" w:sz="4" w:space="0" w:color="auto"/>
-              <w:bottom w:val="single" w:sz="4" w:space="0" w:color="auto"/>
+              <w:top w:val="single" w:sz="6" w:space="0" w:color="auto"/>
+              <w:bottom w:val="single" w:sz="6" w:space="0" w:color="auto"/>
             </w:tcBorders>
             <w:vAlign w:val="center"/>
           </w:tcPr>
@@ -2522,7 +2949,7 @@
           <w:tcPr>
             <w:tcW w:w="641" w:type="pct"/>
             <w:tcBorders>
-              <w:top w:val="single" w:sz="4" w:space="0" w:color="auto"/>
+              <w:top w:val="single" w:sz="6" w:space="0" w:color="auto"/>
             </w:tcBorders>
             <w:vAlign w:val="center"/>
           </w:tcPr>
@@ -2580,7 +3007,7 @@
           <w:tcPr>
             <w:tcW w:w="714" w:type="pct"/>
             <w:tcBorders>
-              <w:top w:val="single" w:sz="4" w:space="0" w:color="auto"/>
+              <w:top w:val="single" w:sz="6" w:space="0" w:color="auto"/>
             </w:tcBorders>
             <w:vAlign w:val="center"/>
           </w:tcPr>
@@ -2639,7 +3066,7 @@
           <w:tcPr>
             <w:tcW w:w="690" w:type="pct"/>
             <w:tcBorders>
-              <w:top w:val="single" w:sz="4" w:space="0" w:color="auto"/>
+              <w:top w:val="single" w:sz="6" w:space="0" w:color="auto"/>
             </w:tcBorders>
             <w:vAlign w:val="center"/>
           </w:tcPr>
@@ -2698,7 +3125,7 @@
           <w:tcPr>
             <w:tcW w:w="850" w:type="pct"/>
             <w:tcBorders>
-              <w:top w:val="single" w:sz="4" w:space="0" w:color="auto"/>
+              <w:top w:val="single" w:sz="6" w:space="0" w:color="auto"/>
             </w:tcBorders>
             <w:vAlign w:val="center"/>
           </w:tcPr>
@@ -2757,7 +3184,7 @@
           <w:tcPr>
             <w:tcW w:w="553" w:type="pct"/>
             <w:tcBorders>
-              <w:top w:val="single" w:sz="4" w:space="0" w:color="auto"/>
+              <w:top w:val="single" w:sz="6" w:space="0" w:color="auto"/>
             </w:tcBorders>
             <w:vAlign w:val="center"/>
           </w:tcPr>
@@ -2816,7 +3243,7 @@
           <w:tcPr>
             <w:tcW w:w="555" w:type="pct"/>
             <w:tcBorders>
-              <w:top w:val="single" w:sz="4" w:space="0" w:color="auto"/>
+              <w:top w:val="single" w:sz="6" w:space="0" w:color="auto"/>
             </w:tcBorders>
             <w:vAlign w:val="center"/>
           </w:tcPr>
@@ -2872,9 +3299,9 @@
         </w:tc>
         <w:tc>
           <w:tcPr>
-            <w:tcW w:w="998" w:type="pct"/>
+            <w:tcW w:w="997" w:type="pct"/>
             <w:tcBorders>
-              <w:top w:val="single" w:sz="4" w:space="0" w:color="auto"/>
+              <w:top w:val="single" w:sz="6" w:space="0" w:color="auto"/>
             </w:tcBorders>
             <w:vAlign w:val="center"/>
           </w:tcPr>
@@ -2991,7 +3418,8 @@
               <w:rPr>
                 <w:rFonts w:ascii="Arial" w:hAnsi="Arial"/>
                 <w:b/>
-                <w:color w:val="000000" w:themeColor="text1"/>
+                <w:bCs/>
+                <w:color w:val="auto"/>
                 <w:sz w:val="16"/>
                 <w:szCs w:val="16"/>
                 <w:lang w:val="es-PE"/>
@@ -3001,7 +3429,8 @@
               <w:rPr>
                 <w:rFonts w:ascii="Arial" w:hAnsi="Arial"/>
                 <w:b/>
-                <w:color w:val="000000" w:themeColor="text1"/>
+                <w:bCs/>
+                <w:color w:val="auto"/>
                 <w:sz w:val="16"/>
                 <w:szCs w:val="16"/>
                 <w:lang w:val="es-PE"/>
@@ -3018,8 +3447,7 @@
             <w:pPr>
               <w:rPr>
                 <w:rFonts w:ascii="Arial" w:hAnsi="Arial"/>
-                <w:bCs/>
-                <w:color w:val="000000" w:themeColor="text1"/>
+                <w:color w:val="auto"/>
                 <w:sz w:val="16"/>
                 <w:szCs w:val="16"/>
               </w:rPr>
@@ -3034,8 +3462,7 @@
             <w:pPr>
               <w:rPr>
                 <w:rFonts w:ascii="Arial" w:hAnsi="Arial"/>
-                <w:b/>
-                <w:color w:val="000000" w:themeColor="text1"/>
+                <w:color w:val="auto"/>
                 <w:sz w:val="16"/>
                 <w:szCs w:val="16"/>
                 <w:lang w:val="es-PE"/>
@@ -3052,7 +3479,8 @@
               <w:rPr>
                 <w:rFonts w:ascii="Arial" w:hAnsi="Arial"/>
                 <w:b/>
-                <w:color w:val="000000" w:themeColor="text1"/>
+                <w:bCs/>
+                <w:color w:val="auto"/>
                 <w:sz w:val="16"/>
                 <w:szCs w:val="16"/>
                 <w:lang w:val="es-PE"/>
@@ -3062,7 +3490,8 @@
               <w:rPr>
                 <w:rFonts w:ascii="Arial" w:hAnsi="Arial"/>
                 <w:b/>
-                <w:color w:val="000000" w:themeColor="text1"/>
+                <w:bCs/>
+                <w:color w:val="auto"/>
                 <w:sz w:val="16"/>
                 <w:szCs w:val="16"/>
                 <w:lang w:val="es-PE"/>
@@ -3079,18 +3508,15 @@
             <w:pPr>
               <w:rPr>
                 <w:rFonts w:ascii="Arial" w:hAnsi="Arial"/>
-                <w:bCs/>
-                <w:color w:val="000000" w:themeColor="text1"/>
-                <w:sz w:val="16"/>
-                <w:szCs w:val="16"/>
-              </w:rPr>
-            </w:pPr>
-            <w:r>
-              <w:rPr>
-                <w:rFonts w:ascii="Arial" w:hAnsi="Arial"/>
-                <w:bCs/>
-                <w:noProof/>
-                <w:color w:val="000000" w:themeColor="text1"/>
+                <w:color w:val="auto"/>
+                <w:sz w:val="16"/>
+                <w:szCs w:val="16"/>
+              </w:rPr>
+            </w:pPr>
+            <w:r>
+              <w:rPr>
+                <w:rFonts w:ascii="Arial" w:hAnsi="Arial"/>
+                <w:color w:val="auto"/>
                 <w:sz w:val="16"/>
                 <w:szCs w:val="16"/>
               </w:rPr>
@@ -3099,9 +3525,7 @@
             <w:r>
               <w:rPr>
                 <w:rFonts w:ascii="Arial" w:hAnsi="Arial"/>
-                <w:bCs/>
-                <w:noProof/>
-                <w:color w:val="000000" w:themeColor="text1"/>
+                <w:color w:val="auto"/>
                 <w:sz w:val="16"/>
                 <w:szCs w:val="16"/>
               </w:rPr>
@@ -3110,9 +3534,7 @@
             <w:r>
               <w:rPr>
                 <w:rFonts w:ascii="Arial" w:hAnsi="Arial"/>
-                <w:bCs/>
-                <w:noProof/>
-                <w:color w:val="000000" w:themeColor="text1"/>
+                <w:color w:val="auto"/>
                 <w:sz w:val="16"/>
                 <w:szCs w:val="16"/>
               </w:rPr>
@@ -3121,20 +3543,36 @@
             <w:r>
               <w:rPr>
                 <w:rFonts w:ascii="Arial" w:hAnsi="Arial"/>
-                <w:bCs/>
-                <w:noProof/>
-                <w:color w:val="000000" w:themeColor="text1"/>
-                <w:sz w:val="16"/>
-                <w:szCs w:val="16"/>
-              </w:rPr>
-              <w:t>«nro_lote»</w:t>
-            </w:r>
-            <w:r>
-              <w:rPr>
-                <w:rFonts w:ascii="Arial" w:hAnsi="Arial"/>
-                <w:bCs/>
-                <w:noProof/>
-                <w:color w:val="000000" w:themeColor="text1"/>
+                <w:color w:val="auto"/>
+                <w:sz w:val="16"/>
+                <w:szCs w:val="16"/>
+              </w:rPr>
+              <w:t>«</w:t>
+            </w:r>
+            <w:proofErr w:type="spellStart"/>
+            <w:r>
+              <w:rPr>
+                <w:rFonts w:ascii="Arial" w:hAnsi="Arial"/>
+                <w:color w:val="auto"/>
+                <w:sz w:val="16"/>
+                <w:szCs w:val="16"/>
+              </w:rPr>
+              <w:t>nro_lote</w:t>
+            </w:r>
+            <w:proofErr w:type="spellEnd"/>
+            <w:r>
+              <w:rPr>
+                <w:rFonts w:ascii="Arial" w:hAnsi="Arial"/>
+                <w:color w:val="auto"/>
+                <w:sz w:val="16"/>
+                <w:szCs w:val="16"/>
+              </w:rPr>
+              <w:t>»</w:t>
+            </w:r>
+            <w:r>
+              <w:rPr>
+                <w:rFonts w:ascii="Arial" w:hAnsi="Arial"/>
+                <w:color w:val="auto"/>
                 <w:sz w:val="16"/>
                 <w:szCs w:val="16"/>
               </w:rPr>
@@ -3145,7 +3583,7 @@
       </w:tr>
       <w:tr>
         <w:trPr>
-          <w:trHeight w:val="438"/>
+          <w:trHeight w:val="119"/>
         </w:trPr>
         <w:tc>
           <w:tcPr>
@@ -3155,17 +3593,19 @@
             <w:pPr>
               <w:rPr>
                 <w:rFonts w:ascii="Arial" w:hAnsi="Arial"/>
-                <w:bCs/>
-                <w:color w:val="000000" w:themeColor="text1"/>
-                <w:sz w:val="16"/>
-                <w:szCs w:val="16"/>
-              </w:rPr>
-            </w:pPr>
-            <w:r>
-              <w:rPr>
-                <w:rFonts w:ascii="Arial" w:hAnsi="Arial"/>
-                <w:b/>
-                <w:color w:val="000000" w:themeColor="text1"/>
+                <w:b/>
+                <w:bCs/>
+                <w:color w:val="auto"/>
+                <w:sz w:val="16"/>
+                <w:szCs w:val="16"/>
+              </w:rPr>
+            </w:pPr>
+            <w:r>
+              <w:rPr>
+                <w:rFonts w:ascii="Arial" w:hAnsi="Arial"/>
+                <w:b/>
+                <w:bCs/>
+                <w:color w:val="auto"/>
                 <w:sz w:val="16"/>
                 <w:szCs w:val="16"/>
                 <w:lang w:val="es-PE"/>
@@ -3182,17 +3622,15 @@
             <w:pPr>
               <w:rPr>
                 <w:rFonts w:ascii="Arial" w:hAnsi="Arial"/>
-                <w:bCs/>
-                <w:color w:val="000000" w:themeColor="text1"/>
-                <w:sz w:val="16"/>
-                <w:szCs w:val="16"/>
-              </w:rPr>
-            </w:pPr>
-            <w:r>
-              <w:rPr>
-                <w:rFonts w:ascii="Arial" w:hAnsi="Arial"/>
-                <w:bCs/>
-                <w:color w:val="000000" w:themeColor="text1"/>
+                <w:color w:val="auto"/>
+                <w:sz w:val="16"/>
+                <w:szCs w:val="16"/>
+              </w:rPr>
+            </w:pPr>
+            <w:r>
+              <w:rPr>
+                <w:rFonts w:ascii="Arial" w:hAnsi="Arial"/>
+                <w:color w:val="auto"/>
                 <w:sz w:val="16"/>
                 <w:szCs w:val="16"/>
               </w:rPr>
@@ -3201,8 +3639,7 @@
             <w:r>
               <w:rPr>
                 <w:rFonts w:ascii="Arial" w:hAnsi="Arial"/>
-                <w:bCs/>
-                <w:color w:val="000000" w:themeColor="text1"/>
+                <w:color w:val="auto"/>
                 <w:sz w:val="16"/>
                 <w:szCs w:val="16"/>
               </w:rPr>
@@ -3211,8 +3648,7 @@
             <w:r>
               <w:rPr>
                 <w:rFonts w:ascii="Arial" w:hAnsi="Arial"/>
-                <w:bCs/>
-                <w:color w:val="000000" w:themeColor="text1"/>
+                <w:color w:val="auto"/>
                 <w:sz w:val="16"/>
                 <w:szCs w:val="16"/>
               </w:rPr>
@@ -3221,19 +3657,36 @@
             <w:r>
               <w:rPr>
                 <w:rFonts w:ascii="Arial" w:hAnsi="Arial"/>
-                <w:bCs/>
-                <w:noProof/>
-                <w:color w:val="000000" w:themeColor="text1"/>
-                <w:sz w:val="16"/>
-                <w:szCs w:val="16"/>
-              </w:rPr>
-              <w:t>«peso_bruto»</w:t>
-            </w:r>
-            <w:r>
-              <w:rPr>
-                <w:rFonts w:ascii="Arial" w:hAnsi="Arial"/>
-                <w:bCs/>
-                <w:color w:val="000000" w:themeColor="text1"/>
+                <w:color w:val="auto"/>
+                <w:sz w:val="16"/>
+                <w:szCs w:val="16"/>
+              </w:rPr>
+              <w:t>«</w:t>
+            </w:r>
+            <w:proofErr w:type="spellStart"/>
+            <w:r>
+              <w:rPr>
+                <w:rFonts w:ascii="Arial" w:hAnsi="Arial"/>
+                <w:color w:val="auto"/>
+                <w:sz w:val="16"/>
+                <w:szCs w:val="16"/>
+              </w:rPr>
+              <w:t>peso_bruto</w:t>
+            </w:r>
+            <w:proofErr w:type="spellEnd"/>
+            <w:r>
+              <w:rPr>
+                <w:rFonts w:ascii="Arial" w:hAnsi="Arial"/>
+                <w:color w:val="auto"/>
+                <w:sz w:val="16"/>
+                <w:szCs w:val="16"/>
+              </w:rPr>
+              <w:t>»</w:t>
+            </w:r>
+            <w:r>
+              <w:rPr>
+                <w:rFonts w:ascii="Arial" w:hAnsi="Arial"/>
+                <w:color w:val="auto"/>
                 <w:sz w:val="16"/>
                 <w:szCs w:val="16"/>
               </w:rPr>
@@ -3242,8 +3695,7 @@
             <w:r>
               <w:rPr>
                 <w:rFonts w:ascii="Arial" w:hAnsi="Arial"/>
-                <w:bCs/>
-                <w:color w:val="000000" w:themeColor="text1"/>
+                <w:color w:val="auto"/>
                 <w:sz w:val="16"/>
                 <w:szCs w:val="16"/>
               </w:rPr>
@@ -3259,8 +3711,7 @@
             <w:pPr>
               <w:rPr>
                 <w:rFonts w:ascii="Arial" w:hAnsi="Arial"/>
-                <w:b/>
-                <w:color w:val="000000" w:themeColor="text1"/>
+                <w:color w:val="auto"/>
                 <w:sz w:val="16"/>
                 <w:szCs w:val="16"/>
                 <w:lang w:val="es-PE"/>
@@ -3269,8 +3720,7 @@
             <w:r>
               <w:rPr>
                 <w:rFonts w:ascii="Arial" w:hAnsi="Arial"/>
-                <w:bCs/>
-                <w:color w:val="000000" w:themeColor="text1"/>
+                <w:color w:val="auto"/>
                 <w:sz w:val="16"/>
                 <w:szCs w:val="16"/>
               </w:rPr>
@@ -3279,8 +3729,7 @@
             <w:r>
               <w:rPr>
                 <w:rFonts w:ascii="Arial" w:hAnsi="Arial"/>
-                <w:bCs/>
-                <w:color w:val="000000" w:themeColor="text1"/>
+                <w:color w:val="auto"/>
                 <w:sz w:val="16"/>
                 <w:szCs w:val="16"/>
               </w:rPr>
@@ -3289,8 +3738,7 @@
             <w:r>
               <w:rPr>
                 <w:rFonts w:ascii="Arial" w:hAnsi="Arial"/>
-                <w:bCs/>
-                <w:color w:val="000000" w:themeColor="text1"/>
+                <w:color w:val="auto"/>
                 <w:sz w:val="16"/>
                 <w:szCs w:val="16"/>
               </w:rPr>
@@ -3299,8 +3747,7 @@
             <w:r>
               <w:rPr>
                 <w:rFonts w:ascii="Arial" w:hAnsi="Arial"/>
-                <w:bCs/>
-                <w:color w:val="000000" w:themeColor="text1"/>
+                <w:color w:val="auto"/>
                 <w:sz w:val="16"/>
                 <w:szCs w:val="16"/>
               </w:rPr>
@@ -3309,19 +3756,36 @@
             <w:r>
               <w:rPr>
                 <w:rFonts w:ascii="Arial" w:hAnsi="Arial"/>
-                <w:bCs/>
-                <w:noProof/>
-                <w:color w:val="000000" w:themeColor="text1"/>
-                <w:sz w:val="16"/>
-                <w:szCs w:val="16"/>
-              </w:rPr>
-              <w:t>«fecha_ing»</w:t>
-            </w:r>
-            <w:r>
-              <w:rPr>
-                <w:rFonts w:ascii="Arial" w:hAnsi="Arial"/>
-                <w:bCs/>
-                <w:color w:val="000000" w:themeColor="text1"/>
+                <w:color w:val="auto"/>
+                <w:sz w:val="16"/>
+                <w:szCs w:val="16"/>
+              </w:rPr>
+              <w:t>«</w:t>
+            </w:r>
+            <w:proofErr w:type="spellStart"/>
+            <w:r>
+              <w:rPr>
+                <w:rFonts w:ascii="Arial" w:hAnsi="Arial"/>
+                <w:color w:val="auto"/>
+                <w:sz w:val="16"/>
+                <w:szCs w:val="16"/>
+              </w:rPr>
+              <w:t>fecha_ing</w:t>
+            </w:r>
+            <w:proofErr w:type="spellEnd"/>
+            <w:r>
+              <w:rPr>
+                <w:rFonts w:ascii="Arial" w:hAnsi="Arial"/>
+                <w:color w:val="auto"/>
+                <w:sz w:val="16"/>
+                <w:szCs w:val="16"/>
+              </w:rPr>
+              <w:t>»</w:t>
+            </w:r>
+            <w:r>
+              <w:rPr>
+                <w:rFonts w:ascii="Arial" w:hAnsi="Arial"/>
+                <w:color w:val="auto"/>
                 <w:sz w:val="16"/>
                 <w:szCs w:val="16"/>
               </w:rPr>
@@ -3337,17 +3801,19 @@
             <w:pPr>
               <w:rPr>
                 <w:rFonts w:ascii="Arial" w:hAnsi="Arial"/>
-                <w:bCs/>
-                <w:color w:val="000000" w:themeColor="text1"/>
-                <w:sz w:val="16"/>
-                <w:szCs w:val="16"/>
-              </w:rPr>
-            </w:pPr>
-            <w:r>
-              <w:rPr>
-                <w:rFonts w:ascii="Arial" w:hAnsi="Arial"/>
-                <w:b/>
-                <w:color w:val="000000" w:themeColor="text1"/>
+                <w:b/>
+                <w:bCs/>
+                <w:color w:val="auto"/>
+                <w:sz w:val="16"/>
+                <w:szCs w:val="16"/>
+              </w:rPr>
+            </w:pPr>
+            <w:r>
+              <w:rPr>
+                <w:rFonts w:ascii="Arial" w:hAnsi="Arial"/>
+                <w:b/>
+                <w:bCs/>
+                <w:color w:val="auto"/>
                 <w:sz w:val="16"/>
                 <w:szCs w:val="16"/>
                 <w:lang w:val="es-PE"/>
@@ -3364,17 +3830,15 @@
             <w:pPr>
               <w:rPr>
                 <w:rFonts w:ascii="Arial" w:hAnsi="Arial"/>
-                <w:bCs/>
-                <w:color w:val="000000" w:themeColor="text1"/>
-                <w:sz w:val="16"/>
-                <w:szCs w:val="16"/>
-              </w:rPr>
-            </w:pPr>
-            <w:r>
-              <w:rPr>
-                <w:rFonts w:ascii="Arial" w:hAnsi="Arial"/>
-                <w:bCs/>
-                <w:color w:val="000000" w:themeColor="text1"/>
+                <w:color w:val="auto"/>
+                <w:sz w:val="16"/>
+                <w:szCs w:val="16"/>
+              </w:rPr>
+            </w:pPr>
+            <w:r>
+              <w:rPr>
+                <w:rFonts w:ascii="Arial" w:hAnsi="Arial"/>
+                <w:color w:val="auto"/>
                 <w:sz w:val="16"/>
                 <w:szCs w:val="16"/>
               </w:rPr>
@@ -3383,8 +3847,7 @@
             <w:r>
               <w:rPr>
                 <w:rFonts w:ascii="Arial" w:hAnsi="Arial"/>
-                <w:bCs/>
-                <w:color w:val="000000" w:themeColor="text1"/>
+                <w:color w:val="auto"/>
                 <w:sz w:val="16"/>
                 <w:szCs w:val="16"/>
               </w:rPr>
@@ -3393,8 +3856,7 @@
             <w:r>
               <w:rPr>
                 <w:rFonts w:ascii="Arial" w:hAnsi="Arial"/>
-                <w:bCs/>
-                <w:color w:val="000000" w:themeColor="text1"/>
+                <w:color w:val="auto"/>
                 <w:sz w:val="16"/>
                 <w:szCs w:val="16"/>
               </w:rPr>
@@ -3403,19 +3865,36 @@
             <w:r>
               <w:rPr>
                 <w:rFonts w:ascii="Arial" w:hAnsi="Arial"/>
-                <w:bCs/>
-                <w:noProof/>
-                <w:color w:val="000000" w:themeColor="text1"/>
-                <w:sz w:val="16"/>
-                <w:szCs w:val="16"/>
-              </w:rPr>
-              <w:t>«obs»</w:t>
-            </w:r>
-            <w:r>
-              <w:rPr>
-                <w:rFonts w:ascii="Arial" w:hAnsi="Arial"/>
-                <w:bCs/>
-                <w:color w:val="000000" w:themeColor="text1"/>
+                <w:color w:val="auto"/>
+                <w:sz w:val="16"/>
+                <w:szCs w:val="16"/>
+              </w:rPr>
+              <w:t>«</w:t>
+            </w:r>
+            <w:proofErr w:type="spellStart"/>
+            <w:r>
+              <w:rPr>
+                <w:rFonts w:ascii="Arial" w:hAnsi="Arial"/>
+                <w:color w:val="auto"/>
+                <w:sz w:val="16"/>
+                <w:szCs w:val="16"/>
+              </w:rPr>
+              <w:t>obs</w:t>
+            </w:r>
+            <w:proofErr w:type="spellEnd"/>
+            <w:r>
+              <w:rPr>
+                <w:rFonts w:ascii="Arial" w:hAnsi="Arial"/>
+                <w:color w:val="auto"/>
+                <w:sz w:val="16"/>
+                <w:szCs w:val="16"/>
+              </w:rPr>
+              <w:t>»</w:t>
+            </w:r>
+            <w:r>
+              <w:rPr>
+                <w:rFonts w:ascii="Arial" w:hAnsi="Arial"/>
+                <w:color w:val="auto"/>
                 <w:sz w:val="16"/>
                 <w:szCs w:val="16"/>
               </w:rPr>
@@ -3426,7 +3905,7 @@
       </w:tr>
       <w:tr>
         <w:trPr>
-          <w:trHeight w:val="274"/>
+          <w:trHeight w:val="166"/>
         </w:trPr>
         <w:tc>
           <w:tcPr>
@@ -3436,17 +3915,19 @@
             <w:pPr>
               <w:rPr>
                 <w:rFonts w:ascii="Arial" w:hAnsi="Arial"/>
-                <w:bCs/>
-                <w:color w:val="000000" w:themeColor="text1"/>
-                <w:sz w:val="16"/>
-                <w:szCs w:val="16"/>
-              </w:rPr>
-            </w:pPr>
-            <w:r>
-              <w:rPr>
-                <w:rFonts w:ascii="Arial" w:hAnsi="Arial"/>
-                <w:b/>
-                <w:color w:val="000000" w:themeColor="text1"/>
+                <w:b/>
+                <w:bCs/>
+                <w:color w:val="auto"/>
+                <w:sz w:val="16"/>
+                <w:szCs w:val="16"/>
+              </w:rPr>
+            </w:pPr>
+            <w:r>
+              <w:rPr>
+                <w:rFonts w:ascii="Arial" w:hAnsi="Arial"/>
+                <w:b/>
+                <w:bCs/>
+                <w:color w:val="auto"/>
                 <w:sz w:val="16"/>
                 <w:szCs w:val="16"/>
                 <w:lang w:val="es-PE"/>
@@ -3463,17 +3944,15 @@
             <w:pPr>
               <w:rPr>
                 <w:rFonts w:ascii="Arial" w:hAnsi="Arial"/>
-                <w:bCs/>
-                <w:color w:val="000000" w:themeColor="text1"/>
-                <w:sz w:val="16"/>
-                <w:szCs w:val="16"/>
-              </w:rPr>
-            </w:pPr>
-            <w:r>
-              <w:rPr>
-                <w:rFonts w:ascii="Arial" w:hAnsi="Arial"/>
-                <w:bCs/>
-                <w:color w:val="000000" w:themeColor="text1"/>
+                <w:color w:val="auto"/>
+                <w:sz w:val="16"/>
+                <w:szCs w:val="16"/>
+              </w:rPr>
+            </w:pPr>
+            <w:r>
+              <w:rPr>
+                <w:rFonts w:ascii="Arial" w:hAnsi="Arial"/>
+                <w:color w:val="auto"/>
                 <w:sz w:val="16"/>
                 <w:szCs w:val="16"/>
               </w:rPr>
@@ -3482,8 +3961,7 @@
             <w:r>
               <w:rPr>
                 <w:rFonts w:ascii="Arial" w:hAnsi="Arial"/>
-                <w:bCs/>
-                <w:color w:val="000000" w:themeColor="text1"/>
+                <w:color w:val="auto"/>
                 <w:sz w:val="16"/>
                 <w:szCs w:val="16"/>
               </w:rPr>
@@ -3492,8 +3970,7 @@
             <w:r>
               <w:rPr>
                 <w:rFonts w:ascii="Arial" w:hAnsi="Arial"/>
-                <w:bCs/>
-                <w:color w:val="000000" w:themeColor="text1"/>
+                <w:color w:val="auto"/>
                 <w:sz w:val="16"/>
                 <w:szCs w:val="16"/>
               </w:rPr>
@@ -3502,19 +3979,36 @@
             <w:r>
               <w:rPr>
                 <w:rFonts w:ascii="Arial" w:hAnsi="Arial"/>
-                <w:bCs/>
-                <w:noProof/>
-                <w:color w:val="000000" w:themeColor="text1"/>
-                <w:sz w:val="16"/>
-                <w:szCs w:val="16"/>
-              </w:rPr>
-              <w:t>«peso_tara»</w:t>
-            </w:r>
-            <w:r>
-              <w:rPr>
-                <w:rFonts w:ascii="Arial" w:hAnsi="Arial"/>
-                <w:bCs/>
-                <w:color w:val="000000" w:themeColor="text1"/>
+                <w:color w:val="auto"/>
+                <w:sz w:val="16"/>
+                <w:szCs w:val="16"/>
+              </w:rPr>
+              <w:t>«</w:t>
+            </w:r>
+            <w:proofErr w:type="spellStart"/>
+            <w:r>
+              <w:rPr>
+                <w:rFonts w:ascii="Arial" w:hAnsi="Arial"/>
+                <w:color w:val="auto"/>
+                <w:sz w:val="16"/>
+                <w:szCs w:val="16"/>
+              </w:rPr>
+              <w:t>peso_tara</w:t>
+            </w:r>
+            <w:proofErr w:type="spellEnd"/>
+            <w:r>
+              <w:rPr>
+                <w:rFonts w:ascii="Arial" w:hAnsi="Arial"/>
+                <w:color w:val="auto"/>
+                <w:sz w:val="16"/>
+                <w:szCs w:val="16"/>
+              </w:rPr>
+              <w:t>»</w:t>
+            </w:r>
+            <w:r>
+              <w:rPr>
+                <w:rFonts w:ascii="Arial" w:hAnsi="Arial"/>
+                <w:color w:val="auto"/>
                 <w:sz w:val="16"/>
                 <w:szCs w:val="16"/>
               </w:rPr>
@@ -3523,8 +4017,7 @@
             <w:r>
               <w:rPr>
                 <w:rFonts w:ascii="Arial" w:hAnsi="Arial"/>
-                <w:bCs/>
-                <w:color w:val="000000" w:themeColor="text1"/>
+                <w:color w:val="auto"/>
                 <w:sz w:val="16"/>
                 <w:szCs w:val="16"/>
               </w:rPr>
@@ -3540,17 +4033,15 @@
             <w:pPr>
               <w:rPr>
                 <w:rFonts w:ascii="Arial" w:hAnsi="Arial"/>
-                <w:bCs/>
-                <w:color w:val="000000" w:themeColor="text1"/>
-                <w:sz w:val="16"/>
-                <w:szCs w:val="16"/>
-              </w:rPr>
-            </w:pPr>
-            <w:r>
-              <w:rPr>
-                <w:rFonts w:ascii="Arial" w:hAnsi="Arial"/>
-                <w:bCs/>
-                <w:color w:val="000000" w:themeColor="text1"/>
+                <w:color w:val="auto"/>
+                <w:sz w:val="16"/>
+                <w:szCs w:val="16"/>
+              </w:rPr>
+            </w:pPr>
+            <w:r>
+              <w:rPr>
+                <w:rFonts w:ascii="Arial" w:hAnsi="Arial"/>
+                <w:color w:val="auto"/>
                 <w:sz w:val="16"/>
                 <w:szCs w:val="16"/>
               </w:rPr>
@@ -3559,8 +4050,7 @@
             <w:r>
               <w:rPr>
                 <w:rFonts w:ascii="Arial" w:hAnsi="Arial"/>
-                <w:bCs/>
-                <w:color w:val="000000" w:themeColor="text1"/>
+                <w:color w:val="auto"/>
                 <w:sz w:val="16"/>
                 <w:szCs w:val="16"/>
               </w:rPr>
@@ -3569,8 +4059,7 @@
             <w:r>
               <w:rPr>
                 <w:rFonts w:ascii="Arial" w:hAnsi="Arial"/>
-                <w:bCs/>
-                <w:color w:val="000000" w:themeColor="text1"/>
+                <w:color w:val="auto"/>
                 <w:sz w:val="16"/>
                 <w:szCs w:val="16"/>
               </w:rPr>
@@ -3579,8 +4068,7 @@
             <w:r>
               <w:rPr>
                 <w:rFonts w:ascii="Arial" w:hAnsi="Arial"/>
-                <w:bCs/>
-                <w:color w:val="000000" w:themeColor="text1"/>
+                <w:color w:val="auto"/>
                 <w:sz w:val="16"/>
                 <w:szCs w:val="16"/>
               </w:rPr>
@@ -3589,19 +4077,36 @@
             <w:r>
               <w:rPr>
                 <w:rFonts w:ascii="Arial" w:hAnsi="Arial"/>
-                <w:bCs/>
-                <w:noProof/>
-                <w:color w:val="000000" w:themeColor="text1"/>
-                <w:sz w:val="16"/>
-                <w:szCs w:val="16"/>
-              </w:rPr>
-              <w:t>«fecha_sal»</w:t>
-            </w:r>
-            <w:r>
-              <w:rPr>
-                <w:rFonts w:ascii="Arial" w:hAnsi="Arial"/>
-                <w:bCs/>
-                <w:color w:val="000000" w:themeColor="text1"/>
+                <w:color w:val="auto"/>
+                <w:sz w:val="16"/>
+                <w:szCs w:val="16"/>
+              </w:rPr>
+              <w:t>«</w:t>
+            </w:r>
+            <w:proofErr w:type="spellStart"/>
+            <w:r>
+              <w:rPr>
+                <w:rFonts w:ascii="Arial" w:hAnsi="Arial"/>
+                <w:color w:val="auto"/>
+                <w:sz w:val="16"/>
+                <w:szCs w:val="16"/>
+              </w:rPr>
+              <w:t>fecha_sal</w:t>
+            </w:r>
+            <w:proofErr w:type="spellEnd"/>
+            <w:r>
+              <w:rPr>
+                <w:rFonts w:ascii="Arial" w:hAnsi="Arial"/>
+                <w:color w:val="auto"/>
+                <w:sz w:val="16"/>
+                <w:szCs w:val="16"/>
+              </w:rPr>
+              <w:t>»</w:t>
+            </w:r>
+            <w:r>
+              <w:rPr>
+                <w:rFonts w:ascii="Arial" w:hAnsi="Arial"/>
+                <w:color w:val="auto"/>
                 <w:sz w:val="16"/>
                 <w:szCs w:val="16"/>
               </w:rPr>
@@ -3618,16 +4123,18 @@
               <w:rPr>
                 <w:rFonts w:ascii="Arial" w:hAnsi="Arial"/>
                 <w:b/>
-                <w:color w:val="000000" w:themeColor="text1"/>
-                <w:sz w:val="16"/>
-                <w:szCs w:val="16"/>
-              </w:rPr>
-            </w:pPr>
-            <w:r>
-              <w:rPr>
-                <w:rFonts w:ascii="Arial" w:hAnsi="Arial"/>
-                <w:b/>
-                <w:color w:val="000000" w:themeColor="text1"/>
+                <w:bCs/>
+                <w:color w:val="auto"/>
+                <w:sz w:val="16"/>
+                <w:szCs w:val="16"/>
+              </w:rPr>
+            </w:pPr>
+            <w:r>
+              <w:rPr>
+                <w:rFonts w:ascii="Arial" w:hAnsi="Arial"/>
+                <w:b/>
+                <w:bCs/>
+                <w:color w:val="auto"/>
                 <w:sz w:val="16"/>
                 <w:szCs w:val="16"/>
               </w:rPr>
@@ -3643,17 +4150,15 @@
             <w:pPr>
               <w:rPr>
                 <w:rFonts w:ascii="Arial" w:hAnsi="Arial"/>
-                <w:bCs/>
-                <w:color w:val="000000" w:themeColor="text1"/>
-                <w:sz w:val="16"/>
-                <w:szCs w:val="16"/>
-              </w:rPr>
-            </w:pPr>
-            <w:r>
-              <w:rPr>
-                <w:rFonts w:ascii="Arial" w:hAnsi="Arial"/>
-                <w:bCs/>
-                <w:color w:val="000000" w:themeColor="text1"/>
+                <w:color w:val="auto"/>
+                <w:sz w:val="16"/>
+                <w:szCs w:val="16"/>
+              </w:rPr>
+            </w:pPr>
+            <w:r>
+              <w:rPr>
+                <w:rFonts w:ascii="Arial" w:hAnsi="Arial"/>
+                <w:color w:val="auto"/>
                 <w:sz w:val="16"/>
                 <w:szCs w:val="16"/>
               </w:rPr>
@@ -3662,8 +4167,7 @@
             <w:r>
               <w:rPr>
                 <w:rFonts w:ascii="Arial" w:hAnsi="Arial"/>
-                <w:bCs/>
-                <w:color w:val="000000" w:themeColor="text1"/>
+                <w:color w:val="auto"/>
                 <w:sz w:val="16"/>
                 <w:szCs w:val="16"/>
               </w:rPr>
@@ -3672,8 +4176,7 @@
             <w:r>
               <w:rPr>
                 <w:rFonts w:ascii="Arial" w:hAnsi="Arial"/>
-                <w:bCs/>
-                <w:color w:val="000000" w:themeColor="text1"/>
+                <w:color w:val="auto"/>
                 <w:sz w:val="16"/>
                 <w:szCs w:val="16"/>
               </w:rPr>
@@ -3682,19 +4185,36 @@
             <w:r>
               <w:rPr>
                 <w:rFonts w:ascii="Arial" w:hAnsi="Arial"/>
-                <w:bCs/>
-                <w:noProof/>
-                <w:color w:val="000000" w:themeColor="text1"/>
-                <w:sz w:val="16"/>
-                <w:szCs w:val="16"/>
-              </w:rPr>
-              <w:t>«tipo_mineral_abr»</w:t>
-            </w:r>
-            <w:r>
-              <w:rPr>
-                <w:rFonts w:ascii="Arial" w:hAnsi="Arial"/>
-                <w:bCs/>
-                <w:color w:val="000000" w:themeColor="text1"/>
+                <w:color w:val="auto"/>
+                <w:sz w:val="16"/>
+                <w:szCs w:val="16"/>
+              </w:rPr>
+              <w:t>«</w:t>
+            </w:r>
+            <w:proofErr w:type="spellStart"/>
+            <w:r>
+              <w:rPr>
+                <w:rFonts w:ascii="Arial" w:hAnsi="Arial"/>
+                <w:color w:val="auto"/>
+                <w:sz w:val="16"/>
+                <w:szCs w:val="16"/>
+              </w:rPr>
+              <w:t>tipo_mineral_abr</w:t>
+            </w:r>
+            <w:proofErr w:type="spellEnd"/>
+            <w:r>
+              <w:rPr>
+                <w:rFonts w:ascii="Arial" w:hAnsi="Arial"/>
+                <w:color w:val="auto"/>
+                <w:sz w:val="16"/>
+                <w:szCs w:val="16"/>
+              </w:rPr>
+              <w:t>»</w:t>
+            </w:r>
+            <w:r>
+              <w:rPr>
+                <w:rFonts w:ascii="Arial" w:hAnsi="Arial"/>
+                <w:color w:val="auto"/>
                 <w:sz w:val="16"/>
                 <w:szCs w:val="16"/>
               </w:rPr>
@@ -3705,7 +4225,7 @@
       </w:tr>
       <w:tr>
         <w:trPr>
-          <w:trHeight w:val="294"/>
+          <w:trHeight w:val="113"/>
         </w:trPr>
         <w:tc>
           <w:tcPr>
@@ -3715,17 +4235,19 @@
             <w:pPr>
               <w:rPr>
                 <w:rFonts w:ascii="Arial" w:hAnsi="Arial"/>
-                <w:bCs/>
-                <w:color w:val="000000" w:themeColor="text1"/>
-                <w:sz w:val="16"/>
-                <w:szCs w:val="16"/>
-              </w:rPr>
-            </w:pPr>
-            <w:r>
-              <w:rPr>
-                <w:rFonts w:ascii="Arial" w:hAnsi="Arial"/>
-                <w:b/>
-                <w:color w:val="000000" w:themeColor="text1"/>
+                <w:b/>
+                <w:bCs/>
+                <w:color w:val="auto"/>
+                <w:sz w:val="16"/>
+                <w:szCs w:val="16"/>
+              </w:rPr>
+            </w:pPr>
+            <w:r>
+              <w:rPr>
+                <w:rFonts w:ascii="Arial" w:hAnsi="Arial"/>
+                <w:b/>
+                <w:bCs/>
+                <w:color w:val="auto"/>
                 <w:sz w:val="16"/>
                 <w:szCs w:val="16"/>
                 <w:lang w:val="es-PE"/>
@@ -3742,17 +4264,15 @@
             <w:pPr>
               <w:rPr>
                 <w:rFonts w:ascii="Arial" w:hAnsi="Arial"/>
-                <w:bCs/>
-                <w:color w:val="000000" w:themeColor="text1"/>
-                <w:sz w:val="16"/>
-                <w:szCs w:val="16"/>
-              </w:rPr>
-            </w:pPr>
-            <w:r>
-              <w:rPr>
-                <w:rFonts w:ascii="Arial" w:hAnsi="Arial"/>
-                <w:bCs/>
-                <w:color w:val="000000" w:themeColor="text1"/>
+                <w:color w:val="auto"/>
+                <w:sz w:val="16"/>
+                <w:szCs w:val="16"/>
+              </w:rPr>
+            </w:pPr>
+            <w:r>
+              <w:rPr>
+                <w:rFonts w:ascii="Arial" w:hAnsi="Arial"/>
+                <w:color w:val="auto"/>
                 <w:sz w:val="16"/>
                 <w:szCs w:val="16"/>
               </w:rPr>
@@ -3761,8 +4281,7 @@
             <w:r>
               <w:rPr>
                 <w:rFonts w:ascii="Arial" w:hAnsi="Arial"/>
-                <w:bCs/>
-                <w:color w:val="000000" w:themeColor="text1"/>
+                <w:color w:val="auto"/>
                 <w:sz w:val="16"/>
                 <w:szCs w:val="16"/>
               </w:rPr>
@@ -3771,8 +4290,7 @@
             <w:r>
               <w:rPr>
                 <w:rFonts w:ascii="Arial" w:hAnsi="Arial"/>
-                <w:bCs/>
-                <w:color w:val="000000" w:themeColor="text1"/>
+                <w:color w:val="auto"/>
                 <w:sz w:val="16"/>
                 <w:szCs w:val="16"/>
               </w:rPr>
@@ -3781,19 +4299,36 @@
             <w:r>
               <w:rPr>
                 <w:rFonts w:ascii="Arial" w:hAnsi="Arial"/>
-                <w:bCs/>
-                <w:noProof/>
-                <w:color w:val="000000" w:themeColor="text1"/>
-                <w:sz w:val="16"/>
-                <w:szCs w:val="16"/>
-              </w:rPr>
-              <w:t>«pero_neto»</w:t>
-            </w:r>
-            <w:r>
-              <w:rPr>
-                <w:rFonts w:ascii="Arial" w:hAnsi="Arial"/>
-                <w:bCs/>
-                <w:color w:val="000000" w:themeColor="text1"/>
+                <w:color w:val="auto"/>
+                <w:sz w:val="16"/>
+                <w:szCs w:val="16"/>
+              </w:rPr>
+              <w:t>«</w:t>
+            </w:r>
+            <w:proofErr w:type="spellStart"/>
+            <w:r>
+              <w:rPr>
+                <w:rFonts w:ascii="Arial" w:hAnsi="Arial"/>
+                <w:color w:val="auto"/>
+                <w:sz w:val="16"/>
+                <w:szCs w:val="16"/>
+              </w:rPr>
+              <w:t>pero_neto</w:t>
+            </w:r>
+            <w:proofErr w:type="spellEnd"/>
+            <w:r>
+              <w:rPr>
+                <w:rFonts w:ascii="Arial" w:hAnsi="Arial"/>
+                <w:color w:val="auto"/>
+                <w:sz w:val="16"/>
+                <w:szCs w:val="16"/>
+              </w:rPr>
+              <w:t>»</w:t>
+            </w:r>
+            <w:r>
+              <w:rPr>
+                <w:rFonts w:ascii="Arial" w:hAnsi="Arial"/>
+                <w:color w:val="auto"/>
                 <w:sz w:val="16"/>
                 <w:szCs w:val="16"/>
               </w:rPr>
@@ -3802,8 +4337,7 @@
             <w:r>
               <w:rPr>
                 <w:rFonts w:ascii="Arial" w:hAnsi="Arial"/>
-                <w:bCs/>
-                <w:color w:val="000000" w:themeColor="text1"/>
+                <w:color w:val="auto"/>
                 <w:sz w:val="16"/>
                 <w:szCs w:val="16"/>
               </w:rPr>
@@ -3819,8 +4353,7 @@
             <w:pPr>
               <w:rPr>
                 <w:rFonts w:ascii="Arial" w:hAnsi="Arial"/>
-                <w:b/>
-                <w:color w:val="000000" w:themeColor="text1"/>
+                <w:color w:val="auto"/>
                 <w:sz w:val="16"/>
                 <w:szCs w:val="16"/>
                 <w:lang w:val="es-PE"/>
@@ -3837,16 +4370,18 @@
               <w:rPr>
                 <w:rFonts w:ascii="Arial" w:hAnsi="Arial"/>
                 <w:b/>
-                <w:color w:val="000000" w:themeColor="text1"/>
-                <w:sz w:val="16"/>
-                <w:szCs w:val="16"/>
-              </w:rPr>
-            </w:pPr>
-            <w:r>
-              <w:rPr>
-                <w:rFonts w:ascii="Arial" w:hAnsi="Arial"/>
-                <w:b/>
-                <w:color w:val="000000" w:themeColor="text1"/>
+                <w:bCs/>
+                <w:color w:val="auto"/>
+                <w:sz w:val="16"/>
+                <w:szCs w:val="16"/>
+              </w:rPr>
+            </w:pPr>
+            <w:r>
+              <w:rPr>
+                <w:rFonts w:ascii="Arial" w:hAnsi="Arial"/>
+                <w:b/>
+                <w:bCs/>
+                <w:color w:val="auto"/>
                 <w:sz w:val="16"/>
                 <w:szCs w:val="16"/>
               </w:rPr>
@@ -3862,17 +4397,15 @@
             <w:pPr>
               <w:rPr>
                 <w:rFonts w:ascii="Arial" w:hAnsi="Arial"/>
-                <w:bCs/>
-                <w:color w:val="000000" w:themeColor="text1"/>
-                <w:sz w:val="16"/>
-                <w:szCs w:val="16"/>
-              </w:rPr>
-            </w:pPr>
-            <w:r>
-              <w:rPr>
-                <w:rFonts w:ascii="Arial" w:hAnsi="Arial"/>
-                <w:bCs/>
-                <w:color w:val="000000" w:themeColor="text1"/>
+                <w:color w:val="auto"/>
+                <w:sz w:val="16"/>
+                <w:szCs w:val="16"/>
+              </w:rPr>
+            </w:pPr>
+            <w:r>
+              <w:rPr>
+                <w:rFonts w:ascii="Arial" w:hAnsi="Arial"/>
+                <w:color w:val="auto"/>
                 <w:sz w:val="16"/>
                 <w:szCs w:val="16"/>
               </w:rPr>
@@ -3881,8 +4414,7 @@
             <w:r>
               <w:rPr>
                 <w:rFonts w:ascii="Arial" w:hAnsi="Arial"/>
-                <w:bCs/>
-                <w:color w:val="000000" w:themeColor="text1"/>
+                <w:color w:val="auto"/>
                 <w:sz w:val="16"/>
                 <w:szCs w:val="16"/>
               </w:rPr>
@@ -3891,8 +4423,7 @@
             <w:r>
               <w:rPr>
                 <w:rFonts w:ascii="Arial" w:hAnsi="Arial"/>
-                <w:bCs/>
-                <w:color w:val="000000" w:themeColor="text1"/>
+                <w:color w:val="auto"/>
                 <w:sz w:val="16"/>
                 <w:szCs w:val="16"/>
               </w:rPr>
@@ -3901,9 +4432,7 @@
             <w:r>
               <w:rPr>
                 <w:rFonts w:ascii="Arial" w:hAnsi="Arial"/>
-                <w:bCs/>
-                <w:noProof/>
-                <w:color w:val="000000" w:themeColor="text1"/>
+                <w:color w:val="auto"/>
                 <w:sz w:val="16"/>
                 <w:szCs w:val="16"/>
               </w:rPr>
@@ -3912,8 +4441,7 @@
             <w:r>
               <w:rPr>
                 <w:rFonts w:ascii="Arial" w:hAnsi="Arial"/>
-                <w:bCs/>
-                <w:color w:val="000000" w:themeColor="text1"/>
+                <w:color w:val="auto"/>
                 <w:sz w:val="16"/>
                 <w:szCs w:val="16"/>
               </w:rPr>
@@ -3924,7 +4452,7 @@
       </w:tr>
       <w:tr>
         <w:trPr>
-          <w:trHeight w:val="294"/>
+          <w:trHeight w:val="48"/>
         </w:trPr>
         <w:tc>
           <w:tcPr>
@@ -3934,8 +4462,7 @@
             <w:pPr>
               <w:rPr>
                 <w:rFonts w:ascii="Arial" w:hAnsi="Arial"/>
-                <w:b/>
-                <w:color w:val="000000" w:themeColor="text1"/>
+                <w:color w:val="auto"/>
                 <w:sz w:val="16"/>
                 <w:szCs w:val="16"/>
                 <w:lang w:val="es-PE"/>
@@ -3951,8 +4478,7 @@
             <w:pPr>
               <w:rPr>
                 <w:rFonts w:ascii="Arial" w:hAnsi="Arial"/>
-                <w:bCs/>
-                <w:color w:val="000000" w:themeColor="text1"/>
+                <w:color w:val="auto"/>
                 <w:sz w:val="16"/>
                 <w:szCs w:val="16"/>
               </w:rPr>
@@ -3967,8 +4493,7 @@
             <w:pPr>
               <w:rPr>
                 <w:rFonts w:ascii="Arial" w:hAnsi="Arial"/>
-                <w:b/>
-                <w:color w:val="000000" w:themeColor="text1"/>
+                <w:color w:val="auto"/>
                 <w:sz w:val="16"/>
                 <w:szCs w:val="16"/>
                 <w:lang w:val="es-PE"/>
@@ -3985,7 +4510,8 @@
               <w:rPr>
                 <w:rFonts w:ascii="Arial" w:hAnsi="Arial"/>
                 <w:b/>
-                <w:color w:val="000000" w:themeColor="text1"/>
+                <w:bCs/>
+                <w:color w:val="auto"/>
                 <w:sz w:val="16"/>
                 <w:szCs w:val="16"/>
                 <w:lang w:val="es-PE"/>
@@ -3995,7 +4521,8 @@
               <w:rPr>
                 <w:rFonts w:ascii="Arial" w:hAnsi="Arial"/>
                 <w:b/>
-                <w:color w:val="000000" w:themeColor="text1"/>
+                <w:bCs/>
+                <w:color w:val="auto"/>
                 <w:sz w:val="16"/>
                 <w:szCs w:val="16"/>
                 <w:lang w:val="es-PE"/>
@@ -4012,17 +4539,15 @@
             <w:pPr>
               <w:rPr>
                 <w:rFonts w:ascii="Arial" w:hAnsi="Arial"/>
-                <w:bCs/>
-                <w:color w:val="000000" w:themeColor="text1"/>
-                <w:sz w:val="16"/>
-                <w:szCs w:val="16"/>
-              </w:rPr>
-            </w:pPr>
-            <w:r>
-              <w:rPr>
-                <w:rFonts w:ascii="Arial" w:hAnsi="Arial"/>
-                <w:bCs/>
-                <w:color w:val="000000" w:themeColor="text1"/>
+                <w:color w:val="auto"/>
+                <w:sz w:val="16"/>
+                <w:szCs w:val="16"/>
+              </w:rPr>
+            </w:pPr>
+            <w:r>
+              <w:rPr>
+                <w:rFonts w:ascii="Arial" w:hAnsi="Arial"/>
+                <w:color w:val="auto"/>
                 <w:sz w:val="16"/>
                 <w:szCs w:val="16"/>
               </w:rPr>
@@ -4031,8 +4556,7 @@
             <w:r>
               <w:rPr>
                 <w:rFonts w:ascii="Arial" w:hAnsi="Arial"/>
-                <w:bCs/>
-                <w:color w:val="000000" w:themeColor="text1"/>
+                <w:color w:val="auto"/>
                 <w:sz w:val="16"/>
                 <w:szCs w:val="16"/>
               </w:rPr>
@@ -4041,8 +4565,7 @@
             <w:r>
               <w:rPr>
                 <w:rFonts w:ascii="Arial" w:hAnsi="Arial"/>
-                <w:bCs/>
-                <w:color w:val="000000" w:themeColor="text1"/>
+                <w:color w:val="auto"/>
                 <w:sz w:val="16"/>
                 <w:szCs w:val="16"/>
               </w:rPr>
@@ -4051,19 +4574,36 @@
             <w:r>
               <w:rPr>
                 <w:rFonts w:ascii="Arial" w:hAnsi="Arial"/>
-                <w:bCs/>
-                <w:noProof/>
-                <w:color w:val="000000" w:themeColor="text1"/>
-                <w:sz w:val="16"/>
-                <w:szCs w:val="16"/>
-              </w:rPr>
-              <w:t>«usu_create»</w:t>
-            </w:r>
-            <w:r>
-              <w:rPr>
-                <w:rFonts w:ascii="Arial" w:hAnsi="Arial"/>
-                <w:bCs/>
-                <w:color w:val="000000" w:themeColor="text1"/>
+                <w:color w:val="auto"/>
+                <w:sz w:val="16"/>
+                <w:szCs w:val="16"/>
+              </w:rPr>
+              <w:t>«</w:t>
+            </w:r>
+            <w:proofErr w:type="spellStart"/>
+            <w:r>
+              <w:rPr>
+                <w:rFonts w:ascii="Arial" w:hAnsi="Arial"/>
+                <w:color w:val="auto"/>
+                <w:sz w:val="16"/>
+                <w:szCs w:val="16"/>
+              </w:rPr>
+              <w:t>usu_create</w:t>
+            </w:r>
+            <w:proofErr w:type="spellEnd"/>
+            <w:r>
+              <w:rPr>
+                <w:rFonts w:ascii="Arial" w:hAnsi="Arial"/>
+                <w:color w:val="auto"/>
+                <w:sz w:val="16"/>
+                <w:szCs w:val="16"/>
+              </w:rPr>
+              <w:t>»</w:t>
+            </w:r>
+            <w:r>
+              <w:rPr>
+                <w:rFonts w:ascii="Arial" w:hAnsi="Arial"/>
+                <w:color w:val="auto"/>
                 <w:sz w:val="16"/>
                 <w:szCs w:val="16"/>
               </w:rPr>

--- a/pesaje/analytica/Report/PrintTicket.docx
+++ b/pesaje/analytica/Report/PrintTicket.docx
@@ -662,94 +662,74 @@
                 <w:sz w:val="16"/>
                 <w:szCs w:val="16"/>
               </w:rPr>
-              <w:t>«</w:t>
+              <w:t>«sucursal_empresa»</w:t>
+            </w:r>
+            <w:r>
+              <w:rPr>
+                <w:rFonts w:ascii="Arial" w:hAnsi="Arial"/>
+                <w:color w:val="auto"/>
+                <w:sz w:val="16"/>
+                <w:szCs w:val="16"/>
+              </w:rPr>
+              <w:fldChar w:fldCharType="end"/>
+            </w:r>
+          </w:p>
+        </w:tc>
+        <w:tc>
+          <w:tcPr>
+            <w:tcW w:w="2896" w:type="dxa"/>
+          </w:tcPr>
+          <w:p>
+            <w:pPr>
+              <w:rPr>
+                <w:rFonts w:ascii="Arial" w:hAnsi="Arial"/>
+                <w:b/>
+                <w:bCs/>
+                <w:color w:val="auto"/>
+                <w:sz w:val="16"/>
+                <w:szCs w:val="16"/>
+              </w:rPr>
+            </w:pPr>
+            <w:proofErr w:type="gramStart"/>
+            <w:r>
+              <w:rPr>
+                <w:rFonts w:ascii="Arial" w:hAnsi="Arial"/>
+                <w:b/>
+                <w:bCs/>
+                <w:color w:val="auto"/>
+                <w:sz w:val="16"/>
+                <w:szCs w:val="16"/>
+                <w:lang w:val="es-PE"/>
+              </w:rPr>
+              <w:t>Ticket</w:t>
+            </w:r>
+            <w:proofErr w:type="gramEnd"/>
+            <w:r>
+              <w:rPr>
+                <w:rFonts w:ascii="Arial" w:hAnsi="Arial"/>
+                <w:b/>
+                <w:bCs/>
+                <w:color w:val="auto"/>
+                <w:sz w:val="16"/>
+                <w:szCs w:val="16"/>
+                <w:lang w:val="es-PE"/>
+              </w:rPr>
+              <w:t xml:space="preserve"> de Pesaje </w:t>
             </w:r>
             <w:proofErr w:type="spellStart"/>
             <w:r>
               <w:rPr>
                 <w:rFonts w:ascii="Arial" w:hAnsi="Arial"/>
-                <w:color w:val="auto"/>
-                <w:sz w:val="16"/>
-                <w:szCs w:val="16"/>
-              </w:rPr>
-              <w:t>sucursal_empresa</w:t>
+                <w:b/>
+                <w:bCs/>
+                <w:color w:val="auto"/>
+                <w:sz w:val="16"/>
+                <w:szCs w:val="16"/>
+                <w:lang w:val="es-PE"/>
+              </w:rPr>
+              <w:t>N°</w:t>
             </w:r>
             <w:proofErr w:type="spellEnd"/>
-            <w:r>
-              <w:rPr>
-                <w:rFonts w:ascii="Arial" w:hAnsi="Arial"/>
-                <w:color w:val="auto"/>
-                <w:sz w:val="16"/>
-                <w:szCs w:val="16"/>
-              </w:rPr>
-              <w:t>»</w:t>
-            </w:r>
-            <w:r>
-              <w:rPr>
-                <w:rFonts w:ascii="Arial" w:hAnsi="Arial"/>
-                <w:color w:val="auto"/>
-                <w:sz w:val="16"/>
-                <w:szCs w:val="16"/>
-              </w:rPr>
-              <w:fldChar w:fldCharType="end"/>
-            </w:r>
-          </w:p>
-        </w:tc>
-        <w:tc>
-          <w:tcPr>
-            <w:tcW w:w="2896" w:type="dxa"/>
-          </w:tcPr>
-          <w:p>
-            <w:pPr>
-              <w:rPr>
-                <w:rFonts w:ascii="Arial" w:hAnsi="Arial"/>
-                <w:b/>
-                <w:bCs/>
-                <w:color w:val="auto"/>
-                <w:sz w:val="16"/>
-                <w:szCs w:val="16"/>
-              </w:rPr>
-            </w:pPr>
-            <w:proofErr w:type="gramStart"/>
-            <w:r>
-              <w:rPr>
-                <w:rFonts w:ascii="Arial" w:hAnsi="Arial"/>
-                <w:b/>
-                <w:bCs/>
-                <w:color w:val="auto"/>
-                <w:sz w:val="16"/>
-                <w:szCs w:val="16"/>
-                <w:lang w:val="es-PE"/>
-              </w:rPr>
-              <w:t>Ticket</w:t>
-            </w:r>
-            <w:proofErr w:type="gramEnd"/>
-            <w:r>
-              <w:rPr>
-                <w:rFonts w:ascii="Arial" w:hAnsi="Arial"/>
-                <w:b/>
-                <w:bCs/>
-                <w:color w:val="auto"/>
-                <w:sz w:val="16"/>
-                <w:szCs w:val="16"/>
-                <w:lang w:val="es-PE"/>
-              </w:rPr>
-              <w:t xml:space="preserve"> de Pesaje </w:t>
-            </w:r>
-            <w:proofErr w:type="spellStart"/>
-            <w:r>
-              <w:rPr>
-                <w:rFonts w:ascii="Arial" w:hAnsi="Arial"/>
-                <w:b/>
-                <w:bCs/>
-                <w:color w:val="auto"/>
-                <w:sz w:val="16"/>
-                <w:szCs w:val="16"/>
-                <w:lang w:val="es-PE"/>
-              </w:rPr>
-              <w:t>N°</w:t>
-            </w:r>
-            <w:proofErr w:type="spellEnd"/>
           </w:p>
         </w:tc>
         <w:tc>
@@ -799,38 +779,7 @@
                 <w:sz w:val="16"/>
                 <w:szCs w:val="16"/>
               </w:rPr>
-              <w:t>«</w:t>
-            </w:r>
-            <w:proofErr w:type="spellStart"/>
-            <w:r>
-              <w:rPr>
-                <w:rFonts w:ascii="Arial" w:hAnsi="Arial"/>
-                <w:color w:val="auto"/>
-                <w:sz w:val="16"/>
-                <w:szCs w:val="16"/>
-              </w:rPr>
-              <w:t>nro_</w:t>
-            </w:r>
-            <w:proofErr w:type="gramStart"/>
-            <w:r>
-              <w:rPr>
-                <w:rFonts w:ascii="Arial" w:hAnsi="Arial"/>
-                <w:color w:val="auto"/>
-                <w:sz w:val="16"/>
-                <w:szCs w:val="16"/>
-              </w:rPr>
-              <w:t>ticket</w:t>
-            </w:r>
-            <w:proofErr w:type="spellEnd"/>
-            <w:proofErr w:type="gramEnd"/>
-            <w:r>
-              <w:rPr>
-                <w:rFonts w:ascii="Arial" w:hAnsi="Arial"/>
-                <w:color w:val="auto"/>
-                <w:sz w:val="16"/>
-                <w:szCs w:val="16"/>
-              </w:rPr>
-              <w:t>»</w:t>
+              <w:t>«nro_ticket»</w:t>
             </w:r>
             <w:r>
               <w:rPr>
@@ -924,27 +873,7 @@
                 <w:sz w:val="16"/>
                 <w:szCs w:val="16"/>
               </w:rPr>
-              <w:t>«</w:t>
-            </w:r>
-            <w:proofErr w:type="spellStart"/>
-            <w:r>
-              <w:rPr>
-                <w:rFonts w:ascii="Arial" w:hAnsi="Arial"/>
-                <w:color w:val="auto"/>
-                <w:sz w:val="16"/>
-                <w:szCs w:val="16"/>
-              </w:rPr>
-              <w:t>direc_empresa</w:t>
-            </w:r>
-            <w:proofErr w:type="spellEnd"/>
-            <w:r>
-              <w:rPr>
-                <w:rFonts w:ascii="Arial" w:hAnsi="Arial"/>
-                <w:color w:val="auto"/>
-                <w:sz w:val="16"/>
-                <w:szCs w:val="16"/>
-              </w:rPr>
-              <w:t>»</w:t>
+              <w:t>«direc_empresa»</w:t>
             </w:r>
             <w:r>
               <w:rPr>
@@ -1051,27 +980,7 @@
                 <w:sz w:val="16"/>
                 <w:szCs w:val="16"/>
               </w:rPr>
-              <w:t>«</w:t>
-            </w:r>
-            <w:proofErr w:type="spellStart"/>
-            <w:r>
-              <w:rPr>
-                <w:rFonts w:ascii="Arial" w:hAnsi="Arial"/>
-                <w:color w:val="auto"/>
-                <w:sz w:val="16"/>
-                <w:szCs w:val="16"/>
-              </w:rPr>
-              <w:t>fecha_impr</w:t>
-            </w:r>
-            <w:proofErr w:type="spellEnd"/>
-            <w:r>
-              <w:rPr>
-                <w:rFonts w:ascii="Arial" w:hAnsi="Arial"/>
-                <w:color w:val="auto"/>
-                <w:sz w:val="16"/>
-                <w:szCs w:val="16"/>
-              </w:rPr>
-              <w:t>»</w:t>
+              <w:t>«fecha_impr»</w:t>
             </w:r>
             <w:r>
               <w:rPr>
@@ -1166,27 +1075,7 @@
                 <w:sz w:val="16"/>
                 <w:szCs w:val="16"/>
               </w:rPr>
-              <w:t>«</w:t>
-            </w:r>
-            <w:proofErr w:type="spellStart"/>
-            <w:r>
-              <w:rPr>
-                <w:rFonts w:ascii="Arial" w:hAnsi="Arial"/>
-                <w:color w:val="auto"/>
-                <w:sz w:val="16"/>
-                <w:szCs w:val="16"/>
-              </w:rPr>
-              <w:t>ruc_empresa</w:t>
-            </w:r>
-            <w:proofErr w:type="spellEnd"/>
-            <w:r>
-              <w:rPr>
-                <w:rFonts w:ascii="Arial" w:hAnsi="Arial"/>
-                <w:color w:val="auto"/>
-                <w:sz w:val="16"/>
-                <w:szCs w:val="16"/>
-              </w:rPr>
-              <w:t>»</w:t>
+              <w:t>«ruc_empresa»</w:t>
             </w:r>
             <w:r>
               <w:rPr>
@@ -1294,27 +1183,7 @@
                 <w:sz w:val="16"/>
                 <w:szCs w:val="16"/>
               </w:rPr>
-              <w:t>«</w:t>
-            </w:r>
-            <w:proofErr w:type="spellStart"/>
-            <w:r>
-              <w:rPr>
-                <w:rFonts w:ascii="Arial" w:hAnsi="Arial"/>
-                <w:color w:val="auto"/>
-                <w:sz w:val="16"/>
-                <w:szCs w:val="16"/>
-              </w:rPr>
-              <w:t>hora_impr</w:t>
-            </w:r>
-            <w:proofErr w:type="spellEnd"/>
-            <w:r>
-              <w:rPr>
-                <w:rFonts w:ascii="Arial" w:hAnsi="Arial"/>
-                <w:color w:val="auto"/>
-                <w:sz w:val="16"/>
-                <w:szCs w:val="16"/>
-              </w:rPr>
-              <w:t>»</w:t>
+              <w:t>«hora_impr»</w:t>
             </w:r>
             <w:r>
               <w:rPr>
@@ -1418,27 +1287,7 @@
                 <w:sz w:val="16"/>
                 <w:szCs w:val="16"/>
               </w:rPr>
-              <w:t>«</w:t>
-            </w:r>
-            <w:proofErr w:type="spellStart"/>
-            <w:r>
-              <w:rPr>
-                <w:rFonts w:ascii="Arial" w:hAnsi="Arial"/>
-                <w:color w:val="auto"/>
-                <w:sz w:val="16"/>
-                <w:szCs w:val="16"/>
-              </w:rPr>
-              <w:t>telefono_empresa</w:t>
-            </w:r>
-            <w:proofErr w:type="spellEnd"/>
-            <w:r>
-              <w:rPr>
-                <w:rFonts w:ascii="Arial" w:hAnsi="Arial"/>
-                <w:color w:val="auto"/>
-                <w:sz w:val="16"/>
-                <w:szCs w:val="16"/>
-              </w:rPr>
-              <w:t>»</w:t>
+              <w:t>«telefono_empresa»</w:t>
             </w:r>
             <w:r>
               <w:rPr>
@@ -1761,27 +1610,7 @@
                 <w:sz w:val="16"/>
                 <w:szCs w:val="16"/>
               </w:rPr>
-              <w:t>«</w:t>
-            </w:r>
-            <w:proofErr w:type="spellStart"/>
-            <w:r>
-              <w:rPr>
-                <w:rFonts w:ascii="Arial" w:hAnsi="Arial"/>
-                <w:color w:val="auto"/>
-                <w:sz w:val="16"/>
-                <w:szCs w:val="16"/>
-              </w:rPr>
-              <w:t>razon_social</w:t>
-            </w:r>
-            <w:proofErr w:type="spellEnd"/>
-            <w:r>
-              <w:rPr>
-                <w:rFonts w:ascii="Arial" w:hAnsi="Arial"/>
-                <w:color w:val="auto"/>
-                <w:sz w:val="16"/>
-                <w:szCs w:val="16"/>
-              </w:rPr>
-              <w:t>»</w:t>
+              <w:t>«razon_social»</w:t>
             </w:r>
             <w:r>
               <w:rPr>
@@ -1870,27 +1699,7 @@
                 <w:sz w:val="16"/>
                 <w:szCs w:val="16"/>
               </w:rPr>
-              <w:t>«</w:t>
-            </w:r>
-            <w:proofErr w:type="spellStart"/>
-            <w:r>
-              <w:rPr>
-                <w:rFonts w:ascii="Arial" w:hAnsi="Arial"/>
-                <w:color w:val="auto"/>
-                <w:sz w:val="16"/>
-                <w:szCs w:val="16"/>
-              </w:rPr>
-              <w:t>nom_conductor</w:t>
-            </w:r>
-            <w:proofErr w:type="spellEnd"/>
-            <w:r>
-              <w:rPr>
-                <w:rFonts w:ascii="Arial" w:hAnsi="Arial"/>
-                <w:color w:val="auto"/>
-                <w:sz w:val="16"/>
-                <w:szCs w:val="16"/>
-              </w:rPr>
-              <w:t>»</w:t>
+              <w:t>«nom_conductor»</w:t>
             </w:r>
             <w:r>
               <w:rPr>
@@ -1996,27 +1805,7 @@
                 <w:sz w:val="16"/>
                 <w:szCs w:val="16"/>
               </w:rPr>
-              <w:t>«</w:t>
-            </w:r>
-            <w:proofErr w:type="spellStart"/>
-            <w:r>
-              <w:rPr>
-                <w:rFonts w:ascii="Arial" w:hAnsi="Arial"/>
-                <w:color w:val="auto"/>
-                <w:sz w:val="16"/>
-                <w:szCs w:val="16"/>
-              </w:rPr>
-              <w:t>nro_documento</w:t>
-            </w:r>
-            <w:proofErr w:type="spellEnd"/>
-            <w:r>
-              <w:rPr>
-                <w:rFonts w:ascii="Arial" w:hAnsi="Arial"/>
-                <w:color w:val="auto"/>
-                <w:sz w:val="16"/>
-                <w:szCs w:val="16"/>
-              </w:rPr>
-              <w:t>»</w:t>
+              <w:t>«nro_documento»</w:t>
             </w:r>
             <w:r>
               <w:rPr>
@@ -2105,27 +1894,7 @@
                 <w:sz w:val="16"/>
                 <w:szCs w:val="16"/>
               </w:rPr>
-              <w:t>«</w:t>
-            </w:r>
-            <w:proofErr w:type="spellStart"/>
-            <w:r>
-              <w:rPr>
-                <w:rFonts w:ascii="Arial" w:hAnsi="Arial"/>
-                <w:color w:val="auto"/>
-                <w:sz w:val="16"/>
-                <w:szCs w:val="16"/>
-              </w:rPr>
-              <w:t>nom_transportista</w:t>
-            </w:r>
-            <w:proofErr w:type="spellEnd"/>
-            <w:r>
-              <w:rPr>
-                <w:rFonts w:ascii="Arial" w:hAnsi="Arial"/>
-                <w:color w:val="auto"/>
-                <w:sz w:val="16"/>
-                <w:szCs w:val="16"/>
-              </w:rPr>
-              <w:t>»</w:t>
+              <w:t>«nom_transportista»</w:t>
             </w:r>
             <w:r>
               <w:rPr>
@@ -2233,27 +2002,7 @@
                 <w:sz w:val="16"/>
                 <w:szCs w:val="16"/>
               </w:rPr>
-              <w:t>«</w:t>
-            </w:r>
-            <w:proofErr w:type="spellStart"/>
-            <w:r>
-              <w:rPr>
-                <w:rFonts w:ascii="Arial" w:hAnsi="Arial"/>
-                <w:color w:val="auto"/>
-                <w:sz w:val="16"/>
-                <w:szCs w:val="16"/>
-              </w:rPr>
-              <w:t>guia_re</w:t>
-            </w:r>
-            <w:proofErr w:type="spellEnd"/>
-            <w:r>
-              <w:rPr>
-                <w:rFonts w:ascii="Arial" w:hAnsi="Arial"/>
-                <w:color w:val="auto"/>
-                <w:sz w:val="16"/>
-                <w:szCs w:val="16"/>
-              </w:rPr>
-              <w:t>»</w:t>
+              <w:t>«guia_re»</w:t>
             </w:r>
             <w:r>
               <w:rPr>
@@ -2342,27 +2091,7 @@
                 <w:sz w:val="16"/>
                 <w:szCs w:val="16"/>
               </w:rPr>
-              <w:t>«</w:t>
-            </w:r>
-            <w:proofErr w:type="spellStart"/>
-            <w:r>
-              <w:rPr>
-                <w:rFonts w:ascii="Arial" w:hAnsi="Arial"/>
-                <w:color w:val="auto"/>
-                <w:sz w:val="16"/>
-                <w:szCs w:val="16"/>
-              </w:rPr>
-              <w:t>ruc_trans</w:t>
-            </w:r>
-            <w:proofErr w:type="spellEnd"/>
-            <w:r>
-              <w:rPr>
-                <w:rFonts w:ascii="Arial" w:hAnsi="Arial"/>
-                <w:color w:val="auto"/>
-                <w:sz w:val="16"/>
-                <w:szCs w:val="16"/>
-              </w:rPr>
-              <w:t>»</w:t>
+              <w:t>«ruc_trans»</w:t>
             </w:r>
             <w:r>
               <w:rPr>
@@ -2488,27 +2217,7 @@
                 <w:sz w:val="16"/>
                 <w:szCs w:val="16"/>
               </w:rPr>
-              <w:t>«</w:t>
-            </w:r>
-            <w:proofErr w:type="spellStart"/>
-            <w:r>
-              <w:rPr>
-                <w:rFonts w:ascii="Arial" w:hAnsi="Arial"/>
-                <w:color w:val="auto"/>
-                <w:sz w:val="16"/>
-                <w:szCs w:val="16"/>
-              </w:rPr>
-              <w:t>nro_placa</w:t>
-            </w:r>
-            <w:proofErr w:type="spellEnd"/>
-            <w:r>
-              <w:rPr>
-                <w:rFonts w:ascii="Arial" w:hAnsi="Arial"/>
-                <w:color w:val="auto"/>
-                <w:sz w:val="16"/>
-                <w:szCs w:val="16"/>
-              </w:rPr>
-              <w:t>»</w:t>
+              <w:t>«nro_placa»</w:t>
             </w:r>
             <w:r>
               <w:rPr>
@@ -3547,27 +3256,7 @@
                 <w:sz w:val="16"/>
                 <w:szCs w:val="16"/>
               </w:rPr>
-              <w:t>«</w:t>
-            </w:r>
-            <w:proofErr w:type="spellStart"/>
-            <w:r>
-              <w:rPr>
-                <w:rFonts w:ascii="Arial" w:hAnsi="Arial"/>
-                <w:color w:val="auto"/>
-                <w:sz w:val="16"/>
-                <w:szCs w:val="16"/>
-              </w:rPr>
-              <w:t>nro_lote</w:t>
-            </w:r>
-            <w:proofErr w:type="spellEnd"/>
-            <w:r>
-              <w:rPr>
-                <w:rFonts w:ascii="Arial" w:hAnsi="Arial"/>
-                <w:color w:val="auto"/>
-                <w:sz w:val="16"/>
-                <w:szCs w:val="16"/>
-              </w:rPr>
-              <w:t>»</w:t>
+              <w:t>«nro_lote»</w:t>
             </w:r>
             <w:r>
               <w:rPr>
@@ -3661,27 +3350,7 @@
                 <w:sz w:val="16"/>
                 <w:szCs w:val="16"/>
               </w:rPr>
-              <w:t>«</w:t>
-            </w:r>
-            <w:proofErr w:type="spellStart"/>
-            <w:r>
-              <w:rPr>
-                <w:rFonts w:ascii="Arial" w:hAnsi="Arial"/>
-                <w:color w:val="auto"/>
-                <w:sz w:val="16"/>
-                <w:szCs w:val="16"/>
-              </w:rPr>
-              <w:t>peso_bruto</w:t>
-            </w:r>
-            <w:proofErr w:type="spellEnd"/>
-            <w:r>
-              <w:rPr>
-                <w:rFonts w:ascii="Arial" w:hAnsi="Arial"/>
-                <w:color w:val="auto"/>
-                <w:sz w:val="16"/>
-                <w:szCs w:val="16"/>
-              </w:rPr>
-              <w:t>»</w:t>
+              <w:t>«peso_bruto»</w:t>
             </w:r>
             <w:r>
               <w:rPr>
@@ -3760,27 +3429,7 @@
                 <w:sz w:val="16"/>
                 <w:szCs w:val="16"/>
               </w:rPr>
-              <w:t>«</w:t>
-            </w:r>
-            <w:proofErr w:type="spellStart"/>
-            <w:r>
-              <w:rPr>
-                <w:rFonts w:ascii="Arial" w:hAnsi="Arial"/>
-                <w:color w:val="auto"/>
-                <w:sz w:val="16"/>
-                <w:szCs w:val="16"/>
-              </w:rPr>
-              <w:t>fecha_ing</w:t>
-            </w:r>
-            <w:proofErr w:type="spellEnd"/>
-            <w:r>
-              <w:rPr>
-                <w:rFonts w:ascii="Arial" w:hAnsi="Arial"/>
-                <w:color w:val="auto"/>
-                <w:sz w:val="16"/>
-                <w:szCs w:val="16"/>
-              </w:rPr>
-              <w:t>»</w:t>
+              <w:t>«fecha_ing»</w:t>
             </w:r>
             <w:r>
               <w:rPr>
@@ -3869,27 +3518,7 @@
                 <w:sz w:val="16"/>
                 <w:szCs w:val="16"/>
               </w:rPr>
-              <w:t>«</w:t>
-            </w:r>
-            <w:proofErr w:type="spellStart"/>
-            <w:r>
-              <w:rPr>
-                <w:rFonts w:ascii="Arial" w:hAnsi="Arial"/>
-                <w:color w:val="auto"/>
-                <w:sz w:val="16"/>
-                <w:szCs w:val="16"/>
-              </w:rPr>
-              <w:t>obs</w:t>
-            </w:r>
-            <w:proofErr w:type="spellEnd"/>
-            <w:r>
-              <w:rPr>
-                <w:rFonts w:ascii="Arial" w:hAnsi="Arial"/>
-                <w:color w:val="auto"/>
-                <w:sz w:val="16"/>
-                <w:szCs w:val="16"/>
-              </w:rPr>
-              <w:t>»</w:t>
+              <w:t>«obs»</w:t>
             </w:r>
             <w:r>
               <w:rPr>
@@ -3983,27 +3612,7 @@
                 <w:sz w:val="16"/>
                 <w:szCs w:val="16"/>
               </w:rPr>
-              <w:t>«</w:t>
-            </w:r>
-            <w:proofErr w:type="spellStart"/>
-            <w:r>
-              <w:rPr>
-                <w:rFonts w:ascii="Arial" w:hAnsi="Arial"/>
-                <w:color w:val="auto"/>
-                <w:sz w:val="16"/>
-                <w:szCs w:val="16"/>
-              </w:rPr>
-              <w:t>peso_tara</w:t>
-            </w:r>
-            <w:proofErr w:type="spellEnd"/>
-            <w:r>
-              <w:rPr>
-                <w:rFonts w:ascii="Arial" w:hAnsi="Arial"/>
-                <w:color w:val="auto"/>
-                <w:sz w:val="16"/>
-                <w:szCs w:val="16"/>
-              </w:rPr>
-              <w:t>»</w:t>
+              <w:t>«peso_tara»</w:t>
             </w:r>
             <w:r>
               <w:rPr>
@@ -4081,27 +3690,7 @@
                 <w:sz w:val="16"/>
                 <w:szCs w:val="16"/>
               </w:rPr>
-              <w:t>«</w:t>
-            </w:r>
-            <w:proofErr w:type="spellStart"/>
-            <w:r>
-              <w:rPr>
-                <w:rFonts w:ascii="Arial" w:hAnsi="Arial"/>
-                <w:color w:val="auto"/>
-                <w:sz w:val="16"/>
-                <w:szCs w:val="16"/>
-              </w:rPr>
-              <w:t>fecha_sal</w:t>
-            </w:r>
-            <w:proofErr w:type="spellEnd"/>
-            <w:r>
-              <w:rPr>
-                <w:rFonts w:ascii="Arial" w:hAnsi="Arial"/>
-                <w:color w:val="auto"/>
-                <w:sz w:val="16"/>
-                <w:szCs w:val="16"/>
-              </w:rPr>
-              <w:t>»</w:t>
+              <w:t>«fecha_sal»</w:t>
             </w:r>
             <w:r>
               <w:rPr>
@@ -4189,27 +3778,7 @@
                 <w:sz w:val="16"/>
                 <w:szCs w:val="16"/>
               </w:rPr>
-              <w:t>«</w:t>
-            </w:r>
-            <w:proofErr w:type="spellStart"/>
-            <w:r>
-              <w:rPr>
-                <w:rFonts w:ascii="Arial" w:hAnsi="Arial"/>
-                <w:color w:val="auto"/>
-                <w:sz w:val="16"/>
-                <w:szCs w:val="16"/>
-              </w:rPr>
-              <w:t>tipo_mineral_abr</w:t>
-            </w:r>
-            <w:proofErr w:type="spellEnd"/>
-            <w:r>
-              <w:rPr>
-                <w:rFonts w:ascii="Arial" w:hAnsi="Arial"/>
-                <w:color w:val="auto"/>
-                <w:sz w:val="16"/>
-                <w:szCs w:val="16"/>
-              </w:rPr>
-              <w:t>»</w:t>
+              <w:t>«tipo_mineral_abr»</w:t>
             </w:r>
             <w:r>
               <w:rPr>
@@ -4303,27 +3872,7 @@
                 <w:sz w:val="16"/>
                 <w:szCs w:val="16"/>
               </w:rPr>
-              <w:t>«</w:t>
-            </w:r>
-            <w:proofErr w:type="spellStart"/>
-            <w:r>
-              <w:rPr>
-                <w:rFonts w:ascii="Arial" w:hAnsi="Arial"/>
-                <w:color w:val="auto"/>
-                <w:sz w:val="16"/>
-                <w:szCs w:val="16"/>
-              </w:rPr>
-              <w:t>pero_neto</w:t>
-            </w:r>
-            <w:proofErr w:type="spellEnd"/>
-            <w:r>
-              <w:rPr>
-                <w:rFonts w:ascii="Arial" w:hAnsi="Arial"/>
-                <w:color w:val="auto"/>
-                <w:sz w:val="16"/>
-                <w:szCs w:val="16"/>
-              </w:rPr>
-              <w:t>»</w:t>
+              <w:t>«pero_neto»</w:t>
             </w:r>
             <w:r>
               <w:rPr>
@@ -4578,27 +4127,7 @@
                 <w:sz w:val="16"/>
                 <w:szCs w:val="16"/>
               </w:rPr>
-              <w:t>«</w:t>
-            </w:r>
-            <w:proofErr w:type="spellStart"/>
-            <w:r>
-              <w:rPr>
-                <w:rFonts w:ascii="Arial" w:hAnsi="Arial"/>
-                <w:color w:val="auto"/>
-                <w:sz w:val="16"/>
-                <w:szCs w:val="16"/>
-              </w:rPr>
-              <w:t>usu_create</w:t>
-            </w:r>
-            <w:proofErr w:type="spellEnd"/>
-            <w:r>
-              <w:rPr>
-                <w:rFonts w:ascii="Arial" w:hAnsi="Arial"/>
-                <w:color w:val="auto"/>
-                <w:sz w:val="16"/>
-                <w:szCs w:val="16"/>
-              </w:rPr>
-              <w:t>»</w:t>
+              <w:t>«usu_create»</w:t>
             </w:r>
             <w:r>
               <w:rPr>

--- a/pesaje/analytica/Report/PrintTicket.docx
+++ b/pesaje/analytica/Report/PrintTicket.docx
@@ -613,7 +613,6 @@
             <w:r>
               <w:rPr>
                 <w:rFonts w:ascii="Arial" w:hAnsi="Arial"/>
-                <w:color w:val="auto"/>
                 <w:sz w:val="16"/>
                 <w:szCs w:val="16"/>
               </w:rPr>
@@ -649,7 +648,6 @@
             <w:r>
               <w:rPr>
                 <w:rFonts w:ascii="Arial" w:hAnsi="Arial"/>
-                <w:color w:val="auto"/>
                 <w:sz w:val="16"/>
                 <w:szCs w:val="16"/>
               </w:rPr>
@@ -667,7 +665,6 @@
             <w:r>
               <w:rPr>
                 <w:rFonts w:ascii="Arial" w:hAnsi="Arial"/>
-                <w:color w:val="auto"/>
                 <w:sz w:val="16"/>
                 <w:szCs w:val="16"/>
               </w:rPr>
@@ -748,7 +745,6 @@
             <w:r>
               <w:rPr>
                 <w:rFonts w:ascii="Arial" w:hAnsi="Arial"/>
-                <w:color w:val="auto"/>
                 <w:sz w:val="16"/>
                 <w:szCs w:val="16"/>
               </w:rPr>
@@ -766,7 +762,6 @@
             <w:r>
               <w:rPr>
                 <w:rFonts w:ascii="Arial" w:hAnsi="Arial"/>
-                <w:color w:val="auto"/>
                 <w:sz w:val="16"/>
                 <w:szCs w:val="16"/>
               </w:rPr>
@@ -784,7 +779,6 @@
             <w:r>
               <w:rPr>
                 <w:rFonts w:ascii="Arial" w:hAnsi="Arial"/>
-                <w:color w:val="auto"/>
                 <w:sz w:val="16"/>
                 <w:szCs w:val="16"/>
               </w:rPr>
@@ -842,7 +836,6 @@
             <w:r>
               <w:rPr>
                 <w:rFonts w:ascii="Arial" w:hAnsi="Arial"/>
-                <w:color w:val="auto"/>
                 <w:sz w:val="16"/>
                 <w:szCs w:val="16"/>
               </w:rPr>
@@ -860,7 +853,6 @@
             <w:r>
               <w:rPr>
                 <w:rFonts w:ascii="Arial" w:hAnsi="Arial"/>
-                <w:color w:val="auto"/>
                 <w:sz w:val="16"/>
                 <w:szCs w:val="16"/>
               </w:rPr>
@@ -878,7 +870,6 @@
             <w:r>
               <w:rPr>
                 <w:rFonts w:ascii="Arial" w:hAnsi="Arial"/>
-                <w:color w:val="auto"/>
                 <w:sz w:val="16"/>
                 <w:szCs w:val="16"/>
               </w:rPr>
@@ -931,7 +922,6 @@
             <w:r>
               <w:rPr>
                 <w:rFonts w:ascii="Arial" w:hAnsi="Arial"/>
-                <w:color w:val="auto"/>
                 <w:sz w:val="16"/>
                 <w:szCs w:val="16"/>
               </w:rPr>
@@ -967,7 +957,6 @@
             <w:r>
               <w:rPr>
                 <w:rFonts w:ascii="Arial" w:hAnsi="Arial"/>
-                <w:color w:val="auto"/>
                 <w:sz w:val="16"/>
                 <w:szCs w:val="16"/>
               </w:rPr>
@@ -985,7 +974,6 @@
             <w:r>
               <w:rPr>
                 <w:rFonts w:ascii="Arial" w:hAnsi="Arial"/>
-                <w:color w:val="auto"/>
                 <w:sz w:val="16"/>
                 <w:szCs w:val="16"/>
               </w:rPr>
@@ -1044,7 +1032,6 @@
             <w:r>
               <w:rPr>
                 <w:rFonts w:ascii="Arial" w:hAnsi="Arial"/>
-                <w:color w:val="auto"/>
                 <w:sz w:val="16"/>
                 <w:szCs w:val="16"/>
               </w:rPr>
@@ -1062,7 +1049,6 @@
             <w:r>
               <w:rPr>
                 <w:rFonts w:ascii="Arial" w:hAnsi="Arial"/>
-                <w:color w:val="auto"/>
                 <w:sz w:val="16"/>
                 <w:szCs w:val="16"/>
               </w:rPr>
@@ -1080,7 +1066,6 @@
             <w:r>
               <w:rPr>
                 <w:rFonts w:ascii="Arial" w:hAnsi="Arial"/>
-                <w:color w:val="auto"/>
                 <w:sz w:val="16"/>
                 <w:szCs w:val="16"/>
               </w:rPr>
@@ -1134,7 +1119,6 @@
             <w:r>
               <w:rPr>
                 <w:rFonts w:ascii="Arial" w:hAnsi="Arial"/>
-                <w:color w:val="auto"/>
                 <w:sz w:val="16"/>
                 <w:szCs w:val="16"/>
               </w:rPr>
@@ -1170,7 +1154,6 @@
             <w:r>
               <w:rPr>
                 <w:rFonts w:ascii="Arial" w:hAnsi="Arial"/>
-                <w:color w:val="auto"/>
                 <w:sz w:val="16"/>
                 <w:szCs w:val="16"/>
               </w:rPr>
@@ -1188,7 +1171,6 @@
             <w:r>
               <w:rPr>
                 <w:rFonts w:ascii="Arial" w:hAnsi="Arial"/>
-                <w:color w:val="auto"/>
                 <w:sz w:val="16"/>
                 <w:szCs w:val="16"/>
               </w:rPr>
@@ -1256,7 +1238,6 @@
             <w:r>
               <w:rPr>
                 <w:rFonts w:ascii="Arial" w:hAnsi="Arial"/>
-                <w:color w:val="auto"/>
                 <w:sz w:val="16"/>
                 <w:szCs w:val="16"/>
               </w:rPr>
@@ -1274,7 +1255,6 @@
             <w:r>
               <w:rPr>
                 <w:rFonts w:ascii="Arial" w:hAnsi="Arial"/>
-                <w:color w:val="auto"/>
                 <w:sz w:val="16"/>
                 <w:szCs w:val="16"/>
               </w:rPr>
@@ -1292,7 +1272,6 @@
             <w:r>
               <w:rPr>
                 <w:rFonts w:ascii="Arial" w:hAnsi="Arial"/>
-                <w:color w:val="auto"/>
                 <w:sz w:val="16"/>
                 <w:szCs w:val="16"/>
               </w:rPr>
@@ -1579,7 +1558,6 @@
             <w:r>
               <w:rPr>
                 <w:rFonts w:ascii="Arial" w:hAnsi="Arial"/>
-                <w:color w:val="auto"/>
                 <w:sz w:val="16"/>
                 <w:szCs w:val="16"/>
               </w:rPr>
@@ -1597,7 +1575,6 @@
             <w:r>
               <w:rPr>
                 <w:rFonts w:ascii="Arial" w:hAnsi="Arial"/>
-                <w:color w:val="auto"/>
                 <w:sz w:val="16"/>
                 <w:szCs w:val="16"/>
               </w:rPr>
@@ -1615,7 +1592,6 @@
             <w:r>
               <w:rPr>
                 <w:rFonts w:ascii="Arial" w:hAnsi="Arial"/>
-                <w:color w:val="auto"/>
                 <w:sz w:val="16"/>
                 <w:szCs w:val="16"/>
               </w:rPr>
@@ -1668,7 +1644,6 @@
             <w:r>
               <w:rPr>
                 <w:rFonts w:ascii="Arial" w:hAnsi="Arial"/>
-                <w:color w:val="auto"/>
                 <w:sz w:val="16"/>
                 <w:szCs w:val="16"/>
               </w:rPr>
@@ -1686,7 +1661,6 @@
             <w:r>
               <w:rPr>
                 <w:rFonts w:ascii="Arial" w:hAnsi="Arial"/>
-                <w:color w:val="auto"/>
                 <w:sz w:val="16"/>
                 <w:szCs w:val="16"/>
               </w:rPr>
@@ -1704,7 +1678,6 @@
             <w:r>
               <w:rPr>
                 <w:rFonts w:ascii="Arial" w:hAnsi="Arial"/>
-                <w:color w:val="auto"/>
                 <w:sz w:val="16"/>
                 <w:szCs w:val="16"/>
               </w:rPr>
@@ -1774,7 +1747,6 @@
             <w:r>
               <w:rPr>
                 <w:rFonts w:ascii="Arial" w:hAnsi="Arial"/>
-                <w:color w:val="auto"/>
                 <w:sz w:val="16"/>
                 <w:szCs w:val="16"/>
               </w:rPr>
@@ -1792,7 +1764,6 @@
             <w:r>
               <w:rPr>
                 <w:rFonts w:ascii="Arial" w:hAnsi="Arial"/>
-                <w:color w:val="auto"/>
                 <w:sz w:val="16"/>
                 <w:szCs w:val="16"/>
               </w:rPr>
@@ -1810,7 +1781,6 @@
             <w:r>
               <w:rPr>
                 <w:rFonts w:ascii="Arial" w:hAnsi="Arial"/>
-                <w:color w:val="auto"/>
                 <w:sz w:val="16"/>
                 <w:szCs w:val="16"/>
               </w:rPr>
@@ -1863,7 +1833,6 @@
             <w:r>
               <w:rPr>
                 <w:rFonts w:ascii="Arial" w:hAnsi="Arial"/>
-                <w:color w:val="auto"/>
                 <w:sz w:val="16"/>
                 <w:szCs w:val="16"/>
               </w:rPr>
@@ -1881,7 +1850,6 @@
             <w:r>
               <w:rPr>
                 <w:rFonts w:ascii="Arial" w:hAnsi="Arial"/>
-                <w:color w:val="auto"/>
                 <w:sz w:val="16"/>
                 <w:szCs w:val="16"/>
               </w:rPr>
@@ -1899,7 +1867,6 @@
             <w:r>
               <w:rPr>
                 <w:rFonts w:ascii="Arial" w:hAnsi="Arial"/>
-                <w:color w:val="auto"/>
                 <w:sz w:val="16"/>
                 <w:szCs w:val="16"/>
               </w:rPr>
@@ -1971,7 +1938,6 @@
             <w:r>
               <w:rPr>
                 <w:rFonts w:ascii="Arial" w:hAnsi="Arial"/>
-                <w:color w:val="auto"/>
                 <w:sz w:val="16"/>
                 <w:szCs w:val="16"/>
               </w:rPr>
@@ -1989,7 +1955,6 @@
             <w:r>
               <w:rPr>
                 <w:rFonts w:ascii="Arial" w:hAnsi="Arial"/>
-                <w:color w:val="auto"/>
                 <w:sz w:val="16"/>
                 <w:szCs w:val="16"/>
               </w:rPr>
@@ -2007,7 +1972,6 @@
             <w:r>
               <w:rPr>
                 <w:rFonts w:ascii="Arial" w:hAnsi="Arial"/>
-                <w:color w:val="auto"/>
                 <w:sz w:val="16"/>
                 <w:szCs w:val="16"/>
               </w:rPr>
@@ -2060,7 +2024,6 @@
             <w:r>
               <w:rPr>
                 <w:rFonts w:ascii="Arial" w:hAnsi="Arial"/>
-                <w:color w:val="auto"/>
                 <w:sz w:val="16"/>
                 <w:szCs w:val="16"/>
               </w:rPr>
@@ -2078,7 +2041,6 @@
             <w:r>
               <w:rPr>
                 <w:rFonts w:ascii="Arial" w:hAnsi="Arial"/>
-                <w:color w:val="auto"/>
                 <w:sz w:val="16"/>
                 <w:szCs w:val="16"/>
               </w:rPr>
@@ -2096,7 +2058,6 @@
             <w:r>
               <w:rPr>
                 <w:rFonts w:ascii="Arial" w:hAnsi="Arial"/>
-                <w:color w:val="auto"/>
                 <w:sz w:val="16"/>
                 <w:szCs w:val="16"/>
               </w:rPr>
@@ -2186,7 +2147,6 @@
             <w:r>
               <w:rPr>
                 <w:rFonts w:ascii="Arial" w:hAnsi="Arial"/>
-                <w:color w:val="auto"/>
                 <w:sz w:val="16"/>
                 <w:szCs w:val="16"/>
               </w:rPr>
@@ -2204,7 +2164,6 @@
             <w:r>
               <w:rPr>
                 <w:rFonts w:ascii="Arial" w:hAnsi="Arial"/>
-                <w:color w:val="auto"/>
                 <w:sz w:val="16"/>
                 <w:szCs w:val="16"/>
               </w:rPr>
@@ -2222,7 +2181,6 @@
             <w:r>
               <w:rPr>
                 <w:rFonts w:ascii="Arial" w:hAnsi="Arial"/>
-                <w:color w:val="auto"/>
                 <w:sz w:val="16"/>
                 <w:szCs w:val="16"/>
               </w:rPr>
@@ -3854,7 +3812,7 @@
                 <w:sz w:val="16"/>
                 <w:szCs w:val="16"/>
               </w:rPr>
-              <w:instrText xml:space="preserve"> MERGEFIELD  pero_neto  \* MERGEFORMAT </w:instrText>
+              <w:instrText xml:space="preserve"> MERGEFIELD  peso_neto  \* MERGEFORMAT </w:instrText>
             </w:r>
             <w:r>
               <w:rPr>
@@ -3868,11 +3826,12 @@
             <w:r>
               <w:rPr>
                 <w:rFonts w:ascii="Arial" w:hAnsi="Arial"/>
-                <w:color w:val="auto"/>
-                <w:sz w:val="16"/>
-                <w:szCs w:val="16"/>
-              </w:rPr>
-              <w:t>«pero_neto»</w:t>
+                <w:noProof/>
+                <w:color w:val="auto"/>
+                <w:sz w:val="16"/>
+                <w:szCs w:val="16"/>
+              </w:rPr>
+              <w:t>«peso_neto»</w:t>
             </w:r>
             <w:r>
               <w:rPr>

--- a/pesaje/analytica/Report/PrintTicket.docx
+++ b/pesaje/analytica/Report/PrintTicket.docx
@@ -1,6 +1,6 @@
 
 <file path=word/document.xml><?xml version="1.0" encoding="utf-8"?>
-<w:document xmlns:wpc="http://schemas.microsoft.com/office/word/2010/wordprocessingCanvas" xmlns:cx="http://schemas.microsoft.com/office/drawing/2014/chartex" xmlns:cx1="http://schemas.microsoft.com/office/drawing/2015/9/8/chartex" xmlns:cx2="http://schemas.microsoft.com/office/drawing/2015/10/21/chartex" xmlns:cx3="http://schemas.microsoft.com/office/drawing/2016/5/9/chartex" xmlns:cx4="http://schemas.microsoft.com/office/drawing/2016/5/10/chartex" xmlns:cx5="http://schemas.microsoft.com/office/drawing/2016/5/11/chartex" xmlns:cx6="http://schemas.microsoft.com/office/drawing/2016/5/12/chartex" xmlns:cx7="http://schemas.microsoft.com/office/drawing/2016/5/13/chartex" xmlns:cx8="http://schemas.microsoft.com/office/drawing/2016/5/14/chartex" xmlns:mc="http://schemas.openxmlformats.org/markup-compatibility/2006" xmlns:aink="http://schemas.microsoft.com/office/drawing/2016/ink" xmlns:am3d="http://schemas.microsoft.com/office/drawing/2017/model3d" xmlns:o="urn:schemas-microsoft-com:office:office" xmlns:oel="http://schemas.microsoft.com/office/2019/extlst" xmlns:r="http://schemas.openxmlformats.org/officeDocument/2006/relationships" xmlns:m="http://schemas.openxmlformats.org/officeDocument/2006/math" xmlns:v="urn:schemas-microsoft-com:vml" xmlns:wp14="http://schemas.microsoft.com/office/word/2010/wordprocessingDrawing" xmlns:wp="http://schemas.openxmlformats.org/drawingml/2006/wordprocessingDrawing" xmlns:w10="urn:schemas-microsoft-com:office:word" xmlns:w="http://schemas.openxmlformats.org/wordprocessingml/2006/main" xmlns:w14="http://schemas.microsoft.com/office/word/2010/wordml" xmlns:w15="http://schemas.microsoft.com/office/word/2012/wordml" xmlns:w16cex="http://schemas.microsoft.com/office/word/2018/wordml/cex" xmlns:w16cid="http://schemas.microsoft.com/office/word/2016/wordml/cid" xmlns:w16="http://schemas.microsoft.com/office/word/2018/wordml" xmlns:w16du="http://schemas.microsoft.com/office/word/2023/wordml/word16du" xmlns:w16sdtdh="http://schemas.microsoft.com/office/word/2020/wordml/sdtdatahash" xmlns:w16sdtfl="http://schemas.microsoft.com/office/word/2024/wordml/sdtformatlock" xmlns:w16se="http://schemas.microsoft.com/office/word/2015/wordml/symex" xmlns:wpg="http://schemas.microsoft.com/office/word/2010/wordprocessingGroup" xmlns:wpi="http://schemas.microsoft.com/office/word/2010/wordprocessingInk" xmlns:wne="http://schemas.microsoft.com/office/word/2006/wordml" xmlns:wps="http://schemas.microsoft.com/office/word/2010/wordprocessingShape" mc:Ignorable="w14 w15 w16se w16cid w16 w16cex w16sdtdh w16sdtfl w16du wp14">
+<w:document xmlns:wpc="http://schemas.microsoft.com/office/word/2010/wordprocessingCanvas" xmlns:cx="http://schemas.microsoft.com/office/drawing/2014/chartex" xmlns:cx1="http://schemas.microsoft.com/office/drawing/2015/9/8/chartex" xmlns:cx2="http://schemas.microsoft.com/office/drawing/2015/10/21/chartex" xmlns:cx3="http://schemas.microsoft.com/office/drawing/2016/5/9/chartex" xmlns:cx4="http://schemas.microsoft.com/office/drawing/2016/5/10/chartex" xmlns:cx5="http://schemas.microsoft.com/office/drawing/2016/5/11/chartex" xmlns:cx6="http://schemas.microsoft.com/office/drawing/2016/5/12/chartex" xmlns:cx7="http://schemas.microsoft.com/office/drawing/2016/5/13/chartex" xmlns:cx8="http://schemas.microsoft.com/office/drawing/2016/5/14/chartex" xmlns:mc="http://schemas.openxmlformats.org/markup-compatibility/2006" xmlns:aink="http://schemas.microsoft.com/office/drawing/2016/ink" xmlns:am3d="http://schemas.microsoft.com/office/drawing/2017/model3d" xmlns:o="urn:schemas-microsoft-com:office:office" xmlns:oel="http://schemas.microsoft.com/office/2019/extlst" xmlns:r="http://schemas.openxmlformats.org/officeDocument/2006/relationships" xmlns:m="http://schemas.openxmlformats.org/officeDocument/2006/math" xmlns:v="urn:schemas-microsoft-com:vml" xmlns:wp14="http://schemas.microsoft.com/office/word/2010/wordprocessingDrawing" xmlns:wp="http://schemas.openxmlformats.org/drawingml/2006/wordprocessingDrawing" xmlns:w10="urn:schemas-microsoft-com:office:word" xmlns:w="http://schemas.openxmlformats.org/wordprocessingml/2006/main" xmlns:w14="http://schemas.microsoft.com/office/word/2010/wordml" xmlns:w15="http://schemas.microsoft.com/office/word/2012/wordml" xmlns:w16cei="http://schemas.microsoft.com/office/word/2026/wordml/cei" xmlns:w16cex="http://schemas.microsoft.com/office/word/2018/wordml/cex" xmlns:w16cid="http://schemas.microsoft.com/office/word/2016/wordml/cid" xmlns:w16="http://schemas.microsoft.com/office/word/2018/wordml" xmlns:w16du="http://schemas.microsoft.com/office/word/2023/wordml/word16du" xmlns:w16sdtdh="http://schemas.microsoft.com/office/word/2020/wordml/sdtdatahash" xmlns:w16sdtfl="http://schemas.microsoft.com/office/word/2024/wordml/sdtformatlock" xmlns:w16se="http://schemas.microsoft.com/office/word/2015/wordml/symex" xmlns:wpg="http://schemas.microsoft.com/office/word/2010/wordprocessingGroup" xmlns:wpi="http://schemas.microsoft.com/office/word/2010/wordprocessingInk" xmlns:wne="http://schemas.microsoft.com/office/word/2006/wordml" xmlns:wps="http://schemas.microsoft.com/office/word/2010/wordprocessingShape" mc:Ignorable="w14 w15 w16se w16cid w16 w16cex w16sdtdh w16sdtfl w16du wp14">
   <w:body>
     <w:tbl>
       <w:tblPr>
@@ -26,6 +26,9 @@
               <w:pStyle w:val="Encabezado"/>
               <w:ind w:left="142"/>
               <w:jc w:val="center"/>
+              <w:rPr>
+                <w:color w:val="000000" w:themeColor="text1"/>
+              </w:rPr>
             </w:pPr>
           </w:p>
         </w:tc>
@@ -40,6 +43,7 @@
                 <w:rFonts w:ascii="Arial" w:hAnsi="Arial"/>
                 <w:b/>
                 <w:bCs/>
+                <w:color w:val="000000" w:themeColor="text1"/>
                 <w:sz w:val="28"/>
                 <w:szCs w:val="28"/>
                 <w:lang w:val="it-IT"/>
@@ -49,6 +53,7 @@
               <w:rPr>
                 <w:rFonts w:ascii="Times New Roman" w:hAnsi="Times New Roman" w:cs="Times New Roman"/>
                 <w:noProof/>
+                <w:color w:val="000000" w:themeColor="text1"/>
                 <w:sz w:val="24"/>
                 <w:szCs w:val="24"/>
                 <w:lang w:val="es-PE" w:eastAsia="es-PE"/>
@@ -225,6 +230,7 @@
                 <w:rFonts w:ascii="Arial" w:hAnsi="Arial"/>
                 <w:b/>
                 <w:bCs/>
+                <w:color w:val="000000" w:themeColor="text1"/>
                 <w:sz w:val="28"/>
                 <w:szCs w:val="28"/>
                 <w:lang w:val="it-IT"/>
@@ -236,6 +242,7 @@
                 <w:rFonts w:ascii="Arial" w:hAnsi="Arial"/>
                 <w:b/>
                 <w:bCs/>
+                <w:color w:val="000000" w:themeColor="text1"/>
                 <w:sz w:val="28"/>
                 <w:szCs w:val="28"/>
                 <w:lang w:val="it-IT"/>
@@ -247,6 +254,7 @@
                 <w:rFonts w:ascii="Arial" w:hAnsi="Arial"/>
                 <w:b/>
                 <w:bCs/>
+                <w:color w:val="000000" w:themeColor="text1"/>
                 <w:sz w:val="28"/>
                 <w:szCs w:val="28"/>
                 <w:lang w:val="it-IT"/>
@@ -259,6 +267,7 @@
                 <w:b/>
                 <w:bCs/>
                 <w:noProof/>
+                <w:color w:val="000000" w:themeColor="text1"/>
                 <w:sz w:val="28"/>
                 <w:szCs w:val="28"/>
                 <w:lang w:val="it-IT"/>
@@ -270,6 +279,7 @@
                 <w:rFonts w:ascii="Arial" w:hAnsi="Arial"/>
                 <w:b/>
                 <w:bCs/>
+                <w:color w:val="000000" w:themeColor="text1"/>
                 <w:sz w:val="28"/>
                 <w:szCs w:val="28"/>
                 <w:lang w:val="it-IT"/>
@@ -286,6 +296,7 @@
                 <w:rFonts w:ascii="Arial" w:hAnsi="Arial"/>
                 <w:b/>
                 <w:bCs/>
+                <w:color w:val="000000" w:themeColor="text1"/>
                 <w:sz w:val="24"/>
                 <w:szCs w:val="24"/>
                 <w:lang w:val="it-IT"/>
@@ -296,6 +307,7 @@
                 <w:rFonts w:ascii="Arial" w:hAnsi="Arial"/>
                 <w:b/>
                 <w:bCs/>
+                <w:color w:val="000000" w:themeColor="text1"/>
                 <w:lang w:val="it-IT"/>
               </w:rPr>
               <w:fldChar w:fldCharType="begin"/>
@@ -305,6 +317,7 @@
                 <w:rFonts w:ascii="Arial" w:hAnsi="Arial"/>
                 <w:b/>
                 <w:bCs/>
+                <w:color w:val="000000" w:themeColor="text1"/>
                 <w:lang w:val="it-IT"/>
               </w:rPr>
               <w:instrText xml:space="preserve"> MERGEFIELD  </w:instrText>
@@ -315,6 +328,7 @@
                 <w:b/>
                 <w:bCs/>
                 <w:noProof/>
+                <w:color w:val="000000" w:themeColor="text1"/>
                 <w:lang w:val="it-IT"/>
               </w:rPr>
               <w:instrText>direc_empresa</w:instrText>
@@ -324,6 +338,7 @@
                 <w:rFonts w:ascii="Arial" w:hAnsi="Arial"/>
                 <w:b/>
                 <w:bCs/>
+                <w:color w:val="000000" w:themeColor="text1"/>
                 <w:lang w:val="it-IT"/>
               </w:rPr>
               <w:instrText xml:space="preserve">  \* MERGEFORMAT </w:instrText>
@@ -333,6 +348,7 @@
                 <w:rFonts w:ascii="Arial" w:hAnsi="Arial"/>
                 <w:b/>
                 <w:bCs/>
+                <w:color w:val="000000" w:themeColor="text1"/>
                 <w:lang w:val="it-IT"/>
               </w:rPr>
               <w:fldChar w:fldCharType="separate"/>
@@ -343,6 +359,7 @@
                 <w:b/>
                 <w:bCs/>
                 <w:noProof/>
+                <w:color w:val="000000" w:themeColor="text1"/>
                 <w:lang w:val="it-IT"/>
               </w:rPr>
               <w:t>«direc_empresa»</w:t>
@@ -352,6 +369,7 @@
                 <w:rFonts w:ascii="Arial" w:hAnsi="Arial"/>
                 <w:b/>
                 <w:bCs/>
+                <w:color w:val="000000" w:themeColor="text1"/>
                 <w:lang w:val="it-IT"/>
               </w:rPr>
               <w:fldChar w:fldCharType="end"/>
@@ -364,6 +382,7 @@
                 <w:rFonts w:ascii="Arial" w:hAnsi="Arial"/>
                 <w:b/>
                 <w:bCs/>
+                <w:color w:val="000000" w:themeColor="text1"/>
                 <w:sz w:val="28"/>
                 <w:szCs w:val="28"/>
                 <w:lang w:val="it-IT"/>
@@ -384,6 +403,7 @@
                 <w:b/>
                 <w:bCs/>
                 <w:noProof/>
+                <w:color w:val="000000" w:themeColor="text1"/>
                 <w:lang w:val="es-PE" w:eastAsia="es-PE"/>
               </w:rPr>
             </w:pPr>
@@ -392,6 +412,7 @@
                 <w:rFonts w:ascii="Arial" w:hAnsi="Arial"/>
                 <w:b/>
                 <w:noProof/>
+                <w:color w:val="000000" w:themeColor="text1"/>
                 <w:sz w:val="36"/>
                 <w:szCs w:val="36"/>
               </w:rPr>
@@ -402,6 +423,7 @@
                 <w:rFonts w:ascii="Arial" w:hAnsi="Arial"/>
                 <w:b/>
                 <w:noProof/>
+                <w:color w:val="000000" w:themeColor="text1"/>
                 <w:sz w:val="36"/>
                 <w:szCs w:val="36"/>
               </w:rPr>
@@ -412,6 +434,7 @@
                 <w:rFonts w:ascii="Arial" w:hAnsi="Arial"/>
                 <w:b/>
                 <w:noProof/>
+                <w:color w:val="000000" w:themeColor="text1"/>
                 <w:sz w:val="36"/>
                 <w:szCs w:val="36"/>
               </w:rPr>
@@ -422,6 +445,7 @@
                 <w:rFonts w:ascii="Arial" w:hAnsi="Arial"/>
                 <w:b/>
                 <w:noProof/>
+                <w:color w:val="000000" w:themeColor="text1"/>
                 <w:sz w:val="36"/>
                 <w:szCs w:val="36"/>
               </w:rPr>
@@ -432,6 +456,7 @@
                 <w:rFonts w:ascii="Arial" w:hAnsi="Arial"/>
                 <w:b/>
                 <w:noProof/>
+                <w:color w:val="000000" w:themeColor="text1"/>
                 <w:sz w:val="36"/>
                 <w:szCs w:val="36"/>
               </w:rPr>
@@ -578,17 +603,17 @@
                 <w:rFonts w:ascii="Arial" w:hAnsi="Arial"/>
                 <w:b/>
                 <w:bCs/>
-                <w:color w:val="auto"/>
-                <w:sz w:val="16"/>
-                <w:szCs w:val="16"/>
-              </w:rPr>
-            </w:pPr>
-            <w:r>
-              <w:rPr>
-                <w:rFonts w:ascii="Arial" w:hAnsi="Arial"/>
-                <w:b/>
-                <w:bCs/>
-                <w:color w:val="auto"/>
+                <w:color w:val="000000" w:themeColor="text1"/>
+                <w:sz w:val="16"/>
+                <w:szCs w:val="16"/>
+              </w:rPr>
+            </w:pPr>
+            <w:r>
+              <w:rPr>
+                <w:rFonts w:ascii="Arial" w:hAnsi="Arial"/>
+                <w:b/>
+                <w:bCs/>
+                <w:color w:val="000000" w:themeColor="text1"/>
                 <w:sz w:val="16"/>
                 <w:szCs w:val="16"/>
                 <w:lang w:val="es-PE"/>
@@ -605,14 +630,15 @@
             <w:pPr>
               <w:rPr>
                 <w:rFonts w:ascii="Arial" w:hAnsi="Arial"/>
-                <w:color w:val="auto"/>
-                <w:sz w:val="16"/>
-                <w:szCs w:val="16"/>
-              </w:rPr>
-            </w:pPr>
-            <w:r>
-              <w:rPr>
-                <w:rFonts w:ascii="Arial" w:hAnsi="Arial"/>
+                <w:color w:val="000000" w:themeColor="text1"/>
+                <w:sz w:val="16"/>
+                <w:szCs w:val="16"/>
+              </w:rPr>
+            </w:pPr>
+            <w:r>
+              <w:rPr>
+                <w:rFonts w:ascii="Arial" w:hAnsi="Arial"/>
+                <w:color w:val="000000" w:themeColor="text1"/>
                 <w:sz w:val="16"/>
                 <w:szCs w:val="16"/>
               </w:rPr>
@@ -621,7 +647,7 @@
             <w:r>
               <w:rPr>
                 <w:rFonts w:ascii="Arial" w:hAnsi="Arial"/>
-                <w:color w:val="auto"/>
+                <w:color w:val="000000" w:themeColor="text1"/>
                 <w:sz w:val="16"/>
                 <w:szCs w:val="16"/>
               </w:rPr>
@@ -630,7 +656,7 @@
             <w:r>
               <w:rPr>
                 <w:rFonts w:ascii="Arial" w:hAnsi="Arial"/>
-                <w:color w:val="auto"/>
+                <w:color w:val="000000" w:themeColor="text1"/>
                 <w:sz w:val="16"/>
                 <w:szCs w:val="16"/>
               </w:rPr>
@@ -639,7 +665,7 @@
             <w:r>
               <w:rPr>
                 <w:rFonts w:ascii="Arial" w:hAnsi="Arial"/>
-                <w:color w:val="auto"/>
+                <w:color w:val="000000" w:themeColor="text1"/>
                 <w:sz w:val="16"/>
                 <w:szCs w:val="16"/>
               </w:rPr>
@@ -648,6 +674,7 @@
             <w:r>
               <w:rPr>
                 <w:rFonts w:ascii="Arial" w:hAnsi="Arial"/>
+                <w:color w:val="000000" w:themeColor="text1"/>
                 <w:sz w:val="16"/>
                 <w:szCs w:val="16"/>
               </w:rPr>
@@ -656,7 +683,7 @@
             <w:r>
               <w:rPr>
                 <w:rFonts w:ascii="Arial" w:hAnsi="Arial"/>
-                <w:color w:val="auto"/>
+                <w:color w:val="000000" w:themeColor="text1"/>
                 <w:sz w:val="16"/>
                 <w:szCs w:val="16"/>
               </w:rPr>
@@ -665,6 +692,7 @@
             <w:r>
               <w:rPr>
                 <w:rFonts w:ascii="Arial" w:hAnsi="Arial"/>
+                <w:color w:val="000000" w:themeColor="text1"/>
                 <w:sz w:val="16"/>
                 <w:szCs w:val="16"/>
               </w:rPr>
@@ -682,7 +710,7 @@
                 <w:rFonts w:ascii="Arial" w:hAnsi="Arial"/>
                 <w:b/>
                 <w:bCs/>
-                <w:color w:val="auto"/>
+                <w:color w:val="000000" w:themeColor="text1"/>
                 <w:sz w:val="16"/>
                 <w:szCs w:val="16"/>
               </w:rPr>
@@ -693,7 +721,7 @@
                 <w:rFonts w:ascii="Arial" w:hAnsi="Arial"/>
                 <w:b/>
                 <w:bCs/>
-                <w:color w:val="auto"/>
+                <w:color w:val="000000" w:themeColor="text1"/>
                 <w:sz w:val="16"/>
                 <w:szCs w:val="16"/>
                 <w:lang w:val="es-PE"/>
@@ -706,7 +734,7 @@
                 <w:rFonts w:ascii="Arial" w:hAnsi="Arial"/>
                 <w:b/>
                 <w:bCs/>
-                <w:color w:val="auto"/>
+                <w:color w:val="000000" w:themeColor="text1"/>
                 <w:sz w:val="16"/>
                 <w:szCs w:val="16"/>
                 <w:lang w:val="es-PE"/>
@@ -719,7 +747,7 @@
                 <w:rFonts w:ascii="Arial" w:hAnsi="Arial"/>
                 <w:b/>
                 <w:bCs/>
-                <w:color w:val="auto"/>
+                <w:color w:val="000000" w:themeColor="text1"/>
                 <w:sz w:val="16"/>
                 <w:szCs w:val="16"/>
                 <w:lang w:val="es-PE"/>
@@ -737,14 +765,15 @@
             <w:pPr>
               <w:rPr>
                 <w:rFonts w:ascii="Arial" w:hAnsi="Arial"/>
-                <w:color w:val="auto"/>
-                <w:sz w:val="16"/>
-                <w:szCs w:val="16"/>
-              </w:rPr>
-            </w:pPr>
-            <w:r>
-              <w:rPr>
-                <w:rFonts w:ascii="Arial" w:hAnsi="Arial"/>
+                <w:color w:val="000000" w:themeColor="text1"/>
+                <w:sz w:val="16"/>
+                <w:szCs w:val="16"/>
+              </w:rPr>
+            </w:pPr>
+            <w:r>
+              <w:rPr>
+                <w:rFonts w:ascii="Arial" w:hAnsi="Arial"/>
+                <w:color w:val="000000" w:themeColor="text1"/>
                 <w:sz w:val="16"/>
                 <w:szCs w:val="16"/>
               </w:rPr>
@@ -753,7 +782,7 @@
             <w:r>
               <w:rPr>
                 <w:rFonts w:ascii="Arial" w:hAnsi="Arial"/>
-                <w:color w:val="auto"/>
+                <w:color w:val="000000" w:themeColor="text1"/>
                 <w:sz w:val="16"/>
                 <w:szCs w:val="16"/>
               </w:rPr>
@@ -762,6 +791,7 @@
             <w:r>
               <w:rPr>
                 <w:rFonts w:ascii="Arial" w:hAnsi="Arial"/>
+                <w:color w:val="000000" w:themeColor="text1"/>
                 <w:sz w:val="16"/>
                 <w:szCs w:val="16"/>
               </w:rPr>
@@ -770,7 +800,7 @@
             <w:r>
               <w:rPr>
                 <w:rFonts w:ascii="Arial" w:hAnsi="Arial"/>
-                <w:color w:val="auto"/>
+                <w:color w:val="000000" w:themeColor="text1"/>
                 <w:sz w:val="16"/>
                 <w:szCs w:val="16"/>
               </w:rPr>
@@ -779,6 +809,7 @@
             <w:r>
               <w:rPr>
                 <w:rFonts w:ascii="Arial" w:hAnsi="Arial"/>
+                <w:color w:val="000000" w:themeColor="text1"/>
                 <w:sz w:val="16"/>
                 <w:szCs w:val="16"/>
               </w:rPr>
@@ -801,17 +832,17 @@
                 <w:rFonts w:ascii="Arial" w:hAnsi="Arial"/>
                 <w:b/>
                 <w:bCs/>
-                <w:color w:val="auto"/>
-                <w:sz w:val="16"/>
-                <w:szCs w:val="16"/>
-              </w:rPr>
-            </w:pPr>
-            <w:r>
-              <w:rPr>
-                <w:rFonts w:ascii="Arial" w:hAnsi="Arial"/>
-                <w:b/>
-                <w:bCs/>
-                <w:color w:val="auto"/>
+                <w:color w:val="000000" w:themeColor="text1"/>
+                <w:sz w:val="16"/>
+                <w:szCs w:val="16"/>
+              </w:rPr>
+            </w:pPr>
+            <w:r>
+              <w:rPr>
+                <w:rFonts w:ascii="Arial" w:hAnsi="Arial"/>
+                <w:b/>
+                <w:bCs/>
+                <w:color w:val="000000" w:themeColor="text1"/>
                 <w:sz w:val="16"/>
                 <w:szCs w:val="16"/>
                 <w:lang w:val="es-PE"/>
@@ -828,14 +859,15 @@
             <w:pPr>
               <w:rPr>
                 <w:rFonts w:ascii="Arial" w:hAnsi="Arial"/>
-                <w:color w:val="auto"/>
-                <w:sz w:val="16"/>
-                <w:szCs w:val="16"/>
-              </w:rPr>
-            </w:pPr>
-            <w:r>
-              <w:rPr>
-                <w:rFonts w:ascii="Arial" w:hAnsi="Arial"/>
+                <w:color w:val="000000" w:themeColor="text1"/>
+                <w:sz w:val="16"/>
+                <w:szCs w:val="16"/>
+              </w:rPr>
+            </w:pPr>
+            <w:r>
+              <w:rPr>
+                <w:rFonts w:ascii="Arial" w:hAnsi="Arial"/>
+                <w:color w:val="000000" w:themeColor="text1"/>
                 <w:sz w:val="16"/>
                 <w:szCs w:val="16"/>
               </w:rPr>
@@ -844,7 +876,7 @@
             <w:r>
               <w:rPr>
                 <w:rFonts w:ascii="Arial" w:hAnsi="Arial"/>
-                <w:color w:val="auto"/>
+                <w:color w:val="000000" w:themeColor="text1"/>
                 <w:sz w:val="16"/>
                 <w:szCs w:val="16"/>
               </w:rPr>
@@ -853,6 +885,7 @@
             <w:r>
               <w:rPr>
                 <w:rFonts w:ascii="Arial" w:hAnsi="Arial"/>
+                <w:color w:val="000000" w:themeColor="text1"/>
                 <w:sz w:val="16"/>
                 <w:szCs w:val="16"/>
               </w:rPr>
@@ -861,7 +894,7 @@
             <w:r>
               <w:rPr>
                 <w:rFonts w:ascii="Arial" w:hAnsi="Arial"/>
-                <w:color w:val="auto"/>
+                <w:color w:val="000000" w:themeColor="text1"/>
                 <w:sz w:val="16"/>
                 <w:szCs w:val="16"/>
               </w:rPr>
@@ -870,6 +903,7 @@
             <w:r>
               <w:rPr>
                 <w:rFonts w:ascii="Arial" w:hAnsi="Arial"/>
+                <w:color w:val="000000" w:themeColor="text1"/>
                 <w:sz w:val="16"/>
                 <w:szCs w:val="16"/>
               </w:rPr>
@@ -887,17 +921,17 @@
                 <w:rFonts w:ascii="Arial" w:hAnsi="Arial"/>
                 <w:b/>
                 <w:bCs/>
-                <w:color w:val="auto"/>
-                <w:sz w:val="16"/>
-                <w:szCs w:val="16"/>
-              </w:rPr>
-            </w:pPr>
-            <w:r>
-              <w:rPr>
-                <w:rFonts w:ascii="Arial" w:hAnsi="Arial"/>
-                <w:b/>
-                <w:bCs/>
-                <w:color w:val="auto"/>
+                <w:color w:val="000000" w:themeColor="text1"/>
+                <w:sz w:val="16"/>
+                <w:szCs w:val="16"/>
+              </w:rPr>
+            </w:pPr>
+            <w:r>
+              <w:rPr>
+                <w:rFonts w:ascii="Arial" w:hAnsi="Arial"/>
+                <w:b/>
+                <w:bCs/>
+                <w:color w:val="000000" w:themeColor="text1"/>
                 <w:sz w:val="16"/>
                 <w:szCs w:val="16"/>
                 <w:lang w:val="es-PE"/>
@@ -914,14 +948,15 @@
             <w:pPr>
               <w:rPr>
                 <w:rFonts w:ascii="Arial" w:hAnsi="Arial"/>
-                <w:color w:val="auto"/>
-                <w:sz w:val="16"/>
-                <w:szCs w:val="16"/>
-              </w:rPr>
-            </w:pPr>
-            <w:r>
-              <w:rPr>
-                <w:rFonts w:ascii="Arial" w:hAnsi="Arial"/>
+                <w:color w:val="000000" w:themeColor="text1"/>
+                <w:sz w:val="16"/>
+                <w:szCs w:val="16"/>
+              </w:rPr>
+            </w:pPr>
+            <w:r>
+              <w:rPr>
+                <w:rFonts w:ascii="Arial" w:hAnsi="Arial"/>
+                <w:color w:val="000000" w:themeColor="text1"/>
                 <w:sz w:val="16"/>
                 <w:szCs w:val="16"/>
               </w:rPr>
@@ -930,7 +965,7 @@
             <w:r>
               <w:rPr>
                 <w:rFonts w:ascii="Arial" w:hAnsi="Arial"/>
-                <w:color w:val="auto"/>
+                <w:color w:val="000000" w:themeColor="text1"/>
                 <w:sz w:val="16"/>
                 <w:szCs w:val="16"/>
               </w:rPr>
@@ -939,7 +974,7 @@
             <w:r>
               <w:rPr>
                 <w:rFonts w:ascii="Arial" w:hAnsi="Arial"/>
-                <w:color w:val="auto"/>
+                <w:color w:val="000000" w:themeColor="text1"/>
                 <w:sz w:val="16"/>
                 <w:szCs w:val="16"/>
               </w:rPr>
@@ -948,7 +983,7 @@
             <w:r>
               <w:rPr>
                 <w:rFonts w:ascii="Arial" w:hAnsi="Arial"/>
-                <w:color w:val="auto"/>
+                <w:color w:val="000000" w:themeColor="text1"/>
                 <w:sz w:val="16"/>
                 <w:szCs w:val="16"/>
               </w:rPr>
@@ -957,6 +992,7 @@
             <w:r>
               <w:rPr>
                 <w:rFonts w:ascii="Arial" w:hAnsi="Arial"/>
+                <w:color w:val="000000" w:themeColor="text1"/>
                 <w:sz w:val="16"/>
                 <w:szCs w:val="16"/>
               </w:rPr>
@@ -965,7 +1001,7 @@
             <w:r>
               <w:rPr>
                 <w:rFonts w:ascii="Arial" w:hAnsi="Arial"/>
-                <w:color w:val="auto"/>
+                <w:color w:val="000000" w:themeColor="text1"/>
                 <w:sz w:val="16"/>
                 <w:szCs w:val="16"/>
               </w:rPr>
@@ -974,6 +1010,7 @@
             <w:r>
               <w:rPr>
                 <w:rFonts w:ascii="Arial" w:hAnsi="Arial"/>
+                <w:color w:val="000000" w:themeColor="text1"/>
                 <w:sz w:val="16"/>
                 <w:szCs w:val="16"/>
               </w:rPr>
@@ -996,7 +1033,7 @@
                 <w:rFonts w:ascii="Arial" w:hAnsi="Arial"/>
                 <w:b/>
                 <w:bCs/>
-                <w:color w:val="auto"/>
+                <w:color w:val="000000" w:themeColor="text1"/>
                 <w:sz w:val="16"/>
                 <w:szCs w:val="16"/>
                 <w:lang w:val="es-PE"/>
@@ -1007,7 +1044,7 @@
                 <w:rFonts w:ascii="Arial" w:hAnsi="Arial"/>
                 <w:b/>
                 <w:bCs/>
-                <w:color w:val="auto"/>
+                <w:color w:val="000000" w:themeColor="text1"/>
                 <w:sz w:val="16"/>
                 <w:szCs w:val="16"/>
                 <w:lang w:val="es-PE"/>
@@ -1024,14 +1061,15 @@
             <w:pPr>
               <w:rPr>
                 <w:rFonts w:ascii="Arial" w:hAnsi="Arial"/>
-                <w:color w:val="auto"/>
-                <w:sz w:val="16"/>
-                <w:szCs w:val="16"/>
-              </w:rPr>
-            </w:pPr>
-            <w:r>
-              <w:rPr>
-                <w:rFonts w:ascii="Arial" w:hAnsi="Arial"/>
+                <w:color w:val="000000" w:themeColor="text1"/>
+                <w:sz w:val="16"/>
+                <w:szCs w:val="16"/>
+              </w:rPr>
+            </w:pPr>
+            <w:r>
+              <w:rPr>
+                <w:rFonts w:ascii="Arial" w:hAnsi="Arial"/>
+                <w:color w:val="000000" w:themeColor="text1"/>
                 <w:sz w:val="16"/>
                 <w:szCs w:val="16"/>
               </w:rPr>
@@ -1040,7 +1078,7 @@
             <w:r>
               <w:rPr>
                 <w:rFonts w:ascii="Arial" w:hAnsi="Arial"/>
-                <w:color w:val="auto"/>
+                <w:color w:val="000000" w:themeColor="text1"/>
                 <w:sz w:val="16"/>
                 <w:szCs w:val="16"/>
               </w:rPr>
@@ -1049,6 +1087,7 @@
             <w:r>
               <w:rPr>
                 <w:rFonts w:ascii="Arial" w:hAnsi="Arial"/>
+                <w:color w:val="000000" w:themeColor="text1"/>
                 <w:sz w:val="16"/>
                 <w:szCs w:val="16"/>
               </w:rPr>
@@ -1057,7 +1096,7 @@
             <w:r>
               <w:rPr>
                 <w:rFonts w:ascii="Arial" w:hAnsi="Arial"/>
-                <w:color w:val="auto"/>
+                <w:color w:val="000000" w:themeColor="text1"/>
                 <w:sz w:val="16"/>
                 <w:szCs w:val="16"/>
               </w:rPr>
@@ -1066,6 +1105,7 @@
             <w:r>
               <w:rPr>
                 <w:rFonts w:ascii="Arial" w:hAnsi="Arial"/>
+                <w:color w:val="000000" w:themeColor="text1"/>
                 <w:sz w:val="16"/>
                 <w:szCs w:val="16"/>
               </w:rPr>
@@ -1083,7 +1123,7 @@
                 <w:rFonts w:ascii="Arial" w:hAnsi="Arial"/>
                 <w:b/>
                 <w:bCs/>
-                <w:color w:val="auto"/>
+                <w:color w:val="000000" w:themeColor="text1"/>
                 <w:sz w:val="16"/>
                 <w:szCs w:val="16"/>
                 <w:lang w:val="es-PE"/>
@@ -1094,7 +1134,7 @@
                 <w:rFonts w:ascii="Arial" w:hAnsi="Arial"/>
                 <w:b/>
                 <w:bCs/>
-                <w:color w:val="auto"/>
+                <w:color w:val="000000" w:themeColor="text1"/>
                 <w:sz w:val="16"/>
                 <w:szCs w:val="16"/>
                 <w:lang w:val="es-PE"/>
@@ -1111,14 +1151,15 @@
             <w:pPr>
               <w:rPr>
                 <w:rFonts w:ascii="Arial" w:hAnsi="Arial"/>
-                <w:color w:val="auto"/>
-                <w:sz w:val="16"/>
-                <w:szCs w:val="16"/>
-              </w:rPr>
-            </w:pPr>
-            <w:r>
-              <w:rPr>
-                <w:rFonts w:ascii="Arial" w:hAnsi="Arial"/>
+                <w:color w:val="000000" w:themeColor="text1"/>
+                <w:sz w:val="16"/>
+                <w:szCs w:val="16"/>
+              </w:rPr>
+            </w:pPr>
+            <w:r>
+              <w:rPr>
+                <w:rFonts w:ascii="Arial" w:hAnsi="Arial"/>
+                <w:color w:val="000000" w:themeColor="text1"/>
                 <w:sz w:val="16"/>
                 <w:szCs w:val="16"/>
               </w:rPr>
@@ -1127,7 +1168,7 @@
             <w:r>
               <w:rPr>
                 <w:rFonts w:ascii="Arial" w:hAnsi="Arial"/>
-                <w:color w:val="auto"/>
+                <w:color w:val="000000" w:themeColor="text1"/>
                 <w:sz w:val="16"/>
                 <w:szCs w:val="16"/>
               </w:rPr>
@@ -1136,7 +1177,7 @@
             <w:r>
               <w:rPr>
                 <w:rFonts w:ascii="Arial" w:hAnsi="Arial"/>
-                <w:color w:val="auto"/>
+                <w:color w:val="000000" w:themeColor="text1"/>
                 <w:sz w:val="16"/>
                 <w:szCs w:val="16"/>
               </w:rPr>
@@ -1145,7 +1186,7 @@
             <w:r>
               <w:rPr>
                 <w:rFonts w:ascii="Arial" w:hAnsi="Arial"/>
-                <w:color w:val="auto"/>
+                <w:color w:val="000000" w:themeColor="text1"/>
                 <w:sz w:val="16"/>
                 <w:szCs w:val="16"/>
               </w:rPr>
@@ -1154,6 +1195,7 @@
             <w:r>
               <w:rPr>
                 <w:rFonts w:ascii="Arial" w:hAnsi="Arial"/>
+                <w:color w:val="000000" w:themeColor="text1"/>
                 <w:sz w:val="16"/>
                 <w:szCs w:val="16"/>
               </w:rPr>
@@ -1162,7 +1204,7 @@
             <w:r>
               <w:rPr>
                 <w:rFonts w:ascii="Arial" w:hAnsi="Arial"/>
-                <w:color w:val="auto"/>
+                <w:color w:val="000000" w:themeColor="text1"/>
                 <w:sz w:val="16"/>
                 <w:szCs w:val="16"/>
               </w:rPr>
@@ -1171,6 +1213,7 @@
             <w:r>
               <w:rPr>
                 <w:rFonts w:ascii="Arial" w:hAnsi="Arial"/>
+                <w:color w:val="000000" w:themeColor="text1"/>
                 <w:sz w:val="16"/>
                 <w:szCs w:val="16"/>
               </w:rPr>
@@ -1179,7 +1222,7 @@
             <w:r>
               <w:rPr>
                 <w:rFonts w:ascii="Arial" w:hAnsi="Arial"/>
-                <w:color w:val="auto"/>
+                <w:color w:val="000000" w:themeColor="text1"/>
                 <w:sz w:val="16"/>
                 <w:szCs w:val="16"/>
               </w:rPr>
@@ -1202,7 +1245,7 @@
                 <w:rFonts w:ascii="Arial" w:hAnsi="Arial"/>
                 <w:b/>
                 <w:bCs/>
-                <w:color w:val="auto"/>
+                <w:color w:val="000000" w:themeColor="text1"/>
                 <w:sz w:val="16"/>
                 <w:szCs w:val="16"/>
                 <w:lang w:val="es-PE"/>
@@ -1213,7 +1256,7 @@
                 <w:rFonts w:ascii="Arial" w:hAnsi="Arial"/>
                 <w:b/>
                 <w:bCs/>
-                <w:color w:val="auto"/>
+                <w:color w:val="000000" w:themeColor="text1"/>
                 <w:sz w:val="16"/>
                 <w:szCs w:val="16"/>
                 <w:lang w:val="es-PE"/>
@@ -1230,14 +1273,15 @@
             <w:pPr>
               <w:rPr>
                 <w:rFonts w:ascii="Arial" w:hAnsi="Arial"/>
-                <w:color w:val="auto"/>
-                <w:sz w:val="16"/>
-                <w:szCs w:val="16"/>
-              </w:rPr>
-            </w:pPr>
-            <w:r>
-              <w:rPr>
-                <w:rFonts w:ascii="Arial" w:hAnsi="Arial"/>
+                <w:color w:val="000000" w:themeColor="text1"/>
+                <w:sz w:val="16"/>
+                <w:szCs w:val="16"/>
+              </w:rPr>
+            </w:pPr>
+            <w:r>
+              <w:rPr>
+                <w:rFonts w:ascii="Arial" w:hAnsi="Arial"/>
+                <w:color w:val="000000" w:themeColor="text1"/>
                 <w:sz w:val="16"/>
                 <w:szCs w:val="16"/>
               </w:rPr>
@@ -1246,7 +1290,7 @@
             <w:r>
               <w:rPr>
                 <w:rFonts w:ascii="Arial" w:hAnsi="Arial"/>
-                <w:color w:val="auto"/>
+                <w:color w:val="000000" w:themeColor="text1"/>
                 <w:sz w:val="16"/>
                 <w:szCs w:val="16"/>
               </w:rPr>
@@ -1255,6 +1299,7 @@
             <w:r>
               <w:rPr>
                 <w:rFonts w:ascii="Arial" w:hAnsi="Arial"/>
+                <w:color w:val="000000" w:themeColor="text1"/>
                 <w:sz w:val="16"/>
                 <w:szCs w:val="16"/>
               </w:rPr>
@@ -1263,7 +1308,7 @@
             <w:r>
               <w:rPr>
                 <w:rFonts w:ascii="Arial" w:hAnsi="Arial"/>
-                <w:color w:val="auto"/>
+                <w:color w:val="000000" w:themeColor="text1"/>
                 <w:sz w:val="16"/>
                 <w:szCs w:val="16"/>
               </w:rPr>
@@ -1272,6 +1317,7 @@
             <w:r>
               <w:rPr>
                 <w:rFonts w:ascii="Arial" w:hAnsi="Arial"/>
+                <w:color w:val="000000" w:themeColor="text1"/>
                 <w:sz w:val="16"/>
                 <w:szCs w:val="16"/>
               </w:rPr>
@@ -1287,7 +1333,7 @@
             <w:pPr>
               <w:rPr>
                 <w:rFonts w:ascii="Arial" w:hAnsi="Arial"/>
-                <w:color w:val="auto"/>
+                <w:color w:val="000000" w:themeColor="text1"/>
                 <w:sz w:val="16"/>
                 <w:szCs w:val="16"/>
                 <w:lang w:val="es-PE"/>
@@ -1303,7 +1349,7 @@
             <w:pPr>
               <w:rPr>
                 <w:rFonts w:ascii="Arial" w:hAnsi="Arial"/>
-                <w:color w:val="auto"/>
+                <w:color w:val="000000" w:themeColor="text1"/>
                 <w:sz w:val="16"/>
                 <w:szCs w:val="16"/>
               </w:rPr>
@@ -1329,7 +1375,7 @@
                 <w:rFonts w:ascii="Arial" w:hAnsi="Arial"/>
                 <w:b/>
                 <w:bCs/>
-                <w:color w:val="auto"/>
+                <w:color w:val="000000" w:themeColor="text1"/>
                 <w:sz w:val="16"/>
                 <w:szCs w:val="16"/>
                 <w:u w:val="single"/>
@@ -1351,7 +1397,7 @@
               <w:rPr>
                 <w:rFonts w:ascii="Arial" w:hAnsi="Arial"/>
                 <w:b/>
-                <w:color w:val="auto"/>
+                <w:color w:val="000000" w:themeColor="text1"/>
                 <w:sz w:val="16"/>
                 <w:szCs w:val="16"/>
                 <w:u w:val="single"/>
@@ -1378,7 +1424,7 @@
                 <w:rFonts w:ascii="Arial" w:hAnsi="Arial"/>
                 <w:b/>
                 <w:bCs/>
-                <w:color w:val="auto"/>
+                <w:color w:val="000000" w:themeColor="text1"/>
                 <w:sz w:val="16"/>
                 <w:szCs w:val="16"/>
                 <w:u w:val="single"/>
@@ -1400,7 +1446,7 @@
               <w:rPr>
                 <w:rFonts w:ascii="Arial" w:hAnsi="Arial"/>
                 <w:b/>
-                <w:color w:val="auto"/>
+                <w:color w:val="000000" w:themeColor="text1"/>
                 <w:sz w:val="16"/>
                 <w:szCs w:val="16"/>
                 <w:u w:val="single"/>
@@ -1423,17 +1469,17 @@
               <w:rPr>
                 <w:rFonts w:ascii="Arial" w:hAnsi="Arial"/>
                 <w:bCs/>
-                <w:color w:val="auto"/>
-                <w:sz w:val="16"/>
-                <w:szCs w:val="16"/>
-              </w:rPr>
-            </w:pPr>
-            <w:r>
-              <w:rPr>
-                <w:rFonts w:ascii="Arial" w:hAnsi="Arial"/>
-                <w:b/>
-                <w:bCs/>
-                <w:color w:val="auto"/>
+                <w:color w:val="000000" w:themeColor="text1"/>
+                <w:sz w:val="16"/>
+                <w:szCs w:val="16"/>
+              </w:rPr>
+            </w:pPr>
+            <w:r>
+              <w:rPr>
+                <w:rFonts w:ascii="Arial" w:hAnsi="Arial"/>
+                <w:b/>
+                <w:bCs/>
+                <w:color w:val="000000" w:themeColor="text1"/>
                 <w:sz w:val="16"/>
                 <w:szCs w:val="16"/>
                 <w:u w:val="single"/>
@@ -1446,7 +1492,7 @@
                 <w:rFonts w:ascii="Arial" w:hAnsi="Arial"/>
                 <w:b/>
                 <w:bCs/>
-                <w:color w:val="auto"/>
+                <w:color w:val="000000" w:themeColor="text1"/>
                 <w:sz w:val="16"/>
                 <w:szCs w:val="16"/>
                 <w:u w:val="single"/>
@@ -1466,7 +1512,7 @@
               <w:rPr>
                 <w:rFonts w:ascii="Arial" w:hAnsi="Arial"/>
                 <w:b/>
-                <w:color w:val="auto"/>
+                <w:color w:val="000000" w:themeColor="text1"/>
                 <w:sz w:val="16"/>
                 <w:szCs w:val="16"/>
                 <w:u w:val="single"/>
@@ -1476,7 +1522,7 @@
               <w:rPr>
                 <w:rFonts w:ascii="Arial" w:hAnsi="Arial"/>
                 <w:b/>
-                <w:color w:val="auto"/>
+                <w:color w:val="000000" w:themeColor="text1"/>
                 <w:sz w:val="16"/>
                 <w:szCs w:val="16"/>
                 <w:u w:val="single"/>
@@ -1487,7 +1533,7 @@
               <w:rPr>
                 <w:rFonts w:ascii="Arial" w:hAnsi="Arial"/>
                 <w:b/>
-                <w:color w:val="auto"/>
+                <w:color w:val="000000" w:themeColor="text1"/>
                 <w:sz w:val="16"/>
                 <w:szCs w:val="16"/>
                 <w:u w:val="single"/>
@@ -1511,17 +1557,17 @@
                 <w:rFonts w:ascii="Arial" w:hAnsi="Arial"/>
                 <w:b/>
                 <w:bCs/>
-                <w:color w:val="auto"/>
-                <w:sz w:val="16"/>
-                <w:szCs w:val="16"/>
-              </w:rPr>
-            </w:pPr>
-            <w:r>
-              <w:rPr>
-                <w:rFonts w:ascii="Arial" w:hAnsi="Arial"/>
-                <w:b/>
-                <w:bCs/>
-                <w:color w:val="auto"/>
+                <w:color w:val="000000" w:themeColor="text1"/>
+                <w:sz w:val="16"/>
+                <w:szCs w:val="16"/>
+              </w:rPr>
+            </w:pPr>
+            <w:r>
+              <w:rPr>
+                <w:rFonts w:ascii="Arial" w:hAnsi="Arial"/>
+                <w:b/>
+                <w:bCs/>
+                <w:color w:val="000000" w:themeColor="text1"/>
                 <w:sz w:val="16"/>
                 <w:szCs w:val="16"/>
                 <w:lang w:val="es-PE"/>
@@ -1533,7 +1579,7 @@
                 <w:rFonts w:ascii="Arial" w:hAnsi="Arial"/>
                 <w:b/>
                 <w:bCs/>
-                <w:color w:val="auto"/>
+                <w:color w:val="000000" w:themeColor="text1"/>
                 <w:sz w:val="16"/>
                 <w:szCs w:val="16"/>
                 <w:lang w:val="es-PE"/>
@@ -1550,14 +1596,15 @@
             <w:pPr>
               <w:rPr>
                 <w:rFonts w:ascii="Arial" w:hAnsi="Arial"/>
-                <w:color w:val="auto"/>
-                <w:sz w:val="16"/>
-                <w:szCs w:val="16"/>
-              </w:rPr>
-            </w:pPr>
-            <w:r>
-              <w:rPr>
-                <w:rFonts w:ascii="Arial" w:hAnsi="Arial"/>
+                <w:color w:val="000000" w:themeColor="text1"/>
+                <w:sz w:val="16"/>
+                <w:szCs w:val="16"/>
+              </w:rPr>
+            </w:pPr>
+            <w:r>
+              <w:rPr>
+                <w:rFonts w:ascii="Arial" w:hAnsi="Arial"/>
+                <w:color w:val="000000" w:themeColor="text1"/>
                 <w:sz w:val="16"/>
                 <w:szCs w:val="16"/>
               </w:rPr>
@@ -1566,7 +1613,7 @@
             <w:r>
               <w:rPr>
                 <w:rFonts w:ascii="Arial" w:hAnsi="Arial"/>
-                <w:color w:val="auto"/>
+                <w:color w:val="000000" w:themeColor="text1"/>
                 <w:sz w:val="16"/>
                 <w:szCs w:val="16"/>
               </w:rPr>
@@ -1575,6 +1622,7 @@
             <w:r>
               <w:rPr>
                 <w:rFonts w:ascii="Arial" w:hAnsi="Arial"/>
+                <w:color w:val="000000" w:themeColor="text1"/>
                 <w:sz w:val="16"/>
                 <w:szCs w:val="16"/>
               </w:rPr>
@@ -1583,7 +1631,7 @@
             <w:r>
               <w:rPr>
                 <w:rFonts w:ascii="Arial" w:hAnsi="Arial"/>
-                <w:color w:val="auto"/>
+                <w:color w:val="000000" w:themeColor="text1"/>
                 <w:sz w:val="16"/>
                 <w:szCs w:val="16"/>
               </w:rPr>
@@ -1592,6 +1640,7 @@
             <w:r>
               <w:rPr>
                 <w:rFonts w:ascii="Arial" w:hAnsi="Arial"/>
+                <w:color w:val="000000" w:themeColor="text1"/>
                 <w:sz w:val="16"/>
                 <w:szCs w:val="16"/>
               </w:rPr>
@@ -1609,17 +1658,17 @@
                 <w:rFonts w:ascii="Arial" w:hAnsi="Arial"/>
                 <w:b/>
                 <w:bCs/>
-                <w:color w:val="auto"/>
-                <w:sz w:val="16"/>
-                <w:szCs w:val="16"/>
-              </w:rPr>
-            </w:pPr>
-            <w:r>
-              <w:rPr>
-                <w:rFonts w:ascii="Arial" w:hAnsi="Arial"/>
-                <w:b/>
-                <w:bCs/>
-                <w:color w:val="auto"/>
+                <w:color w:val="000000" w:themeColor="text1"/>
+                <w:sz w:val="16"/>
+                <w:szCs w:val="16"/>
+              </w:rPr>
+            </w:pPr>
+            <w:r>
+              <w:rPr>
+                <w:rFonts w:ascii="Arial" w:hAnsi="Arial"/>
+                <w:b/>
+                <w:bCs/>
+                <w:color w:val="000000" w:themeColor="text1"/>
                 <w:sz w:val="16"/>
                 <w:szCs w:val="16"/>
                 <w:lang w:val="es-PE"/>
@@ -1636,14 +1685,15 @@
             <w:pPr>
               <w:rPr>
                 <w:rFonts w:ascii="Arial" w:hAnsi="Arial"/>
-                <w:color w:val="auto"/>
-                <w:sz w:val="16"/>
-                <w:szCs w:val="16"/>
-              </w:rPr>
-            </w:pPr>
-            <w:r>
-              <w:rPr>
-                <w:rFonts w:ascii="Arial" w:hAnsi="Arial"/>
+                <w:color w:val="000000" w:themeColor="text1"/>
+                <w:sz w:val="16"/>
+                <w:szCs w:val="16"/>
+              </w:rPr>
+            </w:pPr>
+            <w:r>
+              <w:rPr>
+                <w:rFonts w:ascii="Arial" w:hAnsi="Arial"/>
+                <w:color w:val="000000" w:themeColor="text1"/>
                 <w:sz w:val="16"/>
                 <w:szCs w:val="16"/>
               </w:rPr>
@@ -1652,7 +1702,7 @@
             <w:r>
               <w:rPr>
                 <w:rFonts w:ascii="Arial" w:hAnsi="Arial"/>
-                <w:color w:val="auto"/>
+                <w:color w:val="000000" w:themeColor="text1"/>
                 <w:sz w:val="16"/>
                 <w:szCs w:val="16"/>
               </w:rPr>
@@ -1661,6 +1711,7 @@
             <w:r>
               <w:rPr>
                 <w:rFonts w:ascii="Arial" w:hAnsi="Arial"/>
+                <w:color w:val="000000" w:themeColor="text1"/>
                 <w:sz w:val="16"/>
                 <w:szCs w:val="16"/>
               </w:rPr>
@@ -1669,7 +1720,7 @@
             <w:r>
               <w:rPr>
                 <w:rFonts w:ascii="Arial" w:hAnsi="Arial"/>
-                <w:color w:val="auto"/>
+                <w:color w:val="000000" w:themeColor="text1"/>
                 <w:sz w:val="16"/>
                 <w:szCs w:val="16"/>
               </w:rPr>
@@ -1678,6 +1729,7 @@
             <w:r>
               <w:rPr>
                 <w:rFonts w:ascii="Arial" w:hAnsi="Arial"/>
+                <w:color w:val="000000" w:themeColor="text1"/>
                 <w:sz w:val="16"/>
                 <w:szCs w:val="16"/>
               </w:rPr>
@@ -1700,17 +1752,17 @@
                 <w:rFonts w:ascii="Arial" w:hAnsi="Arial"/>
                 <w:b/>
                 <w:bCs/>
-                <w:color w:val="auto"/>
-                <w:sz w:val="16"/>
-                <w:szCs w:val="16"/>
-              </w:rPr>
-            </w:pPr>
-            <w:r>
-              <w:rPr>
-                <w:rFonts w:ascii="Arial" w:hAnsi="Arial"/>
-                <w:b/>
-                <w:bCs/>
-                <w:color w:val="auto"/>
+                <w:color w:val="000000" w:themeColor="text1"/>
+                <w:sz w:val="16"/>
+                <w:szCs w:val="16"/>
+              </w:rPr>
+            </w:pPr>
+            <w:r>
+              <w:rPr>
+                <w:rFonts w:ascii="Arial" w:hAnsi="Arial"/>
+                <w:b/>
+                <w:bCs/>
+                <w:color w:val="000000" w:themeColor="text1"/>
                 <w:sz w:val="16"/>
                 <w:szCs w:val="16"/>
                 <w:lang w:val="es-PE"/>
@@ -1722,7 +1774,7 @@
                 <w:rFonts w:ascii="Arial" w:hAnsi="Arial"/>
                 <w:b/>
                 <w:bCs/>
-                <w:color w:val="auto"/>
+                <w:color w:val="000000" w:themeColor="text1"/>
                 <w:sz w:val="16"/>
                 <w:szCs w:val="16"/>
                 <w:lang w:val="es-PE"/>
@@ -1739,14 +1791,15 @@
             <w:pPr>
               <w:rPr>
                 <w:rFonts w:ascii="Arial" w:hAnsi="Arial"/>
-                <w:color w:val="auto"/>
-                <w:sz w:val="16"/>
-                <w:szCs w:val="16"/>
-              </w:rPr>
-            </w:pPr>
-            <w:r>
-              <w:rPr>
-                <w:rFonts w:ascii="Arial" w:hAnsi="Arial"/>
+                <w:color w:val="000000" w:themeColor="text1"/>
+                <w:sz w:val="16"/>
+                <w:szCs w:val="16"/>
+              </w:rPr>
+            </w:pPr>
+            <w:r>
+              <w:rPr>
+                <w:rFonts w:ascii="Arial" w:hAnsi="Arial"/>
+                <w:color w:val="000000" w:themeColor="text1"/>
                 <w:sz w:val="16"/>
                 <w:szCs w:val="16"/>
               </w:rPr>
@@ -1755,7 +1808,7 @@
             <w:r>
               <w:rPr>
                 <w:rFonts w:ascii="Arial" w:hAnsi="Arial"/>
-                <w:color w:val="auto"/>
+                <w:color w:val="000000" w:themeColor="text1"/>
                 <w:sz w:val="16"/>
                 <w:szCs w:val="16"/>
               </w:rPr>
@@ -1764,6 +1817,7 @@
             <w:r>
               <w:rPr>
                 <w:rFonts w:ascii="Arial" w:hAnsi="Arial"/>
+                <w:color w:val="000000" w:themeColor="text1"/>
                 <w:sz w:val="16"/>
                 <w:szCs w:val="16"/>
               </w:rPr>
@@ -1772,7 +1826,7 @@
             <w:r>
               <w:rPr>
                 <w:rFonts w:ascii="Arial" w:hAnsi="Arial"/>
-                <w:color w:val="auto"/>
+                <w:color w:val="000000" w:themeColor="text1"/>
                 <w:sz w:val="16"/>
                 <w:szCs w:val="16"/>
               </w:rPr>
@@ -1781,6 +1835,7 @@
             <w:r>
               <w:rPr>
                 <w:rFonts w:ascii="Arial" w:hAnsi="Arial"/>
+                <w:color w:val="000000" w:themeColor="text1"/>
                 <w:sz w:val="16"/>
                 <w:szCs w:val="16"/>
               </w:rPr>
@@ -1798,17 +1853,17 @@
                 <w:rFonts w:ascii="Arial" w:hAnsi="Arial"/>
                 <w:b/>
                 <w:bCs/>
-                <w:color w:val="auto"/>
-                <w:sz w:val="16"/>
-                <w:szCs w:val="16"/>
-              </w:rPr>
-            </w:pPr>
-            <w:r>
-              <w:rPr>
-                <w:rFonts w:ascii="Arial" w:hAnsi="Arial"/>
-                <w:b/>
-                <w:bCs/>
-                <w:color w:val="auto"/>
+                <w:color w:val="000000" w:themeColor="text1"/>
+                <w:sz w:val="16"/>
+                <w:szCs w:val="16"/>
+              </w:rPr>
+            </w:pPr>
+            <w:r>
+              <w:rPr>
+                <w:rFonts w:ascii="Arial" w:hAnsi="Arial"/>
+                <w:b/>
+                <w:bCs/>
+                <w:color w:val="000000" w:themeColor="text1"/>
                 <w:sz w:val="16"/>
                 <w:szCs w:val="16"/>
                 <w:lang w:val="es-PE"/>
@@ -1825,14 +1880,15 @@
             <w:pPr>
               <w:rPr>
                 <w:rFonts w:ascii="Arial" w:hAnsi="Arial"/>
-                <w:color w:val="auto"/>
-                <w:sz w:val="16"/>
-                <w:szCs w:val="16"/>
-              </w:rPr>
-            </w:pPr>
-            <w:r>
-              <w:rPr>
-                <w:rFonts w:ascii="Arial" w:hAnsi="Arial"/>
+                <w:color w:val="000000" w:themeColor="text1"/>
+                <w:sz w:val="16"/>
+                <w:szCs w:val="16"/>
+              </w:rPr>
+            </w:pPr>
+            <w:r>
+              <w:rPr>
+                <w:rFonts w:ascii="Arial" w:hAnsi="Arial"/>
+                <w:color w:val="000000" w:themeColor="text1"/>
                 <w:sz w:val="16"/>
                 <w:szCs w:val="16"/>
               </w:rPr>
@@ -1841,7 +1897,7 @@
             <w:r>
               <w:rPr>
                 <w:rFonts w:ascii="Arial" w:hAnsi="Arial"/>
-                <w:color w:val="auto"/>
+                <w:color w:val="000000" w:themeColor="text1"/>
                 <w:sz w:val="16"/>
                 <w:szCs w:val="16"/>
               </w:rPr>
@@ -1850,6 +1906,7 @@
             <w:r>
               <w:rPr>
                 <w:rFonts w:ascii="Arial" w:hAnsi="Arial"/>
+                <w:color w:val="000000" w:themeColor="text1"/>
                 <w:sz w:val="16"/>
                 <w:szCs w:val="16"/>
               </w:rPr>
@@ -1858,7 +1915,7 @@
             <w:r>
               <w:rPr>
                 <w:rFonts w:ascii="Arial" w:hAnsi="Arial"/>
-                <w:color w:val="auto"/>
+                <w:color w:val="000000" w:themeColor="text1"/>
                 <w:sz w:val="16"/>
                 <w:szCs w:val="16"/>
               </w:rPr>
@@ -1867,6 +1924,7 @@
             <w:r>
               <w:rPr>
                 <w:rFonts w:ascii="Arial" w:hAnsi="Arial"/>
+                <w:color w:val="000000" w:themeColor="text1"/>
                 <w:sz w:val="16"/>
                 <w:szCs w:val="16"/>
               </w:rPr>
@@ -1889,7 +1947,7 @@
                 <w:rFonts w:ascii="Arial" w:hAnsi="Arial"/>
                 <w:b/>
                 <w:bCs/>
-                <w:color w:val="auto"/>
+                <w:color w:val="000000" w:themeColor="text1"/>
                 <w:sz w:val="16"/>
                 <w:szCs w:val="16"/>
               </w:rPr>
@@ -1900,7 +1958,7 @@
                 <w:rFonts w:ascii="Arial" w:hAnsi="Arial"/>
                 <w:b/>
                 <w:bCs/>
-                <w:color w:val="auto"/>
+                <w:color w:val="000000" w:themeColor="text1"/>
                 <w:sz w:val="16"/>
                 <w:szCs w:val="16"/>
                 <w:lang w:val="es-PE"/>
@@ -1913,7 +1971,7 @@
                 <w:rFonts w:ascii="Arial" w:hAnsi="Arial"/>
                 <w:b/>
                 <w:bCs/>
-                <w:color w:val="auto"/>
+                <w:color w:val="000000" w:themeColor="text1"/>
                 <w:sz w:val="16"/>
                 <w:szCs w:val="16"/>
                 <w:lang w:val="es-PE"/>
@@ -1930,14 +1988,15 @@
             <w:pPr>
               <w:rPr>
                 <w:rFonts w:ascii="Arial" w:hAnsi="Arial"/>
-                <w:color w:val="auto"/>
-                <w:sz w:val="16"/>
-                <w:szCs w:val="16"/>
-              </w:rPr>
-            </w:pPr>
-            <w:r>
-              <w:rPr>
-                <w:rFonts w:ascii="Arial" w:hAnsi="Arial"/>
+                <w:color w:val="000000" w:themeColor="text1"/>
+                <w:sz w:val="16"/>
+                <w:szCs w:val="16"/>
+              </w:rPr>
+            </w:pPr>
+            <w:r>
+              <w:rPr>
+                <w:rFonts w:ascii="Arial" w:hAnsi="Arial"/>
+                <w:color w:val="000000" w:themeColor="text1"/>
                 <w:sz w:val="16"/>
                 <w:szCs w:val="16"/>
               </w:rPr>
@@ -1946,7 +2005,7 @@
             <w:r>
               <w:rPr>
                 <w:rFonts w:ascii="Arial" w:hAnsi="Arial"/>
-                <w:color w:val="auto"/>
+                <w:color w:val="000000" w:themeColor="text1"/>
                 <w:sz w:val="16"/>
                 <w:szCs w:val="16"/>
               </w:rPr>
@@ -1955,6 +2014,7 @@
             <w:r>
               <w:rPr>
                 <w:rFonts w:ascii="Arial" w:hAnsi="Arial"/>
+                <w:color w:val="000000" w:themeColor="text1"/>
                 <w:sz w:val="16"/>
                 <w:szCs w:val="16"/>
               </w:rPr>
@@ -1963,7 +2023,7 @@
             <w:r>
               <w:rPr>
                 <w:rFonts w:ascii="Arial" w:hAnsi="Arial"/>
-                <w:color w:val="auto"/>
+                <w:color w:val="000000" w:themeColor="text1"/>
                 <w:sz w:val="16"/>
                 <w:szCs w:val="16"/>
               </w:rPr>
@@ -1972,6 +2032,7 @@
             <w:r>
               <w:rPr>
                 <w:rFonts w:ascii="Arial" w:hAnsi="Arial"/>
+                <w:color w:val="000000" w:themeColor="text1"/>
                 <w:sz w:val="16"/>
                 <w:szCs w:val="16"/>
               </w:rPr>
@@ -1989,17 +2050,17 @@
                 <w:rFonts w:ascii="Arial" w:hAnsi="Arial"/>
                 <w:b/>
                 <w:bCs/>
-                <w:color w:val="auto"/>
-                <w:sz w:val="16"/>
-                <w:szCs w:val="16"/>
-              </w:rPr>
-            </w:pPr>
-            <w:r>
-              <w:rPr>
-                <w:rFonts w:ascii="Arial" w:hAnsi="Arial"/>
-                <w:b/>
-                <w:bCs/>
-                <w:color w:val="auto"/>
+                <w:color w:val="000000" w:themeColor="text1"/>
+                <w:sz w:val="16"/>
+                <w:szCs w:val="16"/>
+              </w:rPr>
+            </w:pPr>
+            <w:r>
+              <w:rPr>
+                <w:rFonts w:ascii="Arial" w:hAnsi="Arial"/>
+                <w:b/>
+                <w:bCs/>
+                <w:color w:val="000000" w:themeColor="text1"/>
                 <w:sz w:val="16"/>
                 <w:szCs w:val="16"/>
                 <w:lang w:val="es-PE"/>
@@ -2016,14 +2077,15 @@
             <w:pPr>
               <w:rPr>
                 <w:rFonts w:ascii="Arial" w:hAnsi="Arial"/>
-                <w:color w:val="auto"/>
-                <w:sz w:val="16"/>
-                <w:szCs w:val="16"/>
-              </w:rPr>
-            </w:pPr>
-            <w:r>
-              <w:rPr>
-                <w:rFonts w:ascii="Arial" w:hAnsi="Arial"/>
+                <w:color w:val="000000" w:themeColor="text1"/>
+                <w:sz w:val="16"/>
+                <w:szCs w:val="16"/>
+              </w:rPr>
+            </w:pPr>
+            <w:r>
+              <w:rPr>
+                <w:rFonts w:ascii="Arial" w:hAnsi="Arial"/>
+                <w:color w:val="000000" w:themeColor="text1"/>
                 <w:sz w:val="16"/>
                 <w:szCs w:val="16"/>
               </w:rPr>
@@ -2032,7 +2094,7 @@
             <w:r>
               <w:rPr>
                 <w:rFonts w:ascii="Arial" w:hAnsi="Arial"/>
-                <w:color w:val="auto"/>
+                <w:color w:val="000000" w:themeColor="text1"/>
                 <w:sz w:val="16"/>
                 <w:szCs w:val="16"/>
               </w:rPr>
@@ -2041,6 +2103,7 @@
             <w:r>
               <w:rPr>
                 <w:rFonts w:ascii="Arial" w:hAnsi="Arial"/>
+                <w:color w:val="000000" w:themeColor="text1"/>
                 <w:sz w:val="16"/>
                 <w:szCs w:val="16"/>
               </w:rPr>
@@ -2049,7 +2112,7 @@
             <w:r>
               <w:rPr>
                 <w:rFonts w:ascii="Arial" w:hAnsi="Arial"/>
-                <w:color w:val="auto"/>
+                <w:color w:val="000000" w:themeColor="text1"/>
                 <w:sz w:val="16"/>
                 <w:szCs w:val="16"/>
               </w:rPr>
@@ -2058,6 +2121,7 @@
             <w:r>
               <w:rPr>
                 <w:rFonts w:ascii="Arial" w:hAnsi="Arial"/>
+                <w:color w:val="000000" w:themeColor="text1"/>
                 <w:sz w:val="16"/>
                 <w:szCs w:val="16"/>
               </w:rPr>
@@ -2078,7 +2142,7 @@
             <w:pPr>
               <w:rPr>
                 <w:rFonts w:ascii="Arial" w:hAnsi="Arial"/>
-                <w:color w:val="auto"/>
+                <w:color w:val="000000" w:themeColor="text1"/>
                 <w:sz w:val="16"/>
                 <w:szCs w:val="16"/>
                 <w:lang w:val="es-PE"/>
@@ -2094,7 +2158,7 @@
             <w:pPr>
               <w:rPr>
                 <w:rFonts w:ascii="Arial" w:hAnsi="Arial"/>
-                <w:color w:val="auto"/>
+                <w:color w:val="000000" w:themeColor="text1"/>
                 <w:sz w:val="16"/>
                 <w:szCs w:val="16"/>
               </w:rPr>
@@ -2111,7 +2175,7 @@
                 <w:rFonts w:ascii="Arial" w:hAnsi="Arial"/>
                 <w:b/>
                 <w:bCs/>
-                <w:color w:val="auto"/>
+                <w:color w:val="000000" w:themeColor="text1"/>
                 <w:sz w:val="16"/>
                 <w:szCs w:val="16"/>
                 <w:lang w:val="es-PE"/>
@@ -2122,7 +2186,7 @@
                 <w:rFonts w:ascii="Arial" w:hAnsi="Arial"/>
                 <w:b/>
                 <w:bCs/>
-                <w:color w:val="auto"/>
+                <w:color w:val="000000" w:themeColor="text1"/>
                 <w:sz w:val="16"/>
                 <w:szCs w:val="16"/>
                 <w:lang w:val="es-PE"/>
@@ -2139,14 +2203,15 @@
             <w:pPr>
               <w:rPr>
                 <w:rFonts w:ascii="Arial" w:hAnsi="Arial"/>
-                <w:color w:val="auto"/>
-                <w:sz w:val="16"/>
-                <w:szCs w:val="16"/>
-              </w:rPr>
-            </w:pPr>
-            <w:r>
-              <w:rPr>
-                <w:rFonts w:ascii="Arial" w:hAnsi="Arial"/>
+                <w:color w:val="000000" w:themeColor="text1"/>
+                <w:sz w:val="16"/>
+                <w:szCs w:val="16"/>
+              </w:rPr>
+            </w:pPr>
+            <w:r>
+              <w:rPr>
+                <w:rFonts w:ascii="Arial" w:hAnsi="Arial"/>
+                <w:color w:val="000000" w:themeColor="text1"/>
                 <w:sz w:val="16"/>
                 <w:szCs w:val="16"/>
               </w:rPr>
@@ -2155,7 +2220,7 @@
             <w:r>
               <w:rPr>
                 <w:rFonts w:ascii="Arial" w:hAnsi="Arial"/>
-                <w:color w:val="auto"/>
+                <w:color w:val="000000" w:themeColor="text1"/>
                 <w:sz w:val="16"/>
                 <w:szCs w:val="16"/>
               </w:rPr>
@@ -2164,6 +2229,7 @@
             <w:r>
               <w:rPr>
                 <w:rFonts w:ascii="Arial" w:hAnsi="Arial"/>
+                <w:color w:val="000000" w:themeColor="text1"/>
                 <w:sz w:val="16"/>
                 <w:szCs w:val="16"/>
               </w:rPr>
@@ -2172,7 +2238,7 @@
             <w:r>
               <w:rPr>
                 <w:rFonts w:ascii="Arial" w:hAnsi="Arial"/>
-                <w:color w:val="auto"/>
+                <w:color w:val="000000" w:themeColor="text1"/>
                 <w:sz w:val="16"/>
                 <w:szCs w:val="16"/>
               </w:rPr>
@@ -2181,6 +2247,7 @@
             <w:r>
               <w:rPr>
                 <w:rFonts w:ascii="Arial" w:hAnsi="Arial"/>
+                <w:color w:val="000000" w:themeColor="text1"/>
                 <w:sz w:val="16"/>
                 <w:szCs w:val="16"/>
               </w:rPr>
@@ -2189,7 +2256,7 @@
             <w:r>
               <w:rPr>
                 <w:rFonts w:ascii="Arial" w:hAnsi="Arial"/>
-                <w:color w:val="auto"/>
+                <w:color w:val="000000" w:themeColor="text1"/>
                 <w:sz w:val="16"/>
                 <w:szCs w:val="16"/>
               </w:rPr>
@@ -2237,6 +2304,7 @@
                 <w:rFonts w:ascii="Arial" w:hAnsi="Arial"/>
                 <w:b/>
                 <w:bCs/>
+                <w:color w:val="000000" w:themeColor="text1"/>
                 <w:sz w:val="16"/>
                 <w:szCs w:val="16"/>
               </w:rPr>
@@ -2247,6 +2315,7 @@
                 <w:rFonts w:ascii="Arial" w:hAnsi="Arial"/>
                 <w:b/>
                 <w:bCs/>
+                <w:color w:val="000000" w:themeColor="text1"/>
                 <w:sz w:val="16"/>
                 <w:szCs w:val="16"/>
               </w:rPr>
@@ -2269,6 +2338,7 @@
                 <w:rFonts w:ascii="Arial" w:hAnsi="Arial"/>
                 <w:b/>
                 <w:bCs/>
+                <w:color w:val="000000" w:themeColor="text1"/>
                 <w:sz w:val="16"/>
                 <w:szCs w:val="16"/>
               </w:rPr>
@@ -2289,6 +2359,7 @@
                 <w:rFonts w:ascii="Arial" w:hAnsi="Arial"/>
                 <w:b/>
                 <w:bCs/>
+                <w:color w:val="000000" w:themeColor="text1"/>
                 <w:sz w:val="16"/>
                 <w:szCs w:val="16"/>
               </w:rPr>
@@ -2309,6 +2380,7 @@
                 <w:rFonts w:ascii="Arial" w:hAnsi="Arial"/>
                 <w:b/>
                 <w:bCs/>
+                <w:color w:val="000000" w:themeColor="text1"/>
                 <w:sz w:val="16"/>
                 <w:szCs w:val="16"/>
               </w:rPr>
@@ -2330,6 +2402,7 @@
                 <w:rFonts w:ascii="Arial" w:hAnsi="Arial"/>
                 <w:b/>
                 <w:bCs/>
+                <w:color w:val="000000" w:themeColor="text1"/>
                 <w:sz w:val="16"/>
                 <w:szCs w:val="16"/>
               </w:rPr>
@@ -2350,6 +2423,7 @@
                 <w:rFonts w:ascii="Arial" w:hAnsi="Arial"/>
                 <w:b/>
                 <w:bCs/>
+                <w:color w:val="000000" w:themeColor="text1"/>
                 <w:sz w:val="16"/>
                 <w:szCs w:val="16"/>
               </w:rPr>
@@ -2371,6 +2445,7 @@
                 <w:rFonts w:ascii="Arial" w:hAnsi="Arial"/>
                 <w:b/>
                 <w:bCs/>
+                <w:color w:val="000000" w:themeColor="text1"/>
                 <w:sz w:val="16"/>
                 <w:szCs w:val="16"/>
               </w:rPr>
@@ -2397,6 +2472,7 @@
                 <w:rFonts w:ascii="Arial" w:hAnsi="Arial"/>
                 <w:b/>
                 <w:bCs/>
+                <w:color w:val="000000" w:themeColor="text1"/>
                 <w:sz w:val="16"/>
                 <w:szCs w:val="16"/>
               </w:rPr>
@@ -2407,6 +2483,7 @@
                 <w:rFonts w:ascii="Arial" w:hAnsi="Arial"/>
                 <w:b/>
                 <w:bCs/>
+                <w:color w:val="000000" w:themeColor="text1"/>
                 <w:sz w:val="16"/>
                 <w:szCs w:val="16"/>
               </w:rPr>
@@ -2430,15 +2507,17 @@
                 <w:rFonts w:ascii="Arial" w:hAnsi="Arial"/>
                 <w:b/>
                 <w:bCs/>
-                <w:sz w:val="16"/>
-                <w:szCs w:val="16"/>
-              </w:rPr>
-            </w:pPr>
-            <w:r>
-              <w:rPr>
-                <w:rFonts w:ascii="Arial" w:hAnsi="Arial"/>
-                <w:b/>
-                <w:bCs/>
+                <w:color w:val="000000" w:themeColor="text1"/>
+                <w:sz w:val="16"/>
+                <w:szCs w:val="16"/>
+              </w:rPr>
+            </w:pPr>
+            <w:r>
+              <w:rPr>
+                <w:rFonts w:ascii="Arial" w:hAnsi="Arial"/>
+                <w:b/>
+                <w:bCs/>
+                <w:color w:val="000000" w:themeColor="text1"/>
                 <w:sz w:val="16"/>
                 <w:szCs w:val="16"/>
               </w:rPr>
@@ -2461,15 +2540,17 @@
                 <w:rFonts w:ascii="Arial" w:hAnsi="Arial"/>
                 <w:b/>
                 <w:bCs/>
-                <w:sz w:val="16"/>
-                <w:szCs w:val="16"/>
-              </w:rPr>
-            </w:pPr>
-            <w:r>
-              <w:rPr>
-                <w:rFonts w:ascii="Arial" w:hAnsi="Arial"/>
-                <w:b/>
-                <w:bCs/>
+                <w:color w:val="000000" w:themeColor="text1"/>
+                <w:sz w:val="16"/>
+                <w:szCs w:val="16"/>
+              </w:rPr>
+            </w:pPr>
+            <w:r>
+              <w:rPr>
+                <w:rFonts w:ascii="Arial" w:hAnsi="Arial"/>
+                <w:b/>
+                <w:bCs/>
+                <w:color w:val="000000" w:themeColor="text1"/>
                 <w:sz w:val="16"/>
                 <w:szCs w:val="16"/>
               </w:rPr>
@@ -2492,15 +2573,17 @@
                 <w:rFonts w:ascii="Arial" w:hAnsi="Arial"/>
                 <w:b/>
                 <w:bCs/>
-                <w:sz w:val="16"/>
-                <w:szCs w:val="16"/>
-              </w:rPr>
-            </w:pPr>
-            <w:r>
-              <w:rPr>
-                <w:rFonts w:ascii="Arial" w:hAnsi="Arial"/>
-                <w:b/>
-                <w:bCs/>
+                <w:color w:val="000000" w:themeColor="text1"/>
+                <w:sz w:val="16"/>
+                <w:szCs w:val="16"/>
+              </w:rPr>
+            </w:pPr>
+            <w:r>
+              <w:rPr>
+                <w:rFonts w:ascii="Arial" w:hAnsi="Arial"/>
+                <w:b/>
+                <w:bCs/>
+                <w:color w:val="000000" w:themeColor="text1"/>
                 <w:sz w:val="16"/>
                 <w:szCs w:val="16"/>
               </w:rPr>
@@ -2524,6 +2607,7 @@
                 <w:rFonts w:ascii="Arial" w:hAnsi="Arial"/>
                 <w:b/>
                 <w:bCs/>
+                <w:color w:val="000000" w:themeColor="text1"/>
                 <w:sz w:val="16"/>
                 <w:szCs w:val="16"/>
               </w:rPr>
@@ -2534,6 +2618,7 @@
                 <w:rFonts w:ascii="Arial" w:hAnsi="Arial"/>
                 <w:b/>
                 <w:bCs/>
+                <w:color w:val="000000" w:themeColor="text1"/>
                 <w:sz w:val="16"/>
                 <w:szCs w:val="16"/>
               </w:rPr>
@@ -2557,6 +2642,7 @@
                 <w:rFonts w:ascii="Arial" w:hAnsi="Arial"/>
                 <w:b/>
                 <w:bCs/>
+                <w:color w:val="000000" w:themeColor="text1"/>
                 <w:sz w:val="16"/>
                 <w:szCs w:val="16"/>
               </w:rPr>
@@ -2567,6 +2653,7 @@
                 <w:rFonts w:ascii="Arial" w:hAnsi="Arial"/>
                 <w:b/>
                 <w:bCs/>
+                <w:color w:val="000000" w:themeColor="text1"/>
                 <w:sz w:val="16"/>
                 <w:szCs w:val="16"/>
               </w:rPr>
@@ -2591,15 +2678,17 @@
                 <w:rFonts w:ascii="Arial" w:hAnsi="Arial"/>
                 <w:b/>
                 <w:bCs/>
-                <w:sz w:val="16"/>
-                <w:szCs w:val="16"/>
-              </w:rPr>
-            </w:pPr>
-            <w:r>
-              <w:rPr>
-                <w:rFonts w:ascii="Arial" w:hAnsi="Arial"/>
-                <w:b/>
-                <w:bCs/>
+                <w:color w:val="000000" w:themeColor="text1"/>
+                <w:sz w:val="16"/>
+                <w:szCs w:val="16"/>
+              </w:rPr>
+            </w:pPr>
+            <w:r>
+              <w:rPr>
+                <w:rFonts w:ascii="Arial" w:hAnsi="Arial"/>
+                <w:b/>
+                <w:bCs/>
+                <w:color w:val="000000" w:themeColor="text1"/>
                 <w:sz w:val="16"/>
                 <w:szCs w:val="16"/>
               </w:rPr>
@@ -2624,13 +2713,15 @@
             <w:pPr>
               <w:rPr>
                 <w:rFonts w:ascii="Arial" w:hAnsi="Arial"/>
-                <w:sz w:val="16"/>
-                <w:szCs w:val="16"/>
-              </w:rPr>
-            </w:pPr>
-            <w:r>
-              <w:rPr>
-                <w:rFonts w:ascii="Arial" w:hAnsi="Arial"/>
+                <w:color w:val="000000" w:themeColor="text1"/>
+                <w:sz w:val="16"/>
+                <w:szCs w:val="16"/>
+              </w:rPr>
+            </w:pPr>
+            <w:r>
+              <w:rPr>
+                <w:rFonts w:ascii="Arial" w:hAnsi="Arial"/>
+                <w:color w:val="000000" w:themeColor="text1"/>
                 <w:sz w:val="16"/>
                 <w:szCs w:val="16"/>
               </w:rPr>
@@ -2639,6 +2730,7 @@
             <w:r>
               <w:rPr>
                 <w:rFonts w:ascii="Arial" w:hAnsi="Arial"/>
+                <w:color w:val="000000" w:themeColor="text1"/>
                 <w:sz w:val="16"/>
                 <w:szCs w:val="16"/>
               </w:rPr>
@@ -2647,6 +2739,7 @@
             <w:r>
               <w:rPr>
                 <w:rFonts w:ascii="Arial" w:hAnsi="Arial"/>
+                <w:color w:val="000000" w:themeColor="text1"/>
                 <w:sz w:val="16"/>
                 <w:szCs w:val="16"/>
               </w:rPr>
@@ -2655,6 +2748,7 @@
             <w:r>
               <w:rPr>
                 <w:rFonts w:ascii="Arial" w:hAnsi="Arial"/>
+                <w:color w:val="000000" w:themeColor="text1"/>
                 <w:sz w:val="16"/>
                 <w:szCs w:val="16"/>
               </w:rPr>
@@ -2663,6 +2757,7 @@
             <w:r>
               <w:rPr>
                 <w:rFonts w:ascii="Arial" w:hAnsi="Arial"/>
+                <w:color w:val="000000" w:themeColor="text1"/>
                 <w:sz w:val="16"/>
                 <w:szCs w:val="16"/>
               </w:rPr>
@@ -2682,13 +2777,15 @@
             <w:pPr>
               <w:rPr>
                 <w:rFonts w:ascii="Arial" w:hAnsi="Arial"/>
-                <w:sz w:val="16"/>
-                <w:szCs w:val="16"/>
-              </w:rPr>
-            </w:pPr>
-            <w:r>
-              <w:rPr>
-                <w:rFonts w:ascii="Arial" w:hAnsi="Arial"/>
+                <w:color w:val="000000" w:themeColor="text1"/>
+                <w:sz w:val="16"/>
+                <w:szCs w:val="16"/>
+              </w:rPr>
+            </w:pPr>
+            <w:r>
+              <w:rPr>
+                <w:rFonts w:ascii="Arial" w:hAnsi="Arial"/>
+                <w:color w:val="000000" w:themeColor="text1"/>
                 <w:sz w:val="16"/>
                 <w:szCs w:val="16"/>
               </w:rPr>
@@ -2697,6 +2794,7 @@
             <w:r>
               <w:rPr>
                 <w:rFonts w:ascii="Arial" w:hAnsi="Arial"/>
+                <w:color w:val="000000" w:themeColor="text1"/>
                 <w:sz w:val="16"/>
                 <w:szCs w:val="16"/>
               </w:rPr>
@@ -2705,6 +2803,7 @@
             <w:r>
               <w:rPr>
                 <w:rFonts w:ascii="Arial" w:hAnsi="Arial"/>
+                <w:color w:val="000000" w:themeColor="text1"/>
                 <w:sz w:val="16"/>
                 <w:szCs w:val="16"/>
               </w:rPr>
@@ -2714,6 +2813,7 @@
               <w:rPr>
                 <w:rFonts w:ascii="Arial" w:hAnsi="Arial"/>
                 <w:noProof/>
+                <w:color w:val="000000" w:themeColor="text1"/>
                 <w:sz w:val="16"/>
                 <w:szCs w:val="16"/>
               </w:rPr>
@@ -2722,6 +2822,7 @@
             <w:r>
               <w:rPr>
                 <w:rFonts w:ascii="Arial" w:hAnsi="Arial"/>
+                <w:color w:val="000000" w:themeColor="text1"/>
                 <w:sz w:val="16"/>
                 <w:szCs w:val="16"/>
               </w:rPr>
@@ -2741,13 +2842,15 @@
             <w:pPr>
               <w:rPr>
                 <w:rFonts w:ascii="Arial" w:hAnsi="Arial"/>
-                <w:sz w:val="16"/>
-                <w:szCs w:val="16"/>
-              </w:rPr>
-            </w:pPr>
-            <w:r>
-              <w:rPr>
-                <w:rFonts w:ascii="Arial" w:hAnsi="Arial"/>
+                <w:color w:val="000000" w:themeColor="text1"/>
+                <w:sz w:val="16"/>
+                <w:szCs w:val="16"/>
+              </w:rPr>
+            </w:pPr>
+            <w:r>
+              <w:rPr>
+                <w:rFonts w:ascii="Arial" w:hAnsi="Arial"/>
+                <w:color w:val="000000" w:themeColor="text1"/>
                 <w:sz w:val="16"/>
                 <w:szCs w:val="16"/>
               </w:rPr>
@@ -2756,6 +2859,7 @@
             <w:r>
               <w:rPr>
                 <w:rFonts w:ascii="Arial" w:hAnsi="Arial"/>
+                <w:color w:val="000000" w:themeColor="text1"/>
                 <w:sz w:val="16"/>
                 <w:szCs w:val="16"/>
               </w:rPr>
@@ -2764,6 +2868,7 @@
             <w:r>
               <w:rPr>
                 <w:rFonts w:ascii="Arial" w:hAnsi="Arial"/>
+                <w:color w:val="000000" w:themeColor="text1"/>
                 <w:sz w:val="16"/>
                 <w:szCs w:val="16"/>
               </w:rPr>
@@ -2773,6 +2878,7 @@
               <w:rPr>
                 <w:rFonts w:ascii="Arial" w:hAnsi="Arial"/>
                 <w:noProof/>
+                <w:color w:val="000000" w:themeColor="text1"/>
                 <w:sz w:val="16"/>
                 <w:szCs w:val="16"/>
               </w:rPr>
@@ -2781,6 +2887,7 @@
             <w:r>
               <w:rPr>
                 <w:rFonts w:ascii="Arial" w:hAnsi="Arial"/>
+                <w:color w:val="000000" w:themeColor="text1"/>
                 <w:sz w:val="16"/>
                 <w:szCs w:val="16"/>
               </w:rPr>
@@ -2800,13 +2907,15 @@
             <w:pPr>
               <w:rPr>
                 <w:rFonts w:ascii="Arial" w:hAnsi="Arial"/>
-                <w:sz w:val="16"/>
-                <w:szCs w:val="16"/>
-              </w:rPr>
-            </w:pPr>
-            <w:r>
-              <w:rPr>
-                <w:rFonts w:ascii="Arial" w:hAnsi="Arial"/>
+                <w:color w:val="000000" w:themeColor="text1"/>
+                <w:sz w:val="16"/>
+                <w:szCs w:val="16"/>
+              </w:rPr>
+            </w:pPr>
+            <w:r>
+              <w:rPr>
+                <w:rFonts w:ascii="Arial" w:hAnsi="Arial"/>
+                <w:color w:val="000000" w:themeColor="text1"/>
                 <w:sz w:val="16"/>
                 <w:szCs w:val="16"/>
               </w:rPr>
@@ -2815,6 +2924,7 @@
             <w:r>
               <w:rPr>
                 <w:rFonts w:ascii="Arial" w:hAnsi="Arial"/>
+                <w:color w:val="000000" w:themeColor="text1"/>
                 <w:sz w:val="16"/>
                 <w:szCs w:val="16"/>
               </w:rPr>
@@ -2823,6 +2933,7 @@
             <w:r>
               <w:rPr>
                 <w:rFonts w:ascii="Arial" w:hAnsi="Arial"/>
+                <w:color w:val="000000" w:themeColor="text1"/>
                 <w:sz w:val="16"/>
                 <w:szCs w:val="16"/>
               </w:rPr>
@@ -2832,6 +2943,7 @@
               <w:rPr>
                 <w:rFonts w:ascii="Arial" w:hAnsi="Arial"/>
                 <w:noProof/>
+                <w:color w:val="000000" w:themeColor="text1"/>
                 <w:sz w:val="16"/>
                 <w:szCs w:val="16"/>
               </w:rPr>
@@ -2840,6 +2952,7 @@
             <w:r>
               <w:rPr>
                 <w:rFonts w:ascii="Arial" w:hAnsi="Arial"/>
+                <w:color w:val="000000" w:themeColor="text1"/>
                 <w:sz w:val="16"/>
                 <w:szCs w:val="16"/>
               </w:rPr>
@@ -2860,13 +2973,15 @@
               <w:ind w:left="140"/>
               <w:rPr>
                 <w:rFonts w:ascii="Arial" w:hAnsi="Arial"/>
-                <w:sz w:val="16"/>
-                <w:szCs w:val="16"/>
-              </w:rPr>
-            </w:pPr>
-            <w:r>
-              <w:rPr>
-                <w:rFonts w:ascii="Arial" w:hAnsi="Arial"/>
+                <w:color w:val="000000" w:themeColor="text1"/>
+                <w:sz w:val="16"/>
+                <w:szCs w:val="16"/>
+              </w:rPr>
+            </w:pPr>
+            <w:r>
+              <w:rPr>
+                <w:rFonts w:ascii="Arial" w:hAnsi="Arial"/>
+                <w:color w:val="000000" w:themeColor="text1"/>
                 <w:sz w:val="16"/>
                 <w:szCs w:val="16"/>
               </w:rPr>
@@ -2875,6 +2990,7 @@
             <w:r>
               <w:rPr>
                 <w:rFonts w:ascii="Arial" w:hAnsi="Arial"/>
+                <w:color w:val="000000" w:themeColor="text1"/>
                 <w:sz w:val="16"/>
                 <w:szCs w:val="16"/>
               </w:rPr>
@@ -2883,6 +2999,7 @@
             <w:r>
               <w:rPr>
                 <w:rFonts w:ascii="Arial" w:hAnsi="Arial"/>
+                <w:color w:val="000000" w:themeColor="text1"/>
                 <w:sz w:val="16"/>
                 <w:szCs w:val="16"/>
               </w:rPr>
@@ -2891,6 +3008,7 @@
             <w:r>
               <w:rPr>
                 <w:rFonts w:ascii="Arial" w:hAnsi="Arial"/>
+                <w:color w:val="000000" w:themeColor="text1"/>
                 <w:sz w:val="16"/>
                 <w:szCs w:val="16"/>
               </w:rPr>
@@ -2899,6 +3017,7 @@
             <w:r>
               <w:rPr>
                 <w:rFonts w:ascii="Arial" w:hAnsi="Arial"/>
+                <w:color w:val="000000" w:themeColor="text1"/>
                 <w:sz w:val="16"/>
                 <w:szCs w:val="16"/>
               </w:rPr>
@@ -2918,13 +3037,15 @@
             <w:pPr>
               <w:rPr>
                 <w:rFonts w:ascii="Arial" w:hAnsi="Arial"/>
-                <w:sz w:val="16"/>
-                <w:szCs w:val="16"/>
-              </w:rPr>
-            </w:pPr>
-            <w:r>
-              <w:rPr>
-                <w:rFonts w:ascii="Arial" w:hAnsi="Arial"/>
+                <w:color w:val="000000" w:themeColor="text1"/>
+                <w:sz w:val="16"/>
+                <w:szCs w:val="16"/>
+              </w:rPr>
+            </w:pPr>
+            <w:r>
+              <w:rPr>
+                <w:rFonts w:ascii="Arial" w:hAnsi="Arial"/>
+                <w:color w:val="000000" w:themeColor="text1"/>
                 <w:sz w:val="16"/>
                 <w:szCs w:val="16"/>
               </w:rPr>
@@ -2933,6 +3054,7 @@
             <w:r>
               <w:rPr>
                 <w:rFonts w:ascii="Arial" w:hAnsi="Arial"/>
+                <w:color w:val="000000" w:themeColor="text1"/>
                 <w:sz w:val="16"/>
                 <w:szCs w:val="16"/>
               </w:rPr>
@@ -2941,6 +3063,7 @@
             <w:r>
               <w:rPr>
                 <w:rFonts w:ascii="Arial" w:hAnsi="Arial"/>
+                <w:color w:val="000000" w:themeColor="text1"/>
                 <w:sz w:val="16"/>
                 <w:szCs w:val="16"/>
               </w:rPr>
@@ -2949,6 +3072,7 @@
             <w:r>
               <w:rPr>
                 <w:rFonts w:ascii="Arial" w:hAnsi="Arial"/>
+                <w:color w:val="000000" w:themeColor="text1"/>
                 <w:sz w:val="16"/>
                 <w:szCs w:val="16"/>
               </w:rPr>
@@ -2957,6 +3081,7 @@
             <w:r>
               <w:rPr>
                 <w:rFonts w:ascii="Arial" w:hAnsi="Arial"/>
+                <w:color w:val="000000" w:themeColor="text1"/>
                 <w:sz w:val="16"/>
                 <w:szCs w:val="16"/>
               </w:rPr>
@@ -2977,13 +3102,15 @@
               <w:ind w:left="142"/>
               <w:rPr>
                 <w:rFonts w:ascii="Arial" w:hAnsi="Arial"/>
-                <w:sz w:val="16"/>
-                <w:szCs w:val="16"/>
-              </w:rPr>
-            </w:pPr>
-            <w:r>
-              <w:rPr>
-                <w:rFonts w:ascii="Arial" w:hAnsi="Arial"/>
+                <w:color w:val="000000" w:themeColor="text1"/>
+                <w:sz w:val="16"/>
+                <w:szCs w:val="16"/>
+              </w:rPr>
+            </w:pPr>
+            <w:r>
+              <w:rPr>
+                <w:rFonts w:ascii="Arial" w:hAnsi="Arial"/>
+                <w:color w:val="000000" w:themeColor="text1"/>
                 <w:sz w:val="16"/>
                 <w:szCs w:val="16"/>
               </w:rPr>
@@ -2992,6 +3119,7 @@
             <w:r>
               <w:rPr>
                 <w:rFonts w:ascii="Arial" w:hAnsi="Arial"/>
+                <w:color w:val="000000" w:themeColor="text1"/>
                 <w:sz w:val="16"/>
                 <w:szCs w:val="16"/>
               </w:rPr>
@@ -3000,6 +3128,7 @@
             <w:r>
               <w:rPr>
                 <w:rFonts w:ascii="Arial" w:hAnsi="Arial"/>
+                <w:color w:val="000000" w:themeColor="text1"/>
                 <w:sz w:val="16"/>
                 <w:szCs w:val="16"/>
               </w:rPr>
@@ -3008,6 +3137,7 @@
             <w:r>
               <w:rPr>
                 <w:rFonts w:ascii="Arial" w:hAnsi="Arial"/>
+                <w:color w:val="000000" w:themeColor="text1"/>
                 <w:sz w:val="16"/>
                 <w:szCs w:val="16"/>
               </w:rPr>
@@ -3016,6 +3146,7 @@
             <w:r>
               <w:rPr>
                 <w:rFonts w:ascii="Arial" w:hAnsi="Arial"/>
+                <w:color w:val="000000" w:themeColor="text1"/>
                 <w:sz w:val="16"/>
                 <w:szCs w:val="16"/>
               </w:rPr>
@@ -3086,7 +3217,7 @@
                 <w:rFonts w:ascii="Arial" w:hAnsi="Arial"/>
                 <w:b/>
                 <w:bCs/>
-                <w:color w:val="auto"/>
+                <w:color w:val="000000" w:themeColor="text1"/>
                 <w:sz w:val="16"/>
                 <w:szCs w:val="16"/>
                 <w:lang w:val="es-PE"/>
@@ -3097,7 +3228,7 @@
                 <w:rFonts w:ascii="Arial" w:hAnsi="Arial"/>
                 <w:b/>
                 <w:bCs/>
-                <w:color w:val="auto"/>
+                <w:color w:val="000000" w:themeColor="text1"/>
                 <w:sz w:val="16"/>
                 <w:szCs w:val="16"/>
                 <w:lang w:val="es-PE"/>
@@ -3114,7 +3245,7 @@
             <w:pPr>
               <w:rPr>
                 <w:rFonts w:ascii="Arial" w:hAnsi="Arial"/>
-                <w:color w:val="auto"/>
+                <w:color w:val="000000" w:themeColor="text1"/>
                 <w:sz w:val="16"/>
                 <w:szCs w:val="16"/>
               </w:rPr>
@@ -3129,7 +3260,7 @@
             <w:pPr>
               <w:rPr>
                 <w:rFonts w:ascii="Arial" w:hAnsi="Arial"/>
-                <w:color w:val="auto"/>
+                <w:color w:val="000000" w:themeColor="text1"/>
                 <w:sz w:val="16"/>
                 <w:szCs w:val="16"/>
                 <w:lang w:val="es-PE"/>
@@ -3147,7 +3278,7 @@
                 <w:rFonts w:ascii="Arial" w:hAnsi="Arial"/>
                 <w:b/>
                 <w:bCs/>
-                <w:color w:val="auto"/>
+                <w:color w:val="000000" w:themeColor="text1"/>
                 <w:sz w:val="16"/>
                 <w:szCs w:val="16"/>
                 <w:lang w:val="es-PE"/>
@@ -3158,7 +3289,7 @@
                 <w:rFonts w:ascii="Arial" w:hAnsi="Arial"/>
                 <w:b/>
                 <w:bCs/>
-                <w:color w:val="auto"/>
+                <w:color w:val="000000" w:themeColor="text1"/>
                 <w:sz w:val="16"/>
                 <w:szCs w:val="16"/>
                 <w:lang w:val="es-PE"/>
@@ -3175,15 +3306,15 @@
             <w:pPr>
               <w:rPr>
                 <w:rFonts w:ascii="Arial" w:hAnsi="Arial"/>
-                <w:color w:val="auto"/>
-                <w:sz w:val="16"/>
-                <w:szCs w:val="16"/>
-              </w:rPr>
-            </w:pPr>
-            <w:r>
-              <w:rPr>
-                <w:rFonts w:ascii="Arial" w:hAnsi="Arial"/>
-                <w:color w:val="auto"/>
+                <w:color w:val="000000" w:themeColor="text1"/>
+                <w:sz w:val="16"/>
+                <w:szCs w:val="16"/>
+              </w:rPr>
+            </w:pPr>
+            <w:r>
+              <w:rPr>
+                <w:rFonts w:ascii="Arial" w:hAnsi="Arial"/>
+                <w:color w:val="000000" w:themeColor="text1"/>
                 <w:sz w:val="16"/>
                 <w:szCs w:val="16"/>
               </w:rPr>
@@ -3192,7 +3323,7 @@
             <w:r>
               <w:rPr>
                 <w:rFonts w:ascii="Arial" w:hAnsi="Arial"/>
-                <w:color w:val="auto"/>
+                <w:color w:val="000000" w:themeColor="text1"/>
                 <w:sz w:val="16"/>
                 <w:szCs w:val="16"/>
               </w:rPr>
@@ -3201,7 +3332,7 @@
             <w:r>
               <w:rPr>
                 <w:rFonts w:ascii="Arial" w:hAnsi="Arial"/>
-                <w:color w:val="auto"/>
+                <w:color w:val="000000" w:themeColor="text1"/>
                 <w:sz w:val="16"/>
                 <w:szCs w:val="16"/>
               </w:rPr>
@@ -3210,7 +3341,7 @@
             <w:r>
               <w:rPr>
                 <w:rFonts w:ascii="Arial" w:hAnsi="Arial"/>
-                <w:color w:val="auto"/>
+                <w:color w:val="000000" w:themeColor="text1"/>
                 <w:sz w:val="16"/>
                 <w:szCs w:val="16"/>
               </w:rPr>
@@ -3219,7 +3350,7 @@
             <w:r>
               <w:rPr>
                 <w:rFonts w:ascii="Arial" w:hAnsi="Arial"/>
-                <w:color w:val="auto"/>
+                <w:color w:val="000000" w:themeColor="text1"/>
                 <w:sz w:val="16"/>
                 <w:szCs w:val="16"/>
               </w:rPr>
@@ -3242,17 +3373,17 @@
                 <w:rFonts w:ascii="Arial" w:hAnsi="Arial"/>
                 <w:b/>
                 <w:bCs/>
-                <w:color w:val="auto"/>
-                <w:sz w:val="16"/>
-                <w:szCs w:val="16"/>
-              </w:rPr>
-            </w:pPr>
-            <w:r>
-              <w:rPr>
-                <w:rFonts w:ascii="Arial" w:hAnsi="Arial"/>
-                <w:b/>
-                <w:bCs/>
-                <w:color w:val="auto"/>
+                <w:color w:val="000000" w:themeColor="text1"/>
+                <w:sz w:val="16"/>
+                <w:szCs w:val="16"/>
+              </w:rPr>
+            </w:pPr>
+            <w:r>
+              <w:rPr>
+                <w:rFonts w:ascii="Arial" w:hAnsi="Arial"/>
+                <w:b/>
+                <w:bCs/>
+                <w:color w:val="000000" w:themeColor="text1"/>
                 <w:sz w:val="16"/>
                 <w:szCs w:val="16"/>
                 <w:lang w:val="es-PE"/>
@@ -3269,15 +3400,15 @@
             <w:pPr>
               <w:rPr>
                 <w:rFonts w:ascii="Arial" w:hAnsi="Arial"/>
-                <w:color w:val="auto"/>
-                <w:sz w:val="16"/>
-                <w:szCs w:val="16"/>
-              </w:rPr>
-            </w:pPr>
-            <w:r>
-              <w:rPr>
-                <w:rFonts w:ascii="Arial" w:hAnsi="Arial"/>
-                <w:color w:val="auto"/>
+                <w:color w:val="000000" w:themeColor="text1"/>
+                <w:sz w:val="16"/>
+                <w:szCs w:val="16"/>
+              </w:rPr>
+            </w:pPr>
+            <w:r>
+              <w:rPr>
+                <w:rFonts w:ascii="Arial" w:hAnsi="Arial"/>
+                <w:color w:val="000000" w:themeColor="text1"/>
                 <w:sz w:val="16"/>
                 <w:szCs w:val="16"/>
               </w:rPr>
@@ -3286,7 +3417,7 @@
             <w:r>
               <w:rPr>
                 <w:rFonts w:ascii="Arial" w:hAnsi="Arial"/>
-                <w:color w:val="auto"/>
+                <w:color w:val="000000" w:themeColor="text1"/>
                 <w:sz w:val="16"/>
                 <w:szCs w:val="16"/>
               </w:rPr>
@@ -3295,7 +3426,7 @@
             <w:r>
               <w:rPr>
                 <w:rFonts w:ascii="Arial" w:hAnsi="Arial"/>
-                <w:color w:val="auto"/>
+                <w:color w:val="000000" w:themeColor="text1"/>
                 <w:sz w:val="16"/>
                 <w:szCs w:val="16"/>
               </w:rPr>
@@ -3304,7 +3435,7 @@
             <w:r>
               <w:rPr>
                 <w:rFonts w:ascii="Arial" w:hAnsi="Arial"/>
-                <w:color w:val="auto"/>
+                <w:color w:val="000000" w:themeColor="text1"/>
                 <w:sz w:val="16"/>
                 <w:szCs w:val="16"/>
               </w:rPr>
@@ -3313,7 +3444,7 @@
             <w:r>
               <w:rPr>
                 <w:rFonts w:ascii="Arial" w:hAnsi="Arial"/>
-                <w:color w:val="auto"/>
+                <w:color w:val="000000" w:themeColor="text1"/>
                 <w:sz w:val="16"/>
                 <w:szCs w:val="16"/>
               </w:rPr>
@@ -3322,7 +3453,7 @@
             <w:r>
               <w:rPr>
                 <w:rFonts w:ascii="Arial" w:hAnsi="Arial"/>
-                <w:color w:val="auto"/>
+                <w:color w:val="000000" w:themeColor="text1"/>
                 <w:sz w:val="16"/>
                 <w:szCs w:val="16"/>
               </w:rPr>
@@ -3338,7 +3469,7 @@
             <w:pPr>
               <w:rPr>
                 <w:rFonts w:ascii="Arial" w:hAnsi="Arial"/>
-                <w:color w:val="auto"/>
+                <w:color w:val="000000" w:themeColor="text1"/>
                 <w:sz w:val="16"/>
                 <w:szCs w:val="16"/>
                 <w:lang w:val="es-PE"/>
@@ -3347,7 +3478,7 @@
             <w:r>
               <w:rPr>
                 <w:rFonts w:ascii="Arial" w:hAnsi="Arial"/>
-                <w:color w:val="auto"/>
+                <w:color w:val="000000" w:themeColor="text1"/>
                 <w:sz w:val="16"/>
                 <w:szCs w:val="16"/>
               </w:rPr>
@@ -3356,7 +3487,7 @@
             <w:r>
               <w:rPr>
                 <w:rFonts w:ascii="Arial" w:hAnsi="Arial"/>
-                <w:color w:val="auto"/>
+                <w:color w:val="000000" w:themeColor="text1"/>
                 <w:sz w:val="16"/>
                 <w:szCs w:val="16"/>
               </w:rPr>
@@ -3365,7 +3496,7 @@
             <w:r>
               <w:rPr>
                 <w:rFonts w:ascii="Arial" w:hAnsi="Arial"/>
-                <w:color w:val="auto"/>
+                <w:color w:val="000000" w:themeColor="text1"/>
                 <w:sz w:val="16"/>
                 <w:szCs w:val="16"/>
               </w:rPr>
@@ -3374,7 +3505,7 @@
             <w:r>
               <w:rPr>
                 <w:rFonts w:ascii="Arial" w:hAnsi="Arial"/>
-                <w:color w:val="auto"/>
+                <w:color w:val="000000" w:themeColor="text1"/>
                 <w:sz w:val="16"/>
                 <w:szCs w:val="16"/>
               </w:rPr>
@@ -3383,7 +3514,7 @@
             <w:r>
               <w:rPr>
                 <w:rFonts w:ascii="Arial" w:hAnsi="Arial"/>
-                <w:color w:val="auto"/>
+                <w:color w:val="000000" w:themeColor="text1"/>
                 <w:sz w:val="16"/>
                 <w:szCs w:val="16"/>
               </w:rPr>
@@ -3392,7 +3523,7 @@
             <w:r>
               <w:rPr>
                 <w:rFonts w:ascii="Arial" w:hAnsi="Arial"/>
-                <w:color w:val="auto"/>
+                <w:color w:val="000000" w:themeColor="text1"/>
                 <w:sz w:val="16"/>
                 <w:szCs w:val="16"/>
               </w:rPr>
@@ -3410,17 +3541,17 @@
                 <w:rFonts w:ascii="Arial" w:hAnsi="Arial"/>
                 <w:b/>
                 <w:bCs/>
-                <w:color w:val="auto"/>
-                <w:sz w:val="16"/>
-                <w:szCs w:val="16"/>
-              </w:rPr>
-            </w:pPr>
-            <w:r>
-              <w:rPr>
-                <w:rFonts w:ascii="Arial" w:hAnsi="Arial"/>
-                <w:b/>
-                <w:bCs/>
-                <w:color w:val="auto"/>
+                <w:color w:val="000000" w:themeColor="text1"/>
+                <w:sz w:val="16"/>
+                <w:szCs w:val="16"/>
+              </w:rPr>
+            </w:pPr>
+            <w:r>
+              <w:rPr>
+                <w:rFonts w:ascii="Arial" w:hAnsi="Arial"/>
+                <w:b/>
+                <w:bCs/>
+                <w:color w:val="000000" w:themeColor="text1"/>
                 <w:sz w:val="16"/>
                 <w:szCs w:val="16"/>
                 <w:lang w:val="es-PE"/>
@@ -3437,15 +3568,15 @@
             <w:pPr>
               <w:rPr>
                 <w:rFonts w:ascii="Arial" w:hAnsi="Arial"/>
-                <w:color w:val="auto"/>
-                <w:sz w:val="16"/>
-                <w:szCs w:val="16"/>
-              </w:rPr>
-            </w:pPr>
-            <w:r>
-              <w:rPr>
-                <w:rFonts w:ascii="Arial" w:hAnsi="Arial"/>
-                <w:color w:val="auto"/>
+                <w:color w:val="000000" w:themeColor="text1"/>
+                <w:sz w:val="16"/>
+                <w:szCs w:val="16"/>
+              </w:rPr>
+            </w:pPr>
+            <w:r>
+              <w:rPr>
+                <w:rFonts w:ascii="Arial" w:hAnsi="Arial"/>
+                <w:color w:val="000000" w:themeColor="text1"/>
                 <w:sz w:val="16"/>
                 <w:szCs w:val="16"/>
               </w:rPr>
@@ -3454,7 +3585,7 @@
             <w:r>
               <w:rPr>
                 <w:rFonts w:ascii="Arial" w:hAnsi="Arial"/>
-                <w:color w:val="auto"/>
+                <w:color w:val="000000" w:themeColor="text1"/>
                 <w:sz w:val="16"/>
                 <w:szCs w:val="16"/>
               </w:rPr>
@@ -3463,7 +3594,7 @@
             <w:r>
               <w:rPr>
                 <w:rFonts w:ascii="Arial" w:hAnsi="Arial"/>
-                <w:color w:val="auto"/>
+                <w:color w:val="000000" w:themeColor="text1"/>
                 <w:sz w:val="16"/>
                 <w:szCs w:val="16"/>
               </w:rPr>
@@ -3472,7 +3603,7 @@
             <w:r>
               <w:rPr>
                 <w:rFonts w:ascii="Arial" w:hAnsi="Arial"/>
-                <w:color w:val="auto"/>
+                <w:color w:val="000000" w:themeColor="text1"/>
                 <w:sz w:val="16"/>
                 <w:szCs w:val="16"/>
               </w:rPr>
@@ -3481,7 +3612,7 @@
             <w:r>
               <w:rPr>
                 <w:rFonts w:ascii="Arial" w:hAnsi="Arial"/>
-                <w:color w:val="auto"/>
+                <w:color w:val="000000" w:themeColor="text1"/>
                 <w:sz w:val="16"/>
                 <w:szCs w:val="16"/>
               </w:rPr>
@@ -3504,17 +3635,17 @@
                 <w:rFonts w:ascii="Arial" w:hAnsi="Arial"/>
                 <w:b/>
                 <w:bCs/>
-                <w:color w:val="auto"/>
-                <w:sz w:val="16"/>
-                <w:szCs w:val="16"/>
-              </w:rPr>
-            </w:pPr>
-            <w:r>
-              <w:rPr>
-                <w:rFonts w:ascii="Arial" w:hAnsi="Arial"/>
-                <w:b/>
-                <w:bCs/>
-                <w:color w:val="auto"/>
+                <w:color w:val="000000" w:themeColor="text1"/>
+                <w:sz w:val="16"/>
+                <w:szCs w:val="16"/>
+              </w:rPr>
+            </w:pPr>
+            <w:r>
+              <w:rPr>
+                <w:rFonts w:ascii="Arial" w:hAnsi="Arial"/>
+                <w:b/>
+                <w:bCs/>
+                <w:color w:val="000000" w:themeColor="text1"/>
                 <w:sz w:val="16"/>
                 <w:szCs w:val="16"/>
                 <w:lang w:val="es-PE"/>
@@ -3531,15 +3662,15 @@
             <w:pPr>
               <w:rPr>
                 <w:rFonts w:ascii="Arial" w:hAnsi="Arial"/>
-                <w:color w:val="auto"/>
-                <w:sz w:val="16"/>
-                <w:szCs w:val="16"/>
-              </w:rPr>
-            </w:pPr>
-            <w:r>
-              <w:rPr>
-                <w:rFonts w:ascii="Arial" w:hAnsi="Arial"/>
-                <w:color w:val="auto"/>
+                <w:color w:val="000000" w:themeColor="text1"/>
+                <w:sz w:val="16"/>
+                <w:szCs w:val="16"/>
+              </w:rPr>
+            </w:pPr>
+            <w:r>
+              <w:rPr>
+                <w:rFonts w:ascii="Arial" w:hAnsi="Arial"/>
+                <w:color w:val="000000" w:themeColor="text1"/>
                 <w:sz w:val="16"/>
                 <w:szCs w:val="16"/>
               </w:rPr>
@@ -3548,7 +3679,7 @@
             <w:r>
               <w:rPr>
                 <w:rFonts w:ascii="Arial" w:hAnsi="Arial"/>
-                <w:color w:val="auto"/>
+                <w:color w:val="000000" w:themeColor="text1"/>
                 <w:sz w:val="16"/>
                 <w:szCs w:val="16"/>
               </w:rPr>
@@ -3557,7 +3688,7 @@
             <w:r>
               <w:rPr>
                 <w:rFonts w:ascii="Arial" w:hAnsi="Arial"/>
-                <w:color w:val="auto"/>
+                <w:color w:val="000000" w:themeColor="text1"/>
                 <w:sz w:val="16"/>
                 <w:szCs w:val="16"/>
               </w:rPr>
@@ -3566,7 +3697,7 @@
             <w:r>
               <w:rPr>
                 <w:rFonts w:ascii="Arial" w:hAnsi="Arial"/>
-                <w:color w:val="auto"/>
+                <w:color w:val="000000" w:themeColor="text1"/>
                 <w:sz w:val="16"/>
                 <w:szCs w:val="16"/>
               </w:rPr>
@@ -3575,7 +3706,7 @@
             <w:r>
               <w:rPr>
                 <w:rFonts w:ascii="Arial" w:hAnsi="Arial"/>
-                <w:color w:val="auto"/>
+                <w:color w:val="000000" w:themeColor="text1"/>
                 <w:sz w:val="16"/>
                 <w:szCs w:val="16"/>
               </w:rPr>
@@ -3584,7 +3715,7 @@
             <w:r>
               <w:rPr>
                 <w:rFonts w:ascii="Arial" w:hAnsi="Arial"/>
-                <w:color w:val="auto"/>
+                <w:color w:val="000000" w:themeColor="text1"/>
                 <w:sz w:val="16"/>
                 <w:szCs w:val="16"/>
               </w:rPr>
@@ -3600,15 +3731,15 @@
             <w:pPr>
               <w:rPr>
                 <w:rFonts w:ascii="Arial" w:hAnsi="Arial"/>
-                <w:color w:val="auto"/>
-                <w:sz w:val="16"/>
-                <w:szCs w:val="16"/>
-              </w:rPr>
-            </w:pPr>
-            <w:r>
-              <w:rPr>
-                <w:rFonts w:ascii="Arial" w:hAnsi="Arial"/>
-                <w:color w:val="auto"/>
+                <w:color w:val="000000" w:themeColor="text1"/>
+                <w:sz w:val="16"/>
+                <w:szCs w:val="16"/>
+              </w:rPr>
+            </w:pPr>
+            <w:r>
+              <w:rPr>
+                <w:rFonts w:ascii="Arial" w:hAnsi="Arial"/>
+                <w:color w:val="000000" w:themeColor="text1"/>
                 <w:sz w:val="16"/>
                 <w:szCs w:val="16"/>
               </w:rPr>
@@ -3617,7 +3748,7 @@
             <w:r>
               <w:rPr>
                 <w:rFonts w:ascii="Arial" w:hAnsi="Arial"/>
-                <w:color w:val="auto"/>
+                <w:color w:val="000000" w:themeColor="text1"/>
                 <w:sz w:val="16"/>
                 <w:szCs w:val="16"/>
               </w:rPr>
@@ -3626,7 +3757,7 @@
             <w:r>
               <w:rPr>
                 <w:rFonts w:ascii="Arial" w:hAnsi="Arial"/>
-                <w:color w:val="auto"/>
+                <w:color w:val="000000" w:themeColor="text1"/>
                 <w:sz w:val="16"/>
                 <w:szCs w:val="16"/>
               </w:rPr>
@@ -3635,7 +3766,7 @@
             <w:r>
               <w:rPr>
                 <w:rFonts w:ascii="Arial" w:hAnsi="Arial"/>
-                <w:color w:val="auto"/>
+                <w:color w:val="000000" w:themeColor="text1"/>
                 <w:sz w:val="16"/>
                 <w:szCs w:val="16"/>
               </w:rPr>
@@ -3644,7 +3775,7 @@
             <w:r>
               <w:rPr>
                 <w:rFonts w:ascii="Arial" w:hAnsi="Arial"/>
-                <w:color w:val="auto"/>
+                <w:color w:val="000000" w:themeColor="text1"/>
                 <w:sz w:val="16"/>
                 <w:szCs w:val="16"/>
               </w:rPr>
@@ -3653,7 +3784,7 @@
             <w:r>
               <w:rPr>
                 <w:rFonts w:ascii="Arial" w:hAnsi="Arial"/>
-                <w:color w:val="auto"/>
+                <w:color w:val="000000" w:themeColor="text1"/>
                 <w:sz w:val="16"/>
                 <w:szCs w:val="16"/>
               </w:rPr>
@@ -3671,17 +3802,17 @@
                 <w:rFonts w:ascii="Arial" w:hAnsi="Arial"/>
                 <w:b/>
                 <w:bCs/>
-                <w:color w:val="auto"/>
-                <w:sz w:val="16"/>
-                <w:szCs w:val="16"/>
-              </w:rPr>
-            </w:pPr>
-            <w:r>
-              <w:rPr>
-                <w:rFonts w:ascii="Arial" w:hAnsi="Arial"/>
-                <w:b/>
-                <w:bCs/>
-                <w:color w:val="auto"/>
+                <w:color w:val="000000" w:themeColor="text1"/>
+                <w:sz w:val="16"/>
+                <w:szCs w:val="16"/>
+              </w:rPr>
+            </w:pPr>
+            <w:r>
+              <w:rPr>
+                <w:rFonts w:ascii="Arial" w:hAnsi="Arial"/>
+                <w:b/>
+                <w:bCs/>
+                <w:color w:val="000000" w:themeColor="text1"/>
                 <w:sz w:val="16"/>
                 <w:szCs w:val="16"/>
               </w:rPr>
@@ -3697,15 +3828,15 @@
             <w:pPr>
               <w:rPr>
                 <w:rFonts w:ascii="Arial" w:hAnsi="Arial"/>
-                <w:color w:val="auto"/>
-                <w:sz w:val="16"/>
-                <w:szCs w:val="16"/>
-              </w:rPr>
-            </w:pPr>
-            <w:r>
-              <w:rPr>
-                <w:rFonts w:ascii="Arial" w:hAnsi="Arial"/>
-                <w:color w:val="auto"/>
+                <w:color w:val="000000" w:themeColor="text1"/>
+                <w:sz w:val="16"/>
+                <w:szCs w:val="16"/>
+              </w:rPr>
+            </w:pPr>
+            <w:r>
+              <w:rPr>
+                <w:rFonts w:ascii="Arial" w:hAnsi="Arial"/>
+                <w:color w:val="000000" w:themeColor="text1"/>
                 <w:sz w:val="16"/>
                 <w:szCs w:val="16"/>
               </w:rPr>
@@ -3714,7 +3845,7 @@
             <w:r>
               <w:rPr>
                 <w:rFonts w:ascii="Arial" w:hAnsi="Arial"/>
-                <w:color w:val="auto"/>
+                <w:color w:val="000000" w:themeColor="text1"/>
                 <w:sz w:val="16"/>
                 <w:szCs w:val="16"/>
               </w:rPr>
@@ -3723,7 +3854,7 @@
             <w:r>
               <w:rPr>
                 <w:rFonts w:ascii="Arial" w:hAnsi="Arial"/>
-                <w:color w:val="auto"/>
+                <w:color w:val="000000" w:themeColor="text1"/>
                 <w:sz w:val="16"/>
                 <w:szCs w:val="16"/>
               </w:rPr>
@@ -3732,7 +3863,7 @@
             <w:r>
               <w:rPr>
                 <w:rFonts w:ascii="Arial" w:hAnsi="Arial"/>
-                <w:color w:val="auto"/>
+                <w:color w:val="000000" w:themeColor="text1"/>
                 <w:sz w:val="16"/>
                 <w:szCs w:val="16"/>
               </w:rPr>
@@ -3741,7 +3872,7 @@
             <w:r>
               <w:rPr>
                 <w:rFonts w:ascii="Arial" w:hAnsi="Arial"/>
-                <w:color w:val="auto"/>
+                <w:color w:val="000000" w:themeColor="text1"/>
                 <w:sz w:val="16"/>
                 <w:szCs w:val="16"/>
               </w:rPr>
@@ -3764,17 +3895,17 @@
                 <w:rFonts w:ascii="Arial" w:hAnsi="Arial"/>
                 <w:b/>
                 <w:bCs/>
-                <w:color w:val="auto"/>
-                <w:sz w:val="16"/>
-                <w:szCs w:val="16"/>
-              </w:rPr>
-            </w:pPr>
-            <w:r>
-              <w:rPr>
-                <w:rFonts w:ascii="Arial" w:hAnsi="Arial"/>
-                <w:b/>
-                <w:bCs/>
-                <w:color w:val="auto"/>
+                <w:color w:val="000000" w:themeColor="text1"/>
+                <w:sz w:val="16"/>
+                <w:szCs w:val="16"/>
+              </w:rPr>
+            </w:pPr>
+            <w:r>
+              <w:rPr>
+                <w:rFonts w:ascii="Arial" w:hAnsi="Arial"/>
+                <w:b/>
+                <w:bCs/>
+                <w:color w:val="000000" w:themeColor="text1"/>
                 <w:sz w:val="16"/>
                 <w:szCs w:val="16"/>
                 <w:lang w:val="es-PE"/>
@@ -3791,15 +3922,15 @@
             <w:pPr>
               <w:rPr>
                 <w:rFonts w:ascii="Arial" w:hAnsi="Arial"/>
-                <w:color w:val="auto"/>
-                <w:sz w:val="16"/>
-                <w:szCs w:val="16"/>
-              </w:rPr>
-            </w:pPr>
-            <w:r>
-              <w:rPr>
-                <w:rFonts w:ascii="Arial" w:hAnsi="Arial"/>
-                <w:color w:val="auto"/>
+                <w:color w:val="000000" w:themeColor="text1"/>
+                <w:sz w:val="16"/>
+                <w:szCs w:val="16"/>
+              </w:rPr>
+            </w:pPr>
+            <w:r>
+              <w:rPr>
+                <w:rFonts w:ascii="Arial" w:hAnsi="Arial"/>
+                <w:color w:val="000000" w:themeColor="text1"/>
                 <w:sz w:val="16"/>
                 <w:szCs w:val="16"/>
               </w:rPr>
@@ -3808,7 +3939,7 @@
             <w:r>
               <w:rPr>
                 <w:rFonts w:ascii="Arial" w:hAnsi="Arial"/>
-                <w:color w:val="auto"/>
+                <w:color w:val="000000" w:themeColor="text1"/>
                 <w:sz w:val="16"/>
                 <w:szCs w:val="16"/>
               </w:rPr>
@@ -3817,7 +3948,7 @@
             <w:r>
               <w:rPr>
                 <w:rFonts w:ascii="Arial" w:hAnsi="Arial"/>
-                <w:color w:val="auto"/>
+                <w:color w:val="000000" w:themeColor="text1"/>
                 <w:sz w:val="16"/>
                 <w:szCs w:val="16"/>
               </w:rPr>
@@ -3827,7 +3958,7 @@
               <w:rPr>
                 <w:rFonts w:ascii="Arial" w:hAnsi="Arial"/>
                 <w:noProof/>
-                <w:color w:val="auto"/>
+                <w:color w:val="000000" w:themeColor="text1"/>
                 <w:sz w:val="16"/>
                 <w:szCs w:val="16"/>
               </w:rPr>
@@ -3836,7 +3967,7 @@
             <w:r>
               <w:rPr>
                 <w:rFonts w:ascii="Arial" w:hAnsi="Arial"/>
-                <w:color w:val="auto"/>
+                <w:color w:val="000000" w:themeColor="text1"/>
                 <w:sz w:val="16"/>
                 <w:szCs w:val="16"/>
               </w:rPr>
@@ -3845,7 +3976,7 @@
             <w:r>
               <w:rPr>
                 <w:rFonts w:ascii="Arial" w:hAnsi="Arial"/>
-                <w:color w:val="auto"/>
+                <w:color w:val="000000" w:themeColor="text1"/>
                 <w:sz w:val="16"/>
                 <w:szCs w:val="16"/>
               </w:rPr>
@@ -3861,7 +3992,7 @@
             <w:pPr>
               <w:rPr>
                 <w:rFonts w:ascii="Arial" w:hAnsi="Arial"/>
-                <w:color w:val="auto"/>
+                <w:color w:val="000000" w:themeColor="text1"/>
                 <w:sz w:val="16"/>
                 <w:szCs w:val="16"/>
                 <w:lang w:val="es-PE"/>
@@ -3879,17 +4010,17 @@
                 <w:rFonts w:ascii="Arial" w:hAnsi="Arial"/>
                 <w:b/>
                 <w:bCs/>
-                <w:color w:val="auto"/>
-                <w:sz w:val="16"/>
-                <w:szCs w:val="16"/>
-              </w:rPr>
-            </w:pPr>
-            <w:r>
-              <w:rPr>
-                <w:rFonts w:ascii="Arial" w:hAnsi="Arial"/>
-                <w:b/>
-                <w:bCs/>
-                <w:color w:val="auto"/>
+                <w:color w:val="000000" w:themeColor="text1"/>
+                <w:sz w:val="16"/>
+                <w:szCs w:val="16"/>
+              </w:rPr>
+            </w:pPr>
+            <w:r>
+              <w:rPr>
+                <w:rFonts w:ascii="Arial" w:hAnsi="Arial"/>
+                <w:b/>
+                <w:bCs/>
+                <w:color w:val="000000" w:themeColor="text1"/>
                 <w:sz w:val="16"/>
                 <w:szCs w:val="16"/>
               </w:rPr>
@@ -3905,15 +4036,15 @@
             <w:pPr>
               <w:rPr>
                 <w:rFonts w:ascii="Arial" w:hAnsi="Arial"/>
-                <w:color w:val="auto"/>
-                <w:sz w:val="16"/>
-                <w:szCs w:val="16"/>
-              </w:rPr>
-            </w:pPr>
-            <w:r>
-              <w:rPr>
-                <w:rFonts w:ascii="Arial" w:hAnsi="Arial"/>
-                <w:color w:val="auto"/>
+                <w:color w:val="000000" w:themeColor="text1"/>
+                <w:sz w:val="16"/>
+                <w:szCs w:val="16"/>
+              </w:rPr>
+            </w:pPr>
+            <w:r>
+              <w:rPr>
+                <w:rFonts w:ascii="Arial" w:hAnsi="Arial"/>
+                <w:color w:val="000000" w:themeColor="text1"/>
                 <w:sz w:val="16"/>
                 <w:szCs w:val="16"/>
               </w:rPr>
@@ -3922,7 +4053,7 @@
             <w:r>
               <w:rPr>
                 <w:rFonts w:ascii="Arial" w:hAnsi="Arial"/>
-                <w:color w:val="auto"/>
+                <w:color w:val="000000" w:themeColor="text1"/>
                 <w:sz w:val="16"/>
                 <w:szCs w:val="16"/>
               </w:rPr>
@@ -3931,7 +4062,7 @@
             <w:r>
               <w:rPr>
                 <w:rFonts w:ascii="Arial" w:hAnsi="Arial"/>
-                <w:color w:val="auto"/>
+                <w:color w:val="000000" w:themeColor="text1"/>
                 <w:sz w:val="16"/>
                 <w:szCs w:val="16"/>
               </w:rPr>
@@ -3940,7 +4071,7 @@
             <w:r>
               <w:rPr>
                 <w:rFonts w:ascii="Arial" w:hAnsi="Arial"/>
-                <w:color w:val="auto"/>
+                <w:color w:val="000000" w:themeColor="text1"/>
                 <w:sz w:val="16"/>
                 <w:szCs w:val="16"/>
               </w:rPr>
@@ -3949,7 +4080,7 @@
             <w:r>
               <w:rPr>
                 <w:rFonts w:ascii="Arial" w:hAnsi="Arial"/>
-                <w:color w:val="auto"/>
+                <w:color w:val="000000" w:themeColor="text1"/>
                 <w:sz w:val="16"/>
                 <w:szCs w:val="16"/>
               </w:rPr>
@@ -3970,7 +4101,7 @@
             <w:pPr>
               <w:rPr>
                 <w:rFonts w:ascii="Arial" w:hAnsi="Arial"/>
-                <w:color w:val="auto"/>
+                <w:color w:val="000000" w:themeColor="text1"/>
                 <w:sz w:val="16"/>
                 <w:szCs w:val="16"/>
                 <w:lang w:val="es-PE"/>
@@ -3986,7 +4117,7 @@
             <w:pPr>
               <w:rPr>
                 <w:rFonts w:ascii="Arial" w:hAnsi="Arial"/>
-                <w:color w:val="auto"/>
+                <w:color w:val="000000" w:themeColor="text1"/>
                 <w:sz w:val="16"/>
                 <w:szCs w:val="16"/>
               </w:rPr>
@@ -4001,7 +4132,7 @@
             <w:pPr>
               <w:rPr>
                 <w:rFonts w:ascii="Arial" w:hAnsi="Arial"/>
-                <w:color w:val="auto"/>
+                <w:color w:val="000000" w:themeColor="text1"/>
                 <w:sz w:val="16"/>
                 <w:szCs w:val="16"/>
                 <w:lang w:val="es-PE"/>
@@ -4019,7 +4150,7 @@
                 <w:rFonts w:ascii="Arial" w:hAnsi="Arial"/>
                 <w:b/>
                 <w:bCs/>
-                <w:color w:val="auto"/>
+                <w:color w:val="000000" w:themeColor="text1"/>
                 <w:sz w:val="16"/>
                 <w:szCs w:val="16"/>
                 <w:lang w:val="es-PE"/>
@@ -4030,7 +4161,7 @@
                 <w:rFonts w:ascii="Arial" w:hAnsi="Arial"/>
                 <w:b/>
                 <w:bCs/>
-                <w:color w:val="auto"/>
+                <w:color w:val="000000" w:themeColor="text1"/>
                 <w:sz w:val="16"/>
                 <w:szCs w:val="16"/>
                 <w:lang w:val="es-PE"/>
@@ -4047,15 +4178,15 @@
             <w:pPr>
               <w:rPr>
                 <w:rFonts w:ascii="Arial" w:hAnsi="Arial"/>
-                <w:color w:val="auto"/>
-                <w:sz w:val="16"/>
-                <w:szCs w:val="16"/>
-              </w:rPr>
-            </w:pPr>
-            <w:r>
-              <w:rPr>
-                <w:rFonts w:ascii="Arial" w:hAnsi="Arial"/>
-                <w:color w:val="auto"/>
+                <w:color w:val="000000" w:themeColor="text1"/>
+                <w:sz w:val="16"/>
+                <w:szCs w:val="16"/>
+              </w:rPr>
+            </w:pPr>
+            <w:r>
+              <w:rPr>
+                <w:rFonts w:ascii="Arial" w:hAnsi="Arial"/>
+                <w:color w:val="000000" w:themeColor="text1"/>
                 <w:sz w:val="16"/>
                 <w:szCs w:val="16"/>
               </w:rPr>
@@ -4064,7 +4195,7 @@
             <w:r>
               <w:rPr>
                 <w:rFonts w:ascii="Arial" w:hAnsi="Arial"/>
-                <w:color w:val="auto"/>
+                <w:color w:val="000000" w:themeColor="text1"/>
                 <w:sz w:val="16"/>
                 <w:szCs w:val="16"/>
               </w:rPr>
@@ -4073,7 +4204,7 @@
             <w:r>
               <w:rPr>
                 <w:rFonts w:ascii="Arial" w:hAnsi="Arial"/>
-                <w:color w:val="auto"/>
+                <w:color w:val="000000" w:themeColor="text1"/>
                 <w:sz w:val="16"/>
                 <w:szCs w:val="16"/>
               </w:rPr>
@@ -4082,7 +4213,7 @@
             <w:r>
               <w:rPr>
                 <w:rFonts w:ascii="Arial" w:hAnsi="Arial"/>
-                <w:color w:val="auto"/>
+                <w:color w:val="000000" w:themeColor="text1"/>
                 <w:sz w:val="16"/>
                 <w:szCs w:val="16"/>
               </w:rPr>
@@ -4091,7 +4222,7 @@
             <w:r>
               <w:rPr>
                 <w:rFonts w:ascii="Arial" w:hAnsi="Arial"/>
-                <w:color w:val="auto"/>
+                <w:color w:val="000000" w:themeColor="text1"/>
                 <w:sz w:val="16"/>
                 <w:szCs w:val="16"/>
               </w:rPr>
@@ -4133,7 +4264,7 @@
 </file>
 
 <file path=word/endnotes.xml><?xml version="1.0" encoding="utf-8"?>
-<w:endnotes xmlns:wpc="http://schemas.microsoft.com/office/word/2010/wordprocessingCanvas" xmlns:cx="http://schemas.microsoft.com/office/drawing/2014/chartex" xmlns:cx1="http://schemas.microsoft.com/office/drawing/2015/9/8/chartex" xmlns:cx2="http://schemas.microsoft.com/office/drawing/2015/10/21/chartex" xmlns:cx3="http://schemas.microsoft.com/office/drawing/2016/5/9/chartex" xmlns:cx4="http://schemas.microsoft.com/office/drawing/2016/5/10/chartex" xmlns:cx5="http://schemas.microsoft.com/office/drawing/2016/5/11/chartex" xmlns:cx6="http://schemas.microsoft.com/office/drawing/2016/5/12/chartex" xmlns:cx7="http://schemas.microsoft.com/office/drawing/2016/5/13/chartex" xmlns:cx8="http://schemas.microsoft.com/office/drawing/2016/5/14/chartex" xmlns:mc="http://schemas.openxmlformats.org/markup-compatibility/2006" xmlns:aink="http://schemas.microsoft.com/office/drawing/2016/ink" xmlns:am3d="http://schemas.microsoft.com/office/drawing/2017/model3d" xmlns:o="urn:schemas-microsoft-com:office:office" xmlns:oel="http://schemas.microsoft.com/office/2019/extlst" xmlns:r="http://schemas.openxmlformats.org/officeDocument/2006/relationships" xmlns:m="http://schemas.openxmlformats.org/officeDocument/2006/math" xmlns:v="urn:schemas-microsoft-com:vml" xmlns:wp14="http://schemas.microsoft.com/office/word/2010/wordprocessingDrawing" xmlns:wp="http://schemas.openxmlformats.org/drawingml/2006/wordprocessingDrawing" xmlns:w10="urn:schemas-microsoft-com:office:word" xmlns:w="http://schemas.openxmlformats.org/wordprocessingml/2006/main" xmlns:w14="http://schemas.microsoft.com/office/word/2010/wordml" xmlns:w15="http://schemas.microsoft.com/office/word/2012/wordml" xmlns:w16cex="http://schemas.microsoft.com/office/word/2018/wordml/cex" xmlns:w16cid="http://schemas.microsoft.com/office/word/2016/wordml/cid" xmlns:w16="http://schemas.microsoft.com/office/word/2018/wordml" xmlns:w16du="http://schemas.microsoft.com/office/word/2023/wordml/word16du" xmlns:w16sdtdh="http://schemas.microsoft.com/office/word/2020/wordml/sdtdatahash" xmlns:w16sdtfl="http://schemas.microsoft.com/office/word/2024/wordml/sdtformatlock" xmlns:w16se="http://schemas.microsoft.com/office/word/2015/wordml/symex" xmlns:wpg="http://schemas.microsoft.com/office/word/2010/wordprocessingGroup" xmlns:wpi="http://schemas.microsoft.com/office/word/2010/wordprocessingInk" xmlns:wne="http://schemas.microsoft.com/office/word/2006/wordml" xmlns:wps="http://schemas.microsoft.com/office/word/2010/wordprocessingShape" mc:Ignorable="w14 w15 w16se w16cid w16 w16cex w16sdtdh w16sdtfl w16du wp14">
+<w:endnotes xmlns:wpc="http://schemas.microsoft.com/office/word/2010/wordprocessingCanvas" xmlns:cx="http://schemas.microsoft.com/office/drawing/2014/chartex" xmlns:cx1="http://schemas.microsoft.com/office/drawing/2015/9/8/chartex" xmlns:cx2="http://schemas.microsoft.com/office/drawing/2015/10/21/chartex" xmlns:cx3="http://schemas.microsoft.com/office/drawing/2016/5/9/chartex" xmlns:cx4="http://schemas.microsoft.com/office/drawing/2016/5/10/chartex" xmlns:cx5="http://schemas.microsoft.com/office/drawing/2016/5/11/chartex" xmlns:cx6="http://schemas.microsoft.com/office/drawing/2016/5/12/chartex" xmlns:cx7="http://schemas.microsoft.com/office/drawing/2016/5/13/chartex" xmlns:cx8="http://schemas.microsoft.com/office/drawing/2016/5/14/chartex" xmlns:mc="http://schemas.openxmlformats.org/markup-compatibility/2006" xmlns:aink="http://schemas.microsoft.com/office/drawing/2016/ink" xmlns:am3d="http://schemas.microsoft.com/office/drawing/2017/model3d" xmlns:o="urn:schemas-microsoft-com:office:office" xmlns:oel="http://schemas.microsoft.com/office/2019/extlst" xmlns:r="http://schemas.openxmlformats.org/officeDocument/2006/relationships" xmlns:m="http://schemas.openxmlformats.org/officeDocument/2006/math" xmlns:v="urn:schemas-microsoft-com:vml" xmlns:wp14="http://schemas.microsoft.com/office/word/2010/wordprocessingDrawing" xmlns:wp="http://schemas.openxmlformats.org/drawingml/2006/wordprocessingDrawing" xmlns:w10="urn:schemas-microsoft-com:office:word" xmlns:w="http://schemas.openxmlformats.org/wordprocessingml/2006/main" xmlns:w14="http://schemas.microsoft.com/office/word/2010/wordml" xmlns:w15="http://schemas.microsoft.com/office/word/2012/wordml" xmlns:w16cei="http://schemas.microsoft.com/office/word/2026/wordml/cei" xmlns:w16cex="http://schemas.microsoft.com/office/word/2018/wordml/cex" xmlns:w16cid="http://schemas.microsoft.com/office/word/2016/wordml/cid" xmlns:w16="http://schemas.microsoft.com/office/word/2018/wordml" xmlns:w16du="http://schemas.microsoft.com/office/word/2023/wordml/word16du" xmlns:w16sdtdh="http://schemas.microsoft.com/office/word/2020/wordml/sdtdatahash" xmlns:w16sdtfl="http://schemas.microsoft.com/office/word/2024/wordml/sdtformatlock" xmlns:w16se="http://schemas.microsoft.com/office/word/2015/wordml/symex" xmlns:wpg="http://schemas.microsoft.com/office/word/2010/wordprocessingGroup" xmlns:wpi="http://schemas.microsoft.com/office/word/2010/wordprocessingInk" xmlns:wne="http://schemas.microsoft.com/office/word/2006/wordml" xmlns:wps="http://schemas.microsoft.com/office/word/2010/wordprocessingShape" mc:Ignorable="w14 w15 w16se w16cid w16 w16cex w16sdtdh w16sdtfl w16du wp14">
   <w:endnote w:type="separator" w:id="-1">
     <w:p>
       <w:r>
@@ -4152,7 +4283,7 @@
 </file>
 
 <file path=word/footer1.xml><?xml version="1.0" encoding="utf-8"?>
-<w:ftr xmlns:wpc="http://schemas.microsoft.com/office/word/2010/wordprocessingCanvas" xmlns:cx="http://schemas.microsoft.com/office/drawing/2014/chartex" xmlns:cx1="http://schemas.microsoft.com/office/drawing/2015/9/8/chartex" xmlns:cx2="http://schemas.microsoft.com/office/drawing/2015/10/21/chartex" xmlns:cx3="http://schemas.microsoft.com/office/drawing/2016/5/9/chartex" xmlns:cx4="http://schemas.microsoft.com/office/drawing/2016/5/10/chartex" xmlns:cx5="http://schemas.microsoft.com/office/drawing/2016/5/11/chartex" xmlns:cx6="http://schemas.microsoft.com/office/drawing/2016/5/12/chartex" xmlns:cx7="http://schemas.microsoft.com/office/drawing/2016/5/13/chartex" xmlns:cx8="http://schemas.microsoft.com/office/drawing/2016/5/14/chartex" xmlns:mc="http://schemas.openxmlformats.org/markup-compatibility/2006" xmlns:aink="http://schemas.microsoft.com/office/drawing/2016/ink" xmlns:am3d="http://schemas.microsoft.com/office/drawing/2017/model3d" xmlns:o="urn:schemas-microsoft-com:office:office" xmlns:oel="http://schemas.microsoft.com/office/2019/extlst" xmlns:r="http://schemas.openxmlformats.org/officeDocument/2006/relationships" xmlns:m="http://schemas.openxmlformats.org/officeDocument/2006/math" xmlns:v="urn:schemas-microsoft-com:vml" xmlns:wp14="http://schemas.microsoft.com/office/word/2010/wordprocessingDrawing" xmlns:wp="http://schemas.openxmlformats.org/drawingml/2006/wordprocessingDrawing" xmlns:w10="urn:schemas-microsoft-com:office:word" xmlns:w="http://schemas.openxmlformats.org/wordprocessingml/2006/main" xmlns:w14="http://schemas.microsoft.com/office/word/2010/wordml" xmlns:w15="http://schemas.microsoft.com/office/word/2012/wordml" xmlns:w16cex="http://schemas.microsoft.com/office/word/2018/wordml/cex" xmlns:w16cid="http://schemas.microsoft.com/office/word/2016/wordml/cid" xmlns:w16="http://schemas.microsoft.com/office/word/2018/wordml" xmlns:w16du="http://schemas.microsoft.com/office/word/2023/wordml/word16du" xmlns:w16sdtdh="http://schemas.microsoft.com/office/word/2020/wordml/sdtdatahash" xmlns:w16sdtfl="http://schemas.microsoft.com/office/word/2024/wordml/sdtformatlock" xmlns:w16se="http://schemas.microsoft.com/office/word/2015/wordml/symex" xmlns:wpg="http://schemas.microsoft.com/office/word/2010/wordprocessingGroup" xmlns:wpi="http://schemas.microsoft.com/office/word/2010/wordprocessingInk" xmlns:wne="http://schemas.microsoft.com/office/word/2006/wordml" xmlns:wps="http://schemas.microsoft.com/office/word/2010/wordprocessingShape" mc:Ignorable="w14 w15 w16se w16cid w16 w16cex w16sdtdh w16sdtfl w16du wp14">
+<w:ftr xmlns:wpc="http://schemas.microsoft.com/office/word/2010/wordprocessingCanvas" xmlns:cx="http://schemas.microsoft.com/office/drawing/2014/chartex" xmlns:cx1="http://schemas.microsoft.com/office/drawing/2015/9/8/chartex" xmlns:cx2="http://schemas.microsoft.com/office/drawing/2015/10/21/chartex" xmlns:cx3="http://schemas.microsoft.com/office/drawing/2016/5/9/chartex" xmlns:cx4="http://schemas.microsoft.com/office/drawing/2016/5/10/chartex" xmlns:cx5="http://schemas.microsoft.com/office/drawing/2016/5/11/chartex" xmlns:cx6="http://schemas.microsoft.com/office/drawing/2016/5/12/chartex" xmlns:cx7="http://schemas.microsoft.com/office/drawing/2016/5/13/chartex" xmlns:cx8="http://schemas.microsoft.com/office/drawing/2016/5/14/chartex" xmlns:mc="http://schemas.openxmlformats.org/markup-compatibility/2006" xmlns:aink="http://schemas.microsoft.com/office/drawing/2016/ink" xmlns:am3d="http://schemas.microsoft.com/office/drawing/2017/model3d" xmlns:o="urn:schemas-microsoft-com:office:office" xmlns:oel="http://schemas.microsoft.com/office/2019/extlst" xmlns:r="http://schemas.openxmlformats.org/officeDocument/2006/relationships" xmlns:m="http://schemas.openxmlformats.org/officeDocument/2006/math" xmlns:v="urn:schemas-microsoft-com:vml" xmlns:wp14="http://schemas.microsoft.com/office/word/2010/wordprocessingDrawing" xmlns:wp="http://schemas.openxmlformats.org/drawingml/2006/wordprocessingDrawing" xmlns:w10="urn:schemas-microsoft-com:office:word" xmlns:w="http://schemas.openxmlformats.org/wordprocessingml/2006/main" xmlns:w14="http://schemas.microsoft.com/office/word/2010/wordml" xmlns:w15="http://schemas.microsoft.com/office/word/2012/wordml" xmlns:w16cei="http://schemas.microsoft.com/office/word/2026/wordml/cei" xmlns:w16cex="http://schemas.microsoft.com/office/word/2018/wordml/cex" xmlns:w16cid="http://schemas.microsoft.com/office/word/2016/wordml/cid" xmlns:w16="http://schemas.microsoft.com/office/word/2018/wordml" xmlns:w16du="http://schemas.microsoft.com/office/word/2023/wordml/word16du" xmlns:w16sdtdh="http://schemas.microsoft.com/office/word/2020/wordml/sdtdatahash" xmlns:w16sdtfl="http://schemas.microsoft.com/office/word/2024/wordml/sdtformatlock" xmlns:w16se="http://schemas.microsoft.com/office/word/2015/wordml/symex" xmlns:wpg="http://schemas.microsoft.com/office/word/2010/wordprocessingGroup" xmlns:wpi="http://schemas.microsoft.com/office/word/2010/wordprocessingInk" xmlns:wne="http://schemas.microsoft.com/office/word/2006/wordml" xmlns:wps="http://schemas.microsoft.com/office/word/2010/wordprocessingShape" mc:Ignorable="w14 w15 w16se w16cid w16 w16cex w16sdtdh w16sdtfl w16du wp14">
   <w:p>
     <w:pPr>
       <w:tabs>
@@ -4450,7 +4581,7 @@
 </file>
 
 <file path=word/footnotes.xml><?xml version="1.0" encoding="utf-8"?>
-<w:footnotes xmlns:wpc="http://schemas.microsoft.com/office/word/2010/wordprocessingCanvas" xmlns:cx="http://schemas.microsoft.com/office/drawing/2014/chartex" xmlns:cx1="http://schemas.microsoft.com/office/drawing/2015/9/8/chartex" xmlns:cx2="http://schemas.microsoft.com/office/drawing/2015/10/21/chartex" xmlns:cx3="http://schemas.microsoft.com/office/drawing/2016/5/9/chartex" xmlns:cx4="http://schemas.microsoft.com/office/drawing/2016/5/10/chartex" xmlns:cx5="http://schemas.microsoft.com/office/drawing/2016/5/11/chartex" xmlns:cx6="http://schemas.microsoft.com/office/drawing/2016/5/12/chartex" xmlns:cx7="http://schemas.microsoft.com/office/drawing/2016/5/13/chartex" xmlns:cx8="http://schemas.microsoft.com/office/drawing/2016/5/14/chartex" xmlns:mc="http://schemas.openxmlformats.org/markup-compatibility/2006" xmlns:aink="http://schemas.microsoft.com/office/drawing/2016/ink" xmlns:am3d="http://schemas.microsoft.com/office/drawing/2017/model3d" xmlns:o="urn:schemas-microsoft-com:office:office" xmlns:oel="http://schemas.microsoft.com/office/2019/extlst" xmlns:r="http://schemas.openxmlformats.org/officeDocument/2006/relationships" xmlns:m="http://schemas.openxmlformats.org/officeDocument/2006/math" xmlns:v="urn:schemas-microsoft-com:vml" xmlns:wp14="http://schemas.microsoft.com/office/word/2010/wordprocessingDrawing" xmlns:wp="http://schemas.openxmlformats.org/drawingml/2006/wordprocessingDrawing" xmlns:w10="urn:schemas-microsoft-com:office:word" xmlns:w="http://schemas.openxmlformats.org/wordprocessingml/2006/main" xmlns:w14="http://schemas.microsoft.com/office/word/2010/wordml" xmlns:w15="http://schemas.microsoft.com/office/word/2012/wordml" xmlns:w16cex="http://schemas.microsoft.com/office/word/2018/wordml/cex" xmlns:w16cid="http://schemas.microsoft.com/office/word/2016/wordml/cid" xmlns:w16="http://schemas.microsoft.com/office/word/2018/wordml" xmlns:w16du="http://schemas.microsoft.com/office/word/2023/wordml/word16du" xmlns:w16sdtdh="http://schemas.microsoft.com/office/word/2020/wordml/sdtdatahash" xmlns:w16sdtfl="http://schemas.microsoft.com/office/word/2024/wordml/sdtformatlock" xmlns:w16se="http://schemas.microsoft.com/office/word/2015/wordml/symex" xmlns:wpg="http://schemas.microsoft.com/office/word/2010/wordprocessingGroup" xmlns:wpi="http://schemas.microsoft.com/office/word/2010/wordprocessingInk" xmlns:wne="http://schemas.microsoft.com/office/word/2006/wordml" xmlns:wps="http://schemas.microsoft.com/office/word/2010/wordprocessingShape" mc:Ignorable="w14 w15 w16se w16cid w16 w16cex w16sdtdh w16sdtfl w16du wp14">
+<w:footnotes xmlns:wpc="http://schemas.microsoft.com/office/word/2010/wordprocessingCanvas" xmlns:cx="http://schemas.microsoft.com/office/drawing/2014/chartex" xmlns:cx1="http://schemas.microsoft.com/office/drawing/2015/9/8/chartex" xmlns:cx2="http://schemas.microsoft.com/office/drawing/2015/10/21/chartex" xmlns:cx3="http://schemas.microsoft.com/office/drawing/2016/5/9/chartex" xmlns:cx4="http://schemas.microsoft.com/office/drawing/2016/5/10/chartex" xmlns:cx5="http://schemas.microsoft.com/office/drawing/2016/5/11/chartex" xmlns:cx6="http://schemas.microsoft.com/office/drawing/2016/5/12/chartex" xmlns:cx7="http://schemas.microsoft.com/office/drawing/2016/5/13/chartex" xmlns:cx8="http://schemas.microsoft.com/office/drawing/2016/5/14/chartex" xmlns:mc="http://schemas.openxmlformats.org/markup-compatibility/2006" xmlns:aink="http://schemas.microsoft.com/office/drawing/2016/ink" xmlns:am3d="http://schemas.microsoft.com/office/drawing/2017/model3d" xmlns:o="urn:schemas-microsoft-com:office:office" xmlns:oel="http://schemas.microsoft.com/office/2019/extlst" xmlns:r="http://schemas.openxmlformats.org/officeDocument/2006/relationships" xmlns:m="http://schemas.openxmlformats.org/officeDocument/2006/math" xmlns:v="urn:schemas-microsoft-com:vml" xmlns:wp14="http://schemas.microsoft.com/office/word/2010/wordprocessingDrawing" xmlns:wp="http://schemas.openxmlformats.org/drawingml/2006/wordprocessingDrawing" xmlns:w10="urn:schemas-microsoft-com:office:word" xmlns:w="http://schemas.openxmlformats.org/wordprocessingml/2006/main" xmlns:w14="http://schemas.microsoft.com/office/word/2010/wordml" xmlns:w15="http://schemas.microsoft.com/office/word/2012/wordml" xmlns:w16cei="http://schemas.microsoft.com/office/word/2026/wordml/cei" xmlns:w16cex="http://schemas.microsoft.com/office/word/2018/wordml/cex" xmlns:w16cid="http://schemas.microsoft.com/office/word/2016/wordml/cid" xmlns:w16="http://schemas.microsoft.com/office/word/2018/wordml" xmlns:w16du="http://schemas.microsoft.com/office/word/2023/wordml/word16du" xmlns:w16sdtdh="http://schemas.microsoft.com/office/word/2020/wordml/sdtdatahash" xmlns:w16sdtfl="http://schemas.microsoft.com/office/word/2024/wordml/sdtformatlock" xmlns:w16se="http://schemas.microsoft.com/office/word/2015/wordml/symex" xmlns:wpg="http://schemas.microsoft.com/office/word/2010/wordprocessingGroup" xmlns:wpi="http://schemas.microsoft.com/office/word/2010/wordprocessingInk" xmlns:wne="http://schemas.microsoft.com/office/word/2006/wordml" xmlns:wps="http://schemas.microsoft.com/office/word/2010/wordprocessingShape" mc:Ignorable="w14 w15 w16se w16cid w16 w16cex w16sdtdh w16sdtfl w16du wp14">
   <w:footnote w:type="separator" w:id="-1">
     <w:p>
       <w:r>

--- a/pesaje/analytica/Report/PrintTicket.docx
+++ b/pesaje/analytica/Report/PrintTicket.docx
@@ -3123,7 +3123,7 @@
                 <w:sz w:val="16"/>
                 <w:szCs w:val="16"/>
               </w:rPr>
-              <w:instrText xml:space="preserve"> MERGEFIELD  sucursal_empresa  \* MERGEFORMAT </w:instrText>
+              <w:instrText xml:space="preserve"> MERGEFIELD  destino  \* MERGEFORMAT </w:instrText>
             </w:r>
             <w:r>
               <w:rPr>
@@ -3137,11 +3137,12 @@
             <w:r>
               <w:rPr>
                 <w:rFonts w:ascii="Arial" w:hAnsi="Arial"/>
-                <w:color w:val="000000" w:themeColor="text1"/>
-                <w:sz w:val="16"/>
-                <w:szCs w:val="16"/>
-              </w:rPr>
-              <w:t>«sucursal_empresa»</w:t>
+                <w:noProof/>
+                <w:color w:val="000000" w:themeColor="text1"/>
+                <w:sz w:val="16"/>
+                <w:szCs w:val="16"/>
+              </w:rPr>
+              <w:t>«destino»</w:t>
             </w:r>
             <w:r>
               <w:rPr>
